--- a/assets/data/Mindset 01/Mindset1- Custom- Unit 03.docx
+++ b/assets/data/Mindset 01/Mindset1- Custom- Unit 03.docx
@@ -1,6 +1,6 @@
 
 <file path=word/document.xml><?xml version="1.0" encoding="utf-8"?>
-<w:document xmlns:wpc="http://schemas.microsoft.com/office/word/2010/wordprocessingCanvas" xmlns:cx="http://schemas.microsoft.com/office/drawing/2014/chartex" xmlns:cx1="http://schemas.microsoft.com/office/drawing/2015/9/8/chartex" xmlns:cx2="http://schemas.microsoft.com/office/drawing/2015/10/21/chartex" xmlns:cx3="http://schemas.microsoft.com/office/drawing/2016/5/9/chartex" xmlns:cx4="http://schemas.microsoft.com/office/drawing/2016/5/10/chartex" xmlns:cx5="http://schemas.microsoft.com/office/drawing/2016/5/11/chartex" xmlns:cx6="http://schemas.microsoft.com/office/drawing/2016/5/12/chartex" xmlns:cx7="http://schemas.microsoft.com/office/drawing/2016/5/13/chartex" xmlns:cx8="http://schemas.microsoft.com/office/drawing/2016/5/14/chartex" xmlns:mc="http://schemas.openxmlformats.org/markup-compatibility/2006" xmlns:aink="http://schemas.microsoft.com/office/drawing/2016/ink" xmlns:am3d="http://schemas.microsoft.com/office/drawing/2017/model3d" xmlns:o="urn:schemas-microsoft-com:office:office" xmlns:oel="http://schemas.microsoft.com/office/2019/extlst" xmlns:r="http://schemas.openxmlformats.org/officeDocument/2006/relationships" xmlns:m="http://schemas.openxmlformats.org/officeDocument/2006/math" xmlns:v="urn:schemas-microsoft-com:vml" xmlns:wp14="http://schemas.microsoft.com/office/word/2010/wordprocessingDrawing" xmlns:wp="http://schemas.openxmlformats.org/drawingml/2006/wordprocessingDrawing" xmlns:w10="urn:schemas-microsoft-com:office:word" xmlns:w="http://schemas.openxmlformats.org/wordprocessingml/2006/main" xmlns:w14="http://schemas.microsoft.com/office/word/2010/wordml" xmlns:w15="http://schemas.microsoft.com/office/word/2012/wordml" xmlns:w16cex="http://schemas.microsoft.com/office/word/2018/wordml/cex" xmlns:w16cid="http://schemas.microsoft.com/office/word/2016/wordml/cid" xmlns:w16="http://schemas.microsoft.com/office/word/2018/wordml" xmlns:w16du="http://schemas.microsoft.com/office/word/2023/wordml/word16du" xmlns:w16sdtdh="http://schemas.microsoft.com/office/word/2020/wordml/sdtdatahash" xmlns:w16sdtfl="http://schemas.microsoft.com/office/word/2024/wordml/sdtformatlock" xmlns:w16se="http://schemas.microsoft.com/office/word/2015/wordml/symex" xmlns:wpg="http://schemas.microsoft.com/office/word/2010/wordprocessingGroup" xmlns:wpi="http://schemas.microsoft.com/office/word/2010/wordprocessingInk" xmlns:wne="http://schemas.microsoft.com/office/word/2006/wordml" xmlns:wps="http://schemas.microsoft.com/office/word/2010/wordprocessingShape" mc:Ignorable="w14 w15 w16se w16cid w16 w16cex w16sdtdh w16sdtfl w16du wp14">
+<w:document xmlns:wpc="http://schemas.microsoft.com/office/word/2010/wordprocessingCanvas" xmlns:cx="http://schemas.microsoft.com/office/drawing/2014/chartex" xmlns:cx1="http://schemas.microsoft.com/office/drawing/2015/9/8/chartex" xmlns:cx2="http://schemas.microsoft.com/office/drawing/2015/10/21/chartex" xmlns:cx3="http://schemas.microsoft.com/office/drawing/2016/5/9/chartex" xmlns:cx4="http://schemas.microsoft.com/office/drawing/2016/5/10/chartex" xmlns:cx5="http://schemas.microsoft.com/office/drawing/2016/5/11/chartex" xmlns:cx6="http://schemas.microsoft.com/office/drawing/2016/5/12/chartex" xmlns:cx7="http://schemas.microsoft.com/office/drawing/2016/5/13/chartex" xmlns:cx8="http://schemas.microsoft.com/office/drawing/2016/5/14/chartex" xmlns:mc="http://schemas.openxmlformats.org/markup-compatibility/2006" xmlns:aink="http://schemas.microsoft.com/office/drawing/2016/ink" xmlns:am3d="http://schemas.microsoft.com/office/drawing/2017/model3d" xmlns:o="urn:schemas-microsoft-com:office:office" xmlns:oel="http://schemas.microsoft.com/office/2019/extlst" xmlns:r="http://schemas.openxmlformats.org/officeDocument/2006/relationships" xmlns:m="http://schemas.openxmlformats.org/officeDocument/2006/math" xmlns:v="urn:schemas-microsoft-com:vml" xmlns:wp14="http://schemas.microsoft.com/office/word/2010/wordprocessingDrawing" xmlns:wp="http://schemas.openxmlformats.org/drawingml/2006/wordprocessingDrawing" xmlns:w10="urn:schemas-microsoft-com:office:word" xmlns:w="http://schemas.openxmlformats.org/wordprocessingml/2006/main" xmlns:w14="http://schemas.microsoft.com/office/word/2010/wordml" xmlns:w15="http://schemas.microsoft.com/office/word/2012/wordml" xmlns:w16cex="http://schemas.microsoft.com/office/word/2018/wordml/cex" xmlns:w16cid="http://schemas.microsoft.com/office/word/2016/wordml/cid" xmlns:w16="http://schemas.microsoft.com/office/word/2018/wordml" xmlns:w16sdtdh="http://schemas.microsoft.com/office/word/2020/wordml/sdtdatahash" xmlns:w16se="http://schemas.microsoft.com/office/word/2015/wordml/symex" xmlns:wpg="http://schemas.microsoft.com/office/word/2010/wordprocessingGroup" xmlns:wpi="http://schemas.microsoft.com/office/word/2010/wordprocessingInk" xmlns:wne="http://schemas.microsoft.com/office/word/2006/wordml" xmlns:wps="http://schemas.microsoft.com/office/word/2010/wordprocessingShape" mc:Ignorable="w14 w15 w16se w16cid w16 w16cex w16sdtdh wp14">
   <w:body>
     <w:tbl>
       <w:tblPr>
@@ -5804,6 +5804,7 @@
                   <w:r>
                     <w:rPr>
                       <w:iCs/>
+                      <w:noProof/>
                     </w:rPr>
                     <w:drawing>
                       <wp:inline distT="0" distB="0" distL="0" distR="0" wp14:anchorId="17ED09D8" wp14:editId="7B9F63FB">
@@ -5875,6 +5876,7 @@
                   <w:r>
                     <w:rPr>
                       <w:iCs/>
+                      <w:noProof/>
                     </w:rPr>
                     <w:drawing>
                       <wp:inline distT="0" distB="0" distL="0" distR="0" wp14:anchorId="7373960C" wp14:editId="34503608">
@@ -5948,6 +5950,9 @@
                     <w:spacing w:before="160"/>
                   </w:pPr>
                   <w:r>
+                    <w:rPr>
+                      <w:noProof/>
+                    </w:rPr>
                     <w:drawing>
                       <wp:inline distT="0" distB="0" distL="0" distR="0" wp14:anchorId="6AC78A05" wp14:editId="0406E3BF">
                         <wp:extent cx="4105275" cy="1666875"/>
@@ -6096,6 +6101,7 @@
                       <w:b/>
                       <w:bCs/>
                       <w:iCs/>
+                      <w:noProof/>
                       <w:color w:val="FFFFFF" w:themeColor="background1"/>
                       <w:sz w:val="28"/>
                       <w:szCs w:val="28"/>
@@ -7673,10 +7679,7 @@
               </w:numPr>
             </w:pPr>
             <w:r>
-              <w:t>The number of new entrants to primary teaching during</w:t>
-            </w:r>
-            <w:r>
-              <w:t xml:space="preserve"> </w:t>
+              <w:t xml:space="preserve">The number of new entrants to primary teaching during </w:t>
             </w:r>
             <w:r>
               <w:t xml:space="preserve">_____ </w:t>
@@ -8007,6 +8010,7 @@
                       <w:rFonts w:ascii="Source Sans 3 Medium" w:hAnsi="Source Sans 3 Medium"/>
                       <w:b/>
                       <w:bCs/>
+                      <w:noProof/>
                       <w:sz w:val="23"/>
                       <w:szCs w:val="23"/>
                     </w:rPr>
@@ -8114,7 +8118,6 @@
                 <w:insideV w:val="single" w:sz="18" w:space="0" w:color="E49D38"/>
               </w:tblBorders>
               <w:shd w:val="clear" w:color="auto" w:fill="E7EAEF"/>
-              <w:tblLayout w:type="fixed"/>
               <w:tblLook w:val="04A0" w:firstRow="1" w:lastRow="0" w:firstColumn="1" w:lastColumn="0" w:noHBand="0" w:noVBand="1"/>
             </w:tblPr>
             <w:tblGrid>
@@ -8574,6 +8577,7 @@
                       <w:rFonts w:ascii="Source Sans 3 Medium" w:hAnsi="Source Sans 3 Medium"/>
                       <w:b/>
                       <w:bCs/>
+                      <w:noProof/>
                       <w:sz w:val="23"/>
                       <w:szCs w:val="23"/>
                     </w:rPr>
@@ -9295,15 +9299,7 @@
             </w:r>
             <w:proofErr w:type="gramEnd"/>
             <w:r>
-              <w:t xml:space="preserve"> that, then, </w:t>
-            </w:r>
-            <w:proofErr w:type="gramStart"/>
-            <w:r>
-              <w:t>The</w:t>
-            </w:r>
-            <w:proofErr w:type="gramEnd"/>
-            <w:r>
-              <w:t xml:space="preserve"> final stage is</w:t>
+              <w:t xml:space="preserve"> that, then, The final stage is</w:t>
             </w:r>
           </w:p>
           <w:p>
@@ -9409,6 +9405,7 @@
             <w:tblPr>
               <w:tblStyle w:val="CommonTable"/>
               <w:tblW w:w="0" w:type="auto"/>
+              <w:tblLayout w:type="fixed"/>
               <w:tblLook w:val="04A0" w:firstRow="1" w:lastRow="0" w:firstColumn="1" w:lastColumn="0" w:noHBand="0" w:noVBand="1"/>
             </w:tblPr>
             <w:tblGrid>
@@ -9430,6 +9427,9 @@
                     <w:pStyle w:val="SS3-115"/>
                   </w:pPr>
                   <w:r>
+                    <w:rPr>
+                      <w:noProof/>
+                    </w:rPr>
                     <w:drawing>
                       <wp:inline distT="0" distB="0" distL="0" distR="0" wp14:anchorId="272BF2A2" wp14:editId="5C07E96C">
                         <wp:extent cx="3228975" cy="3076575"/>
@@ -9638,120 +9638,543 @@
       </w:tr>
     </w:tbl>
     <w:p/>
-    <w:p/>
     <w:tbl>
       <w:tblPr>
-        <w:tblStyle w:val="CommonTable"/>
-        <w:tblW w:w="0" w:type="auto"/>
-        <w:tblBorders>
-          <w:top w:val="single" w:sz="24" w:space="0" w:color="auto"/>
-          <w:left w:val="single" w:sz="24" w:space="0" w:color="auto"/>
-          <w:bottom w:val="single" w:sz="24" w:space="0" w:color="auto"/>
-          <w:right w:val="single" w:sz="24" w:space="0" w:color="auto"/>
-          <w:insideH w:val="single" w:sz="24" w:space="0" w:color="auto"/>
-          <w:insideV w:val="single" w:sz="24" w:space="0" w:color="auto"/>
-        </w:tblBorders>
-        <w:shd w:val="clear" w:color="auto" w:fill="EBA045"/>
+        <w:tblStyle w:val="DottedTable"/>
+        <w:tblW w:w="14392" w:type="dxa"/>
         <w:tblLook w:val="04A0" w:firstRow="1" w:lastRow="0" w:firstColumn="1" w:lastColumn="0" w:noHBand="0" w:noVBand="1"/>
       </w:tblPr>
       <w:tblGrid>
-        <w:gridCol w:w="3306"/>
+        <w:gridCol w:w="10344"/>
+        <w:gridCol w:w="4048"/>
       </w:tblGrid>
       <w:tr>
         <w:tc>
           <w:tcPr>
-            <w:tcW w:w="0" w:type="auto"/>
-            <w:shd w:val="clear" w:color="auto" w:fill="EEB11B"/>
+            <w:tcW w:w="10343" w:type="dxa"/>
           </w:tcPr>
           <w:p>
             <w:pPr>
+              <w:spacing w:after="120"/>
+              <w:rPr>
+                <w:color w:val="DDF03C"/>
+                <w:sz w:val="34"/>
+                <w:szCs w:val="34"/>
+              </w:rPr>
+            </w:pPr>
+            <w:r>
+              <w:rPr>
+                <w:color w:val="EEAB36"/>
+                <w:sz w:val="34"/>
+                <w:szCs w:val="34"/>
+                <w:shd w:val="clear" w:color="auto" w:fill="EEAB36"/>
+              </w:rPr>
+              <w:t>[[[[[[[[[[</w:t>
+            </w:r>
+            <w:r>
+              <w:rPr>
+                <w:rFonts w:ascii="Source Sans 3 SemiBold" w:hAnsi="Source Sans 3 SemiBold"/>
+                <w:b/>
+                <w:bCs/>
+                <w:sz w:val="34"/>
+                <w:szCs w:val="34"/>
+              </w:rPr>
+              <w:t>DESCRIBING A PIE CHART</w:t>
+            </w:r>
+            <w:r>
+              <w:rPr>
+                <w:color w:val="EEAB36"/>
+                <w:sz w:val="34"/>
+                <w:szCs w:val="34"/>
+              </w:rPr>
+              <w:t>]</w:t>
+            </w:r>
+          </w:p>
+          <w:tbl>
+            <w:tblPr>
+              <w:tblStyle w:val="DottedTable"/>
+              <w:tblW w:w="10050" w:type="dxa"/>
+              <w:tblCellMar>
+                <w:left w:w="0" w:type="dxa"/>
+              </w:tblCellMar>
+              <w:tblLook w:val="04A0" w:firstRow="1" w:lastRow="0" w:firstColumn="1" w:lastColumn="0" w:noHBand="0" w:noVBand="1"/>
+            </w:tblPr>
+            <w:tblGrid>
+              <w:gridCol w:w="573"/>
+              <w:gridCol w:w="9477"/>
+            </w:tblGrid>
+            <w:tr>
+              <w:tc>
+                <w:tcPr>
+                  <w:tcW w:w="0" w:type="auto"/>
+                </w:tcPr>
+                <w:tbl>
+                  <w:tblPr>
+                    <w:tblStyle w:val="CompactTable"/>
+                    <w:tblW w:w="0" w:type="auto"/>
+                    <w:tblBorders>
+                      <w:top w:val="single" w:sz="18" w:space="0" w:color="EEAB36"/>
+                      <w:left w:val="single" w:sz="18" w:space="0" w:color="EEAB36"/>
+                      <w:bottom w:val="single" w:sz="18" w:space="0" w:color="EEAB36"/>
+                      <w:right w:val="single" w:sz="18" w:space="0" w:color="EEAB36"/>
+                      <w:insideH w:val="single" w:sz="18" w:space="0" w:color="EEAB36"/>
+                      <w:insideV w:val="single" w:sz="18" w:space="0" w:color="EEAB36"/>
+                    </w:tblBorders>
+                    <w:tblLook w:val="04A0" w:firstRow="1" w:lastRow="0" w:firstColumn="1" w:lastColumn="0" w:noHBand="0" w:noVBand="1"/>
+                  </w:tblPr>
+                  <w:tblGrid>
+                    <w:gridCol w:w="385"/>
+                  </w:tblGrid>
+                  <w:tr>
+                    <w:tc>
+                      <w:tcPr>
+                        <w:tcW w:w="385" w:type="dxa"/>
+                      </w:tcPr>
+                      <w:p>
+                        <w:pPr>
+                          <w:rPr>
+                            <w:b w:val="0"/>
+                            <w:bCs/>
+                            <w:szCs w:val="26"/>
+                            <w:bdr w:val="single" w:sz="12" w:space="0" w:color="FFFF00"/>
+                          </w:rPr>
+                        </w:pPr>
+                        <w:r>
+                          <w:rPr>
+                            <w:bCs/>
+                            <w:szCs w:val="26"/>
+                            <w:lang w:bidi="ar-SA"/>
+                          </w:rPr>
+                          <w:t>09</w:t>
+                        </w:r>
+                      </w:p>
+                    </w:tc>
+                  </w:tr>
+                </w:tbl>
+                <w:p>
+                  <w:pPr>
+                    <w:spacing w:after="120"/>
+                    <w:rPr>
+                      <w:rFonts w:ascii="Source Sans 3 Medium" w:hAnsi="Source Sans 3 Medium"/>
+                      <w:b/>
+                      <w:bCs/>
+                      <w:sz w:val="23"/>
+                      <w:szCs w:val="23"/>
+                    </w:rPr>
+                  </w:pPr>
+                </w:p>
+              </w:tc>
+              <w:tc>
+                <w:tcPr>
+                  <w:tcW w:w="9477" w:type="dxa"/>
+                </w:tcPr>
+                <w:p>
+                  <w:pPr>
+                    <w:pStyle w:val="SS3M-115"/>
+                  </w:pPr>
+                  <w:r>
+                    <w:t>Which country matches these phrases?</w:t>
+                  </w:r>
+                </w:p>
+                <w:tbl>
+                  <w:tblPr>
+                    <w:tblStyle w:val="ColumnStackTable"/>
+                    <w:tblW w:w="0" w:type="auto"/>
+                    <w:tblLook w:val="04A0" w:firstRow="1" w:lastRow="0" w:firstColumn="1" w:lastColumn="0" w:noHBand="0" w:noVBand="1"/>
+                  </w:tblPr>
+                  <w:tblGrid>
+                    <w:gridCol w:w="3991"/>
+                    <w:gridCol w:w="5334"/>
+                  </w:tblGrid>
+                  <w:tr>
+                    <w:tc>
+                      <w:tcPr>
+                        <w:tcW w:w="4662" w:type="dxa"/>
+                      </w:tcPr>
+                      <w:p>
+                        <w:pPr>
+                          <w:pStyle w:val="SS3M-115"/>
+                          <w:numPr>
+                            <w:ilvl w:val="0"/>
+                            <w:numId w:val="61"/>
+                          </w:numPr>
+                          <w:rPr>
+                            <w:rFonts w:ascii="Source Sans 3" w:hAnsi="Source Sans 3"/>
+                            <w:b w:val="0"/>
+                            <w:bCs w:val="0"/>
+                          </w:rPr>
+                        </w:pPr>
+                        <w:r>
+                          <w:rPr>
+                            <w:rFonts w:ascii="Source Sans 3" w:hAnsi="Source Sans 3"/>
+                            <w:b w:val="0"/>
+                            <w:bCs w:val="0"/>
+                          </w:rPr>
+                          <w:t>over a third</w:t>
+                        </w:r>
+                      </w:p>
+                      <w:p>
+                        <w:pPr>
+                          <w:pStyle w:val="SS3M-115"/>
+                          <w:numPr>
+                            <w:ilvl w:val="0"/>
+                            <w:numId w:val="61"/>
+                          </w:numPr>
+                          <w:rPr>
+                            <w:rFonts w:ascii="Source Sans 3" w:hAnsi="Source Sans 3"/>
+                            <w:b w:val="0"/>
+                            <w:bCs w:val="0"/>
+                          </w:rPr>
+                        </w:pPr>
+                        <w:r>
+                          <w:rPr>
+                            <w:rFonts w:ascii="Source Sans 3" w:hAnsi="Source Sans 3"/>
+                            <w:b w:val="0"/>
+                            <w:bCs w:val="0"/>
+                          </w:rPr>
+                          <w:t>a little under a third</w:t>
+                        </w:r>
+                      </w:p>
+                      <w:p>
+                        <w:pPr>
+                          <w:pStyle w:val="SS3M-115"/>
+                          <w:numPr>
+                            <w:ilvl w:val="0"/>
+                            <w:numId w:val="61"/>
+                          </w:numPr>
+                          <w:rPr>
+                            <w:rFonts w:ascii="Source Sans 3" w:hAnsi="Source Sans 3"/>
+                            <w:b w:val="0"/>
+                            <w:bCs w:val="0"/>
+                          </w:rPr>
+                        </w:pPr>
+                        <w:r>
+                          <w:rPr>
+                            <w:rFonts w:ascii="Source Sans 3" w:hAnsi="Source Sans 3"/>
+                            <w:b w:val="0"/>
+                            <w:bCs w:val="0"/>
+                          </w:rPr>
+                          <w:t>the lowest number of students</w:t>
+                        </w:r>
+                      </w:p>
+                      <w:p>
+                        <w:pPr>
+                          <w:pStyle w:val="SS3M-115"/>
+                          <w:numPr>
+                            <w:ilvl w:val="0"/>
+                            <w:numId w:val="61"/>
+                          </w:numPr>
+                          <w:rPr>
+                            <w:rFonts w:ascii="Source Sans 3" w:hAnsi="Source Sans 3"/>
+                            <w:b w:val="0"/>
+                            <w:bCs w:val="0"/>
+                          </w:rPr>
+                        </w:pPr>
+                        <w:r>
+                          <w:rPr>
+                            <w:rFonts w:ascii="Source Sans 3" w:hAnsi="Source Sans 3"/>
+                            <w:b w:val="0"/>
+                            <w:bCs w:val="0"/>
+                          </w:rPr>
+                          <w:t>about 1 in 10</w:t>
+                        </w:r>
+                      </w:p>
+                      <w:p>
+                        <w:pPr>
+                          <w:pStyle w:val="SS3M-115"/>
+                          <w:numPr>
+                            <w:ilvl w:val="0"/>
+                            <w:numId w:val="61"/>
+                          </w:numPr>
+                          <w:rPr>
+                            <w:rFonts w:ascii="Source Sans 3" w:hAnsi="Source Sans 3"/>
+                            <w:b w:val="0"/>
+                            <w:bCs w:val="0"/>
+                          </w:rPr>
+                        </w:pPr>
+                        <w:r>
+                          <w:rPr>
+                            <w:rFonts w:ascii="Source Sans 3" w:hAnsi="Source Sans 3"/>
+                            <w:b w:val="0"/>
+                            <w:bCs w:val="0"/>
+                          </w:rPr>
+                          <w:t>just under a sixth</w:t>
+                        </w:r>
+                      </w:p>
+                      <w:p>
+                        <w:pPr>
+                          <w:pStyle w:val="SS3M-115"/>
+                          <w:numPr>
+                            <w:ilvl w:val="0"/>
+                            <w:numId w:val="61"/>
+                          </w:numPr>
+                          <w:rPr>
+                            <w:rFonts w:ascii="Source Sans 3" w:hAnsi="Source Sans 3"/>
+                            <w:b w:val="0"/>
+                            <w:bCs w:val="0"/>
+                          </w:rPr>
+                        </w:pPr>
+                        <w:r>
+                          <w:rPr>
+                            <w:rFonts w:ascii="Source Sans 3" w:hAnsi="Source Sans 3"/>
+                            <w:b w:val="0"/>
+                            <w:bCs w:val="0"/>
+                          </w:rPr>
+                          <w:t>the most popular country</w:t>
+                        </w:r>
+                      </w:p>
+                      <w:p>
+                        <w:pPr>
+                          <w:pStyle w:val="SS3M-115"/>
+                          <w:numPr>
+                            <w:ilvl w:val="0"/>
+                            <w:numId w:val="61"/>
+                          </w:numPr>
+                          <w:rPr>
+                            <w:rFonts w:ascii="Source Sans 3" w:hAnsi="Source Sans 3"/>
+                            <w:b w:val="0"/>
+                            <w:bCs w:val="0"/>
+                          </w:rPr>
+                        </w:pPr>
+                        <w:r>
+                          <w:rPr>
+                            <w:rFonts w:ascii="Source Sans 3" w:hAnsi="Source Sans 3"/>
+                            <w:b w:val="0"/>
+                            <w:bCs w:val="0"/>
+                          </w:rPr>
+                          <w:t>the country in second place</w:t>
+                        </w:r>
+                      </w:p>
+                      <w:p>
+                        <w:pPr>
+                          <w:pStyle w:val="SS3M-115"/>
+                          <w:numPr>
+                            <w:ilvl w:val="0"/>
+                            <w:numId w:val="61"/>
+                          </w:numPr>
+                        </w:pPr>
+                        <w:r>
+                          <w:rPr>
+                            <w:rFonts w:ascii="Source Sans 3" w:hAnsi="Source Sans 3"/>
+                            <w:b w:val="0"/>
+                            <w:bCs w:val="0"/>
+                          </w:rPr>
+                          <w:t>the least popular country</w:t>
+                        </w:r>
+                      </w:p>
+                    </w:tc>
+                    <w:tc>
+                      <w:tcPr>
+                        <w:tcW w:w="4663" w:type="dxa"/>
+                      </w:tcPr>
+                      <w:tbl>
+                        <w:tblPr>
+                          <w:tblStyle w:val="CommonTable"/>
+                          <w:tblW w:w="5118" w:type="dxa"/>
+                          <w:tblBorders>
+                            <w:top w:val="none" w:sz="0" w:space="0" w:color="auto"/>
+                            <w:left w:val="none" w:sz="0" w:space="0" w:color="auto"/>
+                            <w:bottom w:val="none" w:sz="0" w:space="0" w:color="auto"/>
+                            <w:right w:val="none" w:sz="0" w:space="0" w:color="auto"/>
+                            <w:insideH w:val="none" w:sz="0" w:space="0" w:color="auto"/>
+                            <w:insideV w:val="none" w:sz="0" w:space="0" w:color="auto"/>
+                          </w:tblBorders>
+                          <w:tblLook w:val="04A0" w:firstRow="1" w:lastRow="0" w:firstColumn="1" w:lastColumn="0" w:noHBand="0" w:noVBand="1"/>
+                        </w:tblPr>
+                        <w:tblGrid>
+                          <w:gridCol w:w="5118"/>
+                        </w:tblGrid>
+                        <w:tr>
+                          <w:tc>
+                            <w:tcPr>
+                              <w:tcW w:w="5118" w:type="dxa"/>
+                            </w:tcPr>
+                            <w:p>
+                              <w:pPr>
+                                <w:pStyle w:val="SS3M-115"/>
+                              </w:pPr>
+                              <w:r>
+                                <w:t>Which English-speaking country do foreign students want to study in?</w:t>
+                              </w:r>
+                            </w:p>
+                            <w:p>
+                              <w:pPr>
+                                <w:pStyle w:val="SS3M-115"/>
+                                <w:rPr>
+                                  <w:rFonts w:ascii="Source Sans 3" w:hAnsi="Source Sans 3"/>
+                                  <w:b w:val="0"/>
+                                  <w:bCs w:val="0"/>
+                                </w:rPr>
+                              </w:pPr>
+                              <w:r>
+                                <w:rPr>
+                                  <w:rFonts w:ascii="Source Sans 3" w:hAnsi="Source Sans 3"/>
+                                  <w:b w:val="0"/>
+                                  <w:bCs w:val="0"/>
+                                </w:rPr>
+                                <w:drawing>
+                                  <wp:inline distT="0" distB="0" distL="0" distR="0" wp14:anchorId="710D6324" wp14:editId="29A1432E">
+                                    <wp:extent cx="2990850" cy="2009775"/>
+                                    <wp:effectExtent l="0" t="0" r="0" b="9525"/>
+                                    <wp:docPr id="1" name="Picture 1"/>
+                                    <wp:cNvGraphicFramePr>
+                                      <a:graphicFrameLocks xmlns:a="http://schemas.openxmlformats.org/drawingml/2006/main" noChangeAspect="1"/>
+                                    </wp:cNvGraphicFramePr>
+                                    <a:graphic xmlns:a="http://schemas.openxmlformats.org/drawingml/2006/main">
+                                      <a:graphicData uri="http://schemas.openxmlformats.org/drawingml/2006/picture">
+                                        <pic:pic xmlns:pic="http://schemas.openxmlformats.org/drawingml/2006/picture">
+                                          <pic:nvPicPr>
+                                            <pic:cNvPr id="1" name=""/>
+                                            <pic:cNvPicPr/>
+                                          </pic:nvPicPr>
+                                          <pic:blipFill>
+                                            <a:blip r:embed="rId14"/>
+                                            <a:stretch>
+                                              <a:fillRect/>
+                                            </a:stretch>
+                                          </pic:blipFill>
+                                          <pic:spPr>
+                                            <a:xfrm>
+                                              <a:off x="0" y="0"/>
+                                              <a:ext cx="2990850" cy="2009775"/>
+                                            </a:xfrm>
+                                            <a:prstGeom prst="rect">
+                                              <a:avLst/>
+                                            </a:prstGeom>
+                                          </pic:spPr>
+                                        </pic:pic>
+                                      </a:graphicData>
+                                    </a:graphic>
+                                  </wp:inline>
+                                </w:drawing>
+                              </w:r>
+                            </w:p>
+                          </w:tc>
+                        </w:tr>
+                      </w:tbl>
+                      <w:p>
+                        <w:pPr>
+                          <w:spacing w:after="120"/>
+                          <w:rPr>
+                            <w:rFonts w:ascii="Source Sans 3 Medium" w:hAnsi="Source Sans 3 Medium"/>
+                            <w:b/>
+                            <w:bCs/>
+                            <w:sz w:val="23"/>
+                            <w:szCs w:val="23"/>
+                          </w:rPr>
+                        </w:pPr>
+                      </w:p>
+                    </w:tc>
+                  </w:tr>
+                </w:tbl>
+                <w:p>
+                  <w:pPr>
+                    <w:spacing w:after="120"/>
+                    <w:rPr>
+                      <w:rFonts w:ascii="Source Sans 3 Medium" w:hAnsi="Source Sans 3 Medium"/>
+                      <w:b/>
+                      <w:bCs/>
+                      <w:sz w:val="23"/>
+                      <w:szCs w:val="23"/>
+                    </w:rPr>
+                  </w:pPr>
+                </w:p>
+              </w:tc>
+            </w:tr>
+          </w:tbl>
+          <w:p>
+            <w:pPr>
+              <w:spacing w:after="120"/>
               <w:rPr>
                 <w:rFonts w:ascii="Source Sans 3 Medium" w:hAnsi="Source Sans 3 Medium"/>
                 <w:b/>
                 <w:bCs/>
                 <w:sz w:val="23"/>
                 <w:szCs w:val="23"/>
-                <w:lang w:bidi="ar-SA"/>
-              </w:rPr>
-            </w:pPr>
-            <w:r>
-              <w:rPr>
-                <w:b/>
-                <w:bCs/>
-                <w:sz w:val="24"/>
-                <w:szCs w:val="24"/>
-              </w:rPr>
-              <w:t>STUDYING A MODEL ANSWER</w:t>
-            </w:r>
+              </w:rPr>
+            </w:pPr>
           </w:p>
         </w:tc>
-      </w:tr>
-    </w:tbl>
-    <w:p>
-      <w:pPr>
-        <w:rPr>
-          <w:sz w:val="2"/>
-          <w:szCs w:val="2"/>
-        </w:rPr>
-      </w:pPr>
-    </w:p>
-    <w:tbl>
-      <w:tblPr>
-        <w:tblStyle w:val="DottedTable"/>
-        <w:tblW w:w="14392" w:type="dxa"/>
-        <w:tblLayout w:type="fixed"/>
-        <w:tblLook w:val="04A0" w:firstRow="1" w:lastRow="0" w:firstColumn="1" w:lastColumn="0" w:noHBand="0" w:noVBand="1"/>
-      </w:tblPr>
-      <w:tblGrid>
-        <w:gridCol w:w="690"/>
-        <w:gridCol w:w="9370"/>
-        <w:gridCol w:w="4332"/>
-      </w:tblGrid>
-      <w:tr>
         <w:tc>
           <w:tcPr>
-            <w:tcW w:w="690" w:type="dxa"/>
+            <w:tcW w:w="4049" w:type="dxa"/>
           </w:tcPr>
           <w:tbl>
             <w:tblPr>
-              <w:tblStyle w:val="CompactTable"/>
-              <w:tblW w:w="360" w:type="dxa"/>
+              <w:tblStyle w:val="CommonTable"/>
+              <w:tblW w:w="0" w:type="auto"/>
+              <w:tblInd w:w="20" w:type="dxa"/>
               <w:tblBorders>
-                <w:top w:val="single" w:sz="18" w:space="0" w:color="F5CD5B"/>
-                <w:left w:val="single" w:sz="18" w:space="0" w:color="F5CD5B"/>
-                <w:bottom w:val="single" w:sz="18" w:space="0" w:color="F5CD5B"/>
-                <w:right w:val="single" w:sz="18" w:space="0" w:color="F5CD5B"/>
-                <w:insideH w:val="single" w:sz="18" w:space="0" w:color="F5CD5B"/>
-                <w:insideV w:val="single" w:sz="18" w:space="0" w:color="F5CD5B"/>
+                <w:top w:val="single" w:sz="18" w:space="0" w:color="EEAB36"/>
+                <w:left w:val="single" w:sz="18" w:space="0" w:color="EEAB36"/>
+                <w:bottom w:val="single" w:sz="18" w:space="0" w:color="EEAB36"/>
+                <w:right w:val="single" w:sz="18" w:space="0" w:color="EEAB36"/>
+                <w:insideH w:val="single" w:sz="18" w:space="0" w:color="EEAB36"/>
+                <w:insideV w:val="single" w:sz="18" w:space="0" w:color="EEAB36"/>
               </w:tblBorders>
-              <w:tblLayout w:type="fixed"/>
+              <w:shd w:val="clear" w:color="auto" w:fill="F2F8E8"/>
               <w:tblLook w:val="04A0" w:firstRow="1" w:lastRow="0" w:firstColumn="1" w:lastColumn="0" w:noHBand="0" w:noVBand="1"/>
             </w:tblPr>
             <w:tblGrid>
-              <w:gridCol w:w="360"/>
+              <w:gridCol w:w="3698"/>
             </w:tblGrid>
             <w:tr>
               <w:tc>
                 <w:tcPr>
-                  <w:tcW w:w="360" w:type="dxa"/>
-                </w:tcPr>
-                <w:p>
-                  <w:pPr>
-                    <w:rPr>
-                      <w:b w:val="0"/>
-                      <w:bCs/>
-                      <w:szCs w:val="26"/>
-                      <w:bdr w:val="single" w:sz="12" w:space="0" w:color="FFFF00"/>
-                    </w:rPr>
-                  </w:pPr>
-                  <w:r>
-                    <w:rPr>
-                      <w:bCs/>
-                      <w:szCs w:val="26"/>
-                      <w:lang w:bidi="ar-SA"/>
-                    </w:rPr>
-                    <w:t>08</w:t>
-                  </w:r>
+                  <w:tcW w:w="6400" w:type="dxa"/>
+                  <w:shd w:val="clear" w:color="auto" w:fill="FFFFF5"/>
+                </w:tcPr>
+                <w:p>
+                  <w:pPr>
+                    <w:rPr>
+                      <w:sz w:val="21"/>
+                      <w:szCs w:val="21"/>
+                    </w:rPr>
+                  </w:pPr>
+                  <w:r>
+                    <w:rPr>
+                      <w:rFonts w:ascii="Cambria Math" w:hAnsi="Cambria Math" w:cs="Cambria Math"/>
+                      <w:color w:val="EEAB36"/>
+                      <w:sz w:val="32"/>
+                      <w:szCs w:val="32"/>
+                    </w:rPr>
+                    <w:t>◉</w:t>
+                  </w:r>
+                  <w:r>
+                    <w:t xml:space="preserve"> </w:t>
+                  </w:r>
+                  <w:r>
+                    <w:rPr>
+                      <w:sz w:val="21"/>
+                      <w:szCs w:val="21"/>
+                    </w:rPr>
+                    <w:t>In multiple-choice questions, you have to choose the correct answer from four options: A, B, C, D.</w:t>
+                  </w:r>
+                </w:p>
+                <w:p>
+                  <w:pPr>
+                    <w:spacing w:before="240"/>
+                    <w:rPr>
+                      <w:sz w:val="21"/>
+                      <w:szCs w:val="21"/>
+                    </w:rPr>
+                  </w:pPr>
+                  <w:r>
+                    <w:rPr>
+                      <w:sz w:val="21"/>
+                      <w:szCs w:val="21"/>
+                    </w:rPr>
+                    <w:t>In the test, you will not have time to read the whole passage in detail. You need to quickly find the part of the text that contains the answer.</w:t>
+                  </w:r>
+                </w:p>
+                <w:p>
+                  <w:pPr>
+                    <w:spacing w:before="240"/>
+                    <w:rPr>
+                      <w:sz w:val="21"/>
+                      <w:szCs w:val="21"/>
+                    </w:rPr>
+                  </w:pPr>
                 </w:p>
               </w:tc>
             </w:tr>
@@ -9759,225 +10182,13 @@
           <w:p>
             <w:pPr>
               <w:rPr>
-                <w:bCs/>
-                <w:szCs w:val="26"/>
-              </w:rPr>
-            </w:pPr>
-          </w:p>
-        </w:tc>
-        <w:tc>
-          <w:tcPr>
-            <w:tcW w:w="13702" w:type="dxa"/>
-            <w:gridSpan w:val="2"/>
-          </w:tcPr>
-          <w:p>
-            <w:pPr>
-              <w:pStyle w:val="SS3-115"/>
-            </w:pPr>
-            <w:r>
-              <w:rPr>
-                <w:rFonts w:ascii="Source Sans 3 Medium" w:hAnsi="Source Sans 3 Medium"/>
-                <w:b/>
-                <w:bCs/>
-                <w:color w:val="101312"/>
-                <w:spacing w:val="-2"/>
-                <w:w w:val="105"/>
-              </w:rPr>
-              <w:t>Find these in the model answer:</w:t>
-            </w:r>
-          </w:p>
-          <w:p>
-            <w:pPr>
-              <w:pStyle w:val="SS3-115"/>
-              <w:numPr>
-                <w:ilvl w:val="0"/>
-                <w:numId w:val="9"/>
-              </w:numPr>
-              <w:ind w:left="227" w:hanging="227"/>
-            </w:pPr>
-            <w:r>
-              <w:t>verbs describing change</w:t>
-            </w:r>
-          </w:p>
-          <w:p>
-            <w:pPr>
-              <w:pStyle w:val="SS3-115"/>
-              <w:numPr>
-                <w:ilvl w:val="0"/>
-                <w:numId w:val="9"/>
-              </w:numPr>
-              <w:ind w:left="227" w:hanging="227"/>
-            </w:pPr>
-            <w:r>
-              <w:t>expressions describing where things are</w:t>
-            </w:r>
-          </w:p>
-        </w:tc>
-      </w:tr>
-      <w:tr>
-        <w:tc>
-          <w:tcPr>
-            <w:tcW w:w="690" w:type="dxa"/>
-          </w:tcPr>
-          <w:tbl>
-            <w:tblPr>
-              <w:tblStyle w:val="CompactTable"/>
-              <w:tblW w:w="360" w:type="dxa"/>
-              <w:tblBorders>
-                <w:top w:val="single" w:sz="18" w:space="0" w:color="F5CD5B"/>
-                <w:left w:val="single" w:sz="18" w:space="0" w:color="F5CD5B"/>
-                <w:bottom w:val="single" w:sz="18" w:space="0" w:color="F5CD5B"/>
-                <w:right w:val="single" w:sz="18" w:space="0" w:color="F5CD5B"/>
-                <w:insideH w:val="single" w:sz="18" w:space="0" w:color="F5CD5B"/>
-                <w:insideV w:val="single" w:sz="18" w:space="0" w:color="F5CD5B"/>
-              </w:tblBorders>
-              <w:tblLayout w:type="fixed"/>
-              <w:tblLook w:val="04A0" w:firstRow="1" w:lastRow="0" w:firstColumn="1" w:lastColumn="0" w:noHBand="0" w:noVBand="1"/>
-            </w:tblPr>
-            <w:tblGrid>
-              <w:gridCol w:w="360"/>
-            </w:tblGrid>
-            <w:tr>
-              <w:tc>
-                <w:tcPr>
-                  <w:tcW w:w="360" w:type="dxa"/>
-                </w:tcPr>
-                <w:p>
-                  <w:pPr>
-                    <w:rPr>
-                      <w:b w:val="0"/>
-                      <w:bCs/>
-                      <w:szCs w:val="26"/>
-                      <w:bdr w:val="single" w:sz="12" w:space="0" w:color="FFFF00"/>
-                    </w:rPr>
-                  </w:pPr>
-                  <w:r>
-                    <w:rPr>
-                      <w:bCs/>
-                      <w:szCs w:val="26"/>
-                      <w:lang w:bidi="ar-SA"/>
-                    </w:rPr>
-                    <w:t>09</w:t>
-                  </w:r>
-                </w:p>
-              </w:tc>
-            </w:tr>
-          </w:tbl>
-          <w:p>
-            <w:pPr>
-              <w:rPr>
-                <w:bCs/>
-                <w:szCs w:val="26"/>
-              </w:rPr>
-            </w:pPr>
-          </w:p>
-        </w:tc>
-        <w:tc>
-          <w:tcPr>
-            <w:tcW w:w="9370" w:type="dxa"/>
-          </w:tcPr>
-          <w:p>
-            <w:pPr>
-              <w:pStyle w:val="SS3-115"/>
-            </w:pPr>
-            <w:r>
-              <w:rPr>
-                <w:rFonts w:ascii="Source Sans 3 Medium" w:hAnsi="Source Sans 3 Medium"/>
-                <w:b/>
-                <w:bCs/>
-                <w:color w:val="101312"/>
-                <w:spacing w:val="-2"/>
-                <w:w w:val="105"/>
-              </w:rPr>
-              <w:t>The underlined words in the model answer are useful for any essay. Among them, find two expressions which</w:t>
-            </w:r>
-            <w:r>
-              <w:rPr>
-                <w:rFonts w:ascii="Source Sans 3 Medium" w:hAnsi="Source Sans 3 Medium"/>
-                <w:b/>
-                <w:bCs/>
-                <w:color w:val="101312"/>
-                <w:spacing w:val="-2"/>
-                <w:w w:val="105"/>
-              </w:rPr>
-              <w:t>:</w:t>
-            </w:r>
-          </w:p>
-          <w:p>
-            <w:pPr>
-              <w:pStyle w:val="SS3-115"/>
-              <w:numPr>
-                <w:ilvl w:val="0"/>
-                <w:numId w:val="10"/>
-              </w:numPr>
-              <w:ind w:left="227" w:hanging="227"/>
-            </w:pPr>
-            <w:r>
-              <w:t>mean 'and'</w:t>
-            </w:r>
-          </w:p>
-          <w:p>
-            <w:pPr>
-              <w:pStyle w:val="SS3-115"/>
-              <w:numPr>
-                <w:ilvl w:val="0"/>
-                <w:numId w:val="10"/>
-              </w:numPr>
-              <w:ind w:left="227" w:hanging="227"/>
-            </w:pPr>
-            <w:r>
-              <w:t>mean 'but'</w:t>
-            </w:r>
-          </w:p>
-          <w:p>
-            <w:pPr>
-              <w:pStyle w:val="SS3-115"/>
-              <w:numPr>
-                <w:ilvl w:val="0"/>
-                <w:numId w:val="10"/>
-              </w:numPr>
-              <w:ind w:left="227" w:hanging="227"/>
-            </w:pPr>
-            <w:r>
-              <w:t>refer to time</w:t>
-            </w:r>
-          </w:p>
-          <w:p>
-            <w:pPr>
-              <w:pStyle w:val="SS3-115"/>
-              <w:numPr>
-                <w:ilvl w:val="0"/>
-                <w:numId w:val="10"/>
-              </w:numPr>
-              <w:ind w:left="227" w:hanging="227"/>
-              <w:rPr>
-                <w:rFonts w:ascii="Source Sans 3 Medium" w:hAnsi="Source Sans 3 Medium"/>
-                <w:b/>
-                <w:bCs/>
-                <w:color w:val="101312"/>
-                <w:spacing w:val="-2"/>
-                <w:w w:val="105"/>
-              </w:rPr>
-            </w:pPr>
-            <w:r>
-              <w:t>refer to what you see in the chart</w:t>
-            </w:r>
-            <w:r>
-              <w:rPr>
-                <w:rFonts w:hint="cs"/>
-                <w:rtl/>
-              </w:rPr>
-              <w:t xml:space="preserve"> </w:t>
-            </w:r>
-            <w:r>
-              <w:t>or diagram</w:t>
-            </w:r>
-          </w:p>
-        </w:tc>
-        <w:tc>
-          <w:tcPr>
-            <w:tcW w:w="4332" w:type="dxa"/>
-          </w:tcPr>
+                <w:rFonts w:ascii="Cambria Math" w:hAnsi="Cambria Math" w:cs="Cambria Math"/>
+                <w:color w:val="D7EC30"/>
+                <w:sz w:val="32"/>
+                <w:szCs w:val="32"/>
+              </w:rPr>
+            </w:pPr>
+          </w:p>
           <w:p>
             <w:pPr>
               <w:rPr>
@@ -9996,7 +10207,7 @@
                 <w:bCs/>
                 <w:noProof/>
                 <w:color w:val="FFFFFF" w:themeColor="background1"/>
-                <w:bdr w:val="single" w:sz="24" w:space="0" w:color="E2C35F"/>
+                <w:bdr w:val="single" w:sz="24" w:space="0" w:color="E49D38"/>
                 <w:shd w:val="clear" w:color="auto" w:fill="EF4740"/>
               </w:rPr>
               <w:t xml:space="preserve">TIP </w:t>
@@ -10007,7 +10218,7 @@
                 <w:b/>
                 <w:bCs/>
                 <w:noProof/>
-                <w:bdr w:val="single" w:sz="24" w:space="0" w:color="E2C35F"/>
+                <w:bdr w:val="single" w:sz="24" w:space="0" w:color="E49D38"/>
               </w:rPr>
               <w:t>09</w:t>
             </w:r>
@@ -10017,1662 +10228,28 @@
               <w:tblStyle w:val="NormalTable"/>
               <w:tblW w:w="0" w:type="auto"/>
               <w:tblBorders>
-                <w:top w:val="single" w:sz="18" w:space="0" w:color="E2C35F"/>
-                <w:left w:val="single" w:sz="18" w:space="0" w:color="E2C35F"/>
-                <w:bottom w:val="single" w:sz="18" w:space="0" w:color="E2C35F"/>
-                <w:right w:val="single" w:sz="18" w:space="0" w:color="E2C35F"/>
-                <w:insideH w:val="single" w:sz="18" w:space="0" w:color="E2C35F"/>
-                <w:insideV w:val="single" w:sz="18" w:space="0" w:color="E2C35F"/>
-              </w:tblBorders>
-              <w:shd w:val="clear" w:color="auto" w:fill="E7EAEF"/>
-              <w:tblLayout w:type="fixed"/>
-              <w:tblLook w:val="04A0" w:firstRow="1" w:lastRow="0" w:firstColumn="1" w:lastColumn="0" w:noHBand="0" w:noVBand="1"/>
-            </w:tblPr>
-            <w:tblGrid>
-              <w:gridCol w:w="3811"/>
-            </w:tblGrid>
-            <w:tr>
-              <w:tc>
-                <w:tcPr>
-                  <w:tcW w:w="3811" w:type="dxa"/>
-                  <w:shd w:val="clear" w:color="auto" w:fill="E7EAEF"/>
-                </w:tcPr>
-                <w:p>
-                  <w:pPr>
-                    <w:rPr>
-                      <w:noProof/>
-                      <w:sz w:val="21"/>
-                      <w:szCs w:val="21"/>
-                    </w:rPr>
-                  </w:pPr>
-                  <w:r>
-                    <w:rPr>
-                      <w:sz w:val="21"/>
-                      <w:szCs w:val="21"/>
-                    </w:rPr>
-                    <w:t>It is important to use plenty of different words in the essay to show you have a wide vocabulary. Make a list of similar words in your notebook and try to use them when writing your practice essays.</w:t>
-                  </w:r>
-                </w:p>
-              </w:tc>
-            </w:tr>
-          </w:tbl>
-          <w:p>
-            <w:pPr>
-              <w:pStyle w:val="SS3-115"/>
-              <w:rPr>
-                <w:rFonts w:ascii="Source Sans 3 Medium" w:hAnsi="Source Sans 3 Medium"/>
-                <w:b/>
-                <w:bCs/>
-                <w:color w:val="101312"/>
-                <w:spacing w:val="-2"/>
-                <w:w w:val="105"/>
-              </w:rPr>
-            </w:pPr>
-          </w:p>
-        </w:tc>
-      </w:tr>
-      <w:tr>
-        <w:tc>
-          <w:tcPr>
-            <w:tcW w:w="690" w:type="dxa"/>
-          </w:tcPr>
-          <w:tbl>
-            <w:tblPr>
-              <w:tblStyle w:val="CompactTable"/>
-              <w:tblW w:w="0" w:type="auto"/>
-              <w:tblBorders>
-                <w:top w:val="single" w:sz="18" w:space="0" w:color="C4A65B"/>
-                <w:left w:val="single" w:sz="18" w:space="0" w:color="C4A65B"/>
-                <w:bottom w:val="single" w:sz="18" w:space="0" w:color="C4A65B"/>
-                <w:right w:val="single" w:sz="18" w:space="0" w:color="C4A65B"/>
-                <w:insideH w:val="single" w:sz="18" w:space="0" w:color="C4A65B"/>
-                <w:insideV w:val="single" w:sz="18" w:space="0" w:color="C4A65B"/>
-              </w:tblBorders>
-              <w:tblLayout w:type="fixed"/>
-              <w:tblLook w:val="04A0" w:firstRow="1" w:lastRow="0" w:firstColumn="1" w:lastColumn="0" w:noHBand="0" w:noVBand="1"/>
-            </w:tblPr>
-            <w:tblGrid>
-              <w:gridCol w:w="385"/>
-            </w:tblGrid>
-            <w:tr>
-              <w:tc>
-                <w:tcPr>
-                  <w:tcW w:w="385" w:type="dxa"/>
-                </w:tcPr>
-                <w:p>
-                  <w:pPr>
-                    <w:rPr>
-                      <w:b w:val="0"/>
-                      <w:bCs/>
-                      <w:szCs w:val="26"/>
-                      <w:bdr w:val="single" w:sz="12" w:space="0" w:color="FFFF00"/>
-                    </w:rPr>
-                  </w:pPr>
-                  <w:r>
-                    <w:rPr>
-                      <w:bCs/>
-                      <w:szCs w:val="26"/>
-                      <w:lang w:bidi="ar-SA"/>
-                    </w:rPr>
-                    <w:t>10</w:t>
-                  </w:r>
-                </w:p>
-              </w:tc>
-            </w:tr>
-          </w:tbl>
-          <w:p>
-            <w:pPr>
-              <w:rPr>
-                <w:bCs/>
-                <w:szCs w:val="26"/>
-              </w:rPr>
-            </w:pPr>
-          </w:p>
-        </w:tc>
-        <w:tc>
-          <w:tcPr>
-            <w:tcW w:w="9370" w:type="dxa"/>
-          </w:tcPr>
-          <w:p>
-            <w:pPr>
-              <w:spacing w:after="120"/>
-              <w:rPr>
-                <w:rFonts w:ascii="Source Sans 3 Medium" w:hAnsi="Source Sans 3 Medium"/>
-                <w:b/>
-                <w:bCs/>
-                <w:sz w:val="23"/>
-                <w:szCs w:val="23"/>
-              </w:rPr>
-            </w:pPr>
-            <w:r>
-              <w:rPr>
-                <w:rFonts w:ascii="Source Sans 3 Medium" w:hAnsi="Source Sans 3 Medium"/>
-                <w:b/>
-                <w:bCs/>
-                <w:sz w:val="23"/>
-                <w:szCs w:val="23"/>
-              </w:rPr>
-              <w:t>Find words in the model answer with these meanings</w:t>
-            </w:r>
-            <w:r>
-              <w:rPr>
-                <w:rFonts w:ascii="Source Sans 3 Medium" w:hAnsi="Source Sans 3 Medium"/>
-                <w:b/>
-                <w:bCs/>
-                <w:sz w:val="23"/>
-                <w:szCs w:val="23"/>
-              </w:rPr>
-              <w:t>.</w:t>
-            </w:r>
-          </w:p>
-          <w:p>
-            <w:pPr>
-              <w:pStyle w:val="ListParagraph"/>
-              <w:numPr>
-                <w:ilvl w:val="0"/>
-                <w:numId w:val="11"/>
-              </w:numPr>
-              <w:spacing w:after="120"/>
-              <w:ind w:left="227" w:hanging="227"/>
-              <w:rPr>
-                <w:rFonts w:ascii="Source Sans 3 Medium" w:hAnsi="Source Sans 3 Medium"/>
-                <w:sz w:val="23"/>
-                <w:szCs w:val="23"/>
-              </w:rPr>
-            </w:pPr>
-            <w:r>
-              <w:rPr>
-                <w:rFonts w:ascii="Source Sans 3 Medium" w:hAnsi="Source Sans 3 Medium"/>
-                <w:sz w:val="23"/>
-                <w:szCs w:val="23"/>
-              </w:rPr>
-              <w:t>moved to a different place</w:t>
-            </w:r>
-          </w:p>
-          <w:p>
-            <w:pPr>
-              <w:pStyle w:val="ListParagraph"/>
-              <w:numPr>
-                <w:ilvl w:val="0"/>
-                <w:numId w:val="11"/>
-              </w:numPr>
-              <w:spacing w:after="120"/>
-              <w:ind w:left="227" w:hanging="227"/>
-              <w:rPr>
-                <w:rFonts w:ascii="Source Sans 3 Medium" w:hAnsi="Source Sans 3 Medium"/>
-                <w:sz w:val="23"/>
-                <w:szCs w:val="23"/>
-              </w:rPr>
-            </w:pPr>
-            <w:r>
-              <w:rPr>
-                <w:rFonts w:ascii="Source Sans 3 Medium" w:hAnsi="Source Sans 3 Medium"/>
-                <w:sz w:val="23"/>
-                <w:szCs w:val="23"/>
-              </w:rPr>
-              <w:t>made (2 words)</w:t>
-            </w:r>
-          </w:p>
-          <w:p>
-            <w:pPr>
-              <w:pStyle w:val="ListParagraph"/>
-              <w:numPr>
-                <w:ilvl w:val="0"/>
-                <w:numId w:val="11"/>
-              </w:numPr>
-              <w:spacing w:after="120"/>
-              <w:ind w:left="227" w:hanging="227"/>
-              <w:rPr>
-                <w:rFonts w:ascii="Source Sans 3 Medium" w:hAnsi="Source Sans 3 Medium"/>
-                <w:sz w:val="23"/>
-                <w:szCs w:val="23"/>
-              </w:rPr>
-            </w:pPr>
-            <w:r>
-              <w:rPr>
-                <w:rFonts w:ascii="Source Sans 3 Medium" w:hAnsi="Source Sans 3 Medium"/>
-                <w:sz w:val="23"/>
-                <w:szCs w:val="23"/>
-              </w:rPr>
-              <w:t>knocked down</w:t>
-            </w:r>
-          </w:p>
-          <w:p>
-            <w:pPr>
-              <w:pStyle w:val="SS3-115"/>
-              <w:numPr>
-                <w:ilvl w:val="0"/>
-                <w:numId w:val="11"/>
-              </w:numPr>
-              <w:spacing w:after="120"/>
-              <w:ind w:left="227" w:hanging="227"/>
-              <w:rPr>
-                <w:rFonts w:ascii="Source Sans 3 Medium" w:hAnsi="Source Sans 3 Medium"/>
-                <w:b/>
-                <w:bCs/>
-                <w:color w:val="101312"/>
-                <w:spacing w:val="-2"/>
-                <w:w w:val="105"/>
-              </w:rPr>
-            </w:pPr>
-            <w:r>
-              <w:rPr>
-                <w:rFonts w:ascii="Source Sans 3 Medium" w:hAnsi="Source Sans 3 Medium"/>
-              </w:rPr>
-              <w:t>got bigger (2 words)</w:t>
-            </w:r>
-          </w:p>
-        </w:tc>
-        <w:tc>
-          <w:tcPr>
-            <w:tcW w:w="4332" w:type="dxa"/>
-          </w:tcPr>
-          <w:p>
-            <w:pPr>
-              <w:rPr>
-                <w:rFonts w:ascii="Source Sans 3 SemiBold" w:hAnsi="Source Sans 3 SemiBold"/>
-                <w:b/>
-                <w:bCs/>
-                <w:noProof/>
-                <w:color w:val="FFFFFF" w:themeColor="background1"/>
-                <w:bdr w:val="single" w:sz="24" w:space="0" w:color="F4A349"/>
-                <w:shd w:val="clear" w:color="auto" w:fill="EF4740"/>
-              </w:rPr>
-            </w:pPr>
-          </w:p>
-        </w:tc>
-      </w:tr>
-    </w:tbl>
-    <w:p>
-      <w:pPr>
-        <w:rPr>
-          <w:sz w:val="2"/>
-          <w:szCs w:val="2"/>
-        </w:rPr>
-      </w:pPr>
-    </w:p>
-    <w:p>
-      <w:pPr>
-        <w:rPr>
-          <w:rFonts w:ascii="Source Sans 3" w:hAnsi="Source Sans 3"/>
-          <w:sz w:val="23"/>
-          <w:szCs w:val="23"/>
-          <w:lang w:bidi="ar-SA"/>
-        </w:rPr>
-      </w:pPr>
-      <w:r>
-        <w:br w:type="page"/>
-      </w:r>
-    </w:p>
-    <w:tbl>
-      <w:tblPr>
-        <w:tblStyle w:val="CommonTable"/>
-        <w:tblW w:w="0" w:type="auto"/>
-        <w:tblBorders>
-          <w:top w:val="single" w:sz="24" w:space="0" w:color="auto"/>
-          <w:left w:val="single" w:sz="24" w:space="0" w:color="auto"/>
-          <w:bottom w:val="single" w:sz="24" w:space="0" w:color="auto"/>
-          <w:right w:val="single" w:sz="24" w:space="0" w:color="auto"/>
-          <w:insideH w:val="single" w:sz="24" w:space="0" w:color="auto"/>
-          <w:insideV w:val="single" w:sz="24" w:space="0" w:color="auto"/>
-        </w:tblBorders>
-        <w:shd w:val="clear" w:color="auto" w:fill="EBA045"/>
-        <w:tblLook w:val="04A0" w:firstRow="1" w:lastRow="0" w:firstColumn="1" w:lastColumn="0" w:noHBand="0" w:noVBand="1"/>
-      </w:tblPr>
-      <w:tblGrid>
-        <w:gridCol w:w="7357"/>
-      </w:tblGrid>
-      <w:tr>
-        <w:tc>
-          <w:tcPr>
-            <w:tcW w:w="0" w:type="auto"/>
-            <w:shd w:val="clear" w:color="auto" w:fill="ED9742"/>
-          </w:tcPr>
-          <w:p>
-            <w:pPr>
-              <w:rPr>
-                <w:rFonts w:ascii="Source Sans 3 Medium" w:hAnsi="Source Sans 3 Medium"/>
-                <w:b/>
-                <w:bCs/>
-                <w:sz w:val="23"/>
-                <w:szCs w:val="23"/>
-                <w:lang w:bidi="ar-SA"/>
-              </w:rPr>
-            </w:pPr>
-            <w:r>
-              <w:rPr>
-                <w:b/>
-                <w:bCs/>
-                <w:sz w:val="24"/>
-                <w:szCs w:val="24"/>
-              </w:rPr>
-              <w:lastRenderedPageBreak/>
-              <w:t>GRAMMAR FOCUS: PAST SIMPLE - REGULAR AND IRREGULAR FORMS</w:t>
-            </w:r>
-          </w:p>
-        </w:tc>
-      </w:tr>
-    </w:tbl>
-    <w:p>
-      <w:pPr>
-        <w:pStyle w:val="SS3-115"/>
-        <w:rPr>
-          <w:sz w:val="2"/>
-          <w:szCs w:val="2"/>
-        </w:rPr>
-      </w:pPr>
-    </w:p>
-    <w:tbl>
-      <w:tblPr>
-        <w:tblStyle w:val="DottedTable"/>
-        <w:tblW w:w="0" w:type="auto"/>
-        <w:tblLook w:val="04A0" w:firstRow="1" w:lastRow="0" w:firstColumn="1" w:lastColumn="0" w:noHBand="0" w:noVBand="1"/>
-      </w:tblPr>
-      <w:tblGrid>
-        <w:gridCol w:w="690"/>
-        <w:gridCol w:w="13702"/>
-      </w:tblGrid>
-      <w:tr>
-        <w:tc>
-          <w:tcPr>
-            <w:tcW w:w="690" w:type="dxa"/>
-          </w:tcPr>
-          <w:tbl>
-            <w:tblPr>
-              <w:tblStyle w:val="CompactTable"/>
-              <w:tblW w:w="360" w:type="dxa"/>
-              <w:tblBorders>
-                <w:top w:val="single" w:sz="18" w:space="0" w:color="FFA13A"/>
-                <w:left w:val="single" w:sz="18" w:space="0" w:color="FFA13A"/>
-                <w:bottom w:val="single" w:sz="18" w:space="0" w:color="FFA13A"/>
-                <w:right w:val="single" w:sz="18" w:space="0" w:color="FFA13A"/>
-                <w:insideH w:val="single" w:sz="18" w:space="0" w:color="FFA13A"/>
-                <w:insideV w:val="single" w:sz="18" w:space="0" w:color="FFA13A"/>
-              </w:tblBorders>
-              <w:tblLook w:val="04A0" w:firstRow="1" w:lastRow="0" w:firstColumn="1" w:lastColumn="0" w:noHBand="0" w:noVBand="1"/>
-            </w:tblPr>
-            <w:tblGrid>
-              <w:gridCol w:w="360"/>
-            </w:tblGrid>
-            <w:tr>
-              <w:tc>
-                <w:tcPr>
-                  <w:tcW w:w="360" w:type="dxa"/>
-                </w:tcPr>
-                <w:p>
-                  <w:pPr>
-                    <w:rPr>
-                      <w:b w:val="0"/>
-                      <w:bCs/>
-                      <w:szCs w:val="26"/>
-                      <w:bdr w:val="single" w:sz="12" w:space="0" w:color="FFFF00"/>
-                    </w:rPr>
-                  </w:pPr>
-                  <w:r>
-                    <w:rPr>
-                      <w:bCs/>
-                      <w:szCs w:val="26"/>
-                      <w:lang w:bidi="ar-SA"/>
-                    </w:rPr>
-                    <w:t>11</w:t>
-                  </w:r>
-                </w:p>
-              </w:tc>
-            </w:tr>
-          </w:tbl>
-          <w:p>
-            <w:pPr>
-              <w:rPr>
-                <w:sz w:val="26"/>
-                <w:szCs w:val="26"/>
-              </w:rPr>
-            </w:pPr>
-          </w:p>
-        </w:tc>
-        <w:tc>
-          <w:tcPr>
-            <w:tcW w:w="13702" w:type="dxa"/>
-          </w:tcPr>
-          <w:p>
-            <w:pPr>
-              <w:pStyle w:val="SS3-115"/>
-              <w:rPr>
-                <w:rFonts w:ascii="Source Sans 3 Medium" w:hAnsi="Source Sans 3 Medium"/>
-                <w:b/>
-                <w:bCs/>
-                <w:color w:val="101312"/>
-                <w:spacing w:val="-2"/>
-                <w:w w:val="105"/>
-              </w:rPr>
-            </w:pPr>
-            <w:r>
-              <w:rPr>
-                <w:rFonts w:ascii="Source Sans 3 Medium" w:hAnsi="Source Sans 3 Medium"/>
-                <w:b/>
-                <w:bCs/>
-                <w:color w:val="101312"/>
-                <w:spacing w:val="-2"/>
-                <w:w w:val="105"/>
-              </w:rPr>
-              <w:t>Find these past tense forms in the model answer. Which of them are irregular? What are the infinitives of these verbs?</w:t>
-            </w:r>
-          </w:p>
-          <w:tbl>
-            <w:tblPr>
-              <w:tblStyle w:val="CommonTable"/>
-              <w:tblW w:w="0" w:type="auto"/>
-              <w:tblBorders>
-                <w:top w:val="single" w:sz="18" w:space="0" w:color="FFA13A"/>
-                <w:left w:val="single" w:sz="18" w:space="0" w:color="FFA13A"/>
-                <w:bottom w:val="single" w:sz="18" w:space="0" w:color="FFA13A"/>
-                <w:right w:val="single" w:sz="18" w:space="0" w:color="FFA13A"/>
-                <w:insideH w:val="none" w:sz="0" w:space="0" w:color="auto"/>
-                <w:insideV w:val="none" w:sz="0" w:space="0" w:color="auto"/>
-              </w:tblBorders>
-              <w:tblLook w:val="04A0" w:firstRow="1" w:lastRow="0" w:firstColumn="1" w:lastColumn="0" w:noHBand="0" w:noVBand="1"/>
-            </w:tblPr>
-            <w:tblGrid>
-              <w:gridCol w:w="1235"/>
-              <w:gridCol w:w="1301"/>
-              <w:gridCol w:w="1111"/>
-              <w:gridCol w:w="809"/>
-              <w:gridCol w:w="730"/>
-            </w:tblGrid>
-            <w:tr>
-              <w:tc>
-                <w:tcPr>
-                  <w:tcW w:w="0" w:type="auto"/>
-                </w:tcPr>
-                <w:p>
-                  <w:pPr>
-                    <w:rPr>
-                      <w:iCs/>
-                    </w:rPr>
-                  </w:pPr>
-                  <w:r>
-                    <w:rPr>
-                      <w:sz w:val="23"/>
-                      <w:szCs w:val="23"/>
-                    </w:rPr>
-                    <w:t>expanded</w:t>
-                  </w:r>
-                </w:p>
-              </w:tc>
-              <w:tc>
-                <w:tcPr>
-                  <w:tcW w:w="0" w:type="auto"/>
-                </w:tcPr>
-                <w:p>
-                  <w:pPr>
-                    <w:rPr>
-                      <w:iCs/>
-                    </w:rPr>
-                  </w:pPr>
-                  <w:r>
-                    <w:rPr>
-                      <w:sz w:val="23"/>
-                      <w:szCs w:val="23"/>
-                    </w:rPr>
-                    <w:t>changed</w:t>
-                  </w:r>
-                </w:p>
-              </w:tc>
-              <w:tc>
-                <w:tcPr>
-                  <w:tcW w:w="0" w:type="auto"/>
-                </w:tcPr>
-                <w:p>
-                  <w:pPr>
-                    <w:rPr>
-                      <w:iCs/>
-                    </w:rPr>
-                  </w:pPr>
-                  <w:r>
-                    <w:rPr>
-                      <w:sz w:val="23"/>
-                      <w:szCs w:val="23"/>
-                    </w:rPr>
-                    <w:t>changed</w:t>
-                  </w:r>
-                </w:p>
-              </w:tc>
-              <w:tc>
-                <w:tcPr>
-                  <w:tcW w:w="0" w:type="auto"/>
-                </w:tcPr>
-                <w:p>
-                  <w:pPr>
-                    <w:rPr>
-                      <w:iCs/>
-                    </w:rPr>
-                  </w:pPr>
-                  <w:r>
-                    <w:t>made</w:t>
-                  </w:r>
-                </w:p>
-              </w:tc>
-              <w:tc>
-                <w:tcPr>
-                  <w:tcW w:w="0" w:type="auto"/>
-                </w:tcPr>
-                <w:p>
-                  <w:pPr>
-                    <w:pStyle w:val="SS3-115"/>
-                    <w:rPr>
-                      <w:iCs/>
-                    </w:rPr>
-                  </w:pPr>
-                  <w:r>
-                    <w:t>built</w:t>
-                  </w:r>
-                </w:p>
-              </w:tc>
-            </w:tr>
-            <w:tr>
-              <w:tc>
-                <w:tcPr>
-                  <w:tcW w:w="0" w:type="auto"/>
-                </w:tcPr>
-                <w:p>
-                  <w:pPr>
-                    <w:rPr>
-                      <w:sz w:val="23"/>
-                      <w:szCs w:val="23"/>
-                    </w:rPr>
-                  </w:pPr>
-                  <w:r>
-                    <w:rPr>
-                      <w:sz w:val="23"/>
-                      <w:szCs w:val="23"/>
-                    </w:rPr>
-                    <w:t>increased</w:t>
-                  </w:r>
-                </w:p>
-              </w:tc>
-              <w:tc>
-                <w:tcPr>
-                  <w:tcW w:w="0" w:type="auto"/>
-                </w:tcPr>
-                <w:p>
-                  <w:pPr>
-                    <w:rPr>
-                      <w:sz w:val="23"/>
-                      <w:szCs w:val="23"/>
-                    </w:rPr>
-                  </w:pPr>
-                  <w:r>
-                    <w:rPr>
-                      <w:sz w:val="23"/>
-                      <w:szCs w:val="23"/>
-                    </w:rPr>
-                    <w:t>developed</w:t>
-                  </w:r>
-                </w:p>
-              </w:tc>
-              <w:tc>
-                <w:tcPr>
-                  <w:tcW w:w="0" w:type="auto"/>
-                </w:tcPr>
-                <w:p>
-                  <w:pPr>
-                    <w:rPr>
-                      <w:sz w:val="23"/>
-                      <w:szCs w:val="23"/>
-                    </w:rPr>
-                  </w:pPr>
-                  <w:r>
-                    <w:rPr>
-                      <w:sz w:val="23"/>
-                      <w:szCs w:val="23"/>
-                    </w:rPr>
-                    <w:t>moved</w:t>
-                  </w:r>
-                </w:p>
-              </w:tc>
-              <w:tc>
-                <w:tcPr>
-                  <w:tcW w:w="0" w:type="auto"/>
-                </w:tcPr>
-                <w:p>
-                  <w:pPr>
-                    <w:rPr>
-                      <w:sz w:val="23"/>
-                      <w:szCs w:val="23"/>
-                    </w:rPr>
-                  </w:pPr>
-                  <w:r>
-                    <w:rPr>
-                      <w:sz w:val="23"/>
-                      <w:szCs w:val="23"/>
-                    </w:rPr>
-                    <w:t>was</w:t>
-                  </w:r>
-                </w:p>
-              </w:tc>
-              <w:tc>
-                <w:tcPr>
-                  <w:tcW w:w="0" w:type="auto"/>
-                </w:tcPr>
-                <w:p>
-                  <w:pPr>
-                    <w:pStyle w:val="SS3-115"/>
-                  </w:pPr>
-                </w:p>
-              </w:tc>
-            </w:tr>
-          </w:tbl>
-          <w:p>
-            <w:pPr>
-              <w:pStyle w:val="SS3-115"/>
-              <w:rPr>
-                <w:rFonts w:ascii="Source Sans 3 Medium" w:hAnsi="Source Sans 3 Medium"/>
-                <w:b/>
-                <w:bCs/>
-                <w:color w:val="101312"/>
-                <w:spacing w:val="-2"/>
-                <w:w w:val="105"/>
-              </w:rPr>
-            </w:pPr>
-          </w:p>
-        </w:tc>
-      </w:tr>
-      <w:tr>
-        <w:tc>
-          <w:tcPr>
-            <w:tcW w:w="690" w:type="dxa"/>
-          </w:tcPr>
-          <w:tbl>
-            <w:tblPr>
-              <w:tblStyle w:val="CompactTable"/>
-              <w:tblW w:w="360" w:type="dxa"/>
-              <w:tblBorders>
-                <w:top w:val="single" w:sz="18" w:space="0" w:color="FFA13A"/>
-                <w:left w:val="single" w:sz="18" w:space="0" w:color="FFA13A"/>
-                <w:bottom w:val="single" w:sz="18" w:space="0" w:color="FFA13A"/>
-                <w:right w:val="single" w:sz="18" w:space="0" w:color="FFA13A"/>
-                <w:insideH w:val="single" w:sz="18" w:space="0" w:color="FFA13A"/>
-                <w:insideV w:val="single" w:sz="18" w:space="0" w:color="FFA13A"/>
-              </w:tblBorders>
-              <w:tblLook w:val="04A0" w:firstRow="1" w:lastRow="0" w:firstColumn="1" w:lastColumn="0" w:noHBand="0" w:noVBand="1"/>
-            </w:tblPr>
-            <w:tblGrid>
-              <w:gridCol w:w="360"/>
-            </w:tblGrid>
-            <w:tr>
-              <w:tc>
-                <w:tcPr>
-                  <w:tcW w:w="360" w:type="dxa"/>
-                </w:tcPr>
-                <w:p>
-                  <w:pPr>
-                    <w:rPr>
-                      <w:b w:val="0"/>
-                      <w:bCs/>
-                      <w:szCs w:val="26"/>
-                      <w:bdr w:val="single" w:sz="12" w:space="0" w:color="FFFF00"/>
-                    </w:rPr>
-                  </w:pPr>
-                  <w:r>
-                    <w:rPr>
-                      <w:bCs/>
-                      <w:szCs w:val="26"/>
-                      <w:lang w:bidi="ar-SA"/>
-                    </w:rPr>
-                    <w:t>12</w:t>
-                  </w:r>
-                </w:p>
-              </w:tc>
-            </w:tr>
-          </w:tbl>
-          <w:p>
-            <w:pPr>
-              <w:rPr>
-                <w:bCs/>
-                <w:szCs w:val="26"/>
-              </w:rPr>
-            </w:pPr>
-          </w:p>
-        </w:tc>
-        <w:tc>
-          <w:tcPr>
-            <w:tcW w:w="13702" w:type="dxa"/>
-          </w:tcPr>
-          <w:p>
-            <w:pPr>
-              <w:pStyle w:val="SS3-115"/>
-              <w:rPr>
-                <w:rFonts w:ascii="Source Sans 3 Medium" w:hAnsi="Source Sans 3 Medium"/>
-                <w:b/>
-                <w:bCs/>
-                <w:color w:val="101312"/>
-                <w:spacing w:val="-2"/>
-                <w:w w:val="105"/>
-              </w:rPr>
-            </w:pPr>
-            <w:r>
-              <w:rPr>
-                <w:rFonts w:ascii="Source Sans 3 Medium" w:hAnsi="Source Sans 3 Medium"/>
-                <w:b/>
-                <w:bCs/>
-                <w:color w:val="101312"/>
-                <w:spacing w:val="-2"/>
-                <w:w w:val="105"/>
-              </w:rPr>
-              <w:t>These sentences could also be used to describe the maps. Put the verb in brackets into the past tense to complete the sentences.</w:t>
-            </w:r>
-          </w:p>
-          <w:p>
-            <w:pPr>
-              <w:pStyle w:val="SS3-115"/>
-              <w:numPr>
-                <w:ilvl w:val="0"/>
-                <w:numId w:val="12"/>
-              </w:numPr>
-              <w:spacing w:after="120"/>
-              <w:ind w:left="284" w:hanging="284"/>
-              <w:rPr>
-                <w:color w:val="101312"/>
-                <w:spacing w:val="-2"/>
-                <w:w w:val="105"/>
-              </w:rPr>
-            </w:pPr>
-            <w:r>
-              <w:rPr>
-                <w:color w:val="101312"/>
-                <w:spacing w:val="-2"/>
-                <w:w w:val="105"/>
-              </w:rPr>
-              <w:t>They (</w:t>
-            </w:r>
-            <w:r>
-              <w:rPr>
-                <w:b/>
-                <w:bCs/>
-                <w:color w:val="101312"/>
-                <w:spacing w:val="-2"/>
-                <w:w w:val="105"/>
-              </w:rPr>
-              <w:t>cut</w:t>
-            </w:r>
-            <w:r>
-              <w:rPr>
-                <w:color w:val="101312"/>
-                <w:spacing w:val="-2"/>
-                <w:w w:val="105"/>
-              </w:rPr>
-              <w:t>) down trees to build the halls of residence.</w:t>
-            </w:r>
-          </w:p>
-          <w:p>
-            <w:pPr>
-              <w:pStyle w:val="SS3-115"/>
-              <w:numPr>
-                <w:ilvl w:val="0"/>
-                <w:numId w:val="12"/>
-              </w:numPr>
-              <w:spacing w:after="120"/>
-              <w:ind w:left="284" w:hanging="284"/>
-              <w:rPr>
-                <w:color w:val="101312"/>
-                <w:spacing w:val="-2"/>
-                <w:w w:val="105"/>
-              </w:rPr>
-            </w:pPr>
-            <w:r>
-              <w:rPr>
-                <w:color w:val="101312"/>
-                <w:spacing w:val="-2"/>
-                <w:w w:val="105"/>
-              </w:rPr>
-              <w:t>The old café (</w:t>
-            </w:r>
-            <w:r>
-              <w:rPr>
-                <w:b/>
-                <w:bCs/>
-                <w:color w:val="101312"/>
-                <w:spacing w:val="-2"/>
-                <w:w w:val="105"/>
-              </w:rPr>
-              <w:t>become</w:t>
-            </w:r>
-            <w:r>
-              <w:rPr>
-                <w:color w:val="101312"/>
-                <w:spacing w:val="-2"/>
-                <w:w w:val="105"/>
-              </w:rPr>
-              <w:t>) the new library.</w:t>
-            </w:r>
-          </w:p>
-          <w:p>
-            <w:pPr>
-              <w:pStyle w:val="SS3-115"/>
-              <w:numPr>
-                <w:ilvl w:val="0"/>
-                <w:numId w:val="12"/>
-              </w:numPr>
-              <w:spacing w:after="120"/>
-              <w:ind w:left="284" w:hanging="284"/>
-              <w:rPr>
-                <w:color w:val="101312"/>
-                <w:spacing w:val="-2"/>
-                <w:w w:val="105"/>
-              </w:rPr>
-            </w:pPr>
-            <w:r>
-              <w:rPr>
-                <w:color w:val="101312"/>
-                <w:spacing w:val="-2"/>
-                <w:w w:val="105"/>
-              </w:rPr>
-              <w:t>In 1995 students (</w:t>
-            </w:r>
-            <w:r>
-              <w:rPr>
-                <w:b/>
-                <w:bCs/>
-                <w:color w:val="101312"/>
-                <w:spacing w:val="-2"/>
-                <w:w w:val="105"/>
-              </w:rPr>
-              <w:t>catch</w:t>
-            </w:r>
-            <w:r>
-              <w:rPr>
-                <w:color w:val="101312"/>
-                <w:spacing w:val="-2"/>
-                <w:w w:val="105"/>
-              </w:rPr>
-              <w:t>) the bus outside the Students' Union.</w:t>
-            </w:r>
-          </w:p>
-          <w:p>
-            <w:pPr>
-              <w:pStyle w:val="SS3-115"/>
-              <w:numPr>
-                <w:ilvl w:val="0"/>
-                <w:numId w:val="12"/>
-              </w:numPr>
-              <w:spacing w:after="120"/>
-              <w:ind w:left="284" w:hanging="284"/>
-              <w:rPr>
-                <w:color w:val="101312"/>
-                <w:spacing w:val="-2"/>
-                <w:w w:val="105"/>
-              </w:rPr>
-            </w:pPr>
-            <w:r>
-              <w:rPr>
-                <w:color w:val="101312"/>
-                <w:spacing w:val="-2"/>
-                <w:w w:val="105"/>
-              </w:rPr>
-              <w:t>The university (</w:t>
-            </w:r>
-            <w:r>
-              <w:rPr>
-                <w:b/>
-                <w:bCs/>
-                <w:color w:val="101312"/>
-                <w:spacing w:val="-2"/>
-                <w:w w:val="105"/>
-              </w:rPr>
-              <w:t>need</w:t>
-            </w:r>
-            <w:r>
-              <w:rPr>
-                <w:color w:val="101312"/>
-                <w:spacing w:val="-2"/>
-                <w:w w:val="105"/>
-              </w:rPr>
-              <w:t>) laboratories.</w:t>
-            </w:r>
-          </w:p>
-          <w:p>
-            <w:pPr>
-              <w:pStyle w:val="SS3-115"/>
-              <w:numPr>
-                <w:ilvl w:val="0"/>
-                <w:numId w:val="12"/>
-              </w:numPr>
-              <w:spacing w:after="120"/>
-              <w:ind w:left="284" w:hanging="284"/>
-              <w:rPr>
-                <w:color w:val="101312"/>
-                <w:spacing w:val="-2"/>
-                <w:w w:val="105"/>
-              </w:rPr>
-            </w:pPr>
-            <w:r>
-              <w:rPr>
-                <w:color w:val="101312"/>
-                <w:spacing w:val="-2"/>
-                <w:w w:val="105"/>
-              </w:rPr>
-              <w:t>They (</w:t>
-            </w:r>
-            <w:r>
-              <w:rPr>
-                <w:b/>
-                <w:bCs/>
-                <w:color w:val="101312"/>
-                <w:spacing w:val="-2"/>
-                <w:w w:val="105"/>
-              </w:rPr>
-              <w:t>put</w:t>
-            </w:r>
-            <w:r>
-              <w:rPr>
-                <w:color w:val="101312"/>
-                <w:spacing w:val="-2"/>
-                <w:w w:val="105"/>
-              </w:rPr>
-              <w:t>) table tennis tables in front of the Scott Library.</w:t>
-            </w:r>
-          </w:p>
-          <w:p>
-            <w:pPr>
-              <w:pStyle w:val="SS3-115"/>
-              <w:numPr>
-                <w:ilvl w:val="0"/>
-                <w:numId w:val="12"/>
-              </w:numPr>
-              <w:spacing w:after="120"/>
-              <w:ind w:left="284" w:hanging="284"/>
-              <w:rPr>
-                <w:color w:val="101312"/>
-                <w:spacing w:val="-2"/>
-                <w:w w:val="105"/>
-              </w:rPr>
-            </w:pPr>
-            <w:r>
-              <w:rPr>
-                <w:color w:val="101312"/>
-                <w:spacing w:val="-2"/>
-                <w:w w:val="105"/>
-              </w:rPr>
-              <w:t>There (</w:t>
-            </w:r>
-            <w:r>
-              <w:rPr>
-                <w:b/>
-                <w:bCs/>
-                <w:color w:val="101312"/>
-                <w:spacing w:val="-2"/>
-                <w:w w:val="105"/>
-              </w:rPr>
-              <w:t>be</w:t>
-            </w:r>
-            <w:r>
-              <w:rPr>
-                <w:color w:val="101312"/>
-                <w:spacing w:val="-2"/>
-                <w:w w:val="105"/>
-              </w:rPr>
-              <w:t>) not enough halls of residence in 1995.</w:t>
-            </w:r>
-          </w:p>
-          <w:p>
-            <w:pPr>
-              <w:pStyle w:val="SS3-115"/>
-              <w:numPr>
-                <w:ilvl w:val="0"/>
-                <w:numId w:val="12"/>
-              </w:numPr>
-              <w:spacing w:after="120"/>
-              <w:ind w:left="284" w:hanging="284"/>
-              <w:rPr>
-                <w:color w:val="101312"/>
-                <w:spacing w:val="-2"/>
-                <w:w w:val="105"/>
-              </w:rPr>
-            </w:pPr>
-            <w:r>
-              <w:rPr>
-                <w:color w:val="101312"/>
-                <w:spacing w:val="-2"/>
-                <w:w w:val="105"/>
-              </w:rPr>
-              <w:t>They (</w:t>
-            </w:r>
-            <w:r>
-              <w:rPr>
-                <w:b/>
-                <w:bCs/>
-                <w:color w:val="101312"/>
-                <w:spacing w:val="-2"/>
-                <w:w w:val="105"/>
-              </w:rPr>
-              <w:t>dig</w:t>
-            </w:r>
-            <w:r>
-              <w:rPr>
-                <w:color w:val="101312"/>
-                <w:spacing w:val="-2"/>
-                <w:w w:val="105"/>
-              </w:rPr>
-              <w:t>) a pond in the recreation area.</w:t>
-            </w:r>
-          </w:p>
-          <w:p>
-            <w:pPr>
-              <w:pStyle w:val="SS3-115"/>
-              <w:numPr>
-                <w:ilvl w:val="0"/>
-                <w:numId w:val="12"/>
-              </w:numPr>
-              <w:spacing w:after="120"/>
-              <w:ind w:left="284" w:hanging="284"/>
-              <w:rPr>
-                <w:color w:val="101312"/>
-                <w:spacing w:val="-2"/>
-                <w:w w:val="105"/>
-              </w:rPr>
-            </w:pPr>
-            <w:r>
-              <w:rPr>
-                <w:color w:val="101312"/>
-                <w:spacing w:val="-2"/>
-                <w:w w:val="105"/>
-              </w:rPr>
-              <w:t>They (</w:t>
-            </w:r>
-            <w:r>
-              <w:rPr>
-                <w:b/>
-                <w:bCs/>
-                <w:color w:val="101312"/>
-                <w:spacing w:val="-2"/>
-                <w:w w:val="105"/>
-              </w:rPr>
-              <w:t>plant</w:t>
-            </w:r>
-            <w:r>
-              <w:rPr>
-                <w:color w:val="101312"/>
-                <w:spacing w:val="-2"/>
-                <w:w w:val="105"/>
-              </w:rPr>
-              <w:t>) lots of new trees.</w:t>
-            </w:r>
-          </w:p>
-          <w:p>
-            <w:pPr>
-              <w:pStyle w:val="SS3-115"/>
-              <w:rPr>
-                <w:rFonts w:ascii="Source Sans 3 Medium" w:hAnsi="Source Sans 3 Medium"/>
-                <w:b/>
-                <w:bCs/>
-                <w:color w:val="101312"/>
-                <w:spacing w:val="-2"/>
-                <w:w w:val="105"/>
-              </w:rPr>
-            </w:pPr>
-            <w:r>
-              <w:rPr>
-                <w:rFonts w:ascii="Source Sans 3 Medium" w:hAnsi="Source Sans 3 Medium"/>
-                <w:b/>
-                <w:bCs/>
-                <w:color w:val="101312"/>
-                <w:spacing w:val="-2"/>
-                <w:w w:val="105"/>
-              </w:rPr>
-              <w:t>Two of the verbs are regular. Which ones?</w:t>
-            </w:r>
-          </w:p>
-        </w:tc>
-      </w:tr>
-    </w:tbl>
-    <w:p>
-      <w:pPr>
-        <w:pStyle w:val="SS3-115"/>
-        <w:rPr>
-          <w:sz w:val="2"/>
-          <w:szCs w:val="2"/>
-        </w:rPr>
-      </w:pPr>
-    </w:p>
-    <w:tbl>
-      <w:tblPr>
-        <w:tblStyle w:val="CommonTable"/>
-        <w:tblW w:w="0" w:type="auto"/>
-        <w:tblBorders>
-          <w:top w:val="single" w:sz="24" w:space="0" w:color="auto"/>
-          <w:left w:val="single" w:sz="24" w:space="0" w:color="auto"/>
-          <w:bottom w:val="single" w:sz="24" w:space="0" w:color="auto"/>
-          <w:right w:val="single" w:sz="24" w:space="0" w:color="auto"/>
-          <w:insideH w:val="single" w:sz="24" w:space="0" w:color="auto"/>
-          <w:insideV w:val="single" w:sz="24" w:space="0" w:color="auto"/>
-        </w:tblBorders>
-        <w:shd w:val="clear" w:color="auto" w:fill="EBA045"/>
-        <w:tblLook w:val="04A0" w:firstRow="1" w:lastRow="0" w:firstColumn="1" w:lastColumn="0" w:noHBand="0" w:noVBand="1"/>
-      </w:tblPr>
-      <w:tblGrid>
-        <w:gridCol w:w="5954"/>
-      </w:tblGrid>
-      <w:tr>
-        <w:tc>
-          <w:tcPr>
-            <w:tcW w:w="0" w:type="auto"/>
-            <w:shd w:val="clear" w:color="auto" w:fill="ED9742"/>
-          </w:tcPr>
-          <w:p>
-            <w:pPr>
-              <w:rPr>
-                <w:rFonts w:ascii="Source Sans 3 Medium" w:hAnsi="Source Sans 3 Medium"/>
-                <w:b/>
-                <w:bCs/>
-                <w:sz w:val="23"/>
-                <w:szCs w:val="23"/>
-                <w:lang w:bidi="ar-SA"/>
-              </w:rPr>
-            </w:pPr>
-            <w:r>
-              <w:rPr>
-                <w:b/>
-                <w:bCs/>
-                <w:sz w:val="24"/>
-                <w:szCs w:val="24"/>
-              </w:rPr>
-              <w:t>GRAMMAR FOCUS: PAST SIMPLE - ACTIVE AND PASSIVE</w:t>
-            </w:r>
-          </w:p>
-        </w:tc>
-      </w:tr>
-    </w:tbl>
-    <w:p>
-      <w:pPr>
-        <w:pStyle w:val="SS3-115"/>
-        <w:rPr>
-          <w:sz w:val="2"/>
-          <w:szCs w:val="2"/>
-        </w:rPr>
-      </w:pPr>
-    </w:p>
-    <w:tbl>
-      <w:tblPr>
-        <w:tblStyle w:val="DottedTable"/>
-        <w:tblW w:w="0" w:type="auto"/>
-        <w:tblLook w:val="04A0" w:firstRow="1" w:lastRow="0" w:firstColumn="1" w:lastColumn="0" w:noHBand="0" w:noVBand="1"/>
-      </w:tblPr>
-      <w:tblGrid>
-        <w:gridCol w:w="690"/>
-        <w:gridCol w:w="8003"/>
-        <w:gridCol w:w="5699"/>
-      </w:tblGrid>
-      <w:tr>
-        <w:tc>
-          <w:tcPr>
-            <w:tcW w:w="690" w:type="dxa"/>
-          </w:tcPr>
-          <w:tbl>
-            <w:tblPr>
-              <w:tblStyle w:val="CompactTable"/>
-              <w:tblW w:w="360" w:type="dxa"/>
-              <w:tblBorders>
-                <w:top w:val="single" w:sz="18" w:space="0" w:color="FFA13A"/>
-                <w:left w:val="single" w:sz="18" w:space="0" w:color="FFA13A"/>
-                <w:bottom w:val="single" w:sz="18" w:space="0" w:color="FFA13A"/>
-                <w:right w:val="single" w:sz="18" w:space="0" w:color="FFA13A"/>
-                <w:insideH w:val="single" w:sz="18" w:space="0" w:color="FFA13A"/>
-                <w:insideV w:val="single" w:sz="18" w:space="0" w:color="FFA13A"/>
-              </w:tblBorders>
-              <w:tblLook w:val="04A0" w:firstRow="1" w:lastRow="0" w:firstColumn="1" w:lastColumn="0" w:noHBand="0" w:noVBand="1"/>
-            </w:tblPr>
-            <w:tblGrid>
-              <w:gridCol w:w="360"/>
-            </w:tblGrid>
-            <w:tr>
-              <w:tc>
-                <w:tcPr>
-                  <w:tcW w:w="360" w:type="dxa"/>
-                </w:tcPr>
-                <w:p>
-                  <w:pPr>
-                    <w:rPr>
-                      <w:b w:val="0"/>
-                      <w:bCs/>
-                      <w:szCs w:val="26"/>
-                      <w:bdr w:val="single" w:sz="12" w:space="0" w:color="FFFF00"/>
-                    </w:rPr>
-                  </w:pPr>
-                  <w:r>
-                    <w:rPr>
-                      <w:bCs/>
-                      <w:szCs w:val="26"/>
-                      <w:lang w:bidi="ar-SA"/>
-                    </w:rPr>
-                    <w:t>13</w:t>
-                  </w:r>
-                </w:p>
-              </w:tc>
-            </w:tr>
-          </w:tbl>
-          <w:p>
-            <w:pPr>
-              <w:rPr>
-                <w:sz w:val="26"/>
-                <w:szCs w:val="26"/>
-              </w:rPr>
-            </w:pPr>
-          </w:p>
-        </w:tc>
-        <w:tc>
-          <w:tcPr>
-            <w:tcW w:w="8094" w:type="dxa"/>
-          </w:tcPr>
-          <w:p>
-            <w:pPr>
-              <w:pStyle w:val="SS3-115"/>
-              <w:rPr>
-                <w:rFonts w:ascii="Source Sans 3 Medium" w:hAnsi="Source Sans 3 Medium"/>
-                <w:b/>
-                <w:bCs/>
-                <w:color w:val="101312"/>
-                <w:spacing w:val="-2"/>
-                <w:w w:val="105"/>
-              </w:rPr>
-            </w:pPr>
-            <w:r>
-              <w:rPr>
-                <w:rFonts w:ascii="Source Sans 3 Medium" w:hAnsi="Source Sans 3 Medium"/>
-                <w:b/>
-                <w:bCs/>
-                <w:color w:val="101312"/>
-                <w:spacing w:val="-2"/>
-                <w:w w:val="105"/>
-              </w:rPr>
-              <w:t>Read the information about active and passive verbs.</w:t>
-            </w:r>
-          </w:p>
-          <w:p>
-            <w:pPr>
-              <w:pStyle w:val="SS3-115"/>
-              <w:rPr>
-                <w:rFonts w:ascii="Source Sans 3 Medium" w:hAnsi="Source Sans 3 Medium"/>
-                <w:b/>
-                <w:bCs/>
-                <w:color w:val="101312"/>
-                <w:spacing w:val="-2"/>
-                <w:w w:val="105"/>
-              </w:rPr>
-            </w:pPr>
-            <w:r>
-              <w:rPr>
-                <w:rFonts w:ascii="Source Sans 3 Medium" w:hAnsi="Source Sans 3 Medium"/>
-                <w:b/>
-                <w:bCs/>
-                <w:color w:val="101312"/>
-                <w:spacing w:val="-2"/>
-                <w:w w:val="105"/>
-              </w:rPr>
-              <w:t>Are sentences 1-4 about the map active or passive?</w:t>
-            </w:r>
-          </w:p>
-          <w:p>
-            <w:pPr>
-              <w:pStyle w:val="SS3-115"/>
-              <w:numPr>
-                <w:ilvl w:val="0"/>
-                <w:numId w:val="13"/>
-              </w:numPr>
-              <w:spacing w:after="120"/>
-              <w:ind w:left="227" w:hanging="227"/>
-              <w:rPr>
-                <w:color w:val="101312"/>
-                <w:spacing w:val="-2"/>
-                <w:w w:val="105"/>
-              </w:rPr>
-            </w:pPr>
-            <w:r>
-              <w:rPr>
-                <w:color w:val="101312"/>
-                <w:spacing w:val="-2"/>
-                <w:w w:val="105"/>
-              </w:rPr>
-              <w:t>The library was relocated to the right of the Founder's Building.</w:t>
-            </w:r>
-          </w:p>
-          <w:p>
-            <w:pPr>
-              <w:pStyle w:val="SS3-115"/>
-              <w:numPr>
-                <w:ilvl w:val="0"/>
-                <w:numId w:val="13"/>
-              </w:numPr>
-              <w:spacing w:after="120"/>
-              <w:ind w:left="227" w:hanging="227"/>
-              <w:rPr>
-                <w:color w:val="101312"/>
-                <w:spacing w:val="-2"/>
-                <w:w w:val="105"/>
-              </w:rPr>
-            </w:pPr>
-            <w:r>
-              <w:rPr>
-                <w:color w:val="101312"/>
-                <w:spacing w:val="-2"/>
-                <w:w w:val="105"/>
-              </w:rPr>
-              <w:t>They also built two new cafés.</w:t>
-            </w:r>
-          </w:p>
-          <w:p>
-            <w:pPr>
-              <w:pStyle w:val="SS3-115"/>
-              <w:numPr>
-                <w:ilvl w:val="0"/>
-                <w:numId w:val="13"/>
-              </w:numPr>
-              <w:spacing w:after="120"/>
-              <w:ind w:left="227" w:hanging="227"/>
-              <w:rPr>
-                <w:color w:val="101312"/>
-                <w:spacing w:val="-2"/>
-                <w:w w:val="105"/>
-              </w:rPr>
-            </w:pPr>
-            <w:r>
-              <w:rPr>
-                <w:color w:val="101312"/>
-                <w:spacing w:val="-2"/>
-                <w:w w:val="105"/>
-              </w:rPr>
-              <w:t>The university created a new recreation area.</w:t>
-            </w:r>
-          </w:p>
-          <w:p>
-            <w:pPr>
-              <w:pStyle w:val="SS3-115"/>
-              <w:numPr>
-                <w:ilvl w:val="0"/>
-                <w:numId w:val="13"/>
-              </w:numPr>
-              <w:spacing w:after="120"/>
-              <w:ind w:left="227" w:hanging="227"/>
-            </w:pPr>
-            <w:r>
-              <w:rPr>
-                <w:color w:val="101312"/>
-                <w:spacing w:val="-2"/>
-                <w:w w:val="105"/>
-              </w:rPr>
-              <w:t>The old gym and tennis courts were demolished.</w:t>
-            </w:r>
-          </w:p>
-        </w:tc>
-        <w:tc>
-          <w:tcPr>
-            <w:tcW w:w="5608" w:type="dxa"/>
-          </w:tcPr>
-          <w:tbl>
-            <w:tblPr>
-              <w:tblStyle w:val="NormalTable"/>
-              <w:tblW w:w="5369" w:type="dxa"/>
-              <w:tblBorders>
-                <w:top w:val="single" w:sz="18" w:space="0" w:color="ED9742"/>
-                <w:left w:val="single" w:sz="18" w:space="0" w:color="ED9742"/>
-                <w:bottom w:val="single" w:sz="18" w:space="0" w:color="ED9742"/>
-                <w:right w:val="single" w:sz="18" w:space="0" w:color="ED9742"/>
-                <w:insideH w:val="single" w:sz="18" w:space="0" w:color="ED9742"/>
-                <w:insideV w:val="single" w:sz="18" w:space="0" w:color="ED9742"/>
+                <w:top w:val="single" w:sz="18" w:space="0" w:color="E49D38"/>
+                <w:left w:val="single" w:sz="18" w:space="0" w:color="E49D38"/>
+                <w:bottom w:val="single" w:sz="18" w:space="0" w:color="E49D38"/>
+                <w:right w:val="single" w:sz="18" w:space="0" w:color="E49D38"/>
+                <w:insideH w:val="single" w:sz="18" w:space="0" w:color="E49D38"/>
+                <w:insideV w:val="single" w:sz="18" w:space="0" w:color="E49D38"/>
               </w:tblBorders>
               <w:shd w:val="clear" w:color="auto" w:fill="E7EAEF"/>
               <w:tblLook w:val="04A0" w:firstRow="1" w:lastRow="0" w:firstColumn="1" w:lastColumn="0" w:noHBand="0" w:noVBand="1"/>
             </w:tblPr>
             <w:tblGrid>
-              <w:gridCol w:w="5369"/>
+              <w:gridCol w:w="3718"/>
             </w:tblGrid>
             <w:tr>
               <w:tc>
                 <w:tcPr>
-                  <w:tcW w:w="5369" w:type="dxa"/>
-                  <w:shd w:val="clear" w:color="auto" w:fill="FCF5E3"/>
-                </w:tcPr>
-                <w:p>
-                  <w:pPr>
-                    <w:rPr>
-                      <w:sz w:val="21"/>
-                      <w:szCs w:val="21"/>
-                    </w:rPr>
-                  </w:pPr>
-                  <w:r>
-                    <w:rPr>
-                      <w:color w:val="ED9742"/>
-                      <w:sz w:val="32"/>
-                      <w:szCs w:val="32"/>
-                    </w:rPr>
-                    <w:t>◉</w:t>
-                  </w:r>
-                  <w:r>
-                    <w:rPr>
-                      <w:color w:val="E9DB85"/>
-                      <w:sz w:val="32"/>
-                      <w:szCs w:val="32"/>
-                    </w:rPr>
-                    <w:t xml:space="preserve"> </w:t>
-                  </w:r>
-                  <w:r>
-                    <w:rPr>
-                      <w:i/>
-                      <w:iCs/>
-                      <w:sz w:val="21"/>
-                      <w:szCs w:val="21"/>
-                    </w:rPr>
-                    <w:t xml:space="preserve">The university </w:t>
-                  </w:r>
-                  <w:r>
-                    <w:rPr>
-                      <w:b/>
-                      <w:bCs/>
-                      <w:i/>
-                      <w:iCs/>
-                      <w:sz w:val="21"/>
-                      <w:szCs w:val="21"/>
-                    </w:rPr>
-                    <w:t>developed</w:t>
-                  </w:r>
-                  <w:r>
-                    <w:rPr>
-                      <w:i/>
-                      <w:iCs/>
-                      <w:sz w:val="21"/>
-                      <w:szCs w:val="21"/>
-                    </w:rPr>
-                    <w:t xml:space="preserve"> the campus during this period. - active</w:t>
-                  </w:r>
-                </w:p>
-                <w:p>
-                  <w:pPr>
-                    <w:pStyle w:val="ListParagraph"/>
-                    <w:numPr>
-                      <w:ilvl w:val="0"/>
-                      <w:numId w:val="14"/>
-                    </w:numPr>
-                    <w:ind w:left="227" w:hanging="227"/>
-                    <w:rPr>
-                      <w:rFonts w:ascii="Source Sans 3" w:hAnsi="Source Sans 3"/>
-                      <w:sz w:val="21"/>
-                      <w:szCs w:val="21"/>
-                    </w:rPr>
-                  </w:pPr>
-                  <w:r>
-                    <w:rPr>
-                      <w:rFonts w:ascii="Source Sans 3" w:hAnsi="Source Sans 3"/>
-                      <w:sz w:val="21"/>
-                      <w:szCs w:val="21"/>
-                    </w:rPr>
-                    <w:t>The subject (</w:t>
-                  </w:r>
-                  <w:r>
-                    <w:rPr>
-                      <w:rFonts w:ascii="Source Sans 3" w:hAnsi="Source Sans 3"/>
-                      <w:i/>
-                      <w:iCs/>
-                      <w:sz w:val="21"/>
-                      <w:szCs w:val="21"/>
-                    </w:rPr>
-                    <w:t>the university</w:t>
-                  </w:r>
-                  <w:r>
-                    <w:rPr>
-                      <w:rFonts w:ascii="Source Sans 3" w:hAnsi="Source Sans 3"/>
-                      <w:sz w:val="21"/>
-                      <w:szCs w:val="21"/>
-                    </w:rPr>
-                    <w:t>) did the action.</w:t>
-                  </w:r>
-                </w:p>
-                <w:p>
-                  <w:pPr>
-                    <w:pStyle w:val="ListParagraph"/>
-                    <w:numPr>
-                      <w:ilvl w:val="0"/>
-                      <w:numId w:val="14"/>
-                    </w:numPr>
-                    <w:ind w:left="227" w:hanging="227"/>
-                    <w:rPr>
-                      <w:rFonts w:ascii="Source Sans 3" w:hAnsi="Source Sans 3"/>
-                      <w:sz w:val="21"/>
-                      <w:szCs w:val="21"/>
-                    </w:rPr>
-                  </w:pPr>
-                  <w:r>
-                    <w:rPr>
-                      <w:rFonts w:ascii="Source Sans 3" w:hAnsi="Source Sans 3"/>
-                      <w:sz w:val="21"/>
-                      <w:szCs w:val="21"/>
-                    </w:rPr>
-                    <w:t>The verb is a single word (</w:t>
-                  </w:r>
-                  <w:r>
-                    <w:rPr>
-                      <w:rFonts w:ascii="Source Sans 3" w:hAnsi="Source Sans 3"/>
-                      <w:i/>
-                      <w:iCs/>
-                      <w:sz w:val="21"/>
-                      <w:szCs w:val="21"/>
-                    </w:rPr>
-                    <w:t>developed</w:t>
-                  </w:r>
-                  <w:r>
-                    <w:rPr>
-                      <w:rFonts w:ascii="Source Sans 3" w:hAnsi="Source Sans 3"/>
-                      <w:sz w:val="21"/>
-                      <w:szCs w:val="21"/>
-                    </w:rPr>
-                    <w:t>).</w:t>
-                  </w:r>
-                </w:p>
-                <w:p>
-                  <w:pPr>
-                    <w:rPr>
-                      <w:i/>
-                      <w:iCs/>
-                      <w:sz w:val="21"/>
-                      <w:szCs w:val="21"/>
-                    </w:rPr>
-                  </w:pPr>
-                  <w:r>
-                    <w:rPr>
-                      <w:i/>
-                      <w:iCs/>
-                      <w:sz w:val="21"/>
-                      <w:szCs w:val="21"/>
-                    </w:rPr>
-                    <w:t xml:space="preserve">New halls of residence </w:t>
-                  </w:r>
-                  <w:r>
-                    <w:rPr>
-                      <w:b/>
-                      <w:bCs/>
-                      <w:i/>
-                      <w:iCs/>
-                      <w:sz w:val="21"/>
-                      <w:szCs w:val="21"/>
-                    </w:rPr>
-                    <w:t>were built</w:t>
-                  </w:r>
-                  <w:r>
-                    <w:rPr>
-                      <w:i/>
-                      <w:iCs/>
-                      <w:sz w:val="21"/>
-                      <w:szCs w:val="21"/>
-                    </w:rPr>
-                    <w:t>. - passive</w:t>
-                  </w:r>
-                </w:p>
-                <w:p>
-                  <w:pPr>
-                    <w:pStyle w:val="ListParagraph"/>
-                    <w:numPr>
-                      <w:ilvl w:val="0"/>
-                      <w:numId w:val="15"/>
-                    </w:numPr>
-                    <w:ind w:left="227" w:hanging="227"/>
-                    <w:rPr>
-                      <w:rFonts w:ascii="Source Sans 3" w:hAnsi="Source Sans 3"/>
-                      <w:sz w:val="21"/>
-                      <w:szCs w:val="21"/>
-                    </w:rPr>
-                  </w:pPr>
-                  <w:r>
-                    <w:rPr>
-                      <w:rFonts w:ascii="Source Sans 3" w:hAnsi="Source Sans 3"/>
-                      <w:sz w:val="21"/>
-                      <w:szCs w:val="21"/>
-                    </w:rPr>
-                    <w:t>The subject (</w:t>
-                  </w:r>
-                  <w:r>
-                    <w:rPr>
-                      <w:rFonts w:ascii="Source Sans 3" w:hAnsi="Source Sans 3"/>
-                      <w:i/>
-                      <w:iCs/>
-                      <w:sz w:val="21"/>
-                      <w:szCs w:val="21"/>
-                    </w:rPr>
-                    <w:t>new halls of residence</w:t>
-                  </w:r>
-                  <w:r>
-                    <w:rPr>
-                      <w:rFonts w:ascii="Source Sans 3" w:hAnsi="Source Sans 3"/>
-                      <w:sz w:val="21"/>
-                      <w:szCs w:val="21"/>
-                    </w:rPr>
-                    <w:t>) didn't do the action (</w:t>
-                  </w:r>
-                  <w:r>
-                    <w:rPr>
-                      <w:rFonts w:ascii="Source Sans 3" w:hAnsi="Source Sans 3"/>
-                      <w:i/>
-                      <w:iCs/>
-                      <w:sz w:val="21"/>
-                      <w:szCs w:val="21"/>
-                    </w:rPr>
-                    <w:t>build</w:t>
-                  </w:r>
-                  <w:r>
-                    <w:rPr>
-                      <w:rFonts w:ascii="Source Sans 3" w:hAnsi="Source Sans 3"/>
-                      <w:sz w:val="21"/>
-                      <w:szCs w:val="21"/>
-                    </w:rPr>
-                    <w:t>), but someone else did the action to it.</w:t>
-                  </w:r>
-                </w:p>
-                <w:p>
-                  <w:pPr>
-                    <w:pStyle w:val="ListParagraph"/>
-                    <w:numPr>
-                      <w:ilvl w:val="0"/>
-                      <w:numId w:val="15"/>
-                    </w:numPr>
-                    <w:ind w:left="227" w:hanging="227"/>
-                    <w:rPr>
-                      <w:rFonts w:ascii="Source Sans 3" w:hAnsi="Source Sans 3"/>
+                  <w:tcW w:w="3811" w:type="dxa"/>
+                  <w:shd w:val="clear" w:color="auto" w:fill="FAFAFA"/>
+                </w:tcPr>
+                <w:p>
+                  <w:pPr>
+                    <w:rPr>
                       <w:noProof/>
                       <w:sz w:val="21"/>
                       <w:szCs w:val="21"/>
@@ -11680,47 +10257,10 @@
                   </w:pPr>
                   <w:r>
                     <w:rPr>
-                      <w:rFonts w:ascii="Source Sans 3" w:hAnsi="Source Sans 3"/>
                       <w:sz w:val="21"/>
                       <w:szCs w:val="21"/>
                     </w:rPr>
-                    <w:t>The verb consists of two words: the correct form of be (</w:t>
-                  </w:r>
-                  <w:r>
-                    <w:rPr>
-                      <w:rFonts w:ascii="Source Sans 3" w:hAnsi="Source Sans 3"/>
-                      <w:i/>
-                      <w:iCs/>
-                      <w:sz w:val="21"/>
-                      <w:szCs w:val="21"/>
-                    </w:rPr>
-                    <w:t>were</w:t>
-                  </w:r>
-                  <w:r>
-                    <w:rPr>
-                      <w:rFonts w:ascii="Source Sans 3" w:hAnsi="Source Sans 3"/>
-                      <w:sz w:val="21"/>
-                      <w:szCs w:val="21"/>
-                    </w:rPr>
-                    <w:t>) + past participle (</w:t>
-                  </w:r>
-                  <w:r>
-                    <w:rPr>
-                      <w:rFonts w:ascii="Source Sans 3" w:hAnsi="Source Sans 3"/>
-                      <w:i/>
-                      <w:iCs/>
-                      <w:sz w:val="21"/>
-                      <w:szCs w:val="21"/>
-                    </w:rPr>
-                    <w:t>built</w:t>
-                  </w:r>
-                  <w:r>
-                    <w:rPr>
-                      <w:rFonts w:ascii="Source Sans 3" w:hAnsi="Source Sans 3"/>
-                      <w:sz w:val="21"/>
-                      <w:szCs w:val="21"/>
-                    </w:rPr>
-                    <w:t>).</w:t>
+                    <w:t>Select information that is important-don't include everything. You must include some data to support your description.</w:t>
                   </w:r>
                 </w:p>
               </w:tc>
@@ -11728,222 +10268,9 @@
           </w:tbl>
           <w:p>
             <w:pPr>
-              <w:pStyle w:val="SS3-115"/>
-              <w:rPr>
-                <w:rFonts w:ascii="Source Sans 3 Medium" w:hAnsi="Source Sans 3 Medium"/>
-                <w:b/>
-                <w:bCs/>
-                <w:color w:val="101312"/>
-                <w:spacing w:val="-2"/>
-                <w:w w:val="105"/>
-              </w:rPr>
-            </w:pPr>
-          </w:p>
-        </w:tc>
-      </w:tr>
-      <w:tr>
-        <w:tc>
-          <w:tcPr>
-            <w:tcW w:w="690" w:type="dxa"/>
-          </w:tcPr>
-          <w:tbl>
-            <w:tblPr>
-              <w:tblStyle w:val="CompactTable"/>
-              <w:tblW w:w="360" w:type="dxa"/>
-              <w:tblBorders>
-                <w:top w:val="single" w:sz="18" w:space="0" w:color="FFA13A"/>
-                <w:left w:val="single" w:sz="18" w:space="0" w:color="FFA13A"/>
-                <w:bottom w:val="single" w:sz="18" w:space="0" w:color="FFA13A"/>
-                <w:right w:val="single" w:sz="18" w:space="0" w:color="FFA13A"/>
-                <w:insideH w:val="single" w:sz="18" w:space="0" w:color="FFA13A"/>
-                <w:insideV w:val="single" w:sz="18" w:space="0" w:color="FFA13A"/>
-              </w:tblBorders>
-              <w:tblLook w:val="04A0" w:firstRow="1" w:lastRow="0" w:firstColumn="1" w:lastColumn="0" w:noHBand="0" w:noVBand="1"/>
-            </w:tblPr>
-            <w:tblGrid>
-              <w:gridCol w:w="360"/>
-            </w:tblGrid>
-            <w:tr>
-              <w:tc>
-                <w:tcPr>
-                  <w:tcW w:w="360" w:type="dxa"/>
-                </w:tcPr>
-                <w:p>
-                  <w:pPr>
-                    <w:rPr>
-                      <w:b w:val="0"/>
-                      <w:bCs/>
-                      <w:szCs w:val="26"/>
-                      <w:bdr w:val="single" w:sz="12" w:space="0" w:color="FFFF00"/>
-                    </w:rPr>
-                  </w:pPr>
-                  <w:r>
-                    <w:rPr>
-                      <w:bCs/>
-                      <w:szCs w:val="26"/>
-                      <w:lang w:bidi="ar-SA"/>
-                    </w:rPr>
-                    <w:t>14</w:t>
-                  </w:r>
-                </w:p>
-              </w:tc>
-            </w:tr>
-          </w:tbl>
-          <w:p>
-            <w:pPr>
-              <w:rPr>
-                <w:bCs/>
-                <w:szCs w:val="26"/>
-              </w:rPr>
-            </w:pPr>
-          </w:p>
-        </w:tc>
-        <w:tc>
-          <w:tcPr>
-            <w:tcW w:w="8094" w:type="dxa"/>
-          </w:tcPr>
-          <w:p>
-            <w:pPr>
-              <w:pStyle w:val="SS3-115"/>
-              <w:rPr>
-                <w:rFonts w:ascii="Source Sans 3 Medium" w:hAnsi="Source Sans 3 Medium"/>
-                <w:b/>
-                <w:bCs/>
-                <w:color w:val="101312"/>
-                <w:spacing w:val="-2"/>
-                <w:w w:val="105"/>
-              </w:rPr>
-            </w:pPr>
-            <w:r>
-              <w:rPr>
-                <w:rFonts w:ascii="Source Sans 3 Medium" w:hAnsi="Source Sans 3 Medium"/>
-                <w:b/>
-                <w:bCs/>
-                <w:color w:val="101312"/>
-                <w:spacing w:val="-2"/>
-                <w:w w:val="105"/>
-              </w:rPr>
-              <w:t>Change these sentences from active to passive.</w:t>
-            </w:r>
-          </w:p>
-          <w:p>
-            <w:pPr>
-              <w:pStyle w:val="SS3-115"/>
-              <w:numPr>
-                <w:ilvl w:val="0"/>
-                <w:numId w:val="16"/>
-              </w:numPr>
-              <w:spacing w:after="120"/>
-              <w:ind w:left="227" w:hanging="227"/>
-              <w:rPr>
-                <w:color w:val="101312"/>
-                <w:spacing w:val="-2"/>
-                <w:w w:val="105"/>
-              </w:rPr>
-            </w:pPr>
-            <w:r>
-              <w:rPr>
-                <w:color w:val="101312"/>
-                <w:spacing w:val="-2"/>
-                <w:w w:val="105"/>
-              </w:rPr>
-              <w:t xml:space="preserve">The university expanded the campus. </w:t>
-            </w:r>
-            <w:r>
-              <w:rPr>
-                <w:i/>
-                <w:iCs/>
-                <w:color w:val="101312"/>
-                <w:spacing w:val="-2"/>
-                <w:w w:val="105"/>
-              </w:rPr>
-              <w:t>The campus was expanded.</w:t>
-            </w:r>
-          </w:p>
-          <w:p>
-            <w:pPr>
-              <w:pStyle w:val="SS3-115"/>
-              <w:numPr>
-                <w:ilvl w:val="0"/>
-                <w:numId w:val="16"/>
-              </w:numPr>
-              <w:spacing w:after="120"/>
-              <w:ind w:left="227" w:hanging="227"/>
-              <w:rPr>
-                <w:color w:val="101312"/>
-                <w:spacing w:val="-2"/>
-                <w:w w:val="105"/>
-              </w:rPr>
-            </w:pPr>
-            <w:r>
-              <w:rPr>
-                <w:color w:val="101312"/>
-                <w:spacing w:val="-2"/>
-                <w:w w:val="105"/>
-              </w:rPr>
-              <w:t>They planted trees in the recreation area.</w:t>
-            </w:r>
-          </w:p>
-          <w:p>
-            <w:pPr>
-              <w:pStyle w:val="SS3-115"/>
-              <w:numPr>
-                <w:ilvl w:val="0"/>
-                <w:numId w:val="16"/>
-              </w:numPr>
-              <w:spacing w:after="120"/>
-              <w:ind w:left="227" w:hanging="227"/>
-              <w:rPr>
-                <w:color w:val="101312"/>
-                <w:spacing w:val="-2"/>
-                <w:w w:val="105"/>
-              </w:rPr>
-            </w:pPr>
-            <w:r>
-              <w:rPr>
-                <w:color w:val="101312"/>
-                <w:spacing w:val="-2"/>
-                <w:w w:val="105"/>
-              </w:rPr>
-              <w:t>The authorities moved the bus stop.</w:t>
-            </w:r>
-          </w:p>
-          <w:p>
-            <w:pPr>
-              <w:pStyle w:val="SS3-115"/>
-              <w:numPr>
-                <w:ilvl w:val="0"/>
-                <w:numId w:val="16"/>
-              </w:numPr>
-              <w:spacing w:after="120"/>
-              <w:ind w:left="227" w:hanging="227"/>
-            </w:pPr>
-            <w:r>
-              <w:rPr>
-                <w:color w:val="101312"/>
-                <w:spacing w:val="-2"/>
-                <w:w w:val="105"/>
-              </w:rPr>
-              <w:t>They built a new main reception</w:t>
-            </w:r>
-            <w:r>
-              <w:rPr>
-                <w:color w:val="101312"/>
-                <w:spacing w:val="-2"/>
-                <w:w w:val="105"/>
-              </w:rPr>
-              <w:t>.</w:t>
-            </w:r>
-          </w:p>
-        </w:tc>
-        <w:tc>
-          <w:tcPr>
-            <w:tcW w:w="5608" w:type="dxa"/>
-          </w:tcPr>
-          <w:p>
-            <w:pPr>
-              <w:rPr>
-                <w:color w:val="E9DB85"/>
+              <w:rPr>
+                <w:rFonts w:ascii="Cambria Math" w:hAnsi="Cambria Math" w:cs="Cambria Math"/>
+                <w:color w:val="D7EC30"/>
                 <w:sz w:val="32"/>
                 <w:szCs w:val="32"/>
               </w:rPr>
@@ -11954,7 +10281,6 @@
     </w:tbl>
     <w:p>
       <w:pPr>
-        <w:pStyle w:val="SS3-115"/>
         <w:rPr>
           <w:sz w:val="2"/>
           <w:szCs w:val="2"/>
@@ -12039,12 +10365,12 @@
               <w:tblStyle w:val="CompactTable"/>
               <w:tblW w:w="0" w:type="auto"/>
               <w:tblBorders>
-                <w:top w:val="single" w:sz="18" w:space="0" w:color="C7AD82"/>
-                <w:left w:val="single" w:sz="18" w:space="0" w:color="C7AD82"/>
-                <w:bottom w:val="single" w:sz="18" w:space="0" w:color="C7AD82"/>
-                <w:right w:val="single" w:sz="18" w:space="0" w:color="C7AD82"/>
-                <w:insideH w:val="single" w:sz="18" w:space="0" w:color="C7AD82"/>
-                <w:insideV w:val="single" w:sz="18" w:space="0" w:color="C7AD82"/>
+                <w:top w:val="single" w:sz="18" w:space="0" w:color="EEAB36"/>
+                <w:left w:val="single" w:sz="18" w:space="0" w:color="EEAB36"/>
+                <w:bottom w:val="single" w:sz="18" w:space="0" w:color="EEAB36"/>
+                <w:right w:val="single" w:sz="18" w:space="0" w:color="EEAB36"/>
+                <w:insideH w:val="single" w:sz="18" w:space="0" w:color="EEAB36"/>
+                <w:insideV w:val="single" w:sz="18" w:space="0" w:color="EEAB36"/>
               </w:tblBorders>
               <w:tblLook w:val="04A0" w:firstRow="1" w:lastRow="0" w:firstColumn="1" w:lastColumn="0" w:noHBand="0" w:noVBand="1"/>
             </w:tblPr>
@@ -12071,7 +10397,7 @@
                       <w:szCs w:val="26"/>
                       <w:lang w:bidi="ar-SA"/>
                     </w:rPr>
-                    <w:t>15</w:t>
+                    <w:t>10</w:t>
                   </w:r>
                 </w:p>
               </w:tc>
@@ -12098,7 +10424,6 @@
                 <w:b/>
                 <w:bCs/>
                 <w:sz w:val="23"/>
-                <w:szCs w:val="23"/>
               </w:rPr>
             </w:pPr>
             <w:r>
@@ -12109,67 +10434,363 @@
                 <w:sz w:val="23"/>
                 <w:szCs w:val="23"/>
               </w:rPr>
-              <w:t>Answer the task below. Take as much time as you need and try to write 150 words.</w:t>
-            </w:r>
-          </w:p>
-          <w:p>
-            <w:pPr>
-              <w:rPr>
-                <w:rFonts w:ascii="Source Sans 3 Medium" w:hAnsi="Source Sans 3 Medium"/>
+              <w:t>Look at the Writing Part 1 task below. Before you start writing, answer these questions about the graph.</w:t>
+            </w:r>
+          </w:p>
+          <w:p>
+            <w:pPr>
+              <w:pStyle w:val="ListParagraph"/>
+              <w:numPr>
+                <w:ilvl w:val="0"/>
+                <w:numId w:val="62"/>
+              </w:numPr>
+              <w:spacing w:before="240"/>
+              <w:rPr>
+                <w:rFonts w:ascii="Source Sans 3" w:hAnsi="Source Sans 3"/>
+                <w:sz w:val="23"/>
+                <w:szCs w:val="24"/>
+              </w:rPr>
+            </w:pPr>
+            <w:r>
+              <w:rPr>
+                <w:rFonts w:ascii="Source Sans 3" w:hAnsi="Source Sans 3"/>
+                <w:sz w:val="23"/>
+                <w:szCs w:val="24"/>
+              </w:rPr>
+              <w:t>What are the two groups in green and purple?</w:t>
+            </w:r>
+          </w:p>
+          <w:p>
+            <w:pPr>
+              <w:pStyle w:val="ListParagraph"/>
+              <w:numPr>
+                <w:ilvl w:val="0"/>
+                <w:numId w:val="62"/>
+              </w:numPr>
+              <w:rPr>
+                <w:rFonts w:ascii="Source Sans 3" w:hAnsi="Source Sans 3"/>
+                <w:sz w:val="23"/>
+                <w:szCs w:val="24"/>
+              </w:rPr>
+            </w:pPr>
+            <w:r>
+              <w:rPr>
+                <w:rFonts w:ascii="Source Sans 3" w:hAnsi="Source Sans 3"/>
+                <w:sz w:val="23"/>
+                <w:szCs w:val="24"/>
+              </w:rPr>
+              <w:t xml:space="preserve">What do the vertical </w:t>
+            </w:r>
+            <w:r>
+              <w:rPr>
+                <w:rFonts w:ascii="Source Sans 3" w:hAnsi="Source Sans 3"/>
                 <w:b/>
                 <w:bCs/>
                 <w:sz w:val="23"/>
-              </w:rPr>
-            </w:pPr>
-            <w:r>
-              <w:rPr>
-                <w:rFonts w:ascii="Source Sans 3 Medium" w:hAnsi="Source Sans 3 Medium"/>
+                <w:szCs w:val="24"/>
+              </w:rPr>
+              <w:sym w:font="Wingdings 3" w:char="F032"/>
+            </w:r>
+            <w:r>
+              <w:rPr>
+                <w:rFonts w:ascii="Source Sans 3" w:hAnsi="Source Sans 3"/>
+                <w:sz w:val="23"/>
+                <w:szCs w:val="24"/>
+              </w:rPr>
+              <w:t xml:space="preserve"> </w:t>
+            </w:r>
+            <w:r>
+              <w:rPr>
+                <w:rFonts w:ascii="Source Sans 3" w:hAnsi="Source Sans 3"/>
+                <w:sz w:val="23"/>
+                <w:szCs w:val="24"/>
+              </w:rPr>
+              <w:t>and horizontal</w:t>
+            </w:r>
+            <w:r>
+              <w:rPr>
+                <w:rFonts w:ascii="Source Sans 3" w:hAnsi="Source Sans 3"/>
+                <w:sz w:val="23"/>
+                <w:szCs w:val="24"/>
+              </w:rPr>
+              <w:t xml:space="preserve"> </w:t>
+            </w:r>
+            <w:r>
+              <w:rPr>
+                <w:rFonts w:ascii="Source Sans 3" w:hAnsi="Source Sans 3"/>
                 <w:b/>
                 <w:bCs/>
                 <w:sz w:val="23"/>
-                <w:szCs w:val="23"/>
-              </w:rPr>
-              <w:t>The verbs in the box may be useful. Check the meaning of any unknown words.</w:t>
-            </w:r>
-          </w:p>
-          <w:p>
-            <w:pPr>
-              <w:pStyle w:val="SS3-115"/>
-              <w:rPr>
-                <w:rFonts w:ascii="Source Sans 3 Medium" w:hAnsi="Source Sans 3 Medium"/>
+                <w:szCs w:val="24"/>
+              </w:rPr>
+              <w:sym w:font="Wingdings 3" w:char="F031"/>
+            </w:r>
+            <w:r>
+              <w:rPr>
+                <w:rFonts w:ascii="Source Sans 3" w:hAnsi="Source Sans 3"/>
                 <w:b/>
                 <w:bCs/>
-                <w:color w:val="101312"/>
-                <w:spacing w:val="-2"/>
-                <w:w w:val="105"/>
-                <w:sz w:val="2"/>
-                <w:szCs w:val="2"/>
-              </w:rPr>
-            </w:pPr>
+                <w:sz w:val="23"/>
+                <w:szCs w:val="24"/>
+              </w:rPr>
+              <w:t xml:space="preserve"> </w:t>
+            </w:r>
+            <w:r>
+              <w:rPr>
+                <w:rFonts w:ascii="Source Sans 3" w:hAnsi="Source Sans 3"/>
+                <w:sz w:val="23"/>
+                <w:szCs w:val="24"/>
+              </w:rPr>
+              <w:t xml:space="preserve"> </w:t>
+            </w:r>
+            <w:r>
+              <w:rPr>
+                <w:rFonts w:ascii="Source Sans 3" w:hAnsi="Source Sans 3"/>
+                <w:sz w:val="23"/>
+                <w:szCs w:val="24"/>
+              </w:rPr>
+              <w:t xml:space="preserve"> </w:t>
+            </w:r>
+            <w:r>
+              <w:rPr>
+                <w:rFonts w:ascii="Source Sans 3" w:hAnsi="Source Sans 3"/>
+                <w:sz w:val="23"/>
+                <w:szCs w:val="24"/>
+              </w:rPr>
+              <w:t>axes show?</w:t>
+            </w:r>
+            <w:r>
+              <w:t xml:space="preserve"> </w:t>
+            </w:r>
+          </w:p>
+          <w:p>
+            <w:pPr>
+              <w:pStyle w:val="ListParagraph"/>
+              <w:numPr>
+                <w:ilvl w:val="0"/>
+                <w:numId w:val="62"/>
+              </w:numPr>
+              <w:rPr>
+                <w:rFonts w:ascii="Source Sans 3" w:hAnsi="Source Sans 3"/>
+                <w:sz w:val="23"/>
+                <w:szCs w:val="24"/>
+              </w:rPr>
+            </w:pPr>
+            <w:r>
+              <w:rPr>
+                <w:rFonts w:ascii="Source Sans 3" w:hAnsi="Source Sans 3"/>
+                <w:sz w:val="23"/>
+                <w:szCs w:val="24"/>
+              </w:rPr>
+              <w:t>Which two regions had the highest literacy rates?</w:t>
+            </w:r>
+          </w:p>
+          <w:p>
+            <w:pPr>
+              <w:pStyle w:val="ListParagraph"/>
+              <w:numPr>
+                <w:ilvl w:val="0"/>
+                <w:numId w:val="62"/>
+              </w:numPr>
+              <w:rPr>
+                <w:rFonts w:ascii="Source Sans 3" w:hAnsi="Source Sans 3"/>
+                <w:sz w:val="23"/>
+                <w:szCs w:val="24"/>
+              </w:rPr>
+            </w:pPr>
+            <w:r>
+              <w:rPr>
+                <w:rFonts w:ascii="Source Sans 3" w:hAnsi="Source Sans 3"/>
+                <w:sz w:val="23"/>
+                <w:szCs w:val="24"/>
+              </w:rPr>
+              <w:t>How many regions show different literacy rates for men and women?</w:t>
+            </w:r>
+          </w:p>
+          <w:p>
+            <w:pPr>
+              <w:pStyle w:val="ListParagraph"/>
+              <w:numPr>
+                <w:ilvl w:val="0"/>
+                <w:numId w:val="62"/>
+              </w:numPr>
+              <w:rPr>
+                <w:rFonts w:ascii="Source Sans 3" w:hAnsi="Source Sans 3"/>
+                <w:sz w:val="23"/>
+                <w:szCs w:val="24"/>
+              </w:rPr>
+            </w:pPr>
+            <w:r>
+              <w:rPr>
+                <w:rFonts w:ascii="Source Sans 3" w:hAnsi="Source Sans 3"/>
+                <w:sz w:val="23"/>
+                <w:szCs w:val="24"/>
+              </w:rPr>
+              <w:t>Which region shows the biggest difference between men and women?</w:t>
+            </w:r>
+          </w:p>
+          <w:p>
+            <w:pPr>
+              <w:pStyle w:val="ListParagraph"/>
+              <w:numPr>
+                <w:ilvl w:val="0"/>
+                <w:numId w:val="62"/>
+              </w:numPr>
+              <w:rPr>
+                <w:rFonts w:ascii="Source Sans 3" w:hAnsi="Source Sans 3"/>
+                <w:sz w:val="23"/>
+                <w:szCs w:val="24"/>
+              </w:rPr>
+            </w:pPr>
+            <w:r>
+              <w:rPr>
+                <w:rFonts w:ascii="Source Sans 3" w:hAnsi="Source Sans 3"/>
+                <w:sz w:val="23"/>
+                <w:szCs w:val="24"/>
+              </w:rPr>
+              <w:t>What are the male and female literacy rates in the least literate region?</w:t>
+            </w:r>
+          </w:p>
+          <w:p>
+            <w:pPr>
+              <w:pStyle w:val="ListParagraph"/>
+              <w:numPr>
+                <w:ilvl w:val="0"/>
+                <w:numId w:val="62"/>
+              </w:numPr>
+              <w:rPr>
+                <w:rFonts w:ascii="Source Sans 3" w:hAnsi="Source Sans 3"/>
+                <w:sz w:val="23"/>
+              </w:rPr>
+            </w:pPr>
+            <w:r>
+              <w:rPr>
+                <w:rFonts w:ascii="Source Sans 3" w:hAnsi="Source Sans 3"/>
+                <w:sz w:val="23"/>
+              </w:rPr>
+              <w:t>What is the percentage difference between the most and least literate areas?</w:t>
+            </w:r>
+          </w:p>
+          <w:p>
+            <w:pPr>
+              <w:spacing w:before="240" w:after="0" w:line="240" w:lineRule="auto"/>
+              <w:rPr>
+                <w:rFonts w:ascii="Source Sans 3" w:hAnsi="Source Sans 3"/>
+                <w:b/>
+                <w:bCs/>
+                <w:sz w:val="23"/>
+                <w:szCs w:val="24"/>
+                <w:lang w:bidi="ar-SA"/>
+              </w:rPr>
+            </w:pPr>
+            <w:r>
+              <w:rPr>
+                <w:rFonts w:ascii="Source Sans 3" w:hAnsi="Source Sans 3"/>
+                <w:b/>
+                <w:bCs/>
+                <w:sz w:val="23"/>
+                <w:szCs w:val="24"/>
+                <w:lang w:bidi="ar-SA"/>
+              </w:rPr>
+              <w:t>You should spend about 20 minutes on this task.</w:t>
+            </w:r>
+          </w:p>
+          <w:p>
+            <w:pPr>
+              <w:spacing w:after="0" w:line="240" w:lineRule="auto"/>
+              <w:rPr>
+                <w:rFonts w:ascii="Source Sans 3" w:hAnsi="Source Sans 3"/>
+                <w:b/>
+                <w:bCs/>
+                <w:i/>
+                <w:iCs/>
+                <w:sz w:val="23"/>
+                <w:szCs w:val="24"/>
+                <w:lang w:bidi="ar-SA"/>
+              </w:rPr>
+            </w:pPr>
+            <w:r>
+              <w:rPr>
+                <w:rFonts w:ascii="Source Sans 3" w:hAnsi="Source Sans 3"/>
+                <w:b/>
+                <w:bCs/>
+                <w:i/>
+                <w:iCs/>
+                <w:sz w:val="23"/>
+                <w:szCs w:val="24"/>
+                <w:lang w:bidi="ar-SA"/>
+              </w:rPr>
+              <w:t>The bar chart shows the literacy rate (% of people who can read and write) by region and gender in 2011.</w:t>
+            </w:r>
+          </w:p>
+          <w:p>
+            <w:pPr>
+              <w:spacing w:after="0" w:line="240" w:lineRule="auto"/>
+              <w:rPr>
+                <w:rFonts w:ascii="Source Sans 3" w:hAnsi="Source Sans 3"/>
+                <w:b/>
+                <w:bCs/>
+                <w:i/>
+                <w:iCs/>
+                <w:sz w:val="23"/>
+                <w:szCs w:val="24"/>
+                <w:lang w:bidi="ar-SA"/>
+              </w:rPr>
+            </w:pPr>
+            <w:proofErr w:type="spellStart"/>
+            <w:r>
+              <w:rPr>
+                <w:rFonts w:ascii="Source Sans 3" w:hAnsi="Source Sans 3"/>
+                <w:b/>
+                <w:bCs/>
+                <w:i/>
+                <w:iCs/>
+                <w:sz w:val="23"/>
+                <w:szCs w:val="24"/>
+                <w:lang w:bidi="ar-SA"/>
+              </w:rPr>
+              <w:t>Summarise</w:t>
+            </w:r>
+            <w:proofErr w:type="spellEnd"/>
+            <w:r>
+              <w:rPr>
+                <w:rFonts w:ascii="Source Sans 3" w:hAnsi="Source Sans 3"/>
+                <w:b/>
+                <w:bCs/>
+                <w:i/>
+                <w:iCs/>
+                <w:sz w:val="23"/>
+                <w:szCs w:val="24"/>
+                <w:lang w:bidi="ar-SA"/>
+              </w:rPr>
+              <w:t xml:space="preserve"> the information by selecting and reporting the main features, and make comparisons where relevant.</w:t>
+            </w:r>
+          </w:p>
+          <w:p>
+            <w:pPr>
+              <w:pStyle w:val="SS3M-115"/>
+              <w:spacing w:before="240"/>
+            </w:pPr>
+            <w:r>
+              <w:t>Write at least 150 words.</w:t>
+            </w:r>
           </w:p>
           <w:tbl>
             <w:tblPr>
               <w:tblStyle w:val="CommonTable"/>
               <w:tblW w:w="0" w:type="auto"/>
               <w:tblBorders>
-                <w:top w:val="single" w:sz="18" w:space="0" w:color="E1A66B"/>
-                <w:left w:val="single" w:sz="18" w:space="0" w:color="E1A66B"/>
-                <w:bottom w:val="single" w:sz="18" w:space="0" w:color="E1A66B"/>
-                <w:right w:val="single" w:sz="18" w:space="0" w:color="E1A66B"/>
-                <w:insideH w:val="single" w:sz="18" w:space="0" w:color="E1A66B"/>
+                <w:top w:val="none" w:sz="0" w:space="0" w:color="auto"/>
+                <w:left w:val="none" w:sz="0" w:space="0" w:color="auto"/>
+                <w:bottom w:val="none" w:sz="0" w:space="0" w:color="auto"/>
+                <w:right w:val="none" w:sz="0" w:space="0" w:color="auto"/>
+                <w:insideH w:val="none" w:sz="0" w:space="0" w:color="auto"/>
                 <w:insideV w:val="none" w:sz="0" w:space="0" w:color="auto"/>
               </w:tblBorders>
               <w:tblLook w:val="04A0" w:firstRow="1" w:lastRow="0" w:firstColumn="1" w:lastColumn="0" w:noHBand="0" w:noVBand="1"/>
             </w:tblPr>
             <w:tblGrid>
-              <w:gridCol w:w="656"/>
-              <w:gridCol w:w="780"/>
-              <w:gridCol w:w="1190"/>
-              <w:gridCol w:w="879"/>
-              <w:gridCol w:w="1059"/>
-              <w:gridCol w:w="993"/>
-              <w:gridCol w:w="819"/>
-              <w:gridCol w:w="1316"/>
+              <w:gridCol w:w="7304"/>
             </w:tblGrid>
             <w:tr>
               <w:tc>
@@ -12178,304 +10799,30 @@
                 </w:tcPr>
                 <w:p>
                   <w:pPr>
-                    <w:rPr>
-                      <w:iCs/>
-                    </w:rPr>
-                  </w:pPr>
-                  <w:r>
-                    <w:rPr>
-                      <w:sz w:val="23"/>
-                      <w:szCs w:val="23"/>
-                    </w:rPr>
-                    <w:t>add</w:t>
-                  </w:r>
-                </w:p>
-              </w:tc>
-              <w:tc>
-                <w:tcPr>
-                  <w:tcW w:w="0" w:type="auto"/>
-                </w:tcPr>
-                <w:p>
-                  <w:pPr>
-                    <w:rPr>
-                      <w:iCs/>
-                    </w:rPr>
-                  </w:pPr>
-                  <w:r>
-                    <w:rPr>
-                      <w:sz w:val="23"/>
-                      <w:szCs w:val="23"/>
-                    </w:rPr>
-                    <w:t>build</w:t>
-                  </w:r>
-                </w:p>
-              </w:tc>
-              <w:tc>
-                <w:tcPr>
-                  <w:tcW w:w="0" w:type="auto"/>
-                </w:tcPr>
-                <w:p>
-                  <w:pPr>
-                    <w:rPr>
-                      <w:iCs/>
-                    </w:rPr>
-                  </w:pPr>
-                  <w:r>
-                    <w:rPr>
-                      <w:sz w:val="23"/>
-                      <w:szCs w:val="23"/>
-                    </w:rPr>
-                    <w:t>construct</w:t>
-                  </w:r>
-                </w:p>
-              </w:tc>
-              <w:tc>
-                <w:tcPr>
-                  <w:tcW w:w="0" w:type="auto"/>
-                </w:tcPr>
-                <w:p>
-                  <w:pPr>
-                    <w:rPr>
-                      <w:iCs/>
-                    </w:rPr>
-                  </w:pPr>
-                  <w:r>
-                    <w:rPr>
-                      <w:sz w:val="23"/>
-                      <w:szCs w:val="23"/>
-                    </w:rPr>
-                    <w:t>create</w:t>
-                  </w:r>
-                </w:p>
-              </w:tc>
-              <w:tc>
-                <w:tcPr>
-                  <w:tcW w:w="0" w:type="auto"/>
-                </w:tcPr>
-                <w:p>
-                  <w:pPr>
-                    <w:pStyle w:val="SS3-115"/>
-                    <w:rPr>
-                      <w:iCs/>
-                    </w:rPr>
-                  </w:pPr>
-                  <w:r>
-                    <w:t>develop</w:t>
-                  </w:r>
-                </w:p>
-              </w:tc>
-              <w:tc>
-                <w:tcPr>
-                  <w:tcW w:w="0" w:type="auto"/>
-                </w:tcPr>
-                <w:p>
-                  <w:pPr>
-                    <w:rPr>
-                      <w:iCs/>
-                    </w:rPr>
-                  </w:pPr>
-                  <w:r>
-                    <w:rPr>
-                      <w:sz w:val="23"/>
-                      <w:szCs w:val="23"/>
-                    </w:rPr>
-                    <w:t>expand</w:t>
-                  </w:r>
-                </w:p>
-              </w:tc>
-              <w:tc>
-                <w:tcPr>
-                  <w:tcW w:w="0" w:type="auto"/>
-                </w:tcPr>
-                <w:p>
-                  <w:pPr>
-                    <w:rPr>
-                      <w:sz w:val="23"/>
-                      <w:szCs w:val="23"/>
-                    </w:rPr>
-                  </w:pPr>
-                  <w:r>
-                    <w:rPr>
-                      <w:sz w:val="23"/>
-                      <w:szCs w:val="23"/>
-                    </w:rPr>
-                    <w:t>move</w:t>
-                  </w:r>
-                </w:p>
-              </w:tc>
-              <w:tc>
-                <w:tcPr>
-                  <w:tcW w:w="0" w:type="auto"/>
-                </w:tcPr>
-                <w:p>
-                  <w:pPr>
-                    <w:rPr>
-                      <w:sz w:val="23"/>
-                      <w:szCs w:val="23"/>
-                    </w:rPr>
-                  </w:pPr>
-                  <w:r>
-                    <w:rPr>
-                      <w:sz w:val="23"/>
-                      <w:szCs w:val="23"/>
-                    </w:rPr>
-                    <w:t>plant trees</w:t>
-                  </w:r>
-                </w:p>
-              </w:tc>
-            </w:tr>
-          </w:tbl>
-          <w:p>
-            <w:pPr>
-              <w:rPr>
-                <w:sz w:val="2"/>
-                <w:szCs w:val="2"/>
-              </w:rPr>
-            </w:pPr>
-          </w:p>
-          <w:tbl>
-            <w:tblPr>
-              <w:tblStyle w:val="CommonTable"/>
-              <w:tblW w:w="0" w:type="auto"/>
-              <w:tblBorders>
-                <w:top w:val="single" w:sz="18" w:space="0" w:color="E1A66B"/>
-                <w:left w:val="single" w:sz="18" w:space="0" w:color="E1A66B"/>
-                <w:bottom w:val="single" w:sz="18" w:space="0" w:color="E1A66B"/>
-                <w:right w:val="single" w:sz="18" w:space="0" w:color="E1A66B"/>
-                <w:insideH w:val="single" w:sz="18" w:space="0" w:color="E1A66B"/>
-                <w:insideV w:val="single" w:sz="18" w:space="0" w:color="E1A66B"/>
-              </w:tblBorders>
-              <w:tblLook w:val="04A0" w:firstRow="1" w:lastRow="0" w:firstColumn="1" w:lastColumn="0" w:noHBand="0" w:noVBand="1"/>
-            </w:tblPr>
-            <w:tblGrid>
-              <w:gridCol w:w="6352"/>
-            </w:tblGrid>
-            <w:tr>
-              <w:tc>
-                <w:tcPr>
-                  <w:tcW w:w="6352" w:type="dxa"/>
-                </w:tcPr>
-                <w:p>
-                  <w:pPr>
-                    <w:rPr>
-                      <w:b/>
-                      <w:bCs/>
-                      <w:i/>
-                      <w:iCs/>
-                      <w:sz w:val="23"/>
-                    </w:rPr>
-                  </w:pPr>
-                  <w:r>
-                    <w:rPr>
-                      <w:b/>
-                      <w:bCs/>
-                      <w:i/>
-                      <w:iCs/>
-                      <w:sz w:val="23"/>
-                    </w:rPr>
-                    <w:t>The maps below show Colwick Arts Centre in 2005 and today.</w:t>
-                  </w:r>
-                </w:p>
-                <w:p>
-                  <w:pPr>
-                    <w:spacing w:before="120"/>
-                    <w:rPr>
-                      <w:b/>
-                      <w:bCs/>
-                      <w:i/>
-                      <w:iCs/>
-                      <w:sz w:val="23"/>
-                    </w:rPr>
-                  </w:pPr>
-                  <w:proofErr w:type="spellStart"/>
-                  <w:r>
-                    <w:rPr>
-                      <w:b/>
-                      <w:bCs/>
-                      <w:i/>
-                      <w:iCs/>
-                      <w:sz w:val="23"/>
-                    </w:rPr>
-                    <w:t>Summarise</w:t>
-                  </w:r>
-                  <w:proofErr w:type="spellEnd"/>
-                  <w:r>
-                    <w:rPr>
-                      <w:b/>
-                      <w:bCs/>
-                      <w:i/>
-                      <w:iCs/>
-                      <w:sz w:val="23"/>
-                    </w:rPr>
-                    <w:t xml:space="preserve"> the information by selecting and reporting the main features, and make comparisons where relevant.</w:t>
-                  </w:r>
-                </w:p>
-              </w:tc>
-            </w:tr>
-          </w:tbl>
-          <w:p>
-            <w:pPr>
-              <w:spacing w:after="120"/>
-              <w:rPr>
-                <w:rFonts w:ascii="Source Sans 3 Medium" w:hAnsi="Source Sans 3 Medium"/>
-                <w:b/>
-                <w:bCs/>
-                <w:sz w:val="2"/>
-                <w:szCs w:val="2"/>
-              </w:rPr>
-            </w:pPr>
-          </w:p>
-          <w:tbl>
-            <w:tblPr>
-              <w:tblStyle w:val="ColumnStackTable"/>
-              <w:tblW w:w="0" w:type="auto"/>
-              <w:tblLook w:val="04A0" w:firstRow="1" w:lastRow="0" w:firstColumn="1" w:lastColumn="0" w:noHBand="0" w:noVBand="1"/>
-            </w:tblPr>
-            <w:tblGrid>
-              <w:gridCol w:w="5318"/>
-              <w:gridCol w:w="5318"/>
-            </w:tblGrid>
-            <w:tr>
-              <w:tc>
-                <w:tcPr>
-                  <w:tcW w:w="0" w:type="auto"/>
-                </w:tcPr>
-                <w:p>
-                  <w:pPr>
-                    <w:pStyle w:val="SS3-115"/>
-                    <w:jc w:val="right"/>
-                    <w:rPr>
-                      <w:sz w:val="21"/>
-                      <w:szCs w:val="21"/>
-                    </w:rPr>
-                  </w:pPr>
-                  <w:r>
-                    <w:rPr>
-                      <w:sz w:val="21"/>
-                      <w:szCs w:val="21"/>
-                    </w:rPr>
-                    <w:t>2005</w:t>
-                  </w:r>
-                </w:p>
-                <w:p>
-                  <w:pPr>
-                    <w:pStyle w:val="SS3-115"/>
-                    <w:rPr>
-                      <w:sz w:val="21"/>
-                      <w:szCs w:val="21"/>
-                    </w:rPr>
-                  </w:pPr>
-                  <w:r>
-                    <w:rPr>
-                      <w:noProof/>
-                      <w:sz w:val="21"/>
-                      <w:szCs w:val="21"/>
-                    </w:rPr>
+                    <w:pStyle w:val="SS3M-115"/>
+                    <w:spacing w:after="0"/>
+                    <w:rPr>
+                      <w:rFonts w:ascii="Source Sans 3" w:hAnsi="Source Sans 3"/>
+                    </w:rPr>
+                  </w:pPr>
+                  <w:r>
+                    <w:rPr>
+                      <w:rFonts w:ascii="Source Sans 3" w:hAnsi="Source Sans 3"/>
+                    </w:rPr>
+                    <w:t>Literacy rate by region and gender 2011</w:t>
+                  </w:r>
+                </w:p>
+                <w:p>
+                  <w:pPr>
+                    <w:pStyle w:val="SS3M-115"/>
+                    <w:spacing w:after="0"/>
+                  </w:pPr>
+                  <w:r>
                     <w:drawing>
-                      <wp:inline distT="0" distB="0" distL="0" distR="0" wp14:anchorId="69D5BE3C" wp14:editId="47EFEF52">
-                        <wp:extent cx="3240000" cy="2331464"/>
-                        <wp:effectExtent l="0" t="0" r="0" b="0"/>
-                        <wp:docPr id="35" name="Picture 1"/>
+                      <wp:inline distT="0" distB="0" distL="0" distR="0" wp14:anchorId="384396CE" wp14:editId="13FD31BC">
+                        <wp:extent cx="4448175" cy="2533650"/>
+                        <wp:effectExtent l="0" t="0" r="9525" b="0"/>
+                        <wp:docPr id="2" name="Picture 2"/>
                         <wp:cNvGraphicFramePr>
                           <a:graphicFrameLocks xmlns:a="http://schemas.openxmlformats.org/drawingml/2006/main" noChangeAspect="1"/>
                         </wp:cNvGraphicFramePr>
@@ -12483,199 +10830,7 @@
                           <a:graphicData uri="http://schemas.openxmlformats.org/drawingml/2006/picture">
                             <pic:pic xmlns:pic="http://schemas.openxmlformats.org/drawingml/2006/picture">
                               <pic:nvPicPr>
-                                <pic:cNvPr id="412902868" name=""/>
-                                <pic:cNvPicPr/>
-                              </pic:nvPicPr>
-                              <pic:blipFill>
-                                <a:blip r:embed="rId14"/>
-                                <a:stretch>
-                                  <a:fillRect/>
-                                </a:stretch>
-                              </pic:blipFill>
-                              <pic:spPr>
-                                <a:xfrm>
-                                  <a:off x="0" y="0"/>
-                                  <a:ext cx="3240000" cy="2331464"/>
-                                </a:xfrm>
-                                <a:prstGeom prst="rect">
-                                  <a:avLst/>
-                                </a:prstGeom>
-                              </pic:spPr>
-                            </pic:pic>
-                          </a:graphicData>
-                        </a:graphic>
-                      </wp:inline>
-                    </w:drawing>
-                  </w:r>
-                </w:p>
-                <w:p>
-                  <w:pPr>
-                    <w:pStyle w:val="SS3-115"/>
-                    <w:rPr>
-                      <w:sz w:val="21"/>
-                      <w:szCs w:val="21"/>
-                    </w:rPr>
-                  </w:pPr>
-                  <w:r>
-                    <w:rPr>
-                      <w:sz w:val="21"/>
-                      <w:szCs w:val="21"/>
-                    </w:rPr>
-                    <w:t>SNACK BAR</w:t>
-                  </w:r>
-                </w:p>
-                <w:p>
-                  <w:pPr>
-                    <w:pStyle w:val="SS3-115"/>
-                    <w:rPr>
-                      <w:sz w:val="21"/>
-                      <w:szCs w:val="21"/>
-                    </w:rPr>
-                  </w:pPr>
-                  <w:r>
-                    <w:rPr>
-                      <w:sz w:val="21"/>
-                      <w:szCs w:val="21"/>
-                    </w:rPr>
-                    <w:t>MEETING ROOM</w:t>
-                  </w:r>
-                </w:p>
-                <w:p>
-                  <w:pPr>
-                    <w:pStyle w:val="SS3-115"/>
-                    <w:rPr>
-                      <w:sz w:val="21"/>
-                      <w:szCs w:val="21"/>
-                    </w:rPr>
-                  </w:pPr>
-                  <w:r>
-                    <w:rPr>
-                      <w:sz w:val="21"/>
-                      <w:szCs w:val="21"/>
-                    </w:rPr>
-                    <w:t>TOILET</w:t>
-                  </w:r>
-                </w:p>
-                <w:p>
-                  <w:pPr>
-                    <w:pStyle w:val="SS3-115"/>
-                    <w:rPr>
-                      <w:sz w:val="21"/>
-                      <w:szCs w:val="21"/>
-                    </w:rPr>
-                  </w:pPr>
-                  <w:r>
-                    <w:rPr>
-                      <w:sz w:val="21"/>
-                      <w:szCs w:val="21"/>
-                    </w:rPr>
-                    <w:t>CONCERT HALL/CINEMA</w:t>
-                  </w:r>
-                </w:p>
-                <w:p>
-                  <w:pPr>
-                    <w:pStyle w:val="SS3-115"/>
-                    <w:rPr>
-                      <w:sz w:val="21"/>
-                      <w:szCs w:val="21"/>
-                    </w:rPr>
-                  </w:pPr>
-                  <w:r>
-                    <w:rPr>
-                      <w:sz w:val="21"/>
-                      <w:szCs w:val="21"/>
-                    </w:rPr>
-                    <w:t>INFORMATION DESK</w:t>
-                  </w:r>
-                </w:p>
-                <w:p>
-                  <w:pPr>
-                    <w:pStyle w:val="SS3-115"/>
-                    <w:rPr>
-                      <w:sz w:val="21"/>
-                      <w:szCs w:val="21"/>
-                    </w:rPr>
-                  </w:pPr>
-                  <w:r>
-                    <w:rPr>
-                      <w:sz w:val="21"/>
-                      <w:szCs w:val="21"/>
-                    </w:rPr>
-                    <w:t>GALLERY</w:t>
-                  </w:r>
-                </w:p>
-                <w:p>
-                  <w:pPr>
-                    <w:pStyle w:val="SS3-115"/>
-                    <w:rPr>
-                      <w:sz w:val="21"/>
-                      <w:szCs w:val="21"/>
-                    </w:rPr>
-                  </w:pPr>
-                  <w:r>
-                    <w:rPr>
-                      <w:sz w:val="21"/>
-                      <w:szCs w:val="21"/>
-                    </w:rPr>
-                    <w:t>WASTELAND</w:t>
-                  </w:r>
-                </w:p>
-              </w:tc>
-              <w:tc>
-                <w:tcPr>
-                  <w:tcW w:w="0" w:type="auto"/>
-                </w:tcPr>
-                <w:p>
-                  <w:pPr>
-                    <w:pStyle w:val="SS3-115"/>
-                    <w:jc w:val="right"/>
-                    <w:rPr>
-                      <w:sz w:val="21"/>
-                      <w:szCs w:val="21"/>
-                    </w:rPr>
-                  </w:pPr>
-                  <w:r>
-                    <w:rPr>
-                      <w:sz w:val="21"/>
-                      <w:szCs w:val="21"/>
-                    </w:rPr>
-                    <w:t>T</w:t>
-                  </w:r>
-                  <w:r>
-                    <w:rPr>
-                      <w:sz w:val="21"/>
-                      <w:szCs w:val="21"/>
-                    </w:rPr>
-                    <w:t>oday</w:t>
-                  </w:r>
-                </w:p>
-                <w:p>
-                  <w:pPr>
-                    <w:pStyle w:val="SS3-115"/>
-                    <w:rPr>
-                      <w:sz w:val="21"/>
-                      <w:szCs w:val="21"/>
-                    </w:rPr>
-                  </w:pPr>
-                  <w:r>
-                    <w:rPr>
-                      <w:noProof/>
-                      <w:sz w:val="21"/>
-                      <w:szCs w:val="21"/>
-                    </w:rPr>
-                    <w:drawing>
-                      <wp:inline distT="0" distB="0" distL="0" distR="0" wp14:anchorId="5ABCE95D" wp14:editId="1C51870E">
-                        <wp:extent cx="3240000" cy="2549168"/>
-                        <wp:effectExtent l="0" t="0" r="0" b="3810"/>
-                        <wp:docPr id="36" name="Picture 1"/>
-                        <wp:cNvGraphicFramePr>
-                          <a:graphicFrameLocks xmlns:a="http://schemas.openxmlformats.org/drawingml/2006/main" noChangeAspect="1"/>
-                        </wp:cNvGraphicFramePr>
-                        <a:graphic xmlns:a="http://schemas.openxmlformats.org/drawingml/2006/main">
-                          <a:graphicData uri="http://schemas.openxmlformats.org/drawingml/2006/picture">
-                            <pic:pic xmlns:pic="http://schemas.openxmlformats.org/drawingml/2006/picture">
-                              <pic:nvPicPr>
-                                <pic:cNvPr id="1328782206" name=""/>
+                                <pic:cNvPr id="1" name=""/>
                                 <pic:cNvPicPr/>
                               </pic:nvPicPr>
                               <pic:blipFill>
@@ -12687,7 +10842,7 @@
                               <pic:spPr>
                                 <a:xfrm>
                                   <a:off x="0" y="0"/>
-                                  <a:ext cx="3240000" cy="2549168"/>
+                                  <a:ext cx="4448175" cy="2533650"/>
                                 </a:xfrm>
                                 <a:prstGeom prst="rect">
                                   <a:avLst/>
@@ -12702,114 +10857,130 @@
                 </w:p>
                 <w:p>
                   <w:pPr>
-                    <w:pStyle w:val="SS3-115"/>
-                    <w:rPr>
-                      <w:sz w:val="21"/>
-                      <w:szCs w:val="21"/>
-                    </w:rPr>
-                  </w:pPr>
-                  <w:r>
-                    <w:rPr>
-                      <w:sz w:val="21"/>
-                      <w:szCs w:val="21"/>
-                    </w:rPr>
-                    <w:t>MEETING ROOM</w:t>
-                  </w:r>
-                </w:p>
-                <w:p>
-                  <w:pPr>
-                    <w:pStyle w:val="SS3-115"/>
-                    <w:rPr>
-                      <w:sz w:val="21"/>
-                      <w:szCs w:val="21"/>
-                    </w:rPr>
-                  </w:pPr>
-                  <w:r>
-                    <w:rPr>
-                      <w:sz w:val="21"/>
-                      <w:szCs w:val="21"/>
-                    </w:rPr>
-                    <w:t>DRAMA STUDIO</w:t>
-                  </w:r>
-                </w:p>
-                <w:p>
-                  <w:pPr>
-                    <w:pStyle w:val="SS3-115"/>
-                    <w:rPr>
-                      <w:sz w:val="21"/>
-                      <w:szCs w:val="21"/>
-                    </w:rPr>
-                  </w:pPr>
-                  <w:r>
-                    <w:rPr>
-                      <w:sz w:val="21"/>
-                      <w:szCs w:val="21"/>
-                    </w:rPr>
-                    <w:t>CINEMA</w:t>
-                  </w:r>
-                </w:p>
-                <w:p>
-                  <w:pPr>
-                    <w:pStyle w:val="SS3-115"/>
-                    <w:rPr>
-                      <w:sz w:val="21"/>
-                      <w:szCs w:val="21"/>
-                    </w:rPr>
-                  </w:pPr>
-                  <w:r>
-                    <w:rPr>
-                      <w:sz w:val="21"/>
-                      <w:szCs w:val="21"/>
-                    </w:rPr>
-                    <w:t>CENTRAL EXHIBITION AREA</w:t>
-                  </w:r>
-                </w:p>
-                <w:p>
-                  <w:pPr>
-                    <w:pStyle w:val="SS3-115"/>
-                    <w:rPr>
-                      <w:sz w:val="21"/>
-                      <w:szCs w:val="21"/>
-                    </w:rPr>
-                  </w:pPr>
-                  <w:r>
-                    <w:rPr>
-                      <w:sz w:val="21"/>
-                      <w:szCs w:val="21"/>
-                    </w:rPr>
-                    <w:t>CONCERT HALL</w:t>
-                  </w:r>
-                </w:p>
-                <w:p>
-                  <w:pPr>
-                    <w:pStyle w:val="SS3-115"/>
-                    <w:rPr>
-                      <w:sz w:val="21"/>
-                      <w:szCs w:val="21"/>
-                    </w:rPr>
-                  </w:pPr>
-                  <w:r>
-                    <w:rPr>
-                      <w:sz w:val="21"/>
-                      <w:szCs w:val="21"/>
-                    </w:rPr>
-                    <w:t>STAGE</w:t>
-                  </w:r>
-                </w:p>
-                <w:p>
-                  <w:pPr>
-                    <w:pStyle w:val="SS3-115"/>
-                    <w:rPr>
-                      <w:sz w:val="21"/>
-                      <w:szCs w:val="21"/>
-                    </w:rPr>
-                  </w:pPr>
-                  <w:r>
-                    <w:rPr>
-                      <w:sz w:val="21"/>
-                      <w:szCs w:val="21"/>
-                    </w:rPr>
-                    <w:t>OUTDOOR EXHIBITION AND PERFORMANCE AREA</w:t>
+                    <w:pStyle w:val="SS3M-115"/>
+                    <w:spacing w:after="0"/>
+                    <w:rPr>
+                      <w:rFonts w:ascii="Source Sans 3" w:hAnsi="Source Sans 3"/>
+                      <w:b w:val="0"/>
+                      <w:bCs w:val="0"/>
+                    </w:rPr>
+                  </w:pPr>
+                  <w:r>
+                    <w:rPr>
+                      <w:rFonts w:ascii="Source Sans 3" w:hAnsi="Source Sans 3"/>
+                      <w:b w:val="0"/>
+                      <w:bCs w:val="0"/>
+                    </w:rPr>
+                    <w:t>Central Asia</w:t>
+                  </w:r>
+                </w:p>
+                <w:p>
+                  <w:pPr>
+                    <w:pStyle w:val="SS3M-115"/>
+                    <w:spacing w:after="0"/>
+                    <w:rPr>
+                      <w:rFonts w:ascii="Source Sans 3" w:hAnsi="Source Sans 3"/>
+                      <w:b w:val="0"/>
+                      <w:bCs w:val="0"/>
+                    </w:rPr>
+                  </w:pPr>
+                  <w:r>
+                    <w:rPr>
+                      <w:rFonts w:ascii="Source Sans 3" w:hAnsi="Source Sans 3"/>
+                      <w:b w:val="0"/>
+                      <w:bCs w:val="0"/>
+                    </w:rPr>
+                    <w:t>Central/Eastern Europe</w:t>
+                  </w:r>
+                </w:p>
+                <w:p>
+                  <w:pPr>
+                    <w:pStyle w:val="SS3M-115"/>
+                    <w:spacing w:after="0"/>
+                    <w:rPr>
+                      <w:rFonts w:ascii="Source Sans 3" w:hAnsi="Source Sans 3"/>
+                      <w:b w:val="0"/>
+                      <w:bCs w:val="0"/>
+                    </w:rPr>
+                  </w:pPr>
+                  <w:r>
+                    <w:rPr>
+                      <w:rFonts w:ascii="Source Sans 3" w:hAnsi="Source Sans 3"/>
+                      <w:b w:val="0"/>
+                      <w:bCs w:val="0"/>
+                    </w:rPr>
+                    <w:t>East Asia/Pacific</w:t>
+                  </w:r>
+                </w:p>
+                <w:p>
+                  <w:pPr>
+                    <w:pStyle w:val="SS3M-115"/>
+                    <w:spacing w:after="0"/>
+                    <w:rPr>
+                      <w:rFonts w:ascii="Source Sans 3" w:hAnsi="Source Sans 3"/>
+                      <w:b w:val="0"/>
+                      <w:bCs w:val="0"/>
+                    </w:rPr>
+                  </w:pPr>
+                  <w:r>
+                    <w:rPr>
+                      <w:rFonts w:ascii="Source Sans 3" w:hAnsi="Source Sans 3"/>
+                      <w:b w:val="0"/>
+                      <w:bCs w:val="0"/>
+                    </w:rPr>
+                    <w:t>Latin America/Caribbean</w:t>
+                  </w:r>
+                </w:p>
+                <w:p>
+                  <w:pPr>
+                    <w:pStyle w:val="SS3M-115"/>
+                    <w:spacing w:after="0"/>
+                    <w:rPr>
+                      <w:rFonts w:ascii="Source Sans 3" w:hAnsi="Source Sans 3"/>
+                      <w:b w:val="0"/>
+                      <w:bCs w:val="0"/>
+                    </w:rPr>
+                  </w:pPr>
+                  <w:r>
+                    <w:rPr>
+                      <w:rFonts w:ascii="Source Sans 3" w:hAnsi="Source Sans 3"/>
+                      <w:b w:val="0"/>
+                      <w:bCs w:val="0"/>
+                    </w:rPr>
+                    <w:t>Arab states</w:t>
+                  </w:r>
+                </w:p>
+                <w:p>
+                  <w:pPr>
+                    <w:pStyle w:val="SS3M-115"/>
+                    <w:spacing w:after="0"/>
+                    <w:rPr>
+                      <w:rFonts w:ascii="Source Sans 3" w:hAnsi="Source Sans 3"/>
+                      <w:b w:val="0"/>
+                      <w:bCs w:val="0"/>
+                    </w:rPr>
+                  </w:pPr>
+                  <w:r>
+                    <w:rPr>
+                      <w:rFonts w:ascii="Source Sans 3" w:hAnsi="Source Sans 3"/>
+                      <w:b w:val="0"/>
+                      <w:bCs w:val="0"/>
+                    </w:rPr>
+                    <w:t>South and West Asia</w:t>
+                  </w:r>
+                </w:p>
+                <w:p>
+                  <w:pPr>
+                    <w:pStyle w:val="SS3M-115"/>
+                    <w:spacing w:after="0"/>
+                  </w:pPr>
+                  <w:r>
+                    <w:rPr>
+                      <w:rFonts w:ascii="Source Sans 3" w:hAnsi="Source Sans 3"/>
+                      <w:b w:val="0"/>
+                      <w:bCs w:val="0"/>
+                    </w:rPr>
+                    <w:t>Sub-Saharan Africa</w:t>
                   </w:r>
                 </w:p>
               </w:tc>
@@ -12817,7 +10988,96 @@
           </w:tbl>
           <w:p>
             <w:pPr>
+              <w:pStyle w:val="SS3-115"/>
+            </w:pPr>
+          </w:p>
+        </w:tc>
+      </w:tr>
+      <w:tr>
+        <w:tc>
+          <w:tcPr>
+            <w:tcW w:w="690" w:type="dxa"/>
+          </w:tcPr>
+          <w:tbl>
+            <w:tblPr>
+              <w:tblStyle w:val="CompactTable"/>
+              <w:tblW w:w="0" w:type="auto"/>
+              <w:tblBorders>
+                <w:top w:val="single" w:sz="18" w:space="0" w:color="7F5432"/>
+                <w:left w:val="single" w:sz="18" w:space="0" w:color="7F5432"/>
+                <w:bottom w:val="single" w:sz="18" w:space="0" w:color="7F5432"/>
+                <w:right w:val="single" w:sz="18" w:space="0" w:color="7F5432"/>
+                <w:insideH w:val="single" w:sz="18" w:space="0" w:color="7F5432"/>
+                <w:insideV w:val="single" w:sz="18" w:space="0" w:color="7F5432"/>
+              </w:tblBorders>
+              <w:tblLook w:val="04A0" w:firstRow="1" w:lastRow="0" w:firstColumn="1" w:lastColumn="0" w:noHBand="0" w:noVBand="1"/>
+            </w:tblPr>
+            <w:tblGrid>
+              <w:gridCol w:w="360"/>
+            </w:tblGrid>
+            <w:tr>
+              <w:tc>
+                <w:tcPr>
+                  <w:tcW w:w="385" w:type="dxa"/>
+                </w:tcPr>
+                <w:p>
+                  <w:pPr>
+                    <w:rPr>
+                      <w:b w:val="0"/>
+                      <w:bCs/>
+                      <w:szCs w:val="26"/>
+                      <w:bdr w:val="single" w:sz="12" w:space="0" w:color="FFFF00"/>
+                    </w:rPr>
+                  </w:pPr>
+                  <w:r>
+                    <w:rPr>
+                      <w:bCs/>
+                      <w:szCs w:val="26"/>
+                      <w:lang w:bidi="ar-SA"/>
+                    </w:rPr>
+                    <w:t>11</w:t>
+                  </w:r>
+                </w:p>
+              </w:tc>
+            </w:tr>
+          </w:tbl>
+          <w:p>
+            <w:pPr>
+              <w:rPr>
+                <w:bCs/>
+                <w:szCs w:val="26"/>
+              </w:rPr>
+            </w:pPr>
+          </w:p>
+        </w:tc>
+        <w:tc>
+          <w:tcPr>
+            <w:tcW w:w="13702" w:type="dxa"/>
+          </w:tcPr>
+          <w:p>
+            <w:pPr>
+              <w:rPr>
+                <w:rFonts w:ascii="Source Sans 3 Medium" w:hAnsi="Source Sans 3 Medium"/>
+                <w:b/>
+                <w:bCs/>
+                <w:sz w:val="23"/>
+              </w:rPr>
+            </w:pPr>
+            <w:r>
+              <w:rPr>
+                <w:rFonts w:ascii="Source Sans 3 Medium" w:hAnsi="Source Sans 3 Medium"/>
+                <w:b/>
+                <w:bCs/>
+                <w:sz w:val="23"/>
+                <w:szCs w:val="23"/>
+              </w:rPr>
+              <w:t>Write your answer.</w:t>
+            </w:r>
+          </w:p>
+          <w:p>
+            <w:pPr>
               <w:pStyle w:val="SS3M-115"/>
+              <w:spacing w:before="240"/>
             </w:pPr>
             <w:r>
               <w:t>Remember to:</w:t>
@@ -12830,10 +11090,9 @@
                 <w:ilvl w:val="0"/>
                 <w:numId w:val="17"/>
               </w:numPr>
-              <w:ind w:left="227" w:hanging="227"/>
-            </w:pPr>
-            <w:r>
-              <w:t>write an introductory sentence</w:t>
+            </w:pPr>
+            <w:r>
+              <w:t>include introductory and concluding sentences and an overview</w:t>
             </w:r>
           </w:p>
           <w:p>
@@ -12843,36 +11102,32 @@
                 <w:ilvl w:val="0"/>
                 <w:numId w:val="17"/>
               </w:numPr>
-              <w:ind w:left="227" w:hanging="227"/>
-            </w:pPr>
-            <w:r>
-              <w:t>include an overview</w:t>
-            </w:r>
-          </w:p>
-          <w:p>
-            <w:pPr>
-              <w:pStyle w:val="SS3-115"/>
+            </w:pPr>
+            <w:r>
+              <w:t>use expressions with prepositions</w:t>
+            </w:r>
+          </w:p>
+          <w:p>
+            <w:pPr>
               <w:numPr>
                 <w:ilvl w:val="0"/>
                 <w:numId w:val="17"/>
               </w:numPr>
-              <w:ind w:left="227" w:hanging="227"/>
-            </w:pPr>
-            <w:r>
-              <w:t>use the present simple and past simple, both active and passive</w:t>
-            </w:r>
-          </w:p>
-          <w:p>
-            <w:pPr>
-              <w:pStyle w:val="SS3-115"/>
-              <w:numPr>
-                <w:ilvl w:val="0"/>
-                <w:numId w:val="17"/>
-              </w:numPr>
-              <w:ind w:left="227" w:hanging="227"/>
-            </w:pPr>
-            <w:r>
-              <w:t>use prepositions to explain where things are/were.</w:t>
+              <w:rPr>
+                <w:rFonts w:ascii="Source Sans 3 Medium" w:hAnsi="Source Sans 3 Medium"/>
+                <w:b/>
+                <w:bCs/>
+                <w:sz w:val="23"/>
+                <w:szCs w:val="23"/>
+              </w:rPr>
+            </w:pPr>
+            <w:r>
+              <w:rPr>
+                <w:rFonts w:ascii="Source Sans 3" w:hAnsi="Source Sans 3"/>
+                <w:sz w:val="23"/>
+                <w:szCs w:val="23"/>
+              </w:rPr>
+              <w:t>use the past simple tense.</w:t>
             </w:r>
           </w:p>
         </w:tc>
@@ -12910,7 +11165,7 @@
         <w:tc>
           <w:tcPr>
             <w:tcW w:w="14312" w:type="dxa"/>
-            <w:shd w:val="clear" w:color="auto" w:fill="E5008C"/>
+            <w:shd w:val="clear" w:color="auto" w:fill="EE29B6"/>
           </w:tcPr>
           <w:tbl>
             <w:tblPr>
@@ -13046,7 +11301,6 @@
                 <w:ilvl w:val="0"/>
                 <w:numId w:val="1"/>
               </w:numPr>
-              <w:ind w:left="284" w:hanging="284"/>
               <w:rPr>
                 <w:rFonts w:ascii="Source Sans 3" w:hAnsi="Source Sans 3"/>
                 <w:color w:val="FFFFFF" w:themeColor="background1"/>
@@ -13061,7 +11315,7 @@
                 <w:sz w:val="23"/>
                 <w:szCs w:val="23"/>
               </w:rPr>
-              <w:t>answer short-answer questions</w:t>
+              <w:t>identify key words in sentence completion tasks</w:t>
             </w:r>
           </w:p>
           <w:p>
@@ -13071,20 +11325,78 @@
                 <w:ilvl w:val="0"/>
                 <w:numId w:val="1"/>
               </w:numPr>
-              <w:ind w:left="284" w:hanging="284"/>
-              <w:rPr>
-                <w:sz w:val="26"/>
-                <w:szCs w:val="26"/>
-              </w:rPr>
-            </w:pPr>
-            <w:r>
               <w:rPr>
                 <w:rFonts w:ascii="Source Sans 3" w:hAnsi="Source Sans 3"/>
                 <w:color w:val="FFFFFF" w:themeColor="background1"/>
                 <w:sz w:val="23"/>
                 <w:szCs w:val="23"/>
               </w:rPr>
-              <w:t>spell names correctly.</w:t>
+            </w:pPr>
+            <w:r>
+              <w:rPr>
+                <w:rFonts w:ascii="Source Sans 3" w:hAnsi="Source Sans 3"/>
+                <w:color w:val="FFFFFF" w:themeColor="background1"/>
+                <w:sz w:val="23"/>
+                <w:szCs w:val="23"/>
+              </w:rPr>
+              <w:t>use strategies to help you answer sentence completion tasks</w:t>
+            </w:r>
+          </w:p>
+          <w:p>
+            <w:pPr>
+              <w:pStyle w:val="ListParagraph"/>
+              <w:numPr>
+                <w:ilvl w:val="0"/>
+                <w:numId w:val="1"/>
+              </w:numPr>
+              <w:rPr>
+                <w:rFonts w:ascii="Source Sans 3" w:hAnsi="Source Sans 3"/>
+                <w:color w:val="FFFFFF" w:themeColor="background1"/>
+                <w:sz w:val="23"/>
+                <w:szCs w:val="23"/>
+              </w:rPr>
+            </w:pPr>
+            <w:r>
+              <w:rPr>
+                <w:rFonts w:ascii="Source Sans 3" w:hAnsi="Source Sans 3"/>
+                <w:color w:val="FFFFFF" w:themeColor="background1"/>
+                <w:sz w:val="23"/>
+                <w:szCs w:val="23"/>
+              </w:rPr>
+              <w:t>follow a conversation</w:t>
+            </w:r>
+          </w:p>
+          <w:p>
+            <w:pPr>
+              <w:pStyle w:val="ListParagraph"/>
+              <w:numPr>
+                <w:ilvl w:val="0"/>
+                <w:numId w:val="1"/>
+              </w:numPr>
+              <w:rPr>
+                <w:sz w:val="26"/>
+                <w:szCs w:val="26"/>
+              </w:rPr>
+            </w:pPr>
+            <w:proofErr w:type="spellStart"/>
+            <w:r>
+              <w:rPr>
+                <w:rFonts w:ascii="Source Sans 3" w:hAnsi="Source Sans 3"/>
+                <w:color w:val="FFFFFF" w:themeColor="background1"/>
+                <w:sz w:val="23"/>
+                <w:szCs w:val="23"/>
+              </w:rPr>
+              <w:t>recognise</w:t>
+            </w:r>
+            <w:proofErr w:type="spellEnd"/>
+            <w:r>
+              <w:rPr>
+                <w:rFonts w:ascii="Source Sans 3" w:hAnsi="Source Sans 3"/>
+                <w:color w:val="FFFFFF" w:themeColor="background1"/>
+                <w:sz w:val="23"/>
+                <w:szCs w:val="23"/>
+              </w:rPr>
+              <w:t xml:space="preserve"> synonyms and paraphrase.</w:t>
             </w:r>
           </w:p>
         </w:tc>
@@ -13124,7 +11436,7 @@
         <w:tc>
           <w:tcPr>
             <w:tcW w:w="0" w:type="auto"/>
-            <w:shd w:val="clear" w:color="auto" w:fill="E5008C"/>
+            <w:shd w:val="clear" w:color="auto" w:fill="EE29B6"/>
           </w:tcPr>
           <w:p>
             <w:pPr>
@@ -13156,29 +11468,33 @@
         <w:tblStyle w:val="DottedTable"/>
         <w:tblW w:w="0" w:type="auto"/>
         <w:tblInd w:w="-5" w:type="dxa"/>
+        <w:tblLayout w:type="fixed"/>
         <w:tblLook w:val="04A0" w:firstRow="1" w:lastRow="0" w:firstColumn="1" w:lastColumn="0" w:noHBand="0" w:noVBand="1"/>
       </w:tblPr>
       <w:tblGrid>
-        <w:gridCol w:w="715"/>
-        <w:gridCol w:w="9730"/>
+        <w:gridCol w:w="619"/>
+        <w:gridCol w:w="90"/>
+        <w:gridCol w:w="9923"/>
+        <w:gridCol w:w="3765"/>
       </w:tblGrid>
       <w:tr>
         <w:tc>
           <w:tcPr>
-            <w:tcW w:w="0" w:type="auto"/>
+            <w:tcW w:w="619" w:type="dxa"/>
           </w:tcPr>
           <w:tbl>
             <w:tblPr>
               <w:tblStyle w:val="CompactTable"/>
               <w:tblW w:w="0" w:type="auto"/>
               <w:tblBorders>
-                <w:top w:val="single" w:sz="18" w:space="0" w:color="B01070"/>
-                <w:left w:val="single" w:sz="18" w:space="0" w:color="B01070"/>
-                <w:bottom w:val="single" w:sz="18" w:space="0" w:color="B01070"/>
-                <w:right w:val="single" w:sz="18" w:space="0" w:color="B01070"/>
-                <w:insideH w:val="single" w:sz="18" w:space="0" w:color="B01070"/>
-                <w:insideV w:val="single" w:sz="18" w:space="0" w:color="B01070"/>
+                <w:top w:val="single" w:sz="18" w:space="0" w:color="EE29B6"/>
+                <w:left w:val="single" w:sz="18" w:space="0" w:color="EE29B6"/>
+                <w:bottom w:val="single" w:sz="18" w:space="0" w:color="EE29B6"/>
+                <w:right w:val="single" w:sz="18" w:space="0" w:color="EE29B6"/>
+                <w:insideH w:val="single" w:sz="18" w:space="0" w:color="EE29B6"/>
+                <w:insideV w:val="single" w:sz="18" w:space="0" w:color="EE29B6"/>
               </w:tblBorders>
+              <w:tblLayout w:type="fixed"/>
               <w:tblLook w:val="04A0" w:firstRow="1" w:lastRow="0" w:firstColumn="1" w:lastColumn="0" w:noHBand="0" w:noVBand="1"/>
             </w:tblPr>
             <w:tblGrid>
@@ -13221,7 +11537,8 @@
         </w:tc>
         <w:tc>
           <w:tcPr>
-            <w:tcW w:w="0" w:type="auto"/>
+            <w:tcW w:w="10013" w:type="dxa"/>
+            <w:gridSpan w:val="2"/>
           </w:tcPr>
           <w:p>
             <w:pPr>
@@ -13240,7 +11557,7 @@
                 <w:sz w:val="23"/>
                 <w:szCs w:val="23"/>
               </w:rPr>
-              <w:t>Here are some pictures of places in a town. Match pictures A-G with the words in the box.</w:t>
+              <w:t>Pictures A-G show different areas of work or study. Match the pictures with the words in the box.</w:t>
             </w:r>
           </w:p>
           <w:tbl>
@@ -13248,25 +11565,26 @@
               <w:tblStyle w:val="CommonTable"/>
               <w:tblW w:w="0" w:type="auto"/>
               <w:tblBorders>
-                <w:top w:val="single" w:sz="18" w:space="0" w:color="BE4B80"/>
-                <w:left w:val="single" w:sz="18" w:space="0" w:color="BE4B80"/>
-                <w:bottom w:val="single" w:sz="18" w:space="0" w:color="BE4B80"/>
-                <w:right w:val="single" w:sz="18" w:space="0" w:color="BE4B80"/>
+                <w:top w:val="single" w:sz="18" w:space="0" w:color="D97BB9"/>
+                <w:left w:val="single" w:sz="18" w:space="0" w:color="D97BB9"/>
+                <w:bottom w:val="single" w:sz="18" w:space="0" w:color="D97BB9"/>
+                <w:right w:val="single" w:sz="18" w:space="0" w:color="D97BB9"/>
                 <w:insideH w:val="none" w:sz="0" w:space="0" w:color="auto"/>
                 <w:insideV w:val="none" w:sz="0" w:space="0" w:color="auto"/>
               </w:tblBorders>
+              <w:tblLayout w:type="fixed"/>
               <w:tblLook w:val="04A0" w:firstRow="1" w:lastRow="0" w:firstColumn="1" w:lastColumn="0" w:noHBand="0" w:noVBand="1"/>
             </w:tblPr>
             <w:tblGrid>
-              <w:gridCol w:w="1684"/>
-              <w:gridCol w:w="1276"/>
-              <w:gridCol w:w="1098"/>
-              <w:gridCol w:w="1062"/>
+              <w:gridCol w:w="2451"/>
+              <w:gridCol w:w="1596"/>
+              <w:gridCol w:w="871"/>
+              <w:gridCol w:w="1914"/>
             </w:tblGrid>
             <w:tr>
               <w:tc>
                 <w:tcPr>
-                  <w:tcW w:w="0" w:type="auto"/>
+                  <w:tcW w:w="2451" w:type="dxa"/>
                 </w:tcPr>
                 <w:p>
                   <w:pPr>
@@ -13278,18 +11596,13 @@
                     </w:rPr>
                   </w:pPr>
                   <w:r>
-                    <w:rPr>
-                      <w:sz w:val="23"/>
-                      <w:szCs w:val="24"/>
-                      <w:lang w:bidi="ar-SA"/>
-                    </w:rPr>
-                    <w:t>railway station</w:t>
-                  </w:r>
-                </w:p>
-              </w:tc>
-              <w:tc>
-                <w:tcPr>
-                  <w:tcW w:w="0" w:type="auto"/>
+                    <w:t>hotel and catering</w:t>
+                  </w:r>
+                </w:p>
+              </w:tc>
+              <w:tc>
+                <w:tcPr>
+                  <w:tcW w:w="1596" w:type="dxa"/>
                 </w:tcPr>
                 <w:p>
                   <w:pPr>
@@ -13301,18 +11614,13 @@
                     </w:rPr>
                   </w:pPr>
                   <w:r>
-                    <w:rPr>
-                      <w:sz w:val="23"/>
-                      <w:szCs w:val="24"/>
-                      <w:lang w:bidi="ar-SA"/>
-                    </w:rPr>
-                    <w:t>museum</w:t>
-                  </w:r>
-                </w:p>
-              </w:tc>
-              <w:tc>
-                <w:tcPr>
-                  <w:tcW w:w="0" w:type="auto"/>
+                    <w:t>construction</w:t>
+                  </w:r>
+                </w:p>
+              </w:tc>
+              <w:tc>
+                <w:tcPr>
+                  <w:tcW w:w="871" w:type="dxa"/>
                 </w:tcPr>
                 <w:p>
                   <w:pPr>
@@ -13324,18 +11632,13 @@
                     </w:rPr>
                   </w:pPr>
                   <w:r>
-                    <w:rPr>
-                      <w:sz w:val="23"/>
-                      <w:szCs w:val="24"/>
-                      <w:lang w:bidi="ar-SA"/>
-                    </w:rPr>
-                    <w:t>bank</w:t>
-                  </w:r>
-                </w:p>
-              </w:tc>
-              <w:tc>
-                <w:tcPr>
-                  <w:tcW w:w="0" w:type="auto"/>
+                    <w:t>health</w:t>
+                  </w:r>
+                </w:p>
+              </w:tc>
+              <w:tc>
+                <w:tcPr>
+                  <w:tcW w:w="1914" w:type="dxa"/>
                 </w:tcPr>
                 <w:p>
                   <w:pPr>
@@ -13346,23 +11649,16 @@
                       <w:sz w:val="23"/>
                     </w:rPr>
                   </w:pPr>
-                  <w:proofErr w:type="spellStart"/>
-                  <w:r>
-                    <w:rPr>
-                      <w:sz w:val="23"/>
-                      <w:szCs w:val="24"/>
-                      <w:lang w:bidi="ar-SA"/>
-                    </w:rPr>
-                    <w:t>harbour</w:t>
-                  </w:r>
-                  <w:proofErr w:type="spellEnd"/>
+                  <w:r>
+                    <w:t>sports and leisure</w:t>
+                  </w:r>
                 </w:p>
               </w:tc>
             </w:tr>
             <w:tr>
               <w:tc>
                 <w:tcPr>
-                  <w:tcW w:w="0" w:type="auto"/>
+                  <w:tcW w:w="2451" w:type="dxa"/>
                 </w:tcPr>
                 <w:p>
                   <w:pPr>
@@ -13374,28 +11670,13 @@
                     </w:rPr>
                   </w:pPr>
                   <w:r>
-                    <w:rPr>
-                      <w:sz w:val="23"/>
-                      <w:szCs w:val="24"/>
-                      <w:lang w:bidi="ar-SA"/>
-                    </w:rPr>
-                    <w:t xml:space="preserve">sports </w:t>
-                  </w:r>
-                  <w:proofErr w:type="spellStart"/>
-                  <w:r>
-                    <w:rPr>
-                      <w:sz w:val="23"/>
-                      <w:szCs w:val="24"/>
-                      <w:lang w:bidi="ar-SA"/>
-                    </w:rPr>
-                    <w:t>centre</w:t>
-                  </w:r>
-                  <w:proofErr w:type="spellEnd"/>
-                </w:p>
-              </w:tc>
-              <w:tc>
-                <w:tcPr>
-                  <w:tcW w:w="0" w:type="auto"/>
+                    <w:t>information technology</w:t>
+                  </w:r>
+                </w:p>
+              </w:tc>
+              <w:tc>
+                <w:tcPr>
+                  <w:tcW w:w="1596" w:type="dxa"/>
                 </w:tcPr>
                 <w:p>
                   <w:pPr>
@@ -13407,18 +11688,13 @@
                     </w:rPr>
                   </w:pPr>
                   <w:r>
-                    <w:rPr>
-                      <w:sz w:val="23"/>
-                      <w:szCs w:val="24"/>
-                      <w:lang w:bidi="ar-SA"/>
-                    </w:rPr>
-                    <w:t>restaurant</w:t>
-                  </w:r>
-                </w:p>
-              </w:tc>
-              <w:tc>
-                <w:tcPr>
-                  <w:tcW w:w="0" w:type="auto"/>
+                    <w:t>art and design</w:t>
+                  </w:r>
+                </w:p>
+              </w:tc>
+              <w:tc>
+                <w:tcPr>
+                  <w:tcW w:w="871" w:type="dxa"/>
                 </w:tcPr>
                 <w:p>
                   <w:pPr>
@@ -13430,18 +11706,13 @@
                     </w:rPr>
                   </w:pPr>
                   <w:r>
-                    <w:rPr>
-                      <w:sz w:val="23"/>
-                      <w:szCs w:val="24"/>
-                      <w:lang w:bidi="ar-SA"/>
-                    </w:rPr>
-                    <w:t>bus stop</w:t>
-                  </w:r>
-                </w:p>
-              </w:tc>
-              <w:tc>
-                <w:tcPr>
-                  <w:tcW w:w="0" w:type="auto"/>
+                    <w:t>retail</w:t>
+                  </w:r>
+                </w:p>
+              </w:tc>
+              <w:tc>
+                <w:tcPr>
+                  <w:tcW w:w="1914" w:type="dxa"/>
                 </w:tcPr>
                 <w:p>
                   <w:pPr>
@@ -13476,20 +11747,22 @@
                 <w:insideH w:val="none" w:sz="0" w:space="0" w:color="auto"/>
                 <w:insideV w:val="none" w:sz="0" w:space="0" w:color="auto"/>
               </w:tblBorders>
+              <w:tblLayout w:type="fixed"/>
               <w:tblLook w:val="04A0" w:firstRow="1" w:lastRow="0" w:firstColumn="1" w:lastColumn="0" w:noHBand="0" w:noVBand="1"/>
             </w:tblPr>
             <w:tblGrid>
-              <w:gridCol w:w="2384"/>
-              <w:gridCol w:w="768"/>
-              <w:gridCol w:w="1586"/>
-              <w:gridCol w:w="1558"/>
-              <w:gridCol w:w="796"/>
-              <w:gridCol w:w="2354"/>
+              <w:gridCol w:w="2142"/>
+              <w:gridCol w:w="714"/>
+              <w:gridCol w:w="1428"/>
+              <w:gridCol w:w="1428"/>
+              <w:gridCol w:w="714"/>
+              <w:gridCol w:w="2143"/>
             </w:tblGrid>
             <w:tr>
               <w:tc>
                 <w:tcPr>
-                  <w:tcW w:w="2161" w:type="dxa"/>
+                  <w:tcW w:w="2856" w:type="dxa"/>
+                  <w:gridSpan w:val="2"/>
                   <w:vAlign w:val="center"/>
                 </w:tcPr>
                 <w:p>
@@ -13507,14 +11780,13 @@
                       <w:rFonts w:ascii="Source Sans 3 Medium" w:hAnsi="Source Sans 3 Medium"/>
                       <w:b/>
                       <w:bCs/>
-                      <w:noProof/>
                       <w:sz w:val="23"/>
                     </w:rPr>
                     <w:drawing>
-                      <wp:inline distT="0" distB="0" distL="0" distR="0" wp14:anchorId="7EB6D7A2" wp14:editId="477B60DB">
-                        <wp:extent cx="1323975" cy="857250"/>
-                        <wp:effectExtent l="0" t="0" r="9525" b="0"/>
-                        <wp:docPr id="37" name="Picture 37"/>
+                      <wp:inline distT="0" distB="0" distL="0" distR="0" wp14:anchorId="560C99A8" wp14:editId="3C6F9E7E">
+                        <wp:extent cx="2381250" cy="1504950"/>
+                        <wp:effectExtent l="0" t="0" r="0" b="0"/>
+                        <wp:docPr id="3" name="Picture 3"/>
                         <wp:cNvGraphicFramePr>
                           <a:graphicFrameLocks xmlns:a="http://schemas.openxmlformats.org/drawingml/2006/main" noChangeAspect="1"/>
                         </wp:cNvGraphicFramePr>
@@ -13534,7 +11806,7 @@
                               <pic:spPr>
                                 <a:xfrm>
                                   <a:off x="0" y="0"/>
-                                  <a:ext cx="1323975" cy="857250"/>
+                                  <a:ext cx="2381250" cy="1504950"/>
                                 </a:xfrm>
                                 <a:prstGeom prst="rect">
                                   <a:avLst/>
@@ -13550,7 +11822,7 @@
               </w:tc>
               <w:tc>
                 <w:tcPr>
-                  <w:tcW w:w="2136" w:type="dxa"/>
+                  <w:tcW w:w="2856" w:type="dxa"/>
                   <w:gridSpan w:val="2"/>
                   <w:vAlign w:val="center"/>
                 </w:tcPr>
@@ -13569,14 +11841,13 @@
                       <w:rFonts w:ascii="Source Sans 3 Medium" w:hAnsi="Source Sans 3 Medium"/>
                       <w:b/>
                       <w:bCs/>
-                      <w:noProof/>
                       <w:sz w:val="23"/>
                     </w:rPr>
                     <w:drawing>
-                      <wp:inline distT="0" distB="0" distL="0" distR="0" wp14:anchorId="633F86E6" wp14:editId="1727217D">
-                        <wp:extent cx="1304925" cy="847725"/>
-                        <wp:effectExtent l="0" t="0" r="9525" b="9525"/>
-                        <wp:docPr id="38" name="Picture 38"/>
+                      <wp:inline distT="0" distB="0" distL="0" distR="0" wp14:anchorId="1D0BCD34" wp14:editId="68CC1184">
+                        <wp:extent cx="2438400" cy="1457325"/>
+                        <wp:effectExtent l="0" t="0" r="0" b="9525"/>
+                        <wp:docPr id="4" name="Picture 4"/>
                         <wp:cNvGraphicFramePr>
                           <a:graphicFrameLocks xmlns:a="http://schemas.openxmlformats.org/drawingml/2006/main" noChangeAspect="1"/>
                         </wp:cNvGraphicFramePr>
@@ -13596,7 +11867,7 @@
                               <pic:spPr>
                                 <a:xfrm>
                                   <a:off x="0" y="0"/>
-                                  <a:ext cx="1304925" cy="847725"/>
+                                  <a:ext cx="2438400" cy="1457325"/>
                                 </a:xfrm>
                                 <a:prstGeom prst="rect">
                                   <a:avLst/>
@@ -13612,7 +11883,7 @@
               </w:tc>
               <w:tc>
                 <w:tcPr>
-                  <w:tcW w:w="2136" w:type="dxa"/>
+                  <w:tcW w:w="2857" w:type="dxa"/>
                   <w:gridSpan w:val="2"/>
                   <w:vAlign w:val="center"/>
                 </w:tcPr>
@@ -13631,14 +11902,13 @@
                       <w:rFonts w:ascii="Source Sans 3 Medium" w:hAnsi="Source Sans 3 Medium"/>
                       <w:b/>
                       <w:bCs/>
-                      <w:noProof/>
                       <w:sz w:val="23"/>
                     </w:rPr>
                     <w:drawing>
-                      <wp:inline distT="0" distB="0" distL="0" distR="0" wp14:anchorId="533C7C85" wp14:editId="5281D86D">
-                        <wp:extent cx="1304925" cy="847725"/>
-                        <wp:effectExtent l="0" t="0" r="9525" b="9525"/>
-                        <wp:docPr id="39" name="Picture 39"/>
+                      <wp:inline distT="0" distB="0" distL="0" distR="0" wp14:anchorId="2B5572B6" wp14:editId="081E6B8A">
+                        <wp:extent cx="2476500" cy="1609725"/>
+                        <wp:effectExtent l="0" t="0" r="0" b="9525"/>
+                        <wp:docPr id="5" name="Picture 5"/>
                         <wp:cNvGraphicFramePr>
                           <a:graphicFrameLocks xmlns:a="http://schemas.openxmlformats.org/drawingml/2006/main" noChangeAspect="1"/>
                         </wp:cNvGraphicFramePr>
@@ -13658,7 +11928,7 @@
                               <pic:spPr>
                                 <a:xfrm>
                                   <a:off x="0" y="0"/>
-                                  <a:ext cx="1304925" cy="847725"/>
+                                  <a:ext cx="2476500" cy="1609725"/>
                                 </a:xfrm>
                                 <a:prstGeom prst="rect">
                                   <a:avLst/>
@@ -13672,9 +11942,11 @@
                   </w:r>
                 </w:p>
               </w:tc>
-              <w:tc>
-                <w:tcPr>
-                  <w:tcW w:w="2136" w:type="dxa"/>
+            </w:tr>
+            <w:tr>
+              <w:tc>
+                <w:tcPr>
+                  <w:tcW w:w="2142" w:type="dxa"/>
                   <w:vAlign w:val="center"/>
                 </w:tcPr>
                 <w:p>
@@ -13692,14 +11964,13 @@
                       <w:rFonts w:ascii="Source Sans 3 Medium" w:hAnsi="Source Sans 3 Medium"/>
                       <w:b/>
                       <w:bCs/>
-                      <w:noProof/>
                       <w:sz w:val="23"/>
                     </w:rPr>
                     <w:drawing>
-                      <wp:inline distT="0" distB="0" distL="0" distR="0" wp14:anchorId="5A58ACD5" wp14:editId="16EB3C0D">
-                        <wp:extent cx="1314450" cy="857250"/>
-                        <wp:effectExtent l="0" t="0" r="0" b="0"/>
-                        <wp:docPr id="40" name="Picture 40"/>
+                      <wp:inline distT="0" distB="0" distL="0" distR="0" wp14:anchorId="48EB2A0D" wp14:editId="00B900EE">
+                        <wp:extent cx="2028825" cy="1638300"/>
+                        <wp:effectExtent l="0" t="0" r="9525" b="0"/>
+                        <wp:docPr id="6" name="Picture 6"/>
                         <wp:cNvGraphicFramePr>
                           <a:graphicFrameLocks xmlns:a="http://schemas.openxmlformats.org/drawingml/2006/main" noChangeAspect="1"/>
                         </wp:cNvGraphicFramePr>
@@ -13719,7 +11990,7 @@
                               <pic:spPr>
                                 <a:xfrm>
                                   <a:off x="0" y="0"/>
-                                  <a:ext cx="1314450" cy="857250"/>
+                                  <a:ext cx="2028825" cy="1638300"/>
                                 </a:xfrm>
                                 <a:prstGeom prst="rect">
                                   <a:avLst/>
@@ -13733,11 +12004,9 @@
                   </w:r>
                 </w:p>
               </w:tc>
-            </w:tr>
-            <w:tr>
-              <w:tc>
-                <w:tcPr>
-                  <w:tcW w:w="2856" w:type="dxa"/>
+              <w:tc>
+                <w:tcPr>
+                  <w:tcW w:w="2142" w:type="dxa"/>
                   <w:gridSpan w:val="2"/>
                   <w:vAlign w:val="center"/>
                 </w:tcPr>
@@ -13756,14 +12025,13 @@
                       <w:rFonts w:ascii="Source Sans 3 Medium" w:hAnsi="Source Sans 3 Medium"/>
                       <w:b/>
                       <w:bCs/>
-                      <w:noProof/>
                       <w:sz w:val="23"/>
                     </w:rPr>
                     <w:drawing>
-                      <wp:inline distT="0" distB="0" distL="0" distR="0" wp14:anchorId="596B7BF0" wp14:editId="0B7E8F64">
-                        <wp:extent cx="1323975" cy="847725"/>
+                      <wp:inline distT="0" distB="0" distL="0" distR="0" wp14:anchorId="16736A40" wp14:editId="64BFC5D5">
+                        <wp:extent cx="1743075" cy="1552575"/>
                         <wp:effectExtent l="0" t="0" r="9525" b="9525"/>
-                        <wp:docPr id="41" name="Picture 41"/>
+                        <wp:docPr id="7" name="Picture 7"/>
                         <wp:cNvGraphicFramePr>
                           <a:graphicFrameLocks xmlns:a="http://schemas.openxmlformats.org/drawingml/2006/main" noChangeAspect="1"/>
                         </wp:cNvGraphicFramePr>
@@ -13783,7 +12051,7 @@
                               <pic:spPr>
                                 <a:xfrm>
                                   <a:off x="0" y="0"/>
-                                  <a:ext cx="1323975" cy="847725"/>
+                                  <a:ext cx="1743075" cy="1552575"/>
                                 </a:xfrm>
                                 <a:prstGeom prst="rect">
                                   <a:avLst/>
@@ -13799,7 +12067,7 @@
               </w:tc>
               <w:tc>
                 <w:tcPr>
-                  <w:tcW w:w="2856" w:type="dxa"/>
+                  <w:tcW w:w="2142" w:type="dxa"/>
                   <w:gridSpan w:val="2"/>
                   <w:vAlign w:val="center"/>
                 </w:tcPr>
@@ -13818,14 +12086,13 @@
                       <w:rFonts w:ascii="Source Sans 3 Medium" w:hAnsi="Source Sans 3 Medium"/>
                       <w:b/>
                       <w:bCs/>
-                      <w:noProof/>
                       <w:sz w:val="23"/>
                     </w:rPr>
                     <w:drawing>
-                      <wp:inline distT="0" distB="0" distL="0" distR="0" wp14:anchorId="114FA3B5" wp14:editId="374808F5">
-                        <wp:extent cx="1323975" cy="828675"/>
-                        <wp:effectExtent l="0" t="0" r="9525" b="9525"/>
-                        <wp:docPr id="42" name="Picture 42"/>
+                      <wp:inline distT="0" distB="0" distL="0" distR="0" wp14:anchorId="26751721" wp14:editId="75051777">
+                        <wp:extent cx="1876425" cy="1562100"/>
+                        <wp:effectExtent l="0" t="0" r="9525" b="0"/>
+                        <wp:docPr id="8" name="Picture 8"/>
                         <wp:cNvGraphicFramePr>
                           <a:graphicFrameLocks xmlns:a="http://schemas.openxmlformats.org/drawingml/2006/main" noChangeAspect="1"/>
                         </wp:cNvGraphicFramePr>
@@ -13845,7 +12112,7 @@
                               <pic:spPr>
                                 <a:xfrm>
                                   <a:off x="0" y="0"/>
-                                  <a:ext cx="1323975" cy="828675"/>
+                                  <a:ext cx="1876425" cy="1562100"/>
                                 </a:xfrm>
                                 <a:prstGeom prst="rect">
                                   <a:avLst/>
@@ -13861,8 +12128,7 @@
               </w:tc>
               <w:tc>
                 <w:tcPr>
-                  <w:tcW w:w="2857" w:type="dxa"/>
-                  <w:gridSpan w:val="2"/>
+                  <w:tcW w:w="2143" w:type="dxa"/>
                   <w:vAlign w:val="center"/>
                 </w:tcPr>
                 <w:p>
@@ -13880,14 +12146,13 @@
                       <w:rFonts w:ascii="Source Sans 3 Medium" w:hAnsi="Source Sans 3 Medium"/>
                       <w:b/>
                       <w:bCs/>
-                      <w:noProof/>
                       <w:sz w:val="23"/>
                     </w:rPr>
                     <w:drawing>
-                      <wp:inline distT="0" distB="0" distL="0" distR="0" wp14:anchorId="618C6D4D" wp14:editId="634A1C0E">
-                        <wp:extent cx="1333500" cy="819150"/>
-                        <wp:effectExtent l="0" t="0" r="0" b="0"/>
-                        <wp:docPr id="43" name="Picture 43"/>
+                      <wp:inline distT="0" distB="0" distL="0" distR="0" wp14:anchorId="2E495C08" wp14:editId="4F5C7D2A">
+                        <wp:extent cx="1733550" cy="1724025"/>
+                        <wp:effectExtent l="0" t="0" r="0" b="9525"/>
+                        <wp:docPr id="9" name="Picture 9"/>
                         <wp:cNvGraphicFramePr>
                           <a:graphicFrameLocks xmlns:a="http://schemas.openxmlformats.org/drawingml/2006/main" noChangeAspect="1"/>
                         </wp:cNvGraphicFramePr>
@@ -13907,7 +12172,7 @@
                               <pic:spPr>
                                 <a:xfrm>
                                   <a:off x="0" y="0"/>
-                                  <a:ext cx="1333500" cy="819150"/>
+                                  <a:ext cx="1733550" cy="1724025"/>
                                 </a:xfrm>
                                 <a:prstGeom prst="rect">
                                   <a:avLst/>
@@ -13934,24 +12199,103 @@
             </w:pPr>
           </w:p>
         </w:tc>
+        <w:tc>
+          <w:tcPr>
+            <w:tcW w:w="3765" w:type="dxa"/>
+          </w:tcPr>
+          <w:tbl>
+            <w:tblPr>
+              <w:tblStyle w:val="NormalTable"/>
+              <w:tblW w:w="0" w:type="auto"/>
+              <w:tblBorders>
+                <w:top w:val="single" w:sz="18" w:space="0" w:color="EE29B6"/>
+                <w:left w:val="single" w:sz="18" w:space="0" w:color="EE29B6"/>
+                <w:bottom w:val="single" w:sz="18" w:space="0" w:color="EE29B6"/>
+                <w:right w:val="single" w:sz="18" w:space="0" w:color="EE29B6"/>
+                <w:insideH w:val="single" w:sz="18" w:space="0" w:color="EE29B6"/>
+                <w:insideV w:val="single" w:sz="18" w:space="0" w:color="EE29B6"/>
+              </w:tblBorders>
+              <w:shd w:val="clear" w:color="auto" w:fill="E7EAEF"/>
+              <w:tblLayout w:type="fixed"/>
+              <w:tblLook w:val="04A0" w:firstRow="1" w:lastRow="0" w:firstColumn="1" w:lastColumn="0" w:noHBand="0" w:noVBand="1"/>
+            </w:tblPr>
+            <w:tblGrid>
+              <w:gridCol w:w="3220"/>
+            </w:tblGrid>
+            <w:tr>
+              <w:tc>
+                <w:tcPr>
+                  <w:tcW w:w="3220" w:type="dxa"/>
+                  <w:shd w:val="clear" w:color="auto" w:fill="auto"/>
+                </w:tcPr>
+                <w:p>
+                  <w:pPr>
+                    <w:rPr>
+                      <w:noProof/>
+                      <w:sz w:val="21"/>
+                      <w:szCs w:val="21"/>
+                    </w:rPr>
+                  </w:pPr>
+                  <w:r>
+                    <w:rPr>
+                      <w:rFonts w:ascii="Cambria Math" w:hAnsi="Cambria Math" w:cs="Cambria Math"/>
+                      <w:color w:val="EE29B6"/>
+                      <w:sz w:val="32"/>
+                      <w:szCs w:val="32"/>
+                    </w:rPr>
+                    <w:t>◉</w:t>
+                  </w:r>
+                  <w:r>
+                    <w:rPr>
+                      <w:color w:val="E9DB85"/>
+                      <w:sz w:val="32"/>
+                      <w:szCs w:val="32"/>
+                    </w:rPr>
+                    <w:t xml:space="preserve"> </w:t>
+                  </w:r>
+                  <w:r>
+                    <w:rPr>
+                      <w:sz w:val="21"/>
+                      <w:szCs w:val="21"/>
+                    </w:rPr>
+                    <w:t>In the Listening test you may hear people talking about their area of work or studies. And in the Speaking test you may have to talk about your job or your course. It is important to understand and use words related to these topics to help you do this.</w:t>
+                  </w:r>
+                </w:p>
+              </w:tc>
+            </w:tr>
+          </w:tbl>
+          <w:p>
+            <w:pPr>
+              <w:rPr>
+                <w:rFonts w:ascii="Source Sans 3 Medium" w:hAnsi="Source Sans 3 Medium"/>
+                <w:b/>
+                <w:bCs/>
+                <w:sz w:val="23"/>
+                <w:szCs w:val="23"/>
+              </w:rPr>
+            </w:pPr>
+          </w:p>
+        </w:tc>
       </w:tr>
       <w:tr>
         <w:tc>
           <w:tcPr>
-            <w:tcW w:w="0" w:type="auto"/>
+            <w:tcW w:w="709" w:type="dxa"/>
+            <w:gridSpan w:val="2"/>
           </w:tcPr>
           <w:tbl>
             <w:tblPr>
               <w:tblStyle w:val="CompactTable"/>
               <w:tblW w:w="0" w:type="auto"/>
               <w:tblBorders>
-                <w:top w:val="single" w:sz="18" w:space="0" w:color="B01070"/>
-                <w:left w:val="single" w:sz="18" w:space="0" w:color="B01070"/>
-                <w:bottom w:val="single" w:sz="18" w:space="0" w:color="B01070"/>
-                <w:right w:val="single" w:sz="18" w:space="0" w:color="B01070"/>
-                <w:insideH w:val="single" w:sz="18" w:space="0" w:color="B01070"/>
-                <w:insideV w:val="single" w:sz="18" w:space="0" w:color="B01070"/>
+                <w:top w:val="single" w:sz="18" w:space="0" w:color="EE29B6"/>
+                <w:left w:val="single" w:sz="18" w:space="0" w:color="EE29B6"/>
+                <w:bottom w:val="single" w:sz="18" w:space="0" w:color="EE29B6"/>
+                <w:right w:val="single" w:sz="18" w:space="0" w:color="EE29B6"/>
+                <w:insideH w:val="single" w:sz="18" w:space="0" w:color="EE29B6"/>
+                <w:insideV w:val="single" w:sz="18" w:space="0" w:color="EE29B6"/>
               </w:tblBorders>
+              <w:tblLayout w:type="fixed"/>
               <w:tblLook w:val="04A0" w:firstRow="1" w:lastRow="0" w:firstColumn="1" w:lastColumn="0" w:noHBand="0" w:noVBand="1"/>
             </w:tblPr>
             <w:tblGrid>
@@ -13994,16 +12338,19 @@
         </w:tc>
         <w:tc>
           <w:tcPr>
-            <w:tcW w:w="0" w:type="auto"/>
+            <w:tcW w:w="13688" w:type="dxa"/>
+            <w:gridSpan w:val="2"/>
           </w:tcPr>
           <w:p>
             <w:pPr>
+              <w:spacing w:after="0" w:line="240" w:lineRule="auto"/>
               <w:rPr>
                 <w:rFonts w:ascii="Source Sans 3 Medium" w:hAnsi="Source Sans 3 Medium"/>
                 <w:b/>
                 <w:bCs/>
                 <w:sz w:val="23"/>
                 <w:szCs w:val="23"/>
+                <w:lang w:bidi="ar-SA"/>
               </w:rPr>
             </w:pPr>
             <w:r>
@@ -14013,127 +12360,21 @@
                 <w:bCs/>
                 <w:sz w:val="23"/>
                 <w:szCs w:val="23"/>
-              </w:rPr>
-              <w:t>Put the words in exercise 1 into the correct group. There is an example to help you.</w:t>
-            </w:r>
-          </w:p>
-          <w:p>
-            <w:pPr>
-              <w:pStyle w:val="SS3-115"/>
-            </w:pPr>
-            <w:r>
-              <w:t xml:space="preserve">Travel and transport: </w:t>
-            </w:r>
-            <w:proofErr w:type="spellStart"/>
-            <w:r>
-              <w:rPr>
-                <w:rFonts w:ascii="Comic Sans MS" w:hAnsi="Comic Sans MS"/>
-                <w:color w:val="54145C"/>
-              </w:rPr>
-              <w:t>harbour</w:t>
-            </w:r>
-            <w:proofErr w:type="spellEnd"/>
-            <w:r>
-              <w:t>, ---. ---</w:t>
-            </w:r>
-          </w:p>
-          <w:p>
-            <w:pPr>
-              <w:pStyle w:val="SS3-115"/>
-            </w:pPr>
-            <w:r>
-              <w:t xml:space="preserve">Sports and </w:t>
-            </w:r>
-            <w:proofErr w:type="gramStart"/>
-            <w:r>
-              <w:t>leisure:---</w:t>
-            </w:r>
-            <w:proofErr w:type="gramEnd"/>
-            <w:r>
-              <w:t>, ---</w:t>
-            </w:r>
-          </w:p>
-          <w:p>
-            <w:pPr>
-              <w:pStyle w:val="SS3-115"/>
-            </w:pPr>
-            <w:r>
-              <w:t>Arts and culture: ---</w:t>
-            </w:r>
-          </w:p>
-          <w:p>
-            <w:pPr>
-              <w:pStyle w:val="SS3-115"/>
-            </w:pPr>
-            <w:r>
-              <w:t>Money: ---</w:t>
-            </w:r>
-          </w:p>
-        </w:tc>
-      </w:tr>
-      <w:tr>
-        <w:tc>
-          <w:tcPr>
-            <w:tcW w:w="0" w:type="auto"/>
-          </w:tcPr>
-          <w:tbl>
-            <w:tblPr>
-              <w:tblStyle w:val="CompactTable"/>
-              <w:tblW w:w="0" w:type="auto"/>
-              <w:tblBorders>
-                <w:top w:val="single" w:sz="18" w:space="0" w:color="B01070"/>
-                <w:left w:val="single" w:sz="18" w:space="0" w:color="B01070"/>
-                <w:bottom w:val="single" w:sz="18" w:space="0" w:color="B01070"/>
-                <w:right w:val="single" w:sz="18" w:space="0" w:color="B01070"/>
-                <w:insideH w:val="single" w:sz="18" w:space="0" w:color="B01070"/>
-                <w:insideV w:val="single" w:sz="18" w:space="0" w:color="B01070"/>
-              </w:tblBorders>
-              <w:tblLook w:val="04A0" w:firstRow="1" w:lastRow="0" w:firstColumn="1" w:lastColumn="0" w:noHBand="0" w:noVBand="1"/>
-            </w:tblPr>
-            <w:tblGrid>
-              <w:gridCol w:w="385"/>
-            </w:tblGrid>
-            <w:tr>
-              <w:tc>
-                <w:tcPr>
-                  <w:tcW w:w="385" w:type="dxa"/>
-                </w:tcPr>
-                <w:p>
-                  <w:pPr>
-                    <w:rPr>
-                      <w:b w:val="0"/>
-                      <w:bCs/>
-                      <w:szCs w:val="26"/>
-                      <w:bdr w:val="single" w:sz="12" w:space="0" w:color="FFFF00"/>
-                    </w:rPr>
-                  </w:pPr>
-                  <w:r>
-                    <w:rPr>
-                      <w:bCs/>
-                      <w:szCs w:val="26"/>
-                      <w:lang w:bidi="ar-SA"/>
-                    </w:rPr>
-                    <w:t>03</w:t>
-                  </w:r>
-                </w:p>
-              </w:tc>
-            </w:tr>
-          </w:tbl>
-          <w:p>
-            <w:pPr>
-              <w:rPr>
+                <w:lang w:bidi="ar-SA"/>
+              </w:rPr>
+              <w:t>Look at the words in the box. Do they describe a job or a type of course?</w:t>
+            </w:r>
+          </w:p>
+          <w:p>
+            <w:pPr>
+              <w:rPr>
+                <w:rFonts w:ascii="Source Sans 3 Medium" w:hAnsi="Source Sans 3 Medium"/>
+                <w:b/>
                 <w:bCs/>
-                <w:szCs w:val="26"/>
-              </w:rPr>
-            </w:pPr>
-          </w:p>
-        </w:tc>
-        <w:tc>
-          <w:tcPr>
-            <w:tcW w:w="0" w:type="auto"/>
-          </w:tcPr>
-          <w:p>
-            <w:pPr>
+                <w:sz w:val="23"/>
+              </w:rPr>
+            </w:pPr>
+            <w:r>
               <w:rPr>
                 <w:rFonts w:ascii="Source Sans 3 Medium" w:hAnsi="Source Sans 3 Medium"/>
                 <w:b/>
@@ -14141,78 +12382,178 @@
                 <w:sz w:val="23"/>
                 <w:szCs w:val="23"/>
               </w:rPr>
-            </w:pPr>
-            <w:r>
-              <w:rPr>
-                <w:rFonts w:ascii="Source Sans 3 Medium" w:hAnsi="Source Sans 3 Medium"/>
-                <w:b/>
-                <w:bCs/>
-                <w:sz w:val="23"/>
-                <w:szCs w:val="23"/>
-              </w:rPr>
-              <w:t>Put the words in exercise 1 into the correct group. There is an example to help you.</w:t>
-            </w:r>
-          </w:p>
-          <w:p>
-            <w:pPr>
-              <w:rPr>
-                <w:rFonts w:ascii="Source Sans 3" w:hAnsi="Source Sans 3"/>
-                <w:b/>
-                <w:bCs/>
-                <w:sz w:val="23"/>
-                <w:szCs w:val="23"/>
-              </w:rPr>
-            </w:pPr>
-            <w:hyperlink r:id="rId23" w:history="1">
-              <w:r>
-                <w:rPr>
-                  <w:rStyle w:val="Hyperlink"/>
-                  <w:rFonts w:ascii="Source Sans 3" w:hAnsi="Source Sans 3"/>
-                  <w:b/>
-                  <w:bCs/>
-                  <w:sz w:val="26"/>
-                  <w:szCs w:val="26"/>
-                </w:rPr>
-                <w:t>15</w:t>
-              </w:r>
-            </w:hyperlink>
-          </w:p>
-          <w:p>
-            <w:pPr>
-              <w:spacing w:before="240"/>
-              <w:rPr>
-                <w:rFonts w:ascii="Source Sans 3" w:hAnsi="Source Sans 3"/>
-                <w:sz w:val="23"/>
-                <w:szCs w:val="23"/>
-              </w:rPr>
-            </w:pPr>
-            <w:r>
-              <w:rPr>
-                <w:rFonts w:ascii="Source Sans 3" w:hAnsi="Source Sans 3"/>
-                <w:sz w:val="23"/>
-                <w:szCs w:val="23"/>
-              </w:rPr>
-              <w:t>Conversation 1 ---</w:t>
-            </w:r>
-          </w:p>
-          <w:p>
-            <w:pPr>
-              <w:rPr>
-                <w:rFonts w:ascii="Source Sans 3 Medium" w:hAnsi="Source Sans 3 Medium"/>
-                <w:b/>
-                <w:bCs/>
-                <w:sz w:val="23"/>
-                <w:szCs w:val="23"/>
-              </w:rPr>
-            </w:pPr>
-            <w:r>
-              <w:rPr>
-                <w:rFonts w:ascii="Source Sans 3" w:hAnsi="Source Sans 3"/>
-                <w:sz w:val="23"/>
-                <w:szCs w:val="23"/>
-              </w:rPr>
-              <w:t>Conversation 2 ---</w:t>
-            </w:r>
+              <w:t>Put J for 'job' or C for 'course' next to each word. The first one has been done for you.</w:t>
+            </w:r>
+          </w:p>
+          <w:tbl>
+            <w:tblPr>
+              <w:tblStyle w:val="CommonTable"/>
+              <w:tblW w:w="0" w:type="auto"/>
+              <w:tblBorders>
+                <w:top w:val="single" w:sz="18" w:space="0" w:color="D97BB9"/>
+                <w:left w:val="single" w:sz="18" w:space="0" w:color="D97BB9"/>
+                <w:bottom w:val="single" w:sz="18" w:space="0" w:color="D97BB9"/>
+                <w:right w:val="single" w:sz="18" w:space="0" w:color="D97BB9"/>
+                <w:insideH w:val="none" w:sz="0" w:space="0" w:color="auto"/>
+                <w:insideV w:val="none" w:sz="0" w:space="0" w:color="auto"/>
+              </w:tblBorders>
+              <w:tblLayout w:type="fixed"/>
+              <w:tblLook w:val="04A0" w:firstRow="1" w:lastRow="0" w:firstColumn="1" w:lastColumn="0" w:noHBand="0" w:noVBand="1"/>
+            </w:tblPr>
+            <w:tblGrid>
+              <w:gridCol w:w="1812"/>
+              <w:gridCol w:w="1136"/>
+              <w:gridCol w:w="2182"/>
+              <w:gridCol w:w="1890"/>
+            </w:tblGrid>
+            <w:tr>
+              <w:tc>
+                <w:tcPr>
+                  <w:tcW w:w="1812" w:type="dxa"/>
+                </w:tcPr>
+                <w:p>
+                  <w:r>
+                    <w:t xml:space="preserve">architect </w:t>
+                  </w:r>
+                  <w:r>
+                    <w:rPr>
+                      <w:rFonts w:ascii="Comic Sans MS" w:hAnsi="Comic Sans MS"/>
+                      <w:color w:val="AD4C53"/>
+                      <w:sz w:val="20"/>
+                      <w:szCs w:val="20"/>
+                    </w:rPr>
+                    <w:t>J</w:t>
+                  </w:r>
+                </w:p>
+              </w:tc>
+              <w:tc>
+                <w:tcPr>
+                  <w:tcW w:w="1136" w:type="dxa"/>
+                </w:tcPr>
+                <w:p>
+                  <w:r>
+                    <w:t>chef</w:t>
+                  </w:r>
+                </w:p>
+              </w:tc>
+              <w:tc>
+                <w:tcPr>
+                  <w:tcW w:w="2182" w:type="dxa"/>
+                </w:tcPr>
+                <w:p>
+                  <w:r>
+                    <w:t>building engineering</w:t>
+                  </w:r>
+                </w:p>
+              </w:tc>
+              <w:tc>
+                <w:tcPr>
+                  <w:tcW w:w="1890" w:type="dxa"/>
+                </w:tcPr>
+                <w:p>
+                  <w:r>
+                    <w:t>badminton coach</w:t>
+                  </w:r>
+                </w:p>
+              </w:tc>
+            </w:tr>
+            <w:tr>
+              <w:tc>
+                <w:tcPr>
+                  <w:tcW w:w="1812" w:type="dxa"/>
+                </w:tcPr>
+                <w:p>
+                  <w:r>
+                    <w:t>computing</w:t>
+                  </w:r>
+                </w:p>
+              </w:tc>
+              <w:tc>
+                <w:tcPr>
+                  <w:tcW w:w="1136" w:type="dxa"/>
+                </w:tcPr>
+                <w:p>
+                  <w:r>
+                    <w:t>doctor</w:t>
+                  </w:r>
+                </w:p>
+              </w:tc>
+              <w:tc>
+                <w:tcPr>
+                  <w:tcW w:w="2182" w:type="dxa"/>
+                </w:tcPr>
+                <w:p>
+                  <w:r>
+                    <w:t>fitness training</w:t>
+                  </w:r>
+                </w:p>
+              </w:tc>
+              <w:tc>
+                <w:tcPr>
+                  <w:tcW w:w="1890" w:type="dxa"/>
+                </w:tcPr>
+                <w:p>
+                  <w:r>
+                    <w:t>food technology</w:t>
+                  </w:r>
+                </w:p>
+              </w:tc>
+            </w:tr>
+            <w:tr>
+              <w:tc>
+                <w:tcPr>
+                  <w:tcW w:w="1812" w:type="dxa"/>
+                </w:tcPr>
+                <w:p>
+                  <w:r>
+                    <w:t>graphic designer</w:t>
+                  </w:r>
+                </w:p>
+              </w:tc>
+              <w:tc>
+                <w:tcPr>
+                  <w:tcW w:w="1136" w:type="dxa"/>
+                </w:tcPr>
+                <w:p>
+                  <w:r>
+                    <w:t>medicine</w:t>
+                  </w:r>
+                </w:p>
+              </w:tc>
+              <w:tc>
+                <w:tcPr>
+                  <w:tcW w:w="2182" w:type="dxa"/>
+                </w:tcPr>
+                <w:p>
+                  <w:r>
+                    <w:t>shop management</w:t>
+                  </w:r>
+                </w:p>
+              </w:tc>
+              <w:tc>
+                <w:tcPr>
+                  <w:tcW w:w="1890" w:type="dxa"/>
+                </w:tcPr>
+                <w:p>
+                  <w:r>
+                    <w:t>store assistant</w:t>
+                  </w:r>
+                </w:p>
+              </w:tc>
+            </w:tr>
+          </w:tbl>
+          <w:p>
+            <w:pPr>
+              <w:rPr>
+                <w:sz w:val="2"/>
+                <w:szCs w:val="2"/>
+              </w:rPr>
+            </w:pPr>
+          </w:p>
+          <w:p>
+            <w:pPr>
+              <w:pStyle w:val="SS3-115"/>
+            </w:pPr>
           </w:p>
         </w:tc>
       </w:tr>
@@ -14253,54 +12594,6 @@
         </w:rPr>
       </w:pPr>
     </w:p>
-    <w:tbl>
-      <w:tblPr>
-        <w:tblStyle w:val="CommonTable"/>
-        <w:tblW w:w="0" w:type="auto"/>
-        <w:tblBorders>
-          <w:top w:val="single" w:sz="24" w:space="0" w:color="auto"/>
-          <w:left w:val="single" w:sz="24" w:space="0" w:color="auto"/>
-          <w:bottom w:val="single" w:sz="24" w:space="0" w:color="auto"/>
-          <w:right w:val="single" w:sz="24" w:space="0" w:color="auto"/>
-          <w:insideH w:val="single" w:sz="24" w:space="0" w:color="auto"/>
-          <w:insideV w:val="single" w:sz="24" w:space="0" w:color="auto"/>
-        </w:tblBorders>
-        <w:tblLook w:val="04A0" w:firstRow="1" w:lastRow="0" w:firstColumn="1" w:lastColumn="0" w:noHBand="0" w:noVBand="1"/>
-      </w:tblPr>
-      <w:tblGrid>
-        <w:gridCol w:w="2119"/>
-      </w:tblGrid>
-      <w:tr>
-        <w:tc>
-          <w:tcPr>
-            <w:tcW w:w="0" w:type="auto"/>
-            <w:shd w:val="clear" w:color="auto" w:fill="E5008C"/>
-          </w:tcPr>
-          <w:p>
-            <w:pPr>
-              <w:rPr>
-                <w:rFonts w:ascii="Source Sans 3 Medium" w:hAnsi="Source Sans 3 Medium"/>
-                <w:b/>
-                <w:bCs/>
-                <w:sz w:val="23"/>
-                <w:szCs w:val="23"/>
-                <w:lang w:bidi="ar-SA"/>
-              </w:rPr>
-            </w:pPr>
-            <w:r>
-              <w:rPr>
-                <w:b/>
-                <w:bCs/>
-                <w:color w:val="FFFFFF" w:themeColor="background1"/>
-                <w:sz w:val="24"/>
-                <w:szCs w:val="24"/>
-              </w:rPr>
-              <w:t>SPELLING NAMES</w:t>
-            </w:r>
-          </w:p>
-        </w:tc>
-      </w:tr>
-    </w:tbl>
     <w:p>
       <w:pPr>
         <w:spacing w:after="0"/>
@@ -14323,8 +12616,8 @@
       </w:tblPr>
       <w:tblGrid>
         <w:gridCol w:w="650"/>
-        <w:gridCol w:w="10139"/>
-        <w:gridCol w:w="3603"/>
+        <w:gridCol w:w="9410"/>
+        <w:gridCol w:w="4332"/>
       </w:tblGrid>
       <w:tr>
         <w:tc>
@@ -14368,7 +12661,7 @@
                       <w:szCs w:val="26"/>
                       <w:lang w:bidi="ar-SA"/>
                     </w:rPr>
-                    <w:t>04</w:t>
+                    <w:t>03</w:t>
                   </w:r>
                 </w:p>
               </w:tc>
@@ -14389,7 +12682,8 @@
         </w:tc>
         <w:tc>
           <w:tcPr>
-            <w:tcW w:w="10139" w:type="dxa"/>
+            <w:tcW w:w="13742" w:type="dxa"/>
+            <w:gridSpan w:val="2"/>
           </w:tcPr>
           <w:p>
             <w:pPr>
@@ -14409,284 +12703,496 @@
                 <w:sz w:val="23"/>
                 <w:szCs w:val="23"/>
               </w:rPr>
-              <w:t>Listen to the rest of conversations 1 and 2 and answer the questions</w:t>
-            </w:r>
-            <w:r>
-              <w:rPr>
-                <w:rFonts w:ascii="Source Sans 3 Medium" w:hAnsi="Source Sans 3 Medium"/>
-                <w:b/>
-                <w:bCs/>
-                <w:sz w:val="23"/>
-                <w:szCs w:val="23"/>
-              </w:rPr>
-              <w:t>.</w:t>
-            </w:r>
-          </w:p>
-          <w:p>
-            <w:hyperlink r:id="rId24" w:history="1">
-              <w:r>
-                <w:rPr>
-                  <w:rStyle w:val="Hyperlink"/>
-                  <w:rFonts w:ascii="Source Sans 3" w:hAnsi="Source Sans 3"/>
-                  <w:b/>
-                  <w:bCs/>
-                  <w:sz w:val="26"/>
-                  <w:szCs w:val="26"/>
-                </w:rPr>
-                <w:t>16</w:t>
-              </w:r>
-            </w:hyperlink>
-          </w:p>
-          <w:p>
-            <w:pPr>
-              <w:spacing w:before="240"/>
-              <w:rPr>
-                <w:rFonts w:ascii="Source Sans 3" w:hAnsi="Source Sans 3"/>
-                <w:sz w:val="23"/>
-                <w:szCs w:val="23"/>
-              </w:rPr>
-            </w:pPr>
-            <w:r>
-              <w:rPr>
-                <w:rFonts w:ascii="Source Sans 3" w:hAnsi="Source Sans 3"/>
-                <w:sz w:val="23"/>
-                <w:szCs w:val="23"/>
-              </w:rPr>
-              <w:t>Conversation 1</w:t>
-            </w:r>
-          </w:p>
-          <w:p>
-            <w:pPr>
-              <w:pStyle w:val="ListParagraph"/>
-              <w:numPr>
-                <w:ilvl w:val="0"/>
-                <w:numId w:val="18"/>
-              </w:numPr>
-              <w:ind w:left="284" w:hanging="284"/>
-              <w:rPr>
-                <w:rFonts w:ascii="Source Sans 3" w:hAnsi="Source Sans 3"/>
-                <w:sz w:val="23"/>
-                <w:szCs w:val="23"/>
-              </w:rPr>
-            </w:pPr>
-            <w:r>
-              <w:rPr>
-                <w:rFonts w:ascii="Source Sans 3" w:hAnsi="Source Sans 3"/>
-                <w:sz w:val="23"/>
-                <w:szCs w:val="23"/>
-              </w:rPr>
-              <w:t>What is the address of the sports website?</w:t>
+              <w:t>Complete the table. Use the words in exercise 2. There are two examples to help you.</w:t>
             </w:r>
           </w:p>
           <w:tbl>
             <w:tblPr>
-              <w:tblStyle w:val="DottedTable"/>
+              <w:tblStyle w:val="CommonTable"/>
               <w:tblW w:w="0" w:type="auto"/>
+              <w:tblBorders>
+                <w:top w:val="single" w:sz="18" w:space="0" w:color="B25484"/>
+                <w:left w:val="none" w:sz="0" w:space="0" w:color="auto"/>
+                <w:bottom w:val="none" w:sz="0" w:space="0" w:color="auto"/>
+                <w:right w:val="none" w:sz="0" w:space="0" w:color="auto"/>
+                <w:insideH w:val="single" w:sz="6" w:space="0" w:color="B25484"/>
+                <w:insideV w:val="single" w:sz="6" w:space="0" w:color="B25484"/>
+              </w:tblBorders>
+              <w:shd w:val="clear" w:color="auto" w:fill="EDEDED"/>
               <w:tblLook w:val="04A0" w:firstRow="1" w:lastRow="0" w:firstColumn="1" w:lastColumn="0" w:noHBand="0" w:noVBand="1"/>
             </w:tblPr>
             <w:tblGrid>
-              <w:gridCol w:w="2427"/>
-              <w:gridCol w:w="2436"/>
+              <w:gridCol w:w="2418"/>
+              <w:gridCol w:w="2451"/>
+              <w:gridCol w:w="2402"/>
             </w:tblGrid>
             <w:tr>
               <w:tc>
                 <w:tcPr>
                   <w:tcW w:w="0" w:type="auto"/>
+                  <w:shd w:val="clear" w:color="auto" w:fill="EDEDED"/>
+                  <w:vAlign w:val="center"/>
+                </w:tcPr>
+                <w:p>
+                  <w:pPr>
+                    <w:jc w:val="center"/>
+                    <w:rPr>
+                      <w:b/>
+                      <w:bCs/>
+                      <w:sz w:val="23"/>
+                      <w:szCs w:val="23"/>
+                    </w:rPr>
+                  </w:pPr>
+                  <w:r>
+                    <w:rPr>
+                      <w:b/>
+                      <w:bCs/>
+                    </w:rPr>
+                    <w:t>Job</w:t>
+                  </w:r>
+                </w:p>
+              </w:tc>
+              <w:tc>
+                <w:tcPr>
+                  <w:tcW w:w="0" w:type="auto"/>
+                  <w:shd w:val="clear" w:color="auto" w:fill="EDEDED"/>
+                  <w:vAlign w:val="center"/>
+                </w:tcPr>
+                <w:p>
+                  <w:pPr>
+                    <w:tabs>
+                      <w:tab w:val="left" w:pos="1159"/>
+                    </w:tabs>
+                    <w:jc w:val="center"/>
+                    <w:rPr>
+                      <w:b/>
+                      <w:bCs/>
+                      <w:sz w:val="23"/>
+                      <w:szCs w:val="23"/>
+                    </w:rPr>
+                  </w:pPr>
+                  <w:r>
+                    <w:rPr>
+                      <w:b/>
+                      <w:bCs/>
+                    </w:rPr>
+                    <w:t>Area of work or study</w:t>
+                  </w:r>
+                </w:p>
+              </w:tc>
+              <w:tc>
+                <w:tcPr>
+                  <w:tcW w:w="0" w:type="auto"/>
+                  <w:shd w:val="clear" w:color="auto" w:fill="EDEDED"/>
+                  <w:vAlign w:val="center"/>
+                </w:tcPr>
+                <w:p>
+                  <w:pPr>
+                    <w:jc w:val="center"/>
+                    <w:rPr>
+                      <w:b/>
+                      <w:bCs/>
+                      <w:sz w:val="23"/>
+                      <w:szCs w:val="23"/>
+                    </w:rPr>
+                  </w:pPr>
+                  <w:r>
+                    <w:rPr>
+                      <w:b/>
+                      <w:bCs/>
+                    </w:rPr>
+                    <w:t>Course</w:t>
+                  </w:r>
+                </w:p>
+              </w:tc>
+            </w:tr>
+            <w:tr>
+              <w:tc>
+                <w:tcPr>
+                  <w:tcW w:w="0" w:type="auto"/>
+                  <w:shd w:val="clear" w:color="auto" w:fill="EDEDED"/>
                 </w:tcPr>
                 <w:p>
                   <w:pPr>
                     <w:pStyle w:val="ListParagraph"/>
                     <w:numPr>
                       <w:ilvl w:val="0"/>
-                      <w:numId w:val="19"/>
+                      <w:numId w:val="63"/>
                     </w:numPr>
-                    <w:ind w:left="227" w:hanging="227"/>
+                    <w:rPr>
+                      <w:rFonts w:ascii="Comic Sans MS" w:hAnsi="Comic Sans MS"/>
+                      <w:sz w:val="23"/>
+                      <w:szCs w:val="23"/>
+                    </w:rPr>
+                  </w:pPr>
+                  <w:r>
+                    <w:rPr>
+                      <w:rFonts w:ascii="Comic Sans MS" w:hAnsi="Comic Sans MS"/>
+                      <w:color w:val="571147"/>
+                      <w:sz w:val="23"/>
+                      <w:szCs w:val="23"/>
+                    </w:rPr>
+                    <w:t>graphic designer</w:t>
+                  </w:r>
+                </w:p>
+              </w:tc>
+              <w:tc>
+                <w:tcPr>
+                  <w:tcW w:w="0" w:type="auto"/>
+                  <w:shd w:val="clear" w:color="auto" w:fill="EDEDED"/>
+                </w:tcPr>
+                <w:p>
+                  <w:pPr>
+                    <w:rPr>
+                      <w:sz w:val="23"/>
+                      <w:szCs w:val="23"/>
+                    </w:rPr>
+                  </w:pPr>
+                  <w:r>
+                    <w:t>art and design</w:t>
+                  </w:r>
+                </w:p>
+              </w:tc>
+              <w:tc>
+                <w:tcPr>
+                  <w:tcW w:w="0" w:type="auto"/>
+                  <w:shd w:val="clear" w:color="auto" w:fill="EDEDED"/>
+                </w:tcPr>
+                <w:p>
+                  <w:pPr>
+                    <w:rPr>
+                      <w:sz w:val="23"/>
+                      <w:szCs w:val="23"/>
+                    </w:rPr>
+                  </w:pPr>
+                </w:p>
+              </w:tc>
+            </w:tr>
+            <w:tr>
+              <w:tc>
+                <w:tcPr>
+                  <w:tcW w:w="0" w:type="auto"/>
+                  <w:shd w:val="clear" w:color="auto" w:fill="EDEDED"/>
+                </w:tcPr>
+                <w:p>
+                  <w:pPr>
+                    <w:pStyle w:val="ListParagraph"/>
+                    <w:numPr>
+                      <w:ilvl w:val="0"/>
+                      <w:numId w:val="63"/>
+                    </w:numPr>
                     <w:rPr>
                       <w:rFonts w:ascii="Source Sans 3" w:hAnsi="Source Sans 3"/>
                       <w:sz w:val="23"/>
                       <w:szCs w:val="23"/>
                     </w:rPr>
                   </w:pPr>
-                  <w:r>
+                </w:p>
+              </w:tc>
+              <w:tc>
+                <w:tcPr>
+                  <w:tcW w:w="0" w:type="auto"/>
+                  <w:shd w:val="clear" w:color="auto" w:fill="EDEDED"/>
+                </w:tcPr>
+                <w:p>
+                  <w:pPr>
+                    <w:rPr>
+                      <w:sz w:val="23"/>
+                      <w:szCs w:val="23"/>
+                    </w:rPr>
+                  </w:pPr>
+                  <w:r>
+                    <w:t>construction</w:t>
+                  </w:r>
+                </w:p>
+              </w:tc>
+              <w:tc>
+                <w:tcPr>
+                  <w:tcW w:w="0" w:type="auto"/>
+                  <w:shd w:val="clear" w:color="auto" w:fill="EDEDED"/>
+                </w:tcPr>
+                <w:p>
+                  <w:pPr>
+                    <w:rPr>
+                      <w:color w:val="571147"/>
+                      <w:sz w:val="23"/>
+                      <w:szCs w:val="23"/>
+                    </w:rPr>
+                  </w:pPr>
+                  <w:r>
+                    <w:rPr>
+                      <w:rFonts w:ascii="Comic Sans MS" w:hAnsi="Comic Sans MS"/>
+                      <w:color w:val="571147"/>
+                      <w:sz w:val="23"/>
+                      <w:szCs w:val="23"/>
+                    </w:rPr>
+                    <w:t>building engineering</w:t>
+                  </w:r>
+                </w:p>
+              </w:tc>
+            </w:tr>
+            <w:tr>
+              <w:tc>
+                <w:tcPr>
+                  <w:tcW w:w="0" w:type="auto"/>
+                  <w:shd w:val="clear" w:color="auto" w:fill="EDEDED"/>
+                </w:tcPr>
+                <w:p>
+                  <w:pPr>
+                    <w:pStyle w:val="ListParagraph"/>
+                    <w:numPr>
+                      <w:ilvl w:val="0"/>
+                      <w:numId w:val="63"/>
+                    </w:numPr>
                     <w:rPr>
                       <w:rFonts w:ascii="Source Sans 3" w:hAnsi="Source Sans 3"/>
                       <w:sz w:val="23"/>
                       <w:szCs w:val="23"/>
                     </w:rPr>
-                    <w:t>www.getactive.com</w:t>
-                  </w:r>
+                  </w:pPr>
                 </w:p>
               </w:tc>
               <w:tc>
                 <w:tcPr>
                   <w:tcW w:w="0" w:type="auto"/>
+                  <w:shd w:val="clear" w:color="auto" w:fill="EDEDED"/>
+                </w:tcPr>
+                <w:p>
+                  <w:pPr>
+                    <w:rPr>
+                      <w:sz w:val="23"/>
+                      <w:szCs w:val="23"/>
+                    </w:rPr>
+                  </w:pPr>
+                  <w:r>
+                    <w:t>health</w:t>
+                  </w:r>
+                </w:p>
+              </w:tc>
+              <w:tc>
+                <w:tcPr>
+                  <w:tcW w:w="0" w:type="auto"/>
+                  <w:shd w:val="clear" w:color="auto" w:fill="EDEDED"/>
+                </w:tcPr>
+                <w:p>
+                  <w:pPr>
+                    <w:rPr>
+                      <w:sz w:val="23"/>
+                      <w:szCs w:val="23"/>
+                    </w:rPr>
+                  </w:pPr>
+                </w:p>
+              </w:tc>
+            </w:tr>
+            <w:tr>
+              <w:tc>
+                <w:tcPr>
+                  <w:tcW w:w="0" w:type="auto"/>
+                  <w:shd w:val="clear" w:color="auto" w:fill="EDEDED"/>
                 </w:tcPr>
                 <w:p>
                   <w:pPr>
                     <w:pStyle w:val="ListParagraph"/>
                     <w:numPr>
                       <w:ilvl w:val="0"/>
-                      <w:numId w:val="19"/>
+                      <w:numId w:val="63"/>
                     </w:numPr>
-                    <w:ind w:left="227" w:hanging="227"/>
                     <w:rPr>
                       <w:rFonts w:ascii="Source Sans 3" w:hAnsi="Source Sans 3"/>
                       <w:sz w:val="23"/>
                       <w:szCs w:val="23"/>
                     </w:rPr>
                   </w:pPr>
-                  <w:r>
+                </w:p>
+              </w:tc>
+              <w:tc>
+                <w:tcPr>
+                  <w:tcW w:w="0" w:type="auto"/>
+                  <w:shd w:val="clear" w:color="auto" w:fill="EDEDED"/>
+                </w:tcPr>
+                <w:p>
+                  <w:pPr>
+                    <w:rPr>
+                      <w:sz w:val="23"/>
+                      <w:szCs w:val="23"/>
+                    </w:rPr>
+                  </w:pPr>
+                  <w:r>
+                    <w:t>hotel and catering</w:t>
+                  </w:r>
+                </w:p>
+              </w:tc>
+              <w:tc>
+                <w:tcPr>
+                  <w:tcW w:w="0" w:type="auto"/>
+                  <w:shd w:val="clear" w:color="auto" w:fill="EDEDED"/>
+                </w:tcPr>
+                <w:p>
+                  <w:pPr>
+                    <w:rPr>
+                      <w:sz w:val="23"/>
+                      <w:szCs w:val="23"/>
+                    </w:rPr>
+                  </w:pPr>
+                </w:p>
+              </w:tc>
+            </w:tr>
+            <w:tr>
+              <w:tc>
+                <w:tcPr>
+                  <w:tcW w:w="0" w:type="auto"/>
+                  <w:shd w:val="clear" w:color="auto" w:fill="EDEDED"/>
+                </w:tcPr>
+                <w:p>
+                  <w:pPr>
+                    <w:pStyle w:val="ListParagraph"/>
+                    <w:numPr>
+                      <w:ilvl w:val="0"/>
+                      <w:numId w:val="63"/>
+                    </w:numPr>
                     <w:rPr>
                       <w:rFonts w:ascii="Source Sans 3" w:hAnsi="Source Sans 3"/>
                       <w:sz w:val="23"/>
                       <w:szCs w:val="23"/>
                     </w:rPr>
-                    <w:t>www.getaktive.com</w:t>
-                  </w:r>
+                  </w:pPr>
+                </w:p>
+              </w:tc>
+              <w:tc>
+                <w:tcPr>
+                  <w:tcW w:w="0" w:type="auto"/>
+                  <w:shd w:val="clear" w:color="auto" w:fill="EDEDED"/>
+                </w:tcPr>
+                <w:p>
+                  <w:pPr>
+                    <w:rPr>
+                      <w:sz w:val="23"/>
+                      <w:szCs w:val="23"/>
+                    </w:rPr>
+                  </w:pPr>
+                  <w:r>
+                    <w:t>information technology</w:t>
+                  </w:r>
+                </w:p>
+              </w:tc>
+              <w:tc>
+                <w:tcPr>
+                  <w:tcW w:w="0" w:type="auto"/>
+                  <w:shd w:val="clear" w:color="auto" w:fill="EDEDED"/>
+                </w:tcPr>
+                <w:p>
+                  <w:pPr>
+                    <w:rPr>
+                      <w:sz w:val="23"/>
+                      <w:szCs w:val="23"/>
+                    </w:rPr>
+                  </w:pPr>
                 </w:p>
               </w:tc>
             </w:tr>
-          </w:tbl>
-          <w:p>
-            <w:pPr>
-              <w:spacing w:before="240"/>
-              <w:rPr>
-                <w:rFonts w:ascii="Source Sans 3" w:hAnsi="Source Sans 3"/>
-                <w:sz w:val="23"/>
-                <w:szCs w:val="23"/>
-              </w:rPr>
-            </w:pPr>
-            <w:r>
-              <w:rPr>
-                <w:rFonts w:ascii="Source Sans 3" w:hAnsi="Source Sans 3"/>
-                <w:sz w:val="23"/>
-                <w:szCs w:val="23"/>
-              </w:rPr>
-              <w:t>Conversation 2</w:t>
-            </w:r>
-          </w:p>
-          <w:p>
-            <w:pPr>
-              <w:pStyle w:val="ListParagraph"/>
-              <w:numPr>
-                <w:ilvl w:val="0"/>
-                <w:numId w:val="18"/>
-              </w:numPr>
-              <w:ind w:left="284" w:hanging="284"/>
-              <w:rPr>
-                <w:rFonts w:ascii="Source Sans 3" w:hAnsi="Source Sans 3"/>
-                <w:sz w:val="23"/>
-                <w:szCs w:val="23"/>
-              </w:rPr>
-            </w:pPr>
-            <w:r>
-              <w:rPr>
-                <w:rFonts w:ascii="Source Sans 3" w:hAnsi="Source Sans 3"/>
-                <w:sz w:val="23"/>
-                <w:szCs w:val="23"/>
-              </w:rPr>
-              <w:t>What is the man's name? James ---</w:t>
-            </w:r>
-          </w:p>
-          <w:p>
-            <w:pPr>
-              <w:pStyle w:val="ListParagraph"/>
-              <w:numPr>
-                <w:ilvl w:val="0"/>
-                <w:numId w:val="18"/>
-              </w:numPr>
-              <w:ind w:left="284" w:hanging="284"/>
-              <w:rPr>
-                <w:iCs/>
-                <w:rtl/>
-              </w:rPr>
-            </w:pPr>
-            <w:r>
-              <w:rPr>
-                <w:rFonts w:ascii="Source Sans 3" w:hAnsi="Source Sans 3"/>
-                <w:sz w:val="23"/>
-                <w:szCs w:val="23"/>
-              </w:rPr>
-              <w:t>What is his address? --- Road</w:t>
-            </w:r>
-          </w:p>
-        </w:tc>
-        <w:tc>
-          <w:tcPr>
-            <w:tcW w:w="3603" w:type="dxa"/>
-          </w:tcPr>
-          <w:tbl>
-            <w:tblPr>
-              <w:tblStyle w:val="NormalTable"/>
-              <w:tblW w:w="0" w:type="auto"/>
-              <w:tblBorders>
-                <w:top w:val="single" w:sz="18" w:space="0" w:color="AC0C6C"/>
-                <w:left w:val="single" w:sz="18" w:space="0" w:color="AC0C6C"/>
-                <w:bottom w:val="single" w:sz="18" w:space="0" w:color="AC0C6C"/>
-                <w:right w:val="single" w:sz="18" w:space="0" w:color="AC0C6C"/>
-                <w:insideH w:val="single" w:sz="18" w:space="0" w:color="AC0C6C"/>
-                <w:insideV w:val="single" w:sz="18" w:space="0" w:color="AC0C6C"/>
-              </w:tblBorders>
-              <w:shd w:val="clear" w:color="auto" w:fill="E7EAEF"/>
-              <w:tblLook w:val="04A0" w:firstRow="1" w:lastRow="0" w:firstColumn="1" w:lastColumn="0" w:noHBand="0" w:noVBand="1"/>
-            </w:tblPr>
-            <w:tblGrid>
-              <w:gridCol w:w="3220"/>
-            </w:tblGrid>
             <w:tr>
               <w:tc>
                 <w:tcPr>
-                  <w:tcW w:w="3220" w:type="dxa"/>
-                  <w:shd w:val="clear" w:color="auto" w:fill="F4E0F9"/>
-                </w:tcPr>
-                <w:p>
-                  <w:pPr>
-                    <w:rPr>
-                      <w:noProof/>
-                      <w:sz w:val="21"/>
-                      <w:szCs w:val="21"/>
-                    </w:rPr>
-                  </w:pPr>
-                  <w:r>
-                    <w:rPr>
-                      <w:rFonts w:ascii="Cambria Math" w:hAnsi="Cambria Math" w:cs="Cambria Math"/>
-                      <w:color w:val="AC0C6C"/>
-                      <w:sz w:val="32"/>
-                      <w:szCs w:val="32"/>
-                    </w:rPr>
-                    <w:t>◉</w:t>
-                  </w:r>
-                  <w:r>
-                    <w:rPr>
-                      <w:color w:val="E9DB85"/>
-                      <w:sz w:val="32"/>
-                      <w:szCs w:val="32"/>
-                    </w:rPr>
-                    <w:t xml:space="preserve"> </w:t>
-                  </w:r>
-                  <w:r>
-                    <w:rPr>
-                      <w:sz w:val="21"/>
-                      <w:szCs w:val="21"/>
-                    </w:rPr>
-                    <w:t xml:space="preserve">In Section 1 of the Listening test you may have to write the name of a person, a place or a website. </w:t>
-                  </w:r>
-                  <w:proofErr w:type="gramStart"/>
-                  <w:r>
-                    <w:rPr>
-                      <w:sz w:val="21"/>
-                      <w:szCs w:val="21"/>
-                    </w:rPr>
-                    <w:t>Usually</w:t>
-                  </w:r>
-                  <w:proofErr w:type="gramEnd"/>
-                  <w:r>
-                    <w:rPr>
-                      <w:sz w:val="21"/>
-                      <w:szCs w:val="21"/>
-                    </w:rPr>
-                    <w:t xml:space="preserve"> the names will be spelled for you. You need to know the letters of the English alphabet so that you can write the words correctly. If you don't, your answer will be wrong. You will hear the spelling once only.</w:t>
-                  </w:r>
+                  <w:tcW w:w="0" w:type="auto"/>
+                  <w:shd w:val="clear" w:color="auto" w:fill="EDEDED"/>
+                </w:tcPr>
+                <w:p>
+                  <w:pPr>
+                    <w:pStyle w:val="ListParagraph"/>
+                    <w:numPr>
+                      <w:ilvl w:val="0"/>
+                      <w:numId w:val="63"/>
+                    </w:numPr>
+                    <w:rPr>
+                      <w:rFonts w:ascii="Source Sans 3" w:hAnsi="Source Sans 3"/>
+                      <w:sz w:val="23"/>
+                      <w:szCs w:val="23"/>
+                    </w:rPr>
+                  </w:pPr>
+                </w:p>
+              </w:tc>
+              <w:tc>
+                <w:tcPr>
+                  <w:tcW w:w="0" w:type="auto"/>
+                  <w:shd w:val="clear" w:color="auto" w:fill="EDEDED"/>
+                </w:tcPr>
+                <w:p>
+                  <w:pPr>
+                    <w:rPr>
+                      <w:sz w:val="23"/>
+                      <w:szCs w:val="23"/>
+                    </w:rPr>
+                  </w:pPr>
+                  <w:r>
+                    <w:t>retail</w:t>
+                  </w:r>
+                </w:p>
+              </w:tc>
+              <w:tc>
+                <w:tcPr>
+                  <w:tcW w:w="0" w:type="auto"/>
+                  <w:shd w:val="clear" w:color="auto" w:fill="EDEDED"/>
+                </w:tcPr>
+                <w:p>
+                  <w:pPr>
+                    <w:rPr>
+                      <w:sz w:val="23"/>
+                      <w:szCs w:val="23"/>
+                    </w:rPr>
+                  </w:pPr>
+                </w:p>
+              </w:tc>
+            </w:tr>
+            <w:tr>
+              <w:tc>
+                <w:tcPr>
+                  <w:tcW w:w="0" w:type="auto"/>
+                  <w:shd w:val="clear" w:color="auto" w:fill="EDEDED"/>
+                </w:tcPr>
+                <w:p>
+                  <w:pPr>
+                    <w:pStyle w:val="ListParagraph"/>
+                    <w:numPr>
+                      <w:ilvl w:val="0"/>
+                      <w:numId w:val="63"/>
+                    </w:numPr>
+                    <w:rPr>
+                      <w:rFonts w:ascii="Source Sans 3" w:hAnsi="Source Sans 3"/>
+                      <w:sz w:val="23"/>
+                      <w:szCs w:val="23"/>
+                    </w:rPr>
+                  </w:pPr>
+                </w:p>
+              </w:tc>
+              <w:tc>
+                <w:tcPr>
+                  <w:tcW w:w="0" w:type="auto"/>
+                  <w:shd w:val="clear" w:color="auto" w:fill="EDEDED"/>
+                </w:tcPr>
+                <w:p>
+                  <w:pPr>
+                    <w:rPr>
+                      <w:sz w:val="23"/>
+                      <w:szCs w:val="23"/>
+                    </w:rPr>
+                  </w:pPr>
+                  <w:r>
+                    <w:t>sports and leisure</w:t>
+                  </w:r>
+                </w:p>
+              </w:tc>
+              <w:tc>
+                <w:tcPr>
+                  <w:tcW w:w="0" w:type="auto"/>
+                  <w:shd w:val="clear" w:color="auto" w:fill="EDEDED"/>
+                </w:tcPr>
+                <w:p>
+                  <w:pPr>
+                    <w:rPr>
+                      <w:sz w:val="23"/>
+                      <w:szCs w:val="23"/>
+                    </w:rPr>
+                  </w:pPr>
                 </w:p>
               </w:tc>
             </w:tr>
@@ -14746,14 +13252,7 @@
                       <w:szCs w:val="26"/>
                       <w:lang w:bidi="ar-SA"/>
                     </w:rPr>
-                    <w:t>0</w:t>
-                  </w:r>
-                  <w:r>
-                    <w:rPr>
-                      <w:bCs/>
-                      <w:szCs w:val="26"/>
-                    </w:rPr>
-                    <w:t>5</w:t>
+                    <w:t>04</w:t>
                   </w:r>
                 </w:p>
               </w:tc>
@@ -14770,7 +13269,7 @@
         </w:tc>
         <w:tc>
           <w:tcPr>
-            <w:tcW w:w="10139" w:type="dxa"/>
+            <w:tcW w:w="9410" w:type="dxa"/>
           </w:tcPr>
           <w:p>
             <w:pPr>
@@ -14790,11 +13289,9 @@
                 <w:sz w:val="23"/>
                 <w:szCs w:val="23"/>
               </w:rPr>
-              <w:t>Listen again and complete the extracts from the two conversations.</w:t>
-            </w:r>
-          </w:p>
-          <w:p>
-            <w:pPr>
+              <w:t>Identify the TWO correct endings for each sentence</w:t>
+            </w:r>
+            <w:r>
               <w:rPr>
                 <w:rFonts w:ascii="Source Sans 3 Medium" w:hAnsi="Source Sans 3 Medium"/>
                 <w:b/>
@@ -14802,32 +13299,8 @@
                 <w:sz w:val="23"/>
                 <w:szCs w:val="23"/>
               </w:rPr>
-            </w:pPr>
-            <w:r>
-              <w:rPr>
-                <w:rFonts w:ascii="Source Sans 3 Medium" w:hAnsi="Source Sans 3 Medium"/>
-                <w:b/>
-                <w:bCs/>
-                <w:sz w:val="23"/>
-                <w:szCs w:val="23"/>
-              </w:rPr>
-              <w:t>The first letter of each word is given to help you.</w:t>
-            </w:r>
-          </w:p>
-          <w:p>
-            <w:hyperlink r:id="rId25" w:history="1">
-              <w:r>
-                <w:rPr>
-                  <w:rStyle w:val="Hyperlink"/>
-                  <w:rFonts w:ascii="Source Sans 3" w:hAnsi="Source Sans 3"/>
-                  <w:b/>
-                  <w:bCs/>
-                  <w:sz w:val="26"/>
-                  <w:szCs w:val="26"/>
-                </w:rPr>
-                <w:t>17</w:t>
-              </w:r>
-            </w:hyperlink>
+              <w:t>.</w:t>
+            </w:r>
           </w:p>
           <w:p>
             <w:pPr>
@@ -14839,13 +13312,64 @@
               <w:spacing w:before="240" w:after="120"/>
             </w:pPr>
             <w:r>
-              <w:t>'Get active' - Is that a __ o __ w _</w:t>
-            </w:r>
-            <w:proofErr w:type="gramStart"/>
-            <w:r>
-              <w:t>_ ?</w:t>
-            </w:r>
-            <w:proofErr w:type="gramEnd"/>
+              <w:t xml:space="preserve">I've done a course in </w:t>
+            </w:r>
+            <w:r>
+              <w:rPr>
+                <w:b/>
+                <w:bCs/>
+              </w:rPr>
+              <w:t>computing/ badminton coach / food technology</w:t>
+            </w:r>
+            <w:r>
+              <w:t>.</w:t>
+            </w:r>
+          </w:p>
+          <w:p>
+            <w:pPr>
+              <w:pStyle w:val="SS3-115"/>
+              <w:numPr>
+                <w:ilvl w:val="0"/>
+                <w:numId w:val="20"/>
+              </w:numPr>
+              <w:spacing w:before="240" w:after="120"/>
+            </w:pPr>
+            <w:r>
+              <w:t xml:space="preserve">My sister has worked on a cruise ship as a </w:t>
+            </w:r>
+            <w:r>
+              <w:rPr>
+                <w:b/>
+                <w:bCs/>
+              </w:rPr>
+              <w:t>chef/medicine/doctor</w:t>
+            </w:r>
+            <w:r>
+              <w:t>.</w:t>
+            </w:r>
+          </w:p>
+          <w:p>
+            <w:pPr>
+              <w:pStyle w:val="SS3-115"/>
+              <w:numPr>
+                <w:ilvl w:val="0"/>
+                <w:numId w:val="20"/>
+              </w:numPr>
+              <w:spacing w:before="240" w:after="120"/>
+            </w:pPr>
+            <w:r>
+              <w:t xml:space="preserve">Our son had a job as a(n) </w:t>
+            </w:r>
+            <w:r>
+              <w:rPr>
+                <w:b/>
+                <w:bCs/>
+              </w:rPr>
+              <w:t>architect / store assistant/building engineering</w:t>
+            </w:r>
+            <w:r>
+              <w:t>.</w:t>
+            </w:r>
           </w:p>
           <w:p>
             <w:pPr>
@@ -14857,77 +13381,135 @@
               <w:spacing w:after="120"/>
             </w:pPr>
             <w:r>
-              <w:t xml:space="preserve">Is </w:t>
-            </w:r>
-            <w:proofErr w:type="gramStart"/>
-            <w:r>
-              <w:t>that[</w:t>
-            </w:r>
-            <w:proofErr w:type="gramEnd"/>
-            <w:r>
-              <w:t xml:space="preserve"> </w:t>
-            </w:r>
-            <w:proofErr w:type="gramStart"/>
-            <w:r>
-              <w:t>... ]</w:t>
-            </w:r>
-            <w:proofErr w:type="gramEnd"/>
-            <w:r>
-              <w:t xml:space="preserve"> w __ an 'e' or without?</w:t>
-            </w:r>
-          </w:p>
-          <w:p>
-            <w:pPr>
-              <w:pStyle w:val="SS3-115"/>
-              <w:numPr>
-                <w:ilvl w:val="0"/>
-                <w:numId w:val="20"/>
-              </w:numPr>
-              <w:spacing w:after="120"/>
-            </w:pPr>
-            <w:r>
-              <w:t>It's got an 'e' at the e _</w:t>
-            </w:r>
-            <w:proofErr w:type="gramStart"/>
-            <w:r>
-              <w:t>_ .</w:t>
-            </w:r>
-            <w:proofErr w:type="gramEnd"/>
-          </w:p>
-          <w:p>
-            <w:pPr>
-              <w:pStyle w:val="SS3-115"/>
-              <w:numPr>
-                <w:ilvl w:val="0"/>
-                <w:numId w:val="20"/>
-              </w:numPr>
-              <w:spacing w:after="120"/>
-            </w:pPr>
-            <w:r>
-              <w:t xml:space="preserve">Is </w:t>
-            </w:r>
-            <w:proofErr w:type="gramStart"/>
-            <w:r>
-              <w:t>that[</w:t>
-            </w:r>
-            <w:proofErr w:type="gramEnd"/>
-            <w:r>
-              <w:t xml:space="preserve"> </w:t>
-            </w:r>
-            <w:proofErr w:type="gramStart"/>
-            <w:r>
-              <w:t>... ]</w:t>
-            </w:r>
-            <w:proofErr w:type="gramEnd"/>
-            <w:r>
-              <w:t xml:space="preserve"> with ad __ 'd', did you say?</w:t>
+              <w:t xml:space="preserve">He's very keen on </w:t>
+            </w:r>
+            <w:r>
+              <w:rPr>
+                <w:b/>
+                <w:bCs/>
+              </w:rPr>
+              <w:t>web designer/fitness training/textiles</w:t>
+            </w:r>
+            <w:r>
+              <w:t>.</w:t>
             </w:r>
           </w:p>
         </w:tc>
         <w:tc>
           <w:tcPr>
-            <w:tcW w:w="3603" w:type="dxa"/>
+            <w:tcW w:w="4332" w:type="dxa"/>
           </w:tcPr>
+          <w:p>
+            <w:pPr>
+              <w:rPr>
+                <w:rFonts w:ascii="Source Sans 3 SemiBold" w:hAnsi="Source Sans 3 SemiBold"/>
+                <w:b/>
+                <w:bCs/>
+                <w:noProof/>
+                <w:color w:val="FFFFFF" w:themeColor="background1"/>
+                <w:shd w:val="clear" w:color="auto" w:fill="68AF3D"/>
+              </w:rPr>
+            </w:pPr>
+            <w:r>
+              <w:rPr>
+                <w:rFonts w:ascii="Source Sans 3 SemiBold" w:hAnsi="Source Sans 3 SemiBold"/>
+                <w:b/>
+                <w:bCs/>
+                <w:noProof/>
+                <w:color w:val="FFFFFF" w:themeColor="background1"/>
+                <w:bdr w:val="single" w:sz="24" w:space="0" w:color="C6007A"/>
+                <w:shd w:val="clear" w:color="auto" w:fill="B00074"/>
+              </w:rPr>
+              <w:t xml:space="preserve">TIP </w:t>
+            </w:r>
+            <w:r>
+              <w:rPr>
+                <w:rFonts w:ascii="Source Sans 3 SemiBold" w:hAnsi="Source Sans 3 SemiBold"/>
+                <w:b/>
+                <w:bCs/>
+                <w:noProof/>
+                <w:bdr w:val="single" w:sz="24" w:space="0" w:color="C6007A"/>
+              </w:rPr>
+              <w:t>10</w:t>
+            </w:r>
+          </w:p>
+          <w:tbl>
+            <w:tblPr>
+              <w:tblStyle w:val="NormalTable"/>
+              <w:tblW w:w="0" w:type="auto"/>
+              <w:tblBorders>
+                <w:top w:val="single" w:sz="18" w:space="0" w:color="C6007A"/>
+                <w:left w:val="single" w:sz="18" w:space="0" w:color="C6007A"/>
+                <w:bottom w:val="single" w:sz="18" w:space="0" w:color="C6007A"/>
+                <w:right w:val="single" w:sz="18" w:space="0" w:color="C6007A"/>
+                <w:insideH w:val="single" w:sz="18" w:space="0" w:color="C6007A"/>
+                <w:insideV w:val="single" w:sz="18" w:space="0" w:color="C6007A"/>
+              </w:tblBorders>
+              <w:shd w:val="clear" w:color="auto" w:fill="E7EAEF"/>
+              <w:tblLook w:val="04A0" w:firstRow="1" w:lastRow="0" w:firstColumn="1" w:lastColumn="0" w:noHBand="0" w:noVBand="1"/>
+            </w:tblPr>
+            <w:tblGrid>
+              <w:gridCol w:w="3811"/>
+            </w:tblGrid>
+            <w:tr>
+              <w:tc>
+                <w:tcPr>
+                  <w:tcW w:w="3811" w:type="dxa"/>
+                  <w:shd w:val="clear" w:color="auto" w:fill="E7EAEF"/>
+                </w:tcPr>
+                <w:p>
+                  <w:pPr>
+                    <w:rPr>
+                      <w:noProof/>
+                      <w:sz w:val="21"/>
+                      <w:szCs w:val="21"/>
+                    </w:rPr>
+                  </w:pPr>
+                  <w:r>
+                    <w:rPr>
+                      <w:sz w:val="21"/>
+                      <w:szCs w:val="21"/>
+                    </w:rPr>
+                    <w:t>It is important to listen carefully to the ending of words. For example, words ending in -ology and-</w:t>
+                  </w:r>
+                  <w:proofErr w:type="spellStart"/>
+                  <w:r>
+                    <w:rPr>
+                      <w:i/>
+                      <w:iCs/>
+                      <w:sz w:val="21"/>
+                      <w:szCs w:val="21"/>
+                    </w:rPr>
+                    <w:t>tion</w:t>
+                  </w:r>
+                  <w:proofErr w:type="spellEnd"/>
+                  <w:r>
+                    <w:rPr>
+                      <w:sz w:val="21"/>
+                      <w:szCs w:val="21"/>
+                    </w:rPr>
+                    <w:t xml:space="preserve"> can be used to talk about different areas of work or study. Words that end in -</w:t>
+                  </w:r>
+                  <w:r>
+                    <w:rPr>
+                      <w:i/>
+                      <w:iCs/>
+                      <w:sz w:val="21"/>
+                      <w:szCs w:val="21"/>
+                    </w:rPr>
+                    <w:t>er</w:t>
+                  </w:r>
+                  <w:r>
+                    <w:rPr>
+                      <w:sz w:val="21"/>
+                      <w:szCs w:val="21"/>
+                    </w:rPr>
+                    <w:t xml:space="preserve"> may refer to people and jobs.</w:t>
+                  </w:r>
+                </w:p>
+              </w:tc>
+            </w:tr>
+          </w:tbl>
           <w:p>
             <w:pPr>
               <w:rPr>
@@ -14936,6 +13518,104 @@
                 <w:bCs/>
                 <w:sz w:val="23"/>
                 <w:szCs w:val="23"/>
+              </w:rPr>
+            </w:pPr>
+          </w:p>
+        </w:tc>
+      </w:tr>
+      <w:tr>
+        <w:tc>
+          <w:tcPr>
+            <w:tcW w:w="650" w:type="dxa"/>
+          </w:tcPr>
+          <w:tbl>
+            <w:tblPr>
+              <w:tblStyle w:val="CompactTable"/>
+              <w:tblW w:w="0" w:type="auto"/>
+              <w:tblBorders>
+                <w:top w:val="single" w:sz="18" w:space="0" w:color="EE29B6"/>
+                <w:left w:val="single" w:sz="18" w:space="0" w:color="EE29B6"/>
+                <w:bottom w:val="single" w:sz="18" w:space="0" w:color="EE29B6"/>
+                <w:right w:val="single" w:sz="18" w:space="0" w:color="EE29B6"/>
+                <w:insideH w:val="single" w:sz="18" w:space="0" w:color="EE29B6"/>
+                <w:insideV w:val="single" w:sz="18" w:space="0" w:color="EE29B6"/>
+              </w:tblBorders>
+              <w:tblLook w:val="04A0" w:firstRow="1" w:lastRow="0" w:firstColumn="1" w:lastColumn="0" w:noHBand="0" w:noVBand="1"/>
+            </w:tblPr>
+            <w:tblGrid>
+              <w:gridCol w:w="320"/>
+            </w:tblGrid>
+            <w:tr>
+              <w:tc>
+                <w:tcPr>
+                  <w:tcW w:w="385" w:type="dxa"/>
+                </w:tcPr>
+                <w:p>
+                  <w:pPr>
+                    <w:rPr>
+                      <w:b w:val="0"/>
+                      <w:bCs/>
+                      <w:szCs w:val="26"/>
+                      <w:bdr w:val="single" w:sz="12" w:space="0" w:color="FFFF00"/>
+                    </w:rPr>
+                  </w:pPr>
+                  <w:r>
+                    <w:rPr>
+                      <w:bCs/>
+                      <w:szCs w:val="26"/>
+                      <w:lang w:bidi="ar-SA"/>
+                    </w:rPr>
+                    <w:t>05</w:t>
+                  </w:r>
+                </w:p>
+              </w:tc>
+            </w:tr>
+          </w:tbl>
+          <w:p>
+            <w:pPr>
+              <w:rPr>
+                <w:bCs/>
+                <w:szCs w:val="26"/>
+              </w:rPr>
+            </w:pPr>
+          </w:p>
+        </w:tc>
+        <w:tc>
+          <w:tcPr>
+            <w:tcW w:w="13742" w:type="dxa"/>
+            <w:gridSpan w:val="2"/>
+          </w:tcPr>
+          <w:p>
+            <w:pPr>
+              <w:rPr>
+                <w:rFonts w:ascii="Source Sans 3 Medium" w:hAnsi="Source Sans 3 Medium"/>
+                <w:b/>
+                <w:bCs/>
+                <w:sz w:val="23"/>
+                <w:szCs w:val="23"/>
+              </w:rPr>
+            </w:pPr>
+            <w:r>
+              <w:rPr>
+                <w:rFonts w:ascii="Source Sans 3 Medium" w:hAnsi="Source Sans 3 Medium"/>
+                <w:b/>
+                <w:bCs/>
+                <w:sz w:val="23"/>
+                <w:szCs w:val="23"/>
+              </w:rPr>
+              <w:t>Listen to two short conversations. Are the speakers talking about a job or a course? Put J for 'job' or C for 'course'.</w:t>
+            </w:r>
+          </w:p>
+          <w:p>
+            <w:pPr>
+              <w:rPr>
+                <w:rFonts w:ascii="Source Sans 3 SemiBold" w:hAnsi="Source Sans 3 SemiBold"/>
+                <w:b/>
+                <w:bCs/>
+                <w:noProof/>
+                <w:color w:val="FFFFFF" w:themeColor="background1"/>
+                <w:bdr w:val="single" w:sz="24" w:space="0" w:color="C6007A"/>
+                <w:shd w:val="clear" w:color="auto" w:fill="B00074"/>
               </w:rPr>
             </w:pPr>
           </w:p>
@@ -15906,7 +14586,7 @@
             <w:pPr>
               <w:spacing w:after="120"/>
             </w:pPr>
-            <w:hyperlink r:id="rId26" w:history="1">
+            <w:hyperlink r:id="rId23" w:history="1">
               <w:r>
                 <w:rPr>
                   <w:rStyle w:val="Hyperlink"/>
@@ -16338,7 +15018,7 @@
             <w:pPr>
               <w:spacing w:after="120"/>
             </w:pPr>
-            <w:hyperlink r:id="rId27" w:history="1">
+            <w:hyperlink r:id="rId24" w:history="1">
               <w:r>
                 <w:rPr>
                   <w:rStyle w:val="Hyperlink"/>
@@ -16668,7 +15348,7 @@
             <w:pPr>
               <w:spacing w:after="120"/>
             </w:pPr>
-            <w:hyperlink r:id="rId28" w:history="1">
+            <w:hyperlink r:id="rId25" w:history="1">
               <w:r>
                 <w:rPr>
                   <w:rStyle w:val="Hyperlink"/>
@@ -17086,7 +15766,7 @@
             <w:pPr>
               <w:pStyle w:val="SS3-115"/>
             </w:pPr>
-            <w:hyperlink r:id="rId29" w:history="1">
+            <w:hyperlink r:id="rId26" w:history="1">
               <w:r>
                 <w:rPr>
                   <w:rStyle w:val="Hyperlink"/>
@@ -18209,7 +16889,7 @@
             <w:pPr>
               <w:spacing w:after="120"/>
             </w:pPr>
-            <w:hyperlink r:id="rId30" w:history="1">
+            <w:hyperlink r:id="rId27" w:history="1">
               <w:r>
                 <w:rPr>
                   <w:rStyle w:val="Hyperlink"/>
@@ -18557,7 +17237,7 @@
                                 <pic:cNvPicPr/>
                               </pic:nvPicPr>
                               <pic:blipFill>
-                                <a:blip r:embed="rId31"/>
+                                <a:blip r:embed="rId28"/>
                                 <a:stretch>
                                   <a:fillRect/>
                                 </a:stretch>
@@ -20379,7 +19059,7 @@
                                 <pic:cNvPicPr/>
                               </pic:nvPicPr>
                               <pic:blipFill>
-                                <a:blip r:embed="rId32"/>
+                                <a:blip r:embed="rId29"/>
                                 <a:stretch>
                                   <a:fillRect/>
                                 </a:stretch>
@@ -20426,7 +19106,7 @@
                                 <pic:cNvPicPr/>
                               </pic:nvPicPr>
                               <pic:blipFill>
-                                <a:blip r:embed="rId33"/>
+                                <a:blip r:embed="rId30"/>
                                 <a:stretch>
                                   <a:fillRect/>
                                 </a:stretch>
@@ -20473,7 +19153,7 @@
                                 <pic:cNvPicPr/>
                               </pic:nvPicPr>
                               <pic:blipFill>
-                                <a:blip r:embed="rId34"/>
+                                <a:blip r:embed="rId31"/>
                                 <a:stretch>
                                   <a:fillRect/>
                                 </a:stretch>
@@ -21717,7 +20397,7 @@
                 <w:rtl/>
               </w:rPr>
             </w:pPr>
-            <w:hyperlink r:id="rId35" w:history="1">
+            <w:hyperlink r:id="rId32" w:history="1">
               <w:r>
                 <w:rPr>
                   <w:rStyle w:val="Hyperlink"/>
@@ -21904,7 +20584,7 @@
             </w:r>
           </w:p>
           <w:p>
-            <w:hyperlink r:id="rId36" w:history="1">
+            <w:hyperlink r:id="rId33" w:history="1">
               <w:r>
                 <w:rPr>
                   <w:rStyle w:val="Hyperlink"/>
@@ -23632,7 +22312,7 @@
             </w:r>
           </w:p>
           <w:p>
-            <w:hyperlink r:id="rId37" w:history="1">
+            <w:hyperlink r:id="rId34" w:history="1">
               <w:r>
                 <w:rPr>
                   <w:rStyle w:val="Hyperlink"/>
@@ -24025,7 +22705,7 @@
     <w:p/>
     <w:p/>
     <w:sectPr>
-      <w:footerReference w:type="default" r:id="rId38"/>
+      <w:footerReference w:type="default" r:id="rId35"/>
       <w:pgSz w:w="15842" w:h="30147" w:code="3"/>
       <w:pgMar w:top="720" w:right="720" w:bottom="720" w:left="720" w:header="284" w:footer="284" w:gutter="0"/>
       <w:pgNumType w:start="1"/>
@@ -24037,7 +22717,7 @@
 </file>
 
 <file path=word/endnotes.xml><?xml version="1.0" encoding="utf-8"?>
-<w:endnotes xmlns:wpc="http://schemas.microsoft.com/office/word/2010/wordprocessingCanvas" xmlns:cx="http://schemas.microsoft.com/office/drawing/2014/chartex" xmlns:cx1="http://schemas.microsoft.com/office/drawing/2015/9/8/chartex" xmlns:cx2="http://schemas.microsoft.com/office/drawing/2015/10/21/chartex" xmlns:cx3="http://schemas.microsoft.com/office/drawing/2016/5/9/chartex" xmlns:cx4="http://schemas.microsoft.com/office/drawing/2016/5/10/chartex" xmlns:cx5="http://schemas.microsoft.com/office/drawing/2016/5/11/chartex" xmlns:cx6="http://schemas.microsoft.com/office/drawing/2016/5/12/chartex" xmlns:cx7="http://schemas.microsoft.com/office/drawing/2016/5/13/chartex" xmlns:cx8="http://schemas.microsoft.com/office/drawing/2016/5/14/chartex" xmlns:mc="http://schemas.openxmlformats.org/markup-compatibility/2006" xmlns:aink="http://schemas.microsoft.com/office/drawing/2016/ink" xmlns:am3d="http://schemas.microsoft.com/office/drawing/2017/model3d" xmlns:o="urn:schemas-microsoft-com:office:office" xmlns:oel="http://schemas.microsoft.com/office/2019/extlst" xmlns:r="http://schemas.openxmlformats.org/officeDocument/2006/relationships" xmlns:m="http://schemas.openxmlformats.org/officeDocument/2006/math" xmlns:v="urn:schemas-microsoft-com:vml" xmlns:wp14="http://schemas.microsoft.com/office/word/2010/wordprocessingDrawing" xmlns:wp="http://schemas.openxmlformats.org/drawingml/2006/wordprocessingDrawing" xmlns:w10="urn:schemas-microsoft-com:office:word" xmlns:w="http://schemas.openxmlformats.org/wordprocessingml/2006/main" xmlns:w14="http://schemas.microsoft.com/office/word/2010/wordml" xmlns:w15="http://schemas.microsoft.com/office/word/2012/wordml" xmlns:w16cex="http://schemas.microsoft.com/office/word/2018/wordml/cex" xmlns:w16cid="http://schemas.microsoft.com/office/word/2016/wordml/cid" xmlns:w16="http://schemas.microsoft.com/office/word/2018/wordml" xmlns:w16du="http://schemas.microsoft.com/office/word/2023/wordml/word16du" xmlns:w16sdtdh="http://schemas.microsoft.com/office/word/2020/wordml/sdtdatahash" xmlns:w16sdtfl="http://schemas.microsoft.com/office/word/2024/wordml/sdtformatlock" xmlns:w16se="http://schemas.microsoft.com/office/word/2015/wordml/symex" xmlns:wpg="http://schemas.microsoft.com/office/word/2010/wordprocessingGroup" xmlns:wpi="http://schemas.microsoft.com/office/word/2010/wordprocessingInk" xmlns:wne="http://schemas.microsoft.com/office/word/2006/wordml" xmlns:wps="http://schemas.microsoft.com/office/word/2010/wordprocessingShape" mc:Ignorable="w14 w15 w16se w16cid w16 w16cex w16sdtdh w16sdtfl w16du wp14">
+<w:endnotes xmlns:wpc="http://schemas.microsoft.com/office/word/2010/wordprocessingCanvas" xmlns:cx="http://schemas.microsoft.com/office/drawing/2014/chartex" xmlns:cx1="http://schemas.microsoft.com/office/drawing/2015/9/8/chartex" xmlns:cx2="http://schemas.microsoft.com/office/drawing/2015/10/21/chartex" xmlns:cx3="http://schemas.microsoft.com/office/drawing/2016/5/9/chartex" xmlns:cx4="http://schemas.microsoft.com/office/drawing/2016/5/10/chartex" xmlns:cx5="http://schemas.microsoft.com/office/drawing/2016/5/11/chartex" xmlns:cx6="http://schemas.microsoft.com/office/drawing/2016/5/12/chartex" xmlns:cx7="http://schemas.microsoft.com/office/drawing/2016/5/13/chartex" xmlns:cx8="http://schemas.microsoft.com/office/drawing/2016/5/14/chartex" xmlns:mc="http://schemas.openxmlformats.org/markup-compatibility/2006" xmlns:aink="http://schemas.microsoft.com/office/drawing/2016/ink" xmlns:am3d="http://schemas.microsoft.com/office/drawing/2017/model3d" xmlns:o="urn:schemas-microsoft-com:office:office" xmlns:oel="http://schemas.microsoft.com/office/2019/extlst" xmlns:r="http://schemas.openxmlformats.org/officeDocument/2006/relationships" xmlns:m="http://schemas.openxmlformats.org/officeDocument/2006/math" xmlns:v="urn:schemas-microsoft-com:vml" xmlns:wp14="http://schemas.microsoft.com/office/word/2010/wordprocessingDrawing" xmlns:wp="http://schemas.openxmlformats.org/drawingml/2006/wordprocessingDrawing" xmlns:w10="urn:schemas-microsoft-com:office:word" xmlns:w="http://schemas.openxmlformats.org/wordprocessingml/2006/main" xmlns:w14="http://schemas.microsoft.com/office/word/2010/wordml" xmlns:w15="http://schemas.microsoft.com/office/word/2012/wordml" xmlns:w16cex="http://schemas.microsoft.com/office/word/2018/wordml/cex" xmlns:w16cid="http://schemas.microsoft.com/office/word/2016/wordml/cid" xmlns:w16="http://schemas.microsoft.com/office/word/2018/wordml" xmlns:w16sdtdh="http://schemas.microsoft.com/office/word/2020/wordml/sdtdatahash" xmlns:w16se="http://schemas.microsoft.com/office/word/2015/wordml/symex" xmlns:wpg="http://schemas.microsoft.com/office/word/2010/wordprocessingGroup" xmlns:wpi="http://schemas.microsoft.com/office/word/2010/wordprocessingInk" xmlns:wne="http://schemas.microsoft.com/office/word/2006/wordml" xmlns:wps="http://schemas.microsoft.com/office/word/2010/wordprocessingShape" mc:Ignorable="w14 w15 w16se w16cid w16 w16cex w16sdtdh wp14">
   <w:endnote w:type="separator" w:id="-1">
     <w:p>
       <w:pPr>
@@ -24062,7 +22742,7 @@
 </file>
 
 <file path=word/footer1.xml><?xml version="1.0" encoding="utf-8"?>
-<w:ftr xmlns:wpc="http://schemas.microsoft.com/office/word/2010/wordprocessingCanvas" xmlns:cx="http://schemas.microsoft.com/office/drawing/2014/chartex" xmlns:cx1="http://schemas.microsoft.com/office/drawing/2015/9/8/chartex" xmlns:cx2="http://schemas.microsoft.com/office/drawing/2015/10/21/chartex" xmlns:cx3="http://schemas.microsoft.com/office/drawing/2016/5/9/chartex" xmlns:cx4="http://schemas.microsoft.com/office/drawing/2016/5/10/chartex" xmlns:cx5="http://schemas.microsoft.com/office/drawing/2016/5/11/chartex" xmlns:cx6="http://schemas.microsoft.com/office/drawing/2016/5/12/chartex" xmlns:cx7="http://schemas.microsoft.com/office/drawing/2016/5/13/chartex" xmlns:cx8="http://schemas.microsoft.com/office/drawing/2016/5/14/chartex" xmlns:mc="http://schemas.openxmlformats.org/markup-compatibility/2006" xmlns:aink="http://schemas.microsoft.com/office/drawing/2016/ink" xmlns:am3d="http://schemas.microsoft.com/office/drawing/2017/model3d" xmlns:o="urn:schemas-microsoft-com:office:office" xmlns:oel="http://schemas.microsoft.com/office/2019/extlst" xmlns:r="http://schemas.openxmlformats.org/officeDocument/2006/relationships" xmlns:m="http://schemas.openxmlformats.org/officeDocument/2006/math" xmlns:v="urn:schemas-microsoft-com:vml" xmlns:wp14="http://schemas.microsoft.com/office/word/2010/wordprocessingDrawing" xmlns:wp="http://schemas.openxmlformats.org/drawingml/2006/wordprocessingDrawing" xmlns:w10="urn:schemas-microsoft-com:office:word" xmlns:w="http://schemas.openxmlformats.org/wordprocessingml/2006/main" xmlns:w14="http://schemas.microsoft.com/office/word/2010/wordml" xmlns:w15="http://schemas.microsoft.com/office/word/2012/wordml" xmlns:w16cex="http://schemas.microsoft.com/office/word/2018/wordml/cex" xmlns:w16cid="http://schemas.microsoft.com/office/word/2016/wordml/cid" xmlns:w16="http://schemas.microsoft.com/office/word/2018/wordml" xmlns:w16du="http://schemas.microsoft.com/office/word/2023/wordml/word16du" xmlns:w16sdtdh="http://schemas.microsoft.com/office/word/2020/wordml/sdtdatahash" xmlns:w16sdtfl="http://schemas.microsoft.com/office/word/2024/wordml/sdtformatlock" xmlns:w16se="http://schemas.microsoft.com/office/word/2015/wordml/symex" xmlns:wpg="http://schemas.microsoft.com/office/word/2010/wordprocessingGroup" xmlns:wpi="http://schemas.microsoft.com/office/word/2010/wordprocessingInk" xmlns:wne="http://schemas.microsoft.com/office/word/2006/wordml" xmlns:wps="http://schemas.microsoft.com/office/word/2010/wordprocessingShape" mc:Ignorable="w14 w15 w16se w16cid w16 w16cex w16sdtdh w16sdtfl w16du wp14">
+<w:ftr xmlns:wpc="http://schemas.microsoft.com/office/word/2010/wordprocessingCanvas" xmlns:cx="http://schemas.microsoft.com/office/drawing/2014/chartex" xmlns:cx1="http://schemas.microsoft.com/office/drawing/2015/9/8/chartex" xmlns:cx2="http://schemas.microsoft.com/office/drawing/2015/10/21/chartex" xmlns:cx3="http://schemas.microsoft.com/office/drawing/2016/5/9/chartex" xmlns:cx4="http://schemas.microsoft.com/office/drawing/2016/5/10/chartex" xmlns:cx5="http://schemas.microsoft.com/office/drawing/2016/5/11/chartex" xmlns:cx6="http://schemas.microsoft.com/office/drawing/2016/5/12/chartex" xmlns:cx7="http://schemas.microsoft.com/office/drawing/2016/5/13/chartex" xmlns:cx8="http://schemas.microsoft.com/office/drawing/2016/5/14/chartex" xmlns:mc="http://schemas.openxmlformats.org/markup-compatibility/2006" xmlns:aink="http://schemas.microsoft.com/office/drawing/2016/ink" xmlns:am3d="http://schemas.microsoft.com/office/drawing/2017/model3d" xmlns:o="urn:schemas-microsoft-com:office:office" xmlns:oel="http://schemas.microsoft.com/office/2019/extlst" xmlns:r="http://schemas.openxmlformats.org/officeDocument/2006/relationships" xmlns:m="http://schemas.openxmlformats.org/officeDocument/2006/math" xmlns:v="urn:schemas-microsoft-com:vml" xmlns:wp14="http://schemas.microsoft.com/office/word/2010/wordprocessingDrawing" xmlns:wp="http://schemas.openxmlformats.org/drawingml/2006/wordprocessingDrawing" xmlns:w10="urn:schemas-microsoft-com:office:word" xmlns:w="http://schemas.openxmlformats.org/wordprocessingml/2006/main" xmlns:w14="http://schemas.microsoft.com/office/word/2010/wordml" xmlns:w15="http://schemas.microsoft.com/office/word/2012/wordml" xmlns:w16cex="http://schemas.microsoft.com/office/word/2018/wordml/cex" xmlns:w16cid="http://schemas.microsoft.com/office/word/2016/wordml/cid" xmlns:w16="http://schemas.microsoft.com/office/word/2018/wordml" xmlns:w16sdtdh="http://schemas.microsoft.com/office/word/2020/wordml/sdtdatahash" xmlns:w16se="http://schemas.microsoft.com/office/word/2015/wordml/symex" xmlns:wpg="http://schemas.microsoft.com/office/word/2010/wordprocessingGroup" xmlns:wpi="http://schemas.microsoft.com/office/word/2010/wordprocessingInk" xmlns:wne="http://schemas.microsoft.com/office/word/2006/wordml" xmlns:wps="http://schemas.microsoft.com/office/word/2010/wordprocessingShape" mc:Ignorable="w14 w15 w16se w16cid w16 w16cex w16sdtdh wp14">
   <w:sdt>
     <w:sdtPr>
       <w:id w:val="-1056395714"/>
@@ -24115,7 +22795,7 @@
 </file>
 
 <file path=word/footnotes.xml><?xml version="1.0" encoding="utf-8"?>
-<w:footnotes xmlns:wpc="http://schemas.microsoft.com/office/word/2010/wordprocessingCanvas" xmlns:cx="http://schemas.microsoft.com/office/drawing/2014/chartex" xmlns:cx1="http://schemas.microsoft.com/office/drawing/2015/9/8/chartex" xmlns:cx2="http://schemas.microsoft.com/office/drawing/2015/10/21/chartex" xmlns:cx3="http://schemas.microsoft.com/office/drawing/2016/5/9/chartex" xmlns:cx4="http://schemas.microsoft.com/office/drawing/2016/5/10/chartex" xmlns:cx5="http://schemas.microsoft.com/office/drawing/2016/5/11/chartex" xmlns:cx6="http://schemas.microsoft.com/office/drawing/2016/5/12/chartex" xmlns:cx7="http://schemas.microsoft.com/office/drawing/2016/5/13/chartex" xmlns:cx8="http://schemas.microsoft.com/office/drawing/2016/5/14/chartex" xmlns:mc="http://schemas.openxmlformats.org/markup-compatibility/2006" xmlns:aink="http://schemas.microsoft.com/office/drawing/2016/ink" xmlns:am3d="http://schemas.microsoft.com/office/drawing/2017/model3d" xmlns:o="urn:schemas-microsoft-com:office:office" xmlns:oel="http://schemas.microsoft.com/office/2019/extlst" xmlns:r="http://schemas.openxmlformats.org/officeDocument/2006/relationships" xmlns:m="http://schemas.openxmlformats.org/officeDocument/2006/math" xmlns:v="urn:schemas-microsoft-com:vml" xmlns:wp14="http://schemas.microsoft.com/office/word/2010/wordprocessingDrawing" xmlns:wp="http://schemas.openxmlformats.org/drawingml/2006/wordprocessingDrawing" xmlns:w10="urn:schemas-microsoft-com:office:word" xmlns:w="http://schemas.openxmlformats.org/wordprocessingml/2006/main" xmlns:w14="http://schemas.microsoft.com/office/word/2010/wordml" xmlns:w15="http://schemas.microsoft.com/office/word/2012/wordml" xmlns:w16cex="http://schemas.microsoft.com/office/word/2018/wordml/cex" xmlns:w16cid="http://schemas.microsoft.com/office/word/2016/wordml/cid" xmlns:w16="http://schemas.microsoft.com/office/word/2018/wordml" xmlns:w16du="http://schemas.microsoft.com/office/word/2023/wordml/word16du" xmlns:w16sdtdh="http://schemas.microsoft.com/office/word/2020/wordml/sdtdatahash" xmlns:w16sdtfl="http://schemas.microsoft.com/office/word/2024/wordml/sdtformatlock" xmlns:w16se="http://schemas.microsoft.com/office/word/2015/wordml/symex" xmlns:wpg="http://schemas.microsoft.com/office/word/2010/wordprocessingGroup" xmlns:wpi="http://schemas.microsoft.com/office/word/2010/wordprocessingInk" xmlns:wne="http://schemas.microsoft.com/office/word/2006/wordml" xmlns:wps="http://schemas.microsoft.com/office/word/2010/wordprocessingShape" mc:Ignorable="w14 w15 w16se w16cid w16 w16cex w16sdtdh w16sdtfl w16du wp14">
+<w:footnotes xmlns:wpc="http://schemas.microsoft.com/office/word/2010/wordprocessingCanvas" xmlns:cx="http://schemas.microsoft.com/office/drawing/2014/chartex" xmlns:cx1="http://schemas.microsoft.com/office/drawing/2015/9/8/chartex" xmlns:cx2="http://schemas.microsoft.com/office/drawing/2015/10/21/chartex" xmlns:cx3="http://schemas.microsoft.com/office/drawing/2016/5/9/chartex" xmlns:cx4="http://schemas.microsoft.com/office/drawing/2016/5/10/chartex" xmlns:cx5="http://schemas.microsoft.com/office/drawing/2016/5/11/chartex" xmlns:cx6="http://schemas.microsoft.com/office/drawing/2016/5/12/chartex" xmlns:cx7="http://schemas.microsoft.com/office/drawing/2016/5/13/chartex" xmlns:cx8="http://schemas.microsoft.com/office/drawing/2016/5/14/chartex" xmlns:mc="http://schemas.openxmlformats.org/markup-compatibility/2006" xmlns:aink="http://schemas.microsoft.com/office/drawing/2016/ink" xmlns:am3d="http://schemas.microsoft.com/office/drawing/2017/model3d" xmlns:o="urn:schemas-microsoft-com:office:office" xmlns:oel="http://schemas.microsoft.com/office/2019/extlst" xmlns:r="http://schemas.openxmlformats.org/officeDocument/2006/relationships" xmlns:m="http://schemas.openxmlformats.org/officeDocument/2006/math" xmlns:v="urn:schemas-microsoft-com:vml" xmlns:wp14="http://schemas.microsoft.com/office/word/2010/wordprocessingDrawing" xmlns:wp="http://schemas.openxmlformats.org/drawingml/2006/wordprocessingDrawing" xmlns:w10="urn:schemas-microsoft-com:office:word" xmlns:w="http://schemas.openxmlformats.org/wordprocessingml/2006/main" xmlns:w14="http://schemas.microsoft.com/office/word/2010/wordml" xmlns:w15="http://schemas.microsoft.com/office/word/2012/wordml" xmlns:w16cex="http://schemas.microsoft.com/office/word/2018/wordml/cex" xmlns:w16cid="http://schemas.microsoft.com/office/word/2016/wordml/cid" xmlns:w16="http://schemas.microsoft.com/office/word/2018/wordml" xmlns:w16sdtdh="http://schemas.microsoft.com/office/word/2020/wordml/sdtdatahash" xmlns:w16se="http://schemas.microsoft.com/office/word/2015/wordml/symex" xmlns:wpg="http://schemas.microsoft.com/office/word/2010/wordprocessingGroup" xmlns:wpi="http://schemas.microsoft.com/office/word/2010/wordprocessingInk" xmlns:wne="http://schemas.microsoft.com/office/word/2006/wordml" xmlns:wps="http://schemas.microsoft.com/office/word/2010/wordprocessingShape" mc:Ignorable="w14 w15 w16se w16cid w16 w16cex w16sdtdh wp14">
   <w:footnote w:type="separator" w:id="-1">
     <w:p>
       <w:pPr>
@@ -24140,7 +22820,7 @@
 </file>
 
 <file path=word/numbering.xml><?xml version="1.0" encoding="utf-8"?>
-<w:numbering xmlns:wpc="http://schemas.microsoft.com/office/word/2010/wordprocessingCanvas" xmlns:cx="http://schemas.microsoft.com/office/drawing/2014/chartex" xmlns:cx1="http://schemas.microsoft.com/office/drawing/2015/9/8/chartex" xmlns:cx2="http://schemas.microsoft.com/office/drawing/2015/10/21/chartex" xmlns:cx3="http://schemas.microsoft.com/office/drawing/2016/5/9/chartex" xmlns:cx4="http://schemas.microsoft.com/office/drawing/2016/5/10/chartex" xmlns:cx5="http://schemas.microsoft.com/office/drawing/2016/5/11/chartex" xmlns:cx6="http://schemas.microsoft.com/office/drawing/2016/5/12/chartex" xmlns:cx7="http://schemas.microsoft.com/office/drawing/2016/5/13/chartex" xmlns:cx8="http://schemas.microsoft.com/office/drawing/2016/5/14/chartex" xmlns:mc="http://schemas.openxmlformats.org/markup-compatibility/2006" xmlns:aink="http://schemas.microsoft.com/office/drawing/2016/ink" xmlns:am3d="http://schemas.microsoft.com/office/drawing/2017/model3d" xmlns:o="urn:schemas-microsoft-com:office:office" xmlns:oel="http://schemas.microsoft.com/office/2019/extlst" xmlns:r="http://schemas.openxmlformats.org/officeDocument/2006/relationships" xmlns:m="http://schemas.openxmlformats.org/officeDocument/2006/math" xmlns:v="urn:schemas-microsoft-com:vml" xmlns:wp14="http://schemas.microsoft.com/office/word/2010/wordprocessingDrawing" xmlns:wp="http://schemas.openxmlformats.org/drawingml/2006/wordprocessingDrawing" xmlns:w10="urn:schemas-microsoft-com:office:word" xmlns:w="http://schemas.openxmlformats.org/wordprocessingml/2006/main" xmlns:w14="http://schemas.microsoft.com/office/word/2010/wordml" xmlns:w15="http://schemas.microsoft.com/office/word/2012/wordml" xmlns:w16cex="http://schemas.microsoft.com/office/word/2018/wordml/cex" xmlns:w16cid="http://schemas.microsoft.com/office/word/2016/wordml/cid" xmlns:w16="http://schemas.microsoft.com/office/word/2018/wordml" xmlns:w16du="http://schemas.microsoft.com/office/word/2023/wordml/word16du" xmlns:w16sdtdh="http://schemas.microsoft.com/office/word/2020/wordml/sdtdatahash" xmlns:w16sdtfl="http://schemas.microsoft.com/office/word/2024/wordml/sdtformatlock" xmlns:w16se="http://schemas.microsoft.com/office/word/2015/wordml/symex" xmlns:wpg="http://schemas.microsoft.com/office/word/2010/wordprocessingGroup" xmlns:wpi="http://schemas.microsoft.com/office/word/2010/wordprocessingInk" xmlns:wne="http://schemas.microsoft.com/office/word/2006/wordml" xmlns:wps="http://schemas.microsoft.com/office/word/2010/wordprocessingShape" mc:Ignorable="w14 w15 w16se w16cid w16 w16cex w16sdtdh w16sdtfl w16du wp14">
+<w:numbering xmlns:wpc="http://schemas.microsoft.com/office/word/2010/wordprocessingCanvas" xmlns:cx="http://schemas.microsoft.com/office/drawing/2014/chartex" xmlns:cx1="http://schemas.microsoft.com/office/drawing/2015/9/8/chartex" xmlns:cx2="http://schemas.microsoft.com/office/drawing/2015/10/21/chartex" xmlns:cx3="http://schemas.microsoft.com/office/drawing/2016/5/9/chartex" xmlns:cx4="http://schemas.microsoft.com/office/drawing/2016/5/10/chartex" xmlns:cx5="http://schemas.microsoft.com/office/drawing/2016/5/11/chartex" xmlns:cx6="http://schemas.microsoft.com/office/drawing/2016/5/12/chartex" xmlns:cx7="http://schemas.microsoft.com/office/drawing/2016/5/13/chartex" xmlns:cx8="http://schemas.microsoft.com/office/drawing/2016/5/14/chartex" xmlns:mc="http://schemas.openxmlformats.org/markup-compatibility/2006" xmlns:aink="http://schemas.microsoft.com/office/drawing/2016/ink" xmlns:am3d="http://schemas.microsoft.com/office/drawing/2017/model3d" xmlns:o="urn:schemas-microsoft-com:office:office" xmlns:oel="http://schemas.microsoft.com/office/2019/extlst" xmlns:r="http://schemas.openxmlformats.org/officeDocument/2006/relationships" xmlns:m="http://schemas.openxmlformats.org/officeDocument/2006/math" xmlns:v="urn:schemas-microsoft-com:vml" xmlns:wp14="http://schemas.microsoft.com/office/word/2010/wordprocessingDrawing" xmlns:wp="http://schemas.openxmlformats.org/drawingml/2006/wordprocessingDrawing" xmlns:w10="urn:schemas-microsoft-com:office:word" xmlns:w="http://schemas.openxmlformats.org/wordprocessingml/2006/main" xmlns:w14="http://schemas.microsoft.com/office/word/2010/wordml" xmlns:w15="http://schemas.microsoft.com/office/word/2012/wordml" xmlns:w16cex="http://schemas.microsoft.com/office/word/2018/wordml/cex" xmlns:w16cid="http://schemas.microsoft.com/office/word/2016/wordml/cid" xmlns:w16="http://schemas.microsoft.com/office/word/2018/wordml" xmlns:w16sdtdh="http://schemas.microsoft.com/office/word/2020/wordml/sdtdatahash" xmlns:w16se="http://schemas.microsoft.com/office/word/2015/wordml/symex" xmlns:wpg="http://schemas.microsoft.com/office/word/2010/wordprocessingGroup" xmlns:wpi="http://schemas.microsoft.com/office/word/2010/wordprocessingInk" xmlns:wne="http://schemas.microsoft.com/office/word/2006/wordml" xmlns:wps="http://schemas.microsoft.com/office/word/2010/wordprocessingShape" mc:Ignorable="w14 w15 w16se w16cid w16 w16cex w16sdtdh wp14">
   <w:abstractNum w:abstractNumId="0" w15:restartNumberingAfterBreak="0">
     <w:nsid w:val="01554BE7"/>
     <w:multiLevelType w:val="hybridMultilevel"/>
@@ -24923,122 +23603,9 @@
     </w:lvl>
   </w:abstractNum>
   <w:abstractNum w:abstractNumId="8" w15:restartNumberingAfterBreak="0">
-    <w:nsid w:val="16CD59A4"/>
+    <w:nsid w:val="11103915"/>
     <w:multiLevelType w:val="hybridMultilevel"/>
-    <w:tmpl w:val="894ED716"/>
-    <w:lvl w:ilvl="0" w:tplc="04090001">
-      <w:start w:val="1"/>
-      <w:numFmt w:val="bullet"/>
-      <w:lvlText w:val=""/>
-      <w:lvlJc w:val="left"/>
-      <w:pPr>
-        <w:ind w:left="360" w:hanging="360"/>
-      </w:pPr>
-      <w:rPr>
-        <w:rFonts w:ascii="Symbol" w:hAnsi="Symbol" w:hint="default"/>
-      </w:rPr>
-    </w:lvl>
-    <w:lvl w:ilvl="1" w:tplc="04090003" w:tentative="1">
-      <w:start w:val="1"/>
-      <w:numFmt w:val="bullet"/>
-      <w:lvlText w:val="o"/>
-      <w:lvlJc w:val="left"/>
-      <w:pPr>
-        <w:ind w:left="1080" w:hanging="360"/>
-      </w:pPr>
-      <w:rPr>
-        <w:rFonts w:ascii="Courier New" w:hAnsi="Courier New" w:cs="Courier New" w:hint="default"/>
-      </w:rPr>
-    </w:lvl>
-    <w:lvl w:ilvl="2" w:tplc="04090005" w:tentative="1">
-      <w:start w:val="1"/>
-      <w:numFmt w:val="bullet"/>
-      <w:lvlText w:val=""/>
-      <w:lvlJc w:val="left"/>
-      <w:pPr>
-        <w:ind w:left="1800" w:hanging="360"/>
-      </w:pPr>
-      <w:rPr>
-        <w:rFonts w:ascii="Wingdings" w:hAnsi="Wingdings" w:hint="default"/>
-      </w:rPr>
-    </w:lvl>
-    <w:lvl w:ilvl="3" w:tplc="04090001" w:tentative="1">
-      <w:start w:val="1"/>
-      <w:numFmt w:val="bullet"/>
-      <w:lvlText w:val=""/>
-      <w:lvlJc w:val="left"/>
-      <w:pPr>
-        <w:ind w:left="2520" w:hanging="360"/>
-      </w:pPr>
-      <w:rPr>
-        <w:rFonts w:ascii="Symbol" w:hAnsi="Symbol" w:hint="default"/>
-      </w:rPr>
-    </w:lvl>
-    <w:lvl w:ilvl="4" w:tplc="04090003" w:tentative="1">
-      <w:start w:val="1"/>
-      <w:numFmt w:val="bullet"/>
-      <w:lvlText w:val="o"/>
-      <w:lvlJc w:val="left"/>
-      <w:pPr>
-        <w:ind w:left="3240" w:hanging="360"/>
-      </w:pPr>
-      <w:rPr>
-        <w:rFonts w:ascii="Courier New" w:hAnsi="Courier New" w:cs="Courier New" w:hint="default"/>
-      </w:rPr>
-    </w:lvl>
-    <w:lvl w:ilvl="5" w:tplc="04090005" w:tentative="1">
-      <w:start w:val="1"/>
-      <w:numFmt w:val="bullet"/>
-      <w:lvlText w:val=""/>
-      <w:lvlJc w:val="left"/>
-      <w:pPr>
-        <w:ind w:left="3960" w:hanging="360"/>
-      </w:pPr>
-      <w:rPr>
-        <w:rFonts w:ascii="Wingdings" w:hAnsi="Wingdings" w:hint="default"/>
-      </w:rPr>
-    </w:lvl>
-    <w:lvl w:ilvl="6" w:tplc="04090001" w:tentative="1">
-      <w:start w:val="1"/>
-      <w:numFmt w:val="bullet"/>
-      <w:lvlText w:val=""/>
-      <w:lvlJc w:val="left"/>
-      <w:pPr>
-        <w:ind w:left="4680" w:hanging="360"/>
-      </w:pPr>
-      <w:rPr>
-        <w:rFonts w:ascii="Symbol" w:hAnsi="Symbol" w:hint="default"/>
-      </w:rPr>
-    </w:lvl>
-    <w:lvl w:ilvl="7" w:tplc="04090003" w:tentative="1">
-      <w:start w:val="1"/>
-      <w:numFmt w:val="bullet"/>
-      <w:lvlText w:val="o"/>
-      <w:lvlJc w:val="left"/>
-      <w:pPr>
-        <w:ind w:left="5400" w:hanging="360"/>
-      </w:pPr>
-      <w:rPr>
-        <w:rFonts w:ascii="Courier New" w:hAnsi="Courier New" w:cs="Courier New" w:hint="default"/>
-      </w:rPr>
-    </w:lvl>
-    <w:lvl w:ilvl="8" w:tplc="04090005" w:tentative="1">
-      <w:start w:val="1"/>
-      <w:numFmt w:val="bullet"/>
-      <w:lvlText w:val=""/>
-      <w:lvlJc w:val="left"/>
-      <w:pPr>
-        <w:ind w:left="6120" w:hanging="360"/>
-      </w:pPr>
-      <w:rPr>
-        <w:rFonts w:ascii="Wingdings" w:hAnsi="Wingdings" w:hint="default"/>
-      </w:rPr>
-    </w:lvl>
-  </w:abstractNum>
-  <w:abstractNum w:abstractNumId="9" w15:restartNumberingAfterBreak="0">
-    <w:nsid w:val="16FF71A2"/>
-    <w:multiLevelType w:val="hybridMultilevel"/>
-    <w:tmpl w:val="4C640FB4"/>
+    <w:tmpl w:val="4C4A1FBC"/>
     <w:lvl w:ilvl="0" w:tplc="72A80D18">
       <w:start w:val="1"/>
       <w:numFmt w:val="decimal"/>
@@ -25126,7 +23693,211 @@
       </w:pPr>
     </w:lvl>
   </w:abstractNum>
+  <w:abstractNum w:abstractNumId="9" w15:restartNumberingAfterBreak="0">
+    <w:nsid w:val="16CD59A4"/>
+    <w:multiLevelType w:val="hybridMultilevel"/>
+    <w:tmpl w:val="894ED716"/>
+    <w:lvl w:ilvl="0" w:tplc="04090001">
+      <w:start w:val="1"/>
+      <w:numFmt w:val="bullet"/>
+      <w:lvlText w:val=""/>
+      <w:lvlJc w:val="left"/>
+      <w:pPr>
+        <w:ind w:left="360" w:hanging="360"/>
+      </w:pPr>
+      <w:rPr>
+        <w:rFonts w:ascii="Symbol" w:hAnsi="Symbol" w:hint="default"/>
+      </w:rPr>
+    </w:lvl>
+    <w:lvl w:ilvl="1" w:tplc="04090003" w:tentative="1">
+      <w:start w:val="1"/>
+      <w:numFmt w:val="bullet"/>
+      <w:lvlText w:val="o"/>
+      <w:lvlJc w:val="left"/>
+      <w:pPr>
+        <w:ind w:left="1080" w:hanging="360"/>
+      </w:pPr>
+      <w:rPr>
+        <w:rFonts w:ascii="Courier New" w:hAnsi="Courier New" w:cs="Courier New" w:hint="default"/>
+      </w:rPr>
+    </w:lvl>
+    <w:lvl w:ilvl="2" w:tplc="04090005" w:tentative="1">
+      <w:start w:val="1"/>
+      <w:numFmt w:val="bullet"/>
+      <w:lvlText w:val=""/>
+      <w:lvlJc w:val="left"/>
+      <w:pPr>
+        <w:ind w:left="1800" w:hanging="360"/>
+      </w:pPr>
+      <w:rPr>
+        <w:rFonts w:ascii="Wingdings" w:hAnsi="Wingdings" w:hint="default"/>
+      </w:rPr>
+    </w:lvl>
+    <w:lvl w:ilvl="3" w:tplc="04090001" w:tentative="1">
+      <w:start w:val="1"/>
+      <w:numFmt w:val="bullet"/>
+      <w:lvlText w:val=""/>
+      <w:lvlJc w:val="left"/>
+      <w:pPr>
+        <w:ind w:left="2520" w:hanging="360"/>
+      </w:pPr>
+      <w:rPr>
+        <w:rFonts w:ascii="Symbol" w:hAnsi="Symbol" w:hint="default"/>
+      </w:rPr>
+    </w:lvl>
+    <w:lvl w:ilvl="4" w:tplc="04090003" w:tentative="1">
+      <w:start w:val="1"/>
+      <w:numFmt w:val="bullet"/>
+      <w:lvlText w:val="o"/>
+      <w:lvlJc w:val="left"/>
+      <w:pPr>
+        <w:ind w:left="3240" w:hanging="360"/>
+      </w:pPr>
+      <w:rPr>
+        <w:rFonts w:ascii="Courier New" w:hAnsi="Courier New" w:cs="Courier New" w:hint="default"/>
+      </w:rPr>
+    </w:lvl>
+    <w:lvl w:ilvl="5" w:tplc="04090005" w:tentative="1">
+      <w:start w:val="1"/>
+      <w:numFmt w:val="bullet"/>
+      <w:lvlText w:val=""/>
+      <w:lvlJc w:val="left"/>
+      <w:pPr>
+        <w:ind w:left="3960" w:hanging="360"/>
+      </w:pPr>
+      <w:rPr>
+        <w:rFonts w:ascii="Wingdings" w:hAnsi="Wingdings" w:hint="default"/>
+      </w:rPr>
+    </w:lvl>
+    <w:lvl w:ilvl="6" w:tplc="04090001" w:tentative="1">
+      <w:start w:val="1"/>
+      <w:numFmt w:val="bullet"/>
+      <w:lvlText w:val=""/>
+      <w:lvlJc w:val="left"/>
+      <w:pPr>
+        <w:ind w:left="4680" w:hanging="360"/>
+      </w:pPr>
+      <w:rPr>
+        <w:rFonts w:ascii="Symbol" w:hAnsi="Symbol" w:hint="default"/>
+      </w:rPr>
+    </w:lvl>
+    <w:lvl w:ilvl="7" w:tplc="04090003" w:tentative="1">
+      <w:start w:val="1"/>
+      <w:numFmt w:val="bullet"/>
+      <w:lvlText w:val="o"/>
+      <w:lvlJc w:val="left"/>
+      <w:pPr>
+        <w:ind w:left="5400" w:hanging="360"/>
+      </w:pPr>
+      <w:rPr>
+        <w:rFonts w:ascii="Courier New" w:hAnsi="Courier New" w:cs="Courier New" w:hint="default"/>
+      </w:rPr>
+    </w:lvl>
+    <w:lvl w:ilvl="8" w:tplc="04090005" w:tentative="1">
+      <w:start w:val="1"/>
+      <w:numFmt w:val="bullet"/>
+      <w:lvlText w:val=""/>
+      <w:lvlJc w:val="left"/>
+      <w:pPr>
+        <w:ind w:left="6120" w:hanging="360"/>
+      </w:pPr>
+      <w:rPr>
+        <w:rFonts w:ascii="Wingdings" w:hAnsi="Wingdings" w:hint="default"/>
+      </w:rPr>
+    </w:lvl>
+  </w:abstractNum>
   <w:abstractNum w:abstractNumId="10" w15:restartNumberingAfterBreak="0">
+    <w:nsid w:val="16FF71A2"/>
+    <w:multiLevelType w:val="hybridMultilevel"/>
+    <w:tmpl w:val="4C640FB4"/>
+    <w:lvl w:ilvl="0" w:tplc="72A80D18">
+      <w:start w:val="1"/>
+      <w:numFmt w:val="decimal"/>
+      <w:lvlText w:val="%1:"/>
+      <w:lvlJc w:val="left"/>
+      <w:pPr>
+        <w:ind w:left="360" w:hanging="360"/>
+      </w:pPr>
+      <w:rPr>
+        <w:rFonts w:ascii="Source Sans 3 Bold" w:hAnsi="Source Sans 3 Bold" w:cstheme="minorBidi" w:hint="default"/>
+        <w:b/>
+        <w:bCs/>
+      </w:rPr>
+    </w:lvl>
+    <w:lvl w:ilvl="1" w:tplc="04090019" w:tentative="1">
+      <w:start w:val="1"/>
+      <w:numFmt w:val="lowerLetter"/>
+      <w:lvlText w:val="%2."/>
+      <w:lvlJc w:val="left"/>
+      <w:pPr>
+        <w:ind w:left="1080" w:hanging="360"/>
+      </w:pPr>
+    </w:lvl>
+    <w:lvl w:ilvl="2" w:tplc="0409001B" w:tentative="1">
+      <w:start w:val="1"/>
+      <w:numFmt w:val="lowerRoman"/>
+      <w:lvlText w:val="%3."/>
+      <w:lvlJc w:val="right"/>
+      <w:pPr>
+        <w:ind w:left="1800" w:hanging="180"/>
+      </w:pPr>
+    </w:lvl>
+    <w:lvl w:ilvl="3" w:tplc="0409000F" w:tentative="1">
+      <w:start w:val="1"/>
+      <w:numFmt w:val="decimal"/>
+      <w:lvlText w:val="%4."/>
+      <w:lvlJc w:val="left"/>
+      <w:pPr>
+        <w:ind w:left="2520" w:hanging="360"/>
+      </w:pPr>
+    </w:lvl>
+    <w:lvl w:ilvl="4" w:tplc="04090019" w:tentative="1">
+      <w:start w:val="1"/>
+      <w:numFmt w:val="lowerLetter"/>
+      <w:lvlText w:val="%5."/>
+      <w:lvlJc w:val="left"/>
+      <w:pPr>
+        <w:ind w:left="3240" w:hanging="360"/>
+      </w:pPr>
+    </w:lvl>
+    <w:lvl w:ilvl="5" w:tplc="0409001B" w:tentative="1">
+      <w:start w:val="1"/>
+      <w:numFmt w:val="lowerRoman"/>
+      <w:lvlText w:val="%6."/>
+      <w:lvlJc w:val="right"/>
+      <w:pPr>
+        <w:ind w:left="3960" w:hanging="180"/>
+      </w:pPr>
+    </w:lvl>
+    <w:lvl w:ilvl="6" w:tplc="0409000F" w:tentative="1">
+      <w:start w:val="1"/>
+      <w:numFmt w:val="decimal"/>
+      <w:lvlText w:val="%7."/>
+      <w:lvlJc w:val="left"/>
+      <w:pPr>
+        <w:ind w:left="4680" w:hanging="360"/>
+      </w:pPr>
+    </w:lvl>
+    <w:lvl w:ilvl="7" w:tplc="04090019" w:tentative="1">
+      <w:start w:val="1"/>
+      <w:numFmt w:val="lowerLetter"/>
+      <w:lvlText w:val="%8."/>
+      <w:lvlJc w:val="left"/>
+      <w:pPr>
+        <w:ind w:left="5400" w:hanging="360"/>
+      </w:pPr>
+    </w:lvl>
+    <w:lvl w:ilvl="8" w:tplc="0409001B" w:tentative="1">
+      <w:start w:val="1"/>
+      <w:numFmt w:val="lowerRoman"/>
+      <w:lvlText w:val="%9."/>
+      <w:lvlJc w:val="right"/>
+      <w:pPr>
+        <w:ind w:left="6120" w:hanging="180"/>
+      </w:pPr>
+    </w:lvl>
+  </w:abstractNum>
+  <w:abstractNum w:abstractNumId="11" w15:restartNumberingAfterBreak="0">
     <w:nsid w:val="17F37F02"/>
     <w:multiLevelType w:val="hybridMultilevel"/>
     <w:tmpl w:val="AA7E33A6"/>
@@ -25220,7 +23991,7 @@
       </w:pPr>
     </w:lvl>
   </w:abstractNum>
-  <w:abstractNum w:abstractNumId="11" w15:restartNumberingAfterBreak="0">
+  <w:abstractNum w:abstractNumId="12" w15:restartNumberingAfterBreak="0">
     <w:nsid w:val="1A711A1B"/>
     <w:multiLevelType w:val="hybridMultilevel"/>
     <w:tmpl w:val="57A02C46"/>
@@ -25314,7 +24085,7 @@
       </w:pPr>
     </w:lvl>
   </w:abstractNum>
-  <w:abstractNum w:abstractNumId="12" w15:restartNumberingAfterBreak="0">
+  <w:abstractNum w:abstractNumId="13" w15:restartNumberingAfterBreak="0">
     <w:nsid w:val="1A9B5B93"/>
     <w:multiLevelType w:val="hybridMultilevel"/>
     <w:tmpl w:val="56683C18"/>
@@ -25408,7 +24179,7 @@
       </w:pPr>
     </w:lvl>
   </w:abstractNum>
-  <w:abstractNum w:abstractNumId="13" w15:restartNumberingAfterBreak="0">
+  <w:abstractNum w:abstractNumId="14" w15:restartNumberingAfterBreak="0">
     <w:nsid w:val="1CB629FD"/>
     <w:multiLevelType w:val="hybridMultilevel"/>
     <w:tmpl w:val="11925DA6"/>
@@ -25502,7 +24273,7 @@
       </w:pPr>
     </w:lvl>
   </w:abstractNum>
-  <w:abstractNum w:abstractNumId="14" w15:restartNumberingAfterBreak="0">
+  <w:abstractNum w:abstractNumId="15" w15:restartNumberingAfterBreak="0">
     <w:nsid w:val="1D5C0C4B"/>
     <w:multiLevelType w:val="hybridMultilevel"/>
     <w:tmpl w:val="779C0EEA"/>
@@ -25596,7 +24367,7 @@
       </w:pPr>
     </w:lvl>
   </w:abstractNum>
-  <w:abstractNum w:abstractNumId="15" w15:restartNumberingAfterBreak="0">
+  <w:abstractNum w:abstractNumId="16" w15:restartNumberingAfterBreak="0">
     <w:nsid w:val="1DB4488D"/>
     <w:multiLevelType w:val="hybridMultilevel"/>
     <w:tmpl w:val="678CE024"/>
@@ -25687,7 +24458,7 @@
       </w:pPr>
     </w:lvl>
   </w:abstractNum>
-  <w:abstractNum w:abstractNumId="16" w15:restartNumberingAfterBreak="0">
+  <w:abstractNum w:abstractNumId="17" w15:restartNumberingAfterBreak="0">
     <w:nsid w:val="1EC935B5"/>
     <w:multiLevelType w:val="hybridMultilevel"/>
     <w:tmpl w:val="35E29C14"/>
@@ -25800,7 +24571,7 @@
       </w:rPr>
     </w:lvl>
   </w:abstractNum>
-  <w:abstractNum w:abstractNumId="17" w15:restartNumberingAfterBreak="0">
+  <w:abstractNum w:abstractNumId="18" w15:restartNumberingAfterBreak="0">
     <w:nsid w:val="215C02CE"/>
     <w:multiLevelType w:val="hybridMultilevel"/>
     <w:tmpl w:val="831E8BA6"/>
@@ -25891,7 +24662,7 @@
       </w:pPr>
     </w:lvl>
   </w:abstractNum>
-  <w:abstractNum w:abstractNumId="18" w15:restartNumberingAfterBreak="0">
+  <w:abstractNum w:abstractNumId="19" w15:restartNumberingAfterBreak="0">
     <w:nsid w:val="21BD7772"/>
     <w:multiLevelType w:val="hybridMultilevel"/>
     <w:tmpl w:val="AD7AD2B2"/>
@@ -25985,7 +24756,7 @@
       </w:pPr>
     </w:lvl>
   </w:abstractNum>
-  <w:abstractNum w:abstractNumId="19" w15:restartNumberingAfterBreak="0">
+  <w:abstractNum w:abstractNumId="20" w15:restartNumberingAfterBreak="0">
     <w:nsid w:val="21C77491"/>
     <w:multiLevelType w:val="hybridMultilevel"/>
     <w:tmpl w:val="41D60EA4"/>
@@ -26098,7 +24869,7 @@
       </w:rPr>
     </w:lvl>
   </w:abstractNum>
-  <w:abstractNum w:abstractNumId="20" w15:restartNumberingAfterBreak="0">
+  <w:abstractNum w:abstractNumId="21" w15:restartNumberingAfterBreak="0">
     <w:nsid w:val="24AF7A7E"/>
     <w:multiLevelType w:val="hybridMultilevel"/>
     <w:tmpl w:val="0BB804AE"/>
@@ -26192,7 +24963,7 @@
       </w:pPr>
     </w:lvl>
   </w:abstractNum>
-  <w:abstractNum w:abstractNumId="21" w15:restartNumberingAfterBreak="0">
+  <w:abstractNum w:abstractNumId="22" w15:restartNumberingAfterBreak="0">
     <w:nsid w:val="27022293"/>
     <w:multiLevelType w:val="hybridMultilevel"/>
     <w:tmpl w:val="621C4AF8"/>
@@ -26286,7 +25057,7 @@
       </w:pPr>
     </w:lvl>
   </w:abstractNum>
-  <w:abstractNum w:abstractNumId="22" w15:restartNumberingAfterBreak="0">
+  <w:abstractNum w:abstractNumId="23" w15:restartNumberingAfterBreak="0">
     <w:nsid w:val="2C353302"/>
     <w:multiLevelType w:val="hybridMultilevel"/>
     <w:tmpl w:val="293C37D2"/>
@@ -26380,7 +25151,7 @@
       </w:pPr>
     </w:lvl>
   </w:abstractNum>
-  <w:abstractNum w:abstractNumId="23" w15:restartNumberingAfterBreak="0">
+  <w:abstractNum w:abstractNumId="24" w15:restartNumberingAfterBreak="0">
     <w:nsid w:val="2C9C19B8"/>
     <w:multiLevelType w:val="hybridMultilevel"/>
     <w:tmpl w:val="868E8FCE"/>
@@ -26474,7 +25245,7 @@
       </w:pPr>
     </w:lvl>
   </w:abstractNum>
-  <w:abstractNum w:abstractNumId="24" w15:restartNumberingAfterBreak="0">
+  <w:abstractNum w:abstractNumId="25" w15:restartNumberingAfterBreak="0">
     <w:nsid w:val="2E454F3D"/>
     <w:multiLevelType w:val="hybridMultilevel"/>
     <w:tmpl w:val="7DE094FA"/>
@@ -26568,7 +25339,7 @@
       </w:pPr>
     </w:lvl>
   </w:abstractNum>
-  <w:abstractNum w:abstractNumId="25" w15:restartNumberingAfterBreak="0">
+  <w:abstractNum w:abstractNumId="26" w15:restartNumberingAfterBreak="0">
     <w:nsid w:val="30991922"/>
     <w:multiLevelType w:val="hybridMultilevel"/>
     <w:tmpl w:val="E6FAC71C"/>
@@ -26662,7 +25433,7 @@
       </w:pPr>
     </w:lvl>
   </w:abstractNum>
-  <w:abstractNum w:abstractNumId="26" w15:restartNumberingAfterBreak="0">
+  <w:abstractNum w:abstractNumId="27" w15:restartNumberingAfterBreak="0">
     <w:nsid w:val="31610493"/>
     <w:multiLevelType w:val="hybridMultilevel"/>
     <w:tmpl w:val="68062132"/>
@@ -26758,7 +25529,7 @@
       </w:pPr>
     </w:lvl>
   </w:abstractNum>
-  <w:abstractNum w:abstractNumId="27" w15:restartNumberingAfterBreak="0">
+  <w:abstractNum w:abstractNumId="28" w15:restartNumberingAfterBreak="0">
     <w:nsid w:val="31E0204B"/>
     <w:multiLevelType w:val="hybridMultilevel"/>
     <w:tmpl w:val="56683C18"/>
@@ -26852,7 +25623,7 @@
       </w:pPr>
     </w:lvl>
   </w:abstractNum>
-  <w:abstractNum w:abstractNumId="28" w15:restartNumberingAfterBreak="0">
+  <w:abstractNum w:abstractNumId="29" w15:restartNumberingAfterBreak="0">
     <w:nsid w:val="3492787E"/>
     <w:multiLevelType w:val="hybridMultilevel"/>
     <w:tmpl w:val="A33A8498"/>
@@ -26965,7 +25736,7 @@
       </w:rPr>
     </w:lvl>
   </w:abstractNum>
-  <w:abstractNum w:abstractNumId="29" w15:restartNumberingAfterBreak="0">
+  <w:abstractNum w:abstractNumId="30" w15:restartNumberingAfterBreak="0">
     <w:nsid w:val="36A87A90"/>
     <w:multiLevelType w:val="hybridMultilevel"/>
     <w:tmpl w:val="6BC60C50"/>
@@ -27056,7 +25827,7 @@
       </w:pPr>
     </w:lvl>
   </w:abstractNum>
-  <w:abstractNum w:abstractNumId="30" w15:restartNumberingAfterBreak="0">
+  <w:abstractNum w:abstractNumId="31" w15:restartNumberingAfterBreak="0">
     <w:nsid w:val="38F311EC"/>
     <w:multiLevelType w:val="hybridMultilevel"/>
     <w:tmpl w:val="82766802"/>
@@ -27150,7 +25921,7 @@
       </w:pPr>
     </w:lvl>
   </w:abstractNum>
-  <w:abstractNum w:abstractNumId="31" w15:restartNumberingAfterBreak="0">
+  <w:abstractNum w:abstractNumId="32" w15:restartNumberingAfterBreak="0">
     <w:nsid w:val="393324DC"/>
     <w:multiLevelType w:val="hybridMultilevel"/>
     <w:tmpl w:val="90B613DA"/>
@@ -27244,7 +26015,7 @@
       </w:pPr>
     </w:lvl>
   </w:abstractNum>
-  <w:abstractNum w:abstractNumId="32" w15:restartNumberingAfterBreak="0">
+  <w:abstractNum w:abstractNumId="33" w15:restartNumberingAfterBreak="0">
     <w:nsid w:val="40232E52"/>
     <w:multiLevelType w:val="hybridMultilevel"/>
     <w:tmpl w:val="95C88A56"/>
@@ -27338,7 +26109,7 @@
       </w:pPr>
     </w:lvl>
   </w:abstractNum>
-  <w:abstractNum w:abstractNumId="33" w15:restartNumberingAfterBreak="0">
+  <w:abstractNum w:abstractNumId="34" w15:restartNumberingAfterBreak="0">
     <w:nsid w:val="4089054E"/>
     <w:multiLevelType w:val="hybridMultilevel"/>
     <w:tmpl w:val="84A422E8"/>
@@ -27432,7 +26203,7 @@
       </w:pPr>
     </w:lvl>
   </w:abstractNum>
-  <w:abstractNum w:abstractNumId="34" w15:restartNumberingAfterBreak="0">
+  <w:abstractNum w:abstractNumId="35" w15:restartNumberingAfterBreak="0">
     <w:nsid w:val="429A40DE"/>
     <w:multiLevelType w:val="hybridMultilevel"/>
     <w:tmpl w:val="11925DA6"/>
@@ -27526,7 +26297,7 @@
       </w:pPr>
     </w:lvl>
   </w:abstractNum>
-  <w:abstractNum w:abstractNumId="35" w15:restartNumberingAfterBreak="0">
+  <w:abstractNum w:abstractNumId="36" w15:restartNumberingAfterBreak="0">
     <w:nsid w:val="42BB40CA"/>
     <w:multiLevelType w:val="hybridMultilevel"/>
     <w:tmpl w:val="91F045C8"/>
@@ -27620,7 +26391,98 @@
       </w:pPr>
     </w:lvl>
   </w:abstractNum>
-  <w:abstractNum w:abstractNumId="36" w15:restartNumberingAfterBreak="0">
+  <w:abstractNum w:abstractNumId="37" w15:restartNumberingAfterBreak="0">
+    <w:nsid w:val="456D2A9A"/>
+    <w:multiLevelType w:val="hybridMultilevel"/>
+    <w:tmpl w:val="02D03B78"/>
+    <w:lvl w:ilvl="0" w:tplc="72A80D18">
+      <w:start w:val="1"/>
+      <w:numFmt w:val="decimal"/>
+      <w:lvlText w:val="%1:"/>
+      <w:lvlJc w:val="left"/>
+      <w:pPr>
+        <w:ind w:left="360" w:hanging="360"/>
+      </w:pPr>
+      <w:rPr>
+        <w:rFonts w:ascii="Source Sans 3 Bold" w:hAnsi="Source Sans 3 Bold" w:cstheme="minorBidi" w:hint="default"/>
+        <w:b/>
+        <w:bCs/>
+      </w:rPr>
+    </w:lvl>
+    <w:lvl w:ilvl="1" w:tplc="04090019" w:tentative="1">
+      <w:start w:val="1"/>
+      <w:numFmt w:val="lowerLetter"/>
+      <w:lvlText w:val="%2."/>
+      <w:lvlJc w:val="left"/>
+      <w:pPr>
+        <w:ind w:left="1080" w:hanging="360"/>
+      </w:pPr>
+    </w:lvl>
+    <w:lvl w:ilvl="2" w:tplc="0409001B" w:tentative="1">
+      <w:start w:val="1"/>
+      <w:numFmt w:val="lowerRoman"/>
+      <w:lvlText w:val="%3."/>
+      <w:lvlJc w:val="right"/>
+      <w:pPr>
+        <w:ind w:left="1800" w:hanging="180"/>
+      </w:pPr>
+    </w:lvl>
+    <w:lvl w:ilvl="3" w:tplc="0409000F" w:tentative="1">
+      <w:start w:val="1"/>
+      <w:numFmt w:val="decimal"/>
+      <w:lvlText w:val="%4."/>
+      <w:lvlJc w:val="left"/>
+      <w:pPr>
+        <w:ind w:left="2520" w:hanging="360"/>
+      </w:pPr>
+    </w:lvl>
+    <w:lvl w:ilvl="4" w:tplc="04090019" w:tentative="1">
+      <w:start w:val="1"/>
+      <w:numFmt w:val="lowerLetter"/>
+      <w:lvlText w:val="%5."/>
+      <w:lvlJc w:val="left"/>
+      <w:pPr>
+        <w:ind w:left="3240" w:hanging="360"/>
+      </w:pPr>
+    </w:lvl>
+    <w:lvl w:ilvl="5" w:tplc="0409001B" w:tentative="1">
+      <w:start w:val="1"/>
+      <w:numFmt w:val="lowerRoman"/>
+      <w:lvlText w:val="%6."/>
+      <w:lvlJc w:val="right"/>
+      <w:pPr>
+        <w:ind w:left="3960" w:hanging="180"/>
+      </w:pPr>
+    </w:lvl>
+    <w:lvl w:ilvl="6" w:tplc="0409000F" w:tentative="1">
+      <w:start w:val="1"/>
+      <w:numFmt w:val="decimal"/>
+      <w:lvlText w:val="%7."/>
+      <w:lvlJc w:val="left"/>
+      <w:pPr>
+        <w:ind w:left="4680" w:hanging="360"/>
+      </w:pPr>
+    </w:lvl>
+    <w:lvl w:ilvl="7" w:tplc="04090019" w:tentative="1">
+      <w:start w:val="1"/>
+      <w:numFmt w:val="lowerLetter"/>
+      <w:lvlText w:val="%8."/>
+      <w:lvlJc w:val="left"/>
+      <w:pPr>
+        <w:ind w:left="5400" w:hanging="360"/>
+      </w:pPr>
+    </w:lvl>
+    <w:lvl w:ilvl="8" w:tplc="0409001B" w:tentative="1">
+      <w:start w:val="1"/>
+      <w:numFmt w:val="lowerRoman"/>
+      <w:lvlText w:val="%9."/>
+      <w:lvlJc w:val="right"/>
+      <w:pPr>
+        <w:ind w:left="6120" w:hanging="180"/>
+      </w:pPr>
+    </w:lvl>
+  </w:abstractNum>
+  <w:abstractNum w:abstractNumId="38" w15:restartNumberingAfterBreak="0">
     <w:nsid w:val="47E71FBD"/>
     <w:multiLevelType w:val="hybridMultilevel"/>
     <w:tmpl w:val="B1A0D04C"/>
@@ -27714,7 +26576,7 @@
       </w:pPr>
     </w:lvl>
   </w:abstractNum>
-  <w:abstractNum w:abstractNumId="37" w15:restartNumberingAfterBreak="0">
+  <w:abstractNum w:abstractNumId="39" w15:restartNumberingAfterBreak="0">
     <w:nsid w:val="493E0CCB"/>
     <w:multiLevelType w:val="hybridMultilevel"/>
     <w:tmpl w:val="DE1A3DA8"/>
@@ -27830,7 +26692,7 @@
       </w:rPr>
     </w:lvl>
   </w:abstractNum>
-  <w:abstractNum w:abstractNumId="38" w15:restartNumberingAfterBreak="0">
+  <w:abstractNum w:abstractNumId="40" w15:restartNumberingAfterBreak="0">
     <w:nsid w:val="4B327DE5"/>
     <w:multiLevelType w:val="hybridMultilevel"/>
     <w:tmpl w:val="3006C858"/>
@@ -27921,7 +26783,7 @@
       </w:pPr>
     </w:lvl>
   </w:abstractNum>
-  <w:abstractNum w:abstractNumId="39" w15:restartNumberingAfterBreak="0">
+  <w:abstractNum w:abstractNumId="41" w15:restartNumberingAfterBreak="0">
     <w:nsid w:val="56425BE9"/>
     <w:multiLevelType w:val="hybridMultilevel"/>
     <w:tmpl w:val="AF2A6220"/>
@@ -28013,7 +26875,7 @@
       </w:pPr>
     </w:lvl>
   </w:abstractNum>
-  <w:abstractNum w:abstractNumId="40" w15:restartNumberingAfterBreak="0">
+  <w:abstractNum w:abstractNumId="42" w15:restartNumberingAfterBreak="0">
     <w:nsid w:val="566A5A67"/>
     <w:multiLevelType w:val="hybridMultilevel"/>
     <w:tmpl w:val="BCDA8462"/>
@@ -28104,7 +26966,7 @@
       </w:pPr>
     </w:lvl>
   </w:abstractNum>
-  <w:abstractNum w:abstractNumId="41" w15:restartNumberingAfterBreak="0">
+  <w:abstractNum w:abstractNumId="43" w15:restartNumberingAfterBreak="0">
     <w:nsid w:val="56CC0C7D"/>
     <w:multiLevelType w:val="hybridMultilevel"/>
     <w:tmpl w:val="733C1F40"/>
@@ -28200,7 +27062,7 @@
       </w:pPr>
     </w:lvl>
   </w:abstractNum>
-  <w:abstractNum w:abstractNumId="42" w15:restartNumberingAfterBreak="0">
+  <w:abstractNum w:abstractNumId="44" w15:restartNumberingAfterBreak="0">
     <w:nsid w:val="57CD124D"/>
     <w:multiLevelType w:val="hybridMultilevel"/>
     <w:tmpl w:val="A66C06FC"/>
@@ -28294,7 +27156,7 @@
       </w:pPr>
     </w:lvl>
   </w:abstractNum>
-  <w:abstractNum w:abstractNumId="43" w15:restartNumberingAfterBreak="0">
+  <w:abstractNum w:abstractNumId="45" w15:restartNumberingAfterBreak="0">
     <w:nsid w:val="59D910B2"/>
     <w:multiLevelType w:val="hybridMultilevel"/>
     <w:tmpl w:val="678CE024"/>
@@ -28385,7 +27247,7 @@
       </w:pPr>
     </w:lvl>
   </w:abstractNum>
-  <w:abstractNum w:abstractNumId="44" w15:restartNumberingAfterBreak="0">
+  <w:abstractNum w:abstractNumId="46" w15:restartNumberingAfterBreak="0">
     <w:nsid w:val="5A0D78FF"/>
     <w:multiLevelType w:val="hybridMultilevel"/>
     <w:tmpl w:val="E84C2A80"/>
@@ -28479,7 +27341,7 @@
       </w:pPr>
     </w:lvl>
   </w:abstractNum>
-  <w:abstractNum w:abstractNumId="45" w15:restartNumberingAfterBreak="0">
+  <w:abstractNum w:abstractNumId="47" w15:restartNumberingAfterBreak="0">
     <w:nsid w:val="5B1160CF"/>
     <w:multiLevelType w:val="hybridMultilevel"/>
     <w:tmpl w:val="57F843B4"/>
@@ -28570,7 +27432,7 @@
       </w:pPr>
     </w:lvl>
   </w:abstractNum>
-  <w:abstractNum w:abstractNumId="46" w15:restartNumberingAfterBreak="0">
+  <w:abstractNum w:abstractNumId="48" w15:restartNumberingAfterBreak="0">
     <w:nsid w:val="5B8014C5"/>
     <w:multiLevelType w:val="hybridMultilevel"/>
     <w:tmpl w:val="D5FA519C"/>
@@ -28683,7 +27545,7 @@
       </w:rPr>
     </w:lvl>
   </w:abstractNum>
-  <w:abstractNum w:abstractNumId="47" w15:restartNumberingAfterBreak="0">
+  <w:abstractNum w:abstractNumId="49" w15:restartNumberingAfterBreak="0">
     <w:nsid w:val="5B896884"/>
     <w:multiLevelType w:val="hybridMultilevel"/>
     <w:tmpl w:val="BCDA8462"/>
@@ -28774,7 +27636,98 @@
       </w:pPr>
     </w:lvl>
   </w:abstractNum>
-  <w:abstractNum w:abstractNumId="48" w15:restartNumberingAfterBreak="0">
+  <w:abstractNum w:abstractNumId="50" w15:restartNumberingAfterBreak="0">
+    <w:nsid w:val="5E7D31E5"/>
+    <w:multiLevelType w:val="hybridMultilevel"/>
+    <w:tmpl w:val="D8142ED2"/>
+    <w:lvl w:ilvl="0" w:tplc="72A80D18">
+      <w:start w:val="1"/>
+      <w:numFmt w:val="decimal"/>
+      <w:lvlText w:val="%1:"/>
+      <w:lvlJc w:val="left"/>
+      <w:pPr>
+        <w:ind w:left="360" w:hanging="360"/>
+      </w:pPr>
+      <w:rPr>
+        <w:rFonts w:ascii="Source Sans 3 Bold" w:hAnsi="Source Sans 3 Bold" w:cstheme="minorBidi" w:hint="default"/>
+        <w:b/>
+        <w:bCs/>
+      </w:rPr>
+    </w:lvl>
+    <w:lvl w:ilvl="1" w:tplc="04090019" w:tentative="1">
+      <w:start w:val="1"/>
+      <w:numFmt w:val="lowerLetter"/>
+      <w:lvlText w:val="%2."/>
+      <w:lvlJc w:val="left"/>
+      <w:pPr>
+        <w:ind w:left="1080" w:hanging="360"/>
+      </w:pPr>
+    </w:lvl>
+    <w:lvl w:ilvl="2" w:tplc="0409001B" w:tentative="1">
+      <w:start w:val="1"/>
+      <w:numFmt w:val="lowerRoman"/>
+      <w:lvlText w:val="%3."/>
+      <w:lvlJc w:val="right"/>
+      <w:pPr>
+        <w:ind w:left="1800" w:hanging="180"/>
+      </w:pPr>
+    </w:lvl>
+    <w:lvl w:ilvl="3" w:tplc="0409000F" w:tentative="1">
+      <w:start w:val="1"/>
+      <w:numFmt w:val="decimal"/>
+      <w:lvlText w:val="%4."/>
+      <w:lvlJc w:val="left"/>
+      <w:pPr>
+        <w:ind w:left="2520" w:hanging="360"/>
+      </w:pPr>
+    </w:lvl>
+    <w:lvl w:ilvl="4" w:tplc="04090019" w:tentative="1">
+      <w:start w:val="1"/>
+      <w:numFmt w:val="lowerLetter"/>
+      <w:lvlText w:val="%5."/>
+      <w:lvlJc w:val="left"/>
+      <w:pPr>
+        <w:ind w:left="3240" w:hanging="360"/>
+      </w:pPr>
+    </w:lvl>
+    <w:lvl w:ilvl="5" w:tplc="0409001B" w:tentative="1">
+      <w:start w:val="1"/>
+      <w:numFmt w:val="lowerRoman"/>
+      <w:lvlText w:val="%6."/>
+      <w:lvlJc w:val="right"/>
+      <w:pPr>
+        <w:ind w:left="3960" w:hanging="180"/>
+      </w:pPr>
+    </w:lvl>
+    <w:lvl w:ilvl="6" w:tplc="0409000F" w:tentative="1">
+      <w:start w:val="1"/>
+      <w:numFmt w:val="decimal"/>
+      <w:lvlText w:val="%7."/>
+      <w:lvlJc w:val="left"/>
+      <w:pPr>
+        <w:ind w:left="4680" w:hanging="360"/>
+      </w:pPr>
+    </w:lvl>
+    <w:lvl w:ilvl="7" w:tplc="04090019" w:tentative="1">
+      <w:start w:val="1"/>
+      <w:numFmt w:val="lowerLetter"/>
+      <w:lvlText w:val="%8."/>
+      <w:lvlJc w:val="left"/>
+      <w:pPr>
+        <w:ind w:left="5400" w:hanging="360"/>
+      </w:pPr>
+    </w:lvl>
+    <w:lvl w:ilvl="8" w:tplc="0409001B" w:tentative="1">
+      <w:start w:val="1"/>
+      <w:numFmt w:val="lowerRoman"/>
+      <w:lvlText w:val="%9."/>
+      <w:lvlJc w:val="right"/>
+      <w:pPr>
+        <w:ind w:left="6120" w:hanging="180"/>
+      </w:pPr>
+    </w:lvl>
+  </w:abstractNum>
+  <w:abstractNum w:abstractNumId="51" w15:restartNumberingAfterBreak="0">
     <w:nsid w:val="60013E54"/>
     <w:multiLevelType w:val="hybridMultilevel"/>
     <w:tmpl w:val="D05CEE22"/>
@@ -28865,7 +27818,7 @@
       </w:pPr>
     </w:lvl>
   </w:abstractNum>
-  <w:abstractNum w:abstractNumId="49" w15:restartNumberingAfterBreak="0">
+  <w:abstractNum w:abstractNumId="52" w15:restartNumberingAfterBreak="0">
     <w:nsid w:val="61857FFC"/>
     <w:multiLevelType w:val="hybridMultilevel"/>
     <w:tmpl w:val="861438B8"/>
@@ -28956,7 +27909,7 @@
       </w:pPr>
     </w:lvl>
   </w:abstractNum>
-  <w:abstractNum w:abstractNumId="50" w15:restartNumberingAfterBreak="0">
+  <w:abstractNum w:abstractNumId="53" w15:restartNumberingAfterBreak="0">
     <w:nsid w:val="621E53DB"/>
     <w:multiLevelType w:val="hybridMultilevel"/>
     <w:tmpl w:val="6C1CF1A0"/>
@@ -29050,7 +28003,7 @@
       </w:pPr>
     </w:lvl>
   </w:abstractNum>
-  <w:abstractNum w:abstractNumId="51" w15:restartNumberingAfterBreak="0">
+  <w:abstractNum w:abstractNumId="54" w15:restartNumberingAfterBreak="0">
     <w:nsid w:val="630D3BF1"/>
     <w:multiLevelType w:val="hybridMultilevel"/>
     <w:tmpl w:val="D05CEE22"/>
@@ -29141,7 +28094,7 @@
       </w:pPr>
     </w:lvl>
   </w:abstractNum>
-  <w:abstractNum w:abstractNumId="52" w15:restartNumberingAfterBreak="0">
+  <w:abstractNum w:abstractNumId="55" w15:restartNumberingAfterBreak="0">
     <w:nsid w:val="6388234C"/>
     <w:multiLevelType w:val="hybridMultilevel"/>
     <w:tmpl w:val="678CE024"/>
@@ -29232,7 +28185,7 @@
       </w:pPr>
     </w:lvl>
   </w:abstractNum>
-  <w:abstractNum w:abstractNumId="53" w15:restartNumberingAfterBreak="0">
+  <w:abstractNum w:abstractNumId="56" w15:restartNumberingAfterBreak="0">
     <w:nsid w:val="65B06E36"/>
     <w:multiLevelType w:val="hybridMultilevel"/>
     <w:tmpl w:val="4C640FB4"/>
@@ -29323,7 +28276,7 @@
       </w:pPr>
     </w:lvl>
   </w:abstractNum>
-  <w:abstractNum w:abstractNumId="54" w15:restartNumberingAfterBreak="0">
+  <w:abstractNum w:abstractNumId="57" w15:restartNumberingAfterBreak="0">
     <w:nsid w:val="71772F4E"/>
     <w:multiLevelType w:val="hybridMultilevel"/>
     <w:tmpl w:val="E53273C8"/>
@@ -29414,7 +28367,7 @@
       </w:pPr>
     </w:lvl>
   </w:abstractNum>
-  <w:abstractNum w:abstractNumId="55" w15:restartNumberingAfterBreak="0">
+  <w:abstractNum w:abstractNumId="58" w15:restartNumberingAfterBreak="0">
     <w:nsid w:val="72655477"/>
     <w:multiLevelType w:val="hybridMultilevel"/>
     <w:tmpl w:val="293C37D2"/>
@@ -29508,7 +28461,7 @@
       </w:pPr>
     </w:lvl>
   </w:abstractNum>
-  <w:abstractNum w:abstractNumId="56" w15:restartNumberingAfterBreak="0">
+  <w:abstractNum w:abstractNumId="59" w15:restartNumberingAfterBreak="0">
     <w:nsid w:val="760D120B"/>
     <w:multiLevelType w:val="hybridMultilevel"/>
     <w:tmpl w:val="19F07996"/>
@@ -29602,7 +28555,7 @@
       </w:pPr>
     </w:lvl>
   </w:abstractNum>
-  <w:abstractNum w:abstractNumId="57" w15:restartNumberingAfterBreak="0">
+  <w:abstractNum w:abstractNumId="60" w15:restartNumberingAfterBreak="0">
     <w:nsid w:val="7A2B05E5"/>
     <w:multiLevelType w:val="hybridMultilevel"/>
     <w:tmpl w:val="8D20ABDC"/>
@@ -29696,7 +28649,7 @@
       </w:pPr>
     </w:lvl>
   </w:abstractNum>
-  <w:abstractNum w:abstractNumId="58" w15:restartNumberingAfterBreak="0">
+  <w:abstractNum w:abstractNumId="61" w15:restartNumberingAfterBreak="0">
     <w:nsid w:val="7DAE5299"/>
     <w:multiLevelType w:val="hybridMultilevel"/>
     <w:tmpl w:val="158E3238"/>
@@ -29790,7 +28743,7 @@
       </w:pPr>
     </w:lvl>
   </w:abstractNum>
-  <w:abstractNum w:abstractNumId="59" w15:restartNumberingAfterBreak="0">
+  <w:abstractNum w:abstractNumId="62" w15:restartNumberingAfterBreak="0">
     <w:nsid w:val="7EEF5E99"/>
     <w:multiLevelType w:val="hybridMultilevel"/>
     <w:tmpl w:val="3F1EE7FC"/>
@@ -29885,46 +28838,46 @@
     </w:lvl>
   </w:abstractNum>
   <w:num w:numId="1" w16cid:durableId="667248184">
-    <w:abstractNumId w:val="37"/>
+    <w:abstractNumId w:val="39"/>
   </w:num>
   <w:num w:numId="2" w16cid:durableId="1882479073">
-    <w:abstractNumId w:val="43"/>
+    <w:abstractNumId w:val="45"/>
   </w:num>
   <w:num w:numId="3" w16cid:durableId="1824153588">
-    <w:abstractNumId w:val="45"/>
+    <w:abstractNumId w:val="47"/>
   </w:num>
   <w:num w:numId="4" w16cid:durableId="1279874749">
-    <w:abstractNumId w:val="39"/>
+    <w:abstractNumId w:val="41"/>
   </w:num>
   <w:num w:numId="5" w16cid:durableId="870580505">
-    <w:abstractNumId w:val="35"/>
+    <w:abstractNumId w:val="36"/>
   </w:num>
   <w:num w:numId="6" w16cid:durableId="1967856371">
-    <w:abstractNumId w:val="9"/>
+    <w:abstractNumId w:val="10"/>
   </w:num>
   <w:num w:numId="7" w16cid:durableId="1286546230">
-    <w:abstractNumId w:val="53"/>
+    <w:abstractNumId w:val="56"/>
   </w:num>
   <w:num w:numId="8" w16cid:durableId="391654865">
-    <w:abstractNumId w:val="44"/>
+    <w:abstractNumId w:val="46"/>
   </w:num>
   <w:num w:numId="9" w16cid:durableId="1353991129">
-    <w:abstractNumId w:val="52"/>
+    <w:abstractNumId w:val="55"/>
   </w:num>
   <w:num w:numId="10" w16cid:durableId="261453933">
-    <w:abstractNumId w:val="15"/>
+    <w:abstractNumId w:val="16"/>
   </w:num>
   <w:num w:numId="11" w16cid:durableId="1963729847">
-    <w:abstractNumId w:val="38"/>
+    <w:abstractNumId w:val="40"/>
   </w:num>
   <w:num w:numId="12" w16cid:durableId="341471403">
-    <w:abstractNumId w:val="17"/>
+    <w:abstractNumId w:val="18"/>
   </w:num>
   <w:num w:numId="13" w16cid:durableId="198787135">
     <w:abstractNumId w:val="6"/>
   </w:num>
   <w:num w:numId="14" w16cid:durableId="1443694159">
-    <w:abstractNumId w:val="28"/>
+    <w:abstractNumId w:val="29"/>
   </w:num>
   <w:num w:numId="15" w16cid:durableId="1935019435">
     <w:abstractNumId w:val="2"/>
@@ -29933,143 +28886,152 @@
     <w:abstractNumId w:val="0"/>
   </w:num>
   <w:num w:numId="17" w16cid:durableId="1193613797">
-    <w:abstractNumId w:val="16"/>
+    <w:abstractNumId w:val="17"/>
   </w:num>
   <w:num w:numId="18" w16cid:durableId="1353461263">
-    <w:abstractNumId w:val="25"/>
+    <w:abstractNumId w:val="26"/>
   </w:num>
   <w:num w:numId="19" w16cid:durableId="1698390398">
-    <w:abstractNumId w:val="49"/>
+    <w:abstractNumId w:val="52"/>
   </w:num>
   <w:num w:numId="20" w16cid:durableId="1169324276">
-    <w:abstractNumId w:val="57"/>
+    <w:abstractNumId w:val="60"/>
   </w:num>
   <w:num w:numId="21" w16cid:durableId="2139564923">
-    <w:abstractNumId w:val="31"/>
+    <w:abstractNumId w:val="32"/>
   </w:num>
   <w:num w:numId="22" w16cid:durableId="1810437231">
-    <w:abstractNumId w:val="19"/>
+    <w:abstractNumId w:val="20"/>
   </w:num>
   <w:num w:numId="23" w16cid:durableId="441463227">
     <w:abstractNumId w:val="4"/>
   </w:num>
   <w:num w:numId="24" w16cid:durableId="1121074320">
-    <w:abstractNumId w:val="11"/>
+    <w:abstractNumId w:val="12"/>
   </w:num>
   <w:num w:numId="25" w16cid:durableId="1617104256">
-    <w:abstractNumId w:val="56"/>
+    <w:abstractNumId w:val="59"/>
   </w:num>
   <w:num w:numId="26" w16cid:durableId="1143235242">
-    <w:abstractNumId w:val="46"/>
+    <w:abstractNumId w:val="48"/>
   </w:num>
   <w:num w:numId="27" w16cid:durableId="1784570657">
-    <w:abstractNumId w:val="23"/>
+    <w:abstractNumId w:val="24"/>
   </w:num>
   <w:num w:numId="28" w16cid:durableId="124935720">
-    <w:abstractNumId w:val="54"/>
+    <w:abstractNumId w:val="57"/>
   </w:num>
   <w:num w:numId="29" w16cid:durableId="860902453">
-    <w:abstractNumId w:val="29"/>
+    <w:abstractNumId w:val="30"/>
   </w:num>
   <w:num w:numId="30" w16cid:durableId="769737276">
-    <w:abstractNumId w:val="24"/>
+    <w:abstractNumId w:val="25"/>
   </w:num>
   <w:num w:numId="31" w16cid:durableId="271667215">
-    <w:abstractNumId w:val="20"/>
+    <w:abstractNumId w:val="21"/>
   </w:num>
   <w:num w:numId="32" w16cid:durableId="698354005">
-    <w:abstractNumId w:val="33"/>
+    <w:abstractNumId w:val="34"/>
   </w:num>
   <w:num w:numId="33" w16cid:durableId="1055930026">
-    <w:abstractNumId w:val="50"/>
+    <w:abstractNumId w:val="53"/>
   </w:num>
   <w:num w:numId="34" w16cid:durableId="1933732799">
-    <w:abstractNumId w:val="32"/>
+    <w:abstractNumId w:val="33"/>
   </w:num>
   <w:num w:numId="35" w16cid:durableId="588389991">
     <w:abstractNumId w:val="3"/>
   </w:num>
   <w:num w:numId="36" w16cid:durableId="1683317294">
-    <w:abstractNumId w:val="41"/>
+    <w:abstractNumId w:val="43"/>
   </w:num>
   <w:num w:numId="37" w16cid:durableId="169101954">
-    <w:abstractNumId w:val="26"/>
+    <w:abstractNumId w:val="27"/>
   </w:num>
   <w:num w:numId="38" w16cid:durableId="1314525909">
-    <w:abstractNumId w:val="10"/>
+    <w:abstractNumId w:val="11"/>
   </w:num>
   <w:num w:numId="39" w16cid:durableId="1739748236">
     <w:abstractNumId w:val="1"/>
   </w:num>
   <w:num w:numId="40" w16cid:durableId="1419791191">
-    <w:abstractNumId w:val="13"/>
+    <w:abstractNumId w:val="14"/>
   </w:num>
   <w:num w:numId="41" w16cid:durableId="987634495">
-    <w:abstractNumId w:val="34"/>
+    <w:abstractNumId w:val="35"/>
   </w:num>
   <w:num w:numId="42" w16cid:durableId="199637759">
-    <w:abstractNumId w:val="58"/>
+    <w:abstractNumId w:val="61"/>
   </w:num>
   <w:num w:numId="43" w16cid:durableId="183524721">
     <w:abstractNumId w:val="7"/>
   </w:num>
   <w:num w:numId="44" w16cid:durableId="1249194766">
-    <w:abstractNumId w:val="47"/>
+    <w:abstractNumId w:val="49"/>
   </w:num>
   <w:num w:numId="45" w16cid:durableId="1541013526">
-    <w:abstractNumId w:val="40"/>
+    <w:abstractNumId w:val="42"/>
   </w:num>
   <w:num w:numId="46" w16cid:durableId="692417152">
     <w:abstractNumId w:val="5"/>
   </w:num>
   <w:num w:numId="47" w16cid:durableId="1174303614">
-    <w:abstractNumId w:val="42"/>
+    <w:abstractNumId w:val="44"/>
   </w:num>
   <w:num w:numId="48" w16cid:durableId="1887183477">
-    <w:abstractNumId w:val="59"/>
+    <w:abstractNumId w:val="62"/>
   </w:num>
   <w:num w:numId="49" w16cid:durableId="793911475">
-    <w:abstractNumId w:val="18"/>
+    <w:abstractNumId w:val="19"/>
   </w:num>
   <w:num w:numId="50" w16cid:durableId="361177997">
+    <w:abstractNumId w:val="9"/>
+  </w:num>
+  <w:num w:numId="51" w16cid:durableId="480540415">
+    <w:abstractNumId w:val="22"/>
+  </w:num>
+  <w:num w:numId="52" w16cid:durableId="25642924">
+    <w:abstractNumId w:val="51"/>
+  </w:num>
+  <w:num w:numId="53" w16cid:durableId="1123616771">
+    <w:abstractNumId w:val="54"/>
+  </w:num>
+  <w:num w:numId="54" w16cid:durableId="263075767">
+    <w:abstractNumId w:val="58"/>
+  </w:num>
+  <w:num w:numId="55" w16cid:durableId="71706353">
+    <w:abstractNumId w:val="23"/>
+  </w:num>
+  <w:num w:numId="56" w16cid:durableId="1624770894">
+    <w:abstractNumId w:val="15"/>
+  </w:num>
+  <w:num w:numId="57" w16cid:durableId="173349349">
+    <w:abstractNumId w:val="13"/>
+  </w:num>
+  <w:num w:numId="58" w16cid:durableId="384453568">
+    <w:abstractNumId w:val="38"/>
+  </w:num>
+  <w:num w:numId="59" w16cid:durableId="507328635">
+    <w:abstractNumId w:val="28"/>
+  </w:num>
+  <w:num w:numId="60" w16cid:durableId="125244975">
+    <w:abstractNumId w:val="31"/>
+  </w:num>
+  <w:num w:numId="61" w16cid:durableId="1490174801">
+    <w:abstractNumId w:val="37"/>
+  </w:num>
+  <w:num w:numId="62" w16cid:durableId="813957887">
     <w:abstractNumId w:val="8"/>
   </w:num>
-  <w:num w:numId="51" w16cid:durableId="480540415">
-    <w:abstractNumId w:val="21"/>
-  </w:num>
-  <w:num w:numId="52" w16cid:durableId="25642924">
-    <w:abstractNumId w:val="48"/>
-  </w:num>
-  <w:num w:numId="53" w16cid:durableId="1123616771">
-    <w:abstractNumId w:val="51"/>
-  </w:num>
-  <w:num w:numId="54" w16cid:durableId="263075767">
-    <w:abstractNumId w:val="55"/>
-  </w:num>
-  <w:num w:numId="55" w16cid:durableId="71706353">
-    <w:abstractNumId w:val="22"/>
-  </w:num>
-  <w:num w:numId="56" w16cid:durableId="1624770894">
-    <w:abstractNumId w:val="14"/>
-  </w:num>
-  <w:num w:numId="57" w16cid:durableId="173349349">
-    <w:abstractNumId w:val="12"/>
-  </w:num>
-  <w:num w:numId="58" w16cid:durableId="384453568">
-    <w:abstractNumId w:val="36"/>
-  </w:num>
-  <w:num w:numId="59" w16cid:durableId="507328635">
-    <w:abstractNumId w:val="27"/>
-  </w:num>
-  <w:num w:numId="60" w16cid:durableId="125244975">
-    <w:abstractNumId w:val="30"/>
+  <w:num w:numId="63" w16cid:durableId="1472286560">
+    <w:abstractNumId w:val="50"/>
   </w:num>
   <w:numIdMacAtCleanup w:val="55"/>
 </w:numbering>
 </file>
 
 <file path=word/styles.xml><?xml version="1.0" encoding="utf-8"?>
-<w:styles xmlns:mc="http://schemas.openxmlformats.org/markup-compatibility/2006" xmlns:r="http://schemas.openxmlformats.org/officeDocument/2006/relationships" xmlns:w="http://schemas.openxmlformats.org/wordprocessingml/2006/main" xmlns:w14="http://schemas.microsoft.com/office/word/2010/wordml" xmlns:w15="http://schemas.microsoft.com/office/word/2012/wordml" xmlns:w16cex="http://schemas.microsoft.com/office/word/2018/wordml/cex" xmlns:w16cid="http://schemas.microsoft.com/office/word/2016/wordml/cid" xmlns:w16="http://schemas.microsoft.com/office/word/2018/wordml" xmlns:w16du="http://schemas.microsoft.com/office/word/2023/wordml/word16du" xmlns:w16sdtdh="http://schemas.microsoft.com/office/word/2020/wordml/sdtdatahash" xmlns:w16sdtfl="http://schemas.microsoft.com/office/word/2024/wordml/sdtformatlock" xmlns:w16se="http://schemas.microsoft.com/office/word/2015/wordml/symex" mc:Ignorable="w14 w15 w16se w16cid w16 w16cex w16sdtdh w16sdtfl w16du">
+<w:styles xmlns:mc="http://schemas.openxmlformats.org/markup-compatibility/2006" xmlns:r="http://schemas.openxmlformats.org/officeDocument/2006/relationships" xmlns:w="http://schemas.openxmlformats.org/wordprocessingml/2006/main" xmlns:w14="http://schemas.microsoft.com/office/word/2010/wordml" xmlns:w15="http://schemas.microsoft.com/office/word/2012/wordml" xmlns:w16cex="http://schemas.microsoft.com/office/word/2018/wordml/cex" xmlns:w16cid="http://schemas.microsoft.com/office/word/2016/wordml/cid" xmlns:w16="http://schemas.microsoft.com/office/word/2018/wordml" xmlns:w16sdtdh="http://schemas.microsoft.com/office/word/2020/wordml/sdtdatahash" xmlns:w16se="http://schemas.microsoft.com/office/word/2015/wordml/symex" mc:Ignorable="w14 w15 w16se w16cid w16 w16cex w16sdtdh">
   <w:docDefaults>
     <w:rPrDefault>
       <w:rPr>

--- a/assets/data/Mindset 01/Mindset1- Custom- Unit 03.docx
+++ b/assets/data/Mindset 01/Mindset1- Custom- Unit 03.docx
@@ -1316,25 +1316,7 @@
                       <w:sz w:val="23"/>
                       <w:szCs w:val="23"/>
                     </w:rPr>
-                    <w:t xml:space="preserve">Does the text express a positive or negative view of </w:t>
-                  </w:r>
-                  <w:proofErr w:type="spellStart"/>
-                  <w:r>
-                    <w:rPr>
-                      <w:rFonts w:ascii="Source Sans 3 Medium" w:hAnsi="Source Sans 3 Medium"/>
-                      <w:sz w:val="23"/>
-                      <w:szCs w:val="23"/>
-                    </w:rPr>
-                    <w:t>globalisation</w:t>
-                  </w:r>
-                  <w:proofErr w:type="spellEnd"/>
-                  <w:r>
-                    <w:rPr>
-                      <w:rFonts w:ascii="Source Sans 3 Medium" w:hAnsi="Source Sans 3 Medium"/>
-                      <w:sz w:val="23"/>
-                      <w:szCs w:val="23"/>
-                    </w:rPr>
-                    <w:t xml:space="preserve"> in education?</w:t>
+                    <w:t>Does the text express a positive or negative view of globalisation in education?</w:t>
                   </w:r>
                 </w:p>
               </w:tc>
@@ -1579,25 +1561,7 @@
                             <w:sz w:val="23"/>
                             <w:szCs w:val="23"/>
                           </w:rPr>
-                          <w:t xml:space="preserve">All of these are advantages of </w:t>
-                        </w:r>
-                        <w:proofErr w:type="spellStart"/>
-                        <w:r>
-                          <w:rPr>
-                            <w:rFonts w:ascii="Source Sans 3 Medium" w:hAnsi="Source Sans 3 Medium"/>
-                            <w:sz w:val="23"/>
-                            <w:szCs w:val="23"/>
-                          </w:rPr>
-                          <w:t>globalised</w:t>
-                        </w:r>
-                        <w:proofErr w:type="spellEnd"/>
-                        <w:r>
-                          <w:rPr>
-                            <w:rFonts w:ascii="Source Sans 3 Medium" w:hAnsi="Source Sans 3 Medium"/>
-                            <w:sz w:val="23"/>
-                            <w:szCs w:val="23"/>
-                          </w:rPr>
-                          <w:t xml:space="preserve"> education except</w:t>
+                          <w:t>All of these are advantages of globalised education except</w:t>
                         </w:r>
                       </w:p>
                       <w:p>
@@ -1954,13 +1918,8 @@
               <w:pStyle w:val="SS3-115"/>
               <w:jc w:val="both"/>
             </w:pPr>
-            <w:proofErr w:type="spellStart"/>
-            <w:r>
-              <w:t>Globalisation</w:t>
-            </w:r>
-            <w:proofErr w:type="spellEnd"/>
-            <w:r>
-              <w:t xml:space="preserve"> has affected most aspects of our lives. One area which has changed is education. More and more people move to different countries for their studies. At the same time, more people stay at home and study by distance learning. It is now easy to learn without attending a college or university, or attending less often. 'Blended learning' means studying partly in a traditional way in the classroom and partly online or via email. These changes also mean that there is now more interest in 'lifelong learning', the idea that we go on learning throughout our working lives and even into retirement. It is easy to attend 'webinars' or online seminars without being away from our offices. Many adults go back to college later in life because it is so easy to get a qualification without giving up work or disrupting family life.</w:t>
+            <w:r>
+              <w:t>Globalisation has affected most aspects of our lives. One area which has changed is education. More and more people move to different countries for their studies. At the same time, more people stay at home and study by distance learning. It is now easy to learn without attending a college or university, or attending less often. 'Blended learning' means studying partly in a traditional way in the classroom and partly online or via email. These changes also mean that there is now more interest in 'lifelong learning', the idea that we go on learning throughout our working lives and even into retirement. It is easy to attend 'webinars' or online seminars without being away from our offices. Many adults go back to college later in life because it is so easy to get a qualification without giving up work or disrupting family life.</w:t>
             </w:r>
           </w:p>
           <w:p>
@@ -1986,31 +1945,7 @@
               <w:jc w:val="both"/>
             </w:pPr>
             <w:r>
-              <w:t xml:space="preserve">Different countries have benefitted from the </w:t>
-            </w:r>
-            <w:proofErr w:type="spellStart"/>
-            <w:r>
-              <w:t>globalisation</w:t>
-            </w:r>
-            <w:proofErr w:type="spellEnd"/>
-            <w:r>
-              <w:t xml:space="preserve"> of education in different ways. Many British, Australian and American universities run their degree </w:t>
-            </w:r>
-            <w:proofErr w:type="spellStart"/>
-            <w:r>
-              <w:t>programmes</w:t>
-            </w:r>
-            <w:proofErr w:type="spellEnd"/>
-            <w:r>
-              <w:t xml:space="preserve"> in countries throughout Asia, and many students, parents and employers feel this is a valuable opportunity. Students can get an internationally </w:t>
-            </w:r>
-            <w:proofErr w:type="spellStart"/>
-            <w:r>
-              <w:t>recognised</w:t>
-            </w:r>
-            <w:proofErr w:type="spellEnd"/>
-            <w:r>
-              <w:t xml:space="preserve"> degree at a much cheaper price than going abroad and so can improve their chances of getting a good job. At the same time, those in the countries providing world-class degrees also benefit. They have greater access to ideas and knowledge from all over the world and having international students enriches their universities.</w:t>
+              <w:t>Different countries have benefitted from the globalisation of education in different ways. Many British, Australian and American universities run their degree programmes in countries throughout Asia, and many students, parents and employers feel this is a valuable opportunity. Students can get an internationally recognised degree at a much cheaper price than going abroad and so can improve their chances of getting a good job. At the same time, those in the countries providing world-class degrees also benefit. They have greater access to ideas and knowledge from all over the world and having international students enriches their universities.</w:t>
             </w:r>
           </w:p>
           <w:p>
@@ -2067,23 +2002,7 @@
               <w:jc w:val="both"/>
             </w:pPr>
             <w:r>
-              <w:t xml:space="preserve">One concern people have about </w:t>
-            </w:r>
-            <w:proofErr w:type="spellStart"/>
-            <w:r>
-              <w:t>globalisation</w:t>
-            </w:r>
-            <w:proofErr w:type="spellEnd"/>
-            <w:r>
-              <w:t xml:space="preserve"> is that it can start to mean '</w:t>
-            </w:r>
-            <w:proofErr w:type="spellStart"/>
-            <w:r>
-              <w:t>westernisation</w:t>
-            </w:r>
-            <w:proofErr w:type="spellEnd"/>
-            <w:r>
-              <w:t>'. In other words, local knowledge can be lost and money seen as more important than culture. Education should treat every culture with respect; it should not be just learning about the West, but should include different ways of teaching and approaches from around the world. The aim is to enrich and share; the flow of ideas and information should go from East to West as well as from West to East.</w:t>
+              <w:t>One concern people have about globalisation is that it can start to mean 'westernisation'. In other words, local knowledge can be lost and money seen as more important than culture. Education should treat every culture with respect; it should not be just learning about the West, but should include different ways of teaching and approaches from around the world. The aim is to enrich and share; the flow of ideas and information should go from East to West as well as from West to East.</w:t>
             </w:r>
           </w:p>
           <w:p>
@@ -2109,15 +2028,7 @@
               <w:jc w:val="both"/>
             </w:pPr>
             <w:r>
-              <w:t xml:space="preserve">Educational institutions have changed their focus due to </w:t>
-            </w:r>
-            <w:proofErr w:type="spellStart"/>
-            <w:r>
-              <w:t>globalisation</w:t>
-            </w:r>
-            <w:proofErr w:type="spellEnd"/>
-            <w:r>
-              <w:t>. There are so many benefits of having overseas students that universities are competing for them, using strategies from the world of business. For example, they visit Education Fairs all over the world and spend time and money creating publicity material and advertisements. There is also more emphasis on the student experience. There is more focus on customer care, especially helping international students to settle in, improve their English and understand the academic culture of the host country.</w:t>
+              <w:t>Educational institutions have changed their focus due to globalisation. There are so many benefits of having overseas students that universities are competing for them, using strategies from the world of business. For example, they visit Education Fairs all over the world and spend time and money creating publicity material and advertisements. There is also more emphasis on the student experience. There is more focus on customer care, especially helping international students to settle in, improve their English and understand the academic culture of the host country.</w:t>
             </w:r>
           </w:p>
           <w:p>
@@ -2143,15 +2054,7 @@
               <w:jc w:val="both"/>
             </w:pPr>
             <w:r>
-              <w:t xml:space="preserve">There are many advantages to the </w:t>
-            </w:r>
-            <w:proofErr w:type="spellStart"/>
-            <w:r>
-              <w:t>globalisation</w:t>
-            </w:r>
-            <w:proofErr w:type="spellEnd"/>
-            <w:r>
-              <w:t xml:space="preserve"> of education and the workplace. More people get benefits that were only available to those in the developed countries before. There is more understanding between different nations as people learn about each other's cultures. However, it is important to make sure the benefits reach everyone and don't leave many citizens of the developing world behind.</w:t>
+              <w:t>There are many advantages to the globalisation of education and the workplace. More people get benefits that were only available to those in the developed countries before. There is more understanding between different nations as people learn about each other's cultures. However, it is important to make sure the benefits reach everyone and don't leave many citizens of the developing world behind.</w:t>
             </w:r>
           </w:p>
         </w:tc>
@@ -2508,11 +2411,9 @@
                       <w:iCs/>
                     </w:rPr>
                   </w:pPr>
-                  <w:proofErr w:type="spellStart"/>
                   <w:r>
                     <w:t>globalisation</w:t>
                   </w:r>
-                  <w:proofErr w:type="spellEnd"/>
                 </w:p>
               </w:tc>
               <w:tc>
@@ -2593,11 +2494,9 @@
                   <w:pPr>
                     <w:pStyle w:val="SS3-115"/>
                   </w:pPr>
-                  <w:proofErr w:type="spellStart"/>
                   <w:r>
                     <w:t>westernisation</w:t>
                   </w:r>
-                  <w:proofErr w:type="spellEnd"/>
                 </w:p>
               </w:tc>
               <w:tc>
@@ -2919,15 +2818,7 @@
               </w:numPr>
             </w:pPr>
             <w:r>
-              <w:t xml:space="preserve">There are both advantages and disadvantages to the </w:t>
-            </w:r>
-            <w:proofErr w:type="spellStart"/>
-            <w:r>
-              <w:t>globalisation</w:t>
-            </w:r>
-            <w:proofErr w:type="spellEnd"/>
-            <w:r>
-              <w:t xml:space="preserve"> of education.</w:t>
+              <w:t>There are both advantages and disadvantages to the globalisation of education.</w:t>
             </w:r>
           </w:p>
           <w:p>
@@ -2951,23 +2842,7 @@
               </w:numPr>
             </w:pPr>
             <w:r>
-              <w:t xml:space="preserve">It is important that </w:t>
-            </w:r>
-            <w:proofErr w:type="spellStart"/>
-            <w:r>
-              <w:t>globalisation</w:t>
-            </w:r>
-            <w:proofErr w:type="spellEnd"/>
-            <w:r>
-              <w:t xml:space="preserve"> should not be </w:t>
-            </w:r>
-            <w:proofErr w:type="spellStart"/>
-            <w:r>
-              <w:t>westernisation</w:t>
-            </w:r>
-            <w:proofErr w:type="spellEnd"/>
-            <w:r>
-              <w:t>.</w:t>
+              <w:t>It is important that globalisation should not be westernisation.</w:t>
             </w:r>
           </w:p>
           <w:p>
@@ -3003,15 +2878,7 @@
               </w:numPr>
             </w:pPr>
             <w:r>
-              <w:t xml:space="preserve">Many poorer people in developing countries do not benefit from </w:t>
-            </w:r>
-            <w:proofErr w:type="spellStart"/>
-            <w:r>
-              <w:t>globalisation</w:t>
-            </w:r>
-            <w:proofErr w:type="spellEnd"/>
-            <w:r>
-              <w:t>.</w:t>
+              <w:t>Many poorer people in developing countries do not benefit from globalisation.</w:t>
             </w:r>
           </w:p>
           <w:p>
@@ -3341,15 +3208,7 @@
               </w:numPr>
             </w:pPr>
             <w:r>
-              <w:t xml:space="preserve">Who benefits from </w:t>
-            </w:r>
-            <w:proofErr w:type="spellStart"/>
-            <w:r>
-              <w:t>globalised</w:t>
-            </w:r>
-            <w:proofErr w:type="spellEnd"/>
-            <w:r>
-              <w:t xml:space="preserve"> education in developing countries?</w:t>
+              <w:t>Who benefits from globalised education in developing countries?</w:t>
             </w:r>
           </w:p>
           <w:p>
@@ -3361,15 +3220,7 @@
               </w:numPr>
             </w:pPr>
             <w:r>
-              <w:t>What is the meaning of '</w:t>
-            </w:r>
-            <w:proofErr w:type="spellStart"/>
-            <w:r>
-              <w:t>westernisation</w:t>
-            </w:r>
-            <w:proofErr w:type="spellEnd"/>
-            <w:r>
-              <w:t>'?</w:t>
+              <w:t>What is the meaning of 'westernisation'?</w:t>
             </w:r>
           </w:p>
           <w:p>
@@ -3405,15 +3256,7 @@
               </w:numPr>
             </w:pPr>
             <w:r>
-              <w:t xml:space="preserve">Who benefits from </w:t>
-            </w:r>
-            <w:proofErr w:type="spellStart"/>
-            <w:r>
-              <w:t>globalised</w:t>
-            </w:r>
-            <w:proofErr w:type="spellEnd"/>
-            <w:r>
-              <w:t xml:space="preserve"> education in developing countries?</w:t>
+              <w:t>Who benefits from globalised education in developing countries?</w:t>
             </w:r>
           </w:p>
           <w:p>
@@ -3473,15 +3316,7 @@
               </w:numPr>
             </w:pPr>
             <w:r>
-              <w:t>What is the meaning of '</w:t>
-            </w:r>
-            <w:proofErr w:type="spellStart"/>
-            <w:r>
-              <w:t>westernisation</w:t>
-            </w:r>
-            <w:proofErr w:type="spellEnd"/>
-            <w:r>
-              <w:t>'?</w:t>
+              <w:t>What is the meaning of 'westernisation'?</w:t>
             </w:r>
           </w:p>
           <w:p>
@@ -3902,21 +3737,27 @@
                 <w:iCs/>
               </w:rPr>
             </w:pPr>
-            <w:proofErr w:type="spellStart"/>
             <w:r>
               <w:rPr>
                 <w:i/>
                 <w:iCs/>
               </w:rPr>
-              <w:t>Globalisation</w:t>
-            </w:r>
-            <w:proofErr w:type="spellEnd"/>
+              <w:t>Globalisation has affected most aspects of our lives.</w:t>
+            </w:r>
+          </w:p>
+          <w:p>
+            <w:pPr>
+              <w:pStyle w:val="SS3-115"/>
+            </w:pPr>
+            <w:r>
+              <w:t>Did this happen in the past or present? -</w:t>
+            </w:r>
             <w:r>
               <w:rPr>
                 <w:i/>
                 <w:iCs/>
               </w:rPr>
-              <w:t xml:space="preserve"> has affected most aspects of our lives.</w:t>
+              <w:t>It began in the past.</w:t>
             </w:r>
           </w:p>
           <w:p>
@@ -3924,45 +3765,14 @@
               <w:pStyle w:val="SS3-115"/>
             </w:pPr>
             <w:r>
-              <w:t>Did this happen in the past or present? -</w:t>
+              <w:t>Does it have results in the present? -</w:t>
             </w:r>
             <w:r>
               <w:rPr>
                 <w:i/>
                 <w:iCs/>
               </w:rPr>
-              <w:t>It began in the past.</w:t>
-            </w:r>
-          </w:p>
-          <w:p>
-            <w:pPr>
-              <w:pStyle w:val="SS3-115"/>
-            </w:pPr>
-            <w:r>
-              <w:t>Does it have results in the present? -</w:t>
-            </w:r>
-            <w:r>
-              <w:rPr>
-                <w:i/>
-                <w:iCs/>
-              </w:rPr>
-              <w:t xml:space="preserve">Yes. We are still affected by </w:t>
-            </w:r>
-            <w:proofErr w:type="spellStart"/>
-            <w:r>
-              <w:rPr>
-                <w:i/>
-                <w:iCs/>
-              </w:rPr>
-              <w:t>globalisation</w:t>
-            </w:r>
-            <w:proofErr w:type="spellEnd"/>
-            <w:r>
-              <w:rPr>
-                <w:i/>
-                <w:iCs/>
-              </w:rPr>
-              <w:t>.</w:t>
+              <w:t>Yes. We are still affected by globalisation.</w:t>
             </w:r>
           </w:p>
           <w:p>
@@ -3998,15 +3808,7 @@
               </w:numPr>
             </w:pPr>
             <w:r>
-              <w:t xml:space="preserve">Different countries have benefitted from the </w:t>
-            </w:r>
-            <w:proofErr w:type="spellStart"/>
-            <w:r>
-              <w:t>globalisation</w:t>
-            </w:r>
-            <w:proofErr w:type="spellEnd"/>
-            <w:r>
-              <w:t xml:space="preserve"> of education in different ways.</w:t>
+              <w:t>Different countries have benefitted from the globalisation of education in different ways.</w:t>
             </w:r>
           </w:p>
           <w:p>
@@ -4030,15 +3832,7 @@
               </w:numPr>
             </w:pPr>
             <w:r>
-              <w:t xml:space="preserve">Educational institutions have changed their focus due to </w:t>
-            </w:r>
-            <w:proofErr w:type="spellStart"/>
-            <w:r>
-              <w:t>globalisation</w:t>
-            </w:r>
-            <w:proofErr w:type="spellEnd"/>
-            <w:r>
-              <w:t>.</w:t>
+              <w:t>Educational institutions have changed their focus due to globalisation.</w:t>
             </w:r>
           </w:p>
           <w:p>
@@ -4853,15 +4647,7 @@
                     <w:pStyle w:val="SS3-115"/>
                   </w:pPr>
                   <w:r>
-                    <w:t xml:space="preserve">In the 1980s the British government introduced NVQS or National Vocational Qualifications so that young people could get certificates to show their practical skills. It helps employers understand what workers can do. In 1994, the government started a </w:t>
-                  </w:r>
-                  <w:proofErr w:type="spellStart"/>
-                  <w:r>
-                    <w:t>programme</w:t>
-                  </w:r>
-                  <w:proofErr w:type="spellEnd"/>
-                  <w:r>
-                    <w:t xml:space="preserve"> which aimed to provide 'quality training on a work-based (educational) route'. These 'modern apprenticeships' are available at three different levels.</w:t>
+                    <w:t>In the 1980s the British government introduced NVQS or National Vocational Qualifications so that young people could get certificates to show their practical skills. It helps employers understand what workers can do. In 1994, the government started a programme which aimed to provide 'quality training on a work-based (educational) route'. These 'modern apprenticeships' are available at three different levels.</w:t>
                   </w:r>
                 </w:p>
               </w:tc>
@@ -4898,25 +4684,7 @@
                       <w:sz w:val="23"/>
                       <w:szCs w:val="23"/>
                     </w:rPr>
-                    <w:t xml:space="preserve">At the higher levels of education, too, there has been more emphasis on work-based learning, which links academic study closely to practical experience. At degree level, companies have linked with universities to create </w:t>
-                  </w:r>
-                  <w:proofErr w:type="spellStart"/>
-                  <w:r>
-                    <w:rPr>
-                      <w:rFonts w:ascii="Source Sans 3" w:hAnsi="Source Sans 3"/>
-                      <w:sz w:val="23"/>
-                      <w:szCs w:val="23"/>
-                    </w:rPr>
-                    <w:t>specialised</w:t>
-                  </w:r>
-                  <w:proofErr w:type="spellEnd"/>
-                  <w:r>
-                    <w:rPr>
-                      <w:rFonts w:ascii="Source Sans 3" w:hAnsi="Source Sans 3"/>
-                      <w:sz w:val="23"/>
-                      <w:szCs w:val="23"/>
-                    </w:rPr>
-                    <w:t xml:space="preserve"> qualifications, such as the BA in Distribution run between Middlesex University and Asda Supermarket. Such partnerships also exist at Masters and even doctorate level.</w:t>
+                    <w:t>At the higher levels of education, too, there has been more emphasis on work-based learning, which links academic study closely to practical experience. At degree level, companies have linked with universities to create specialised qualifications, such as the BA in Distribution run between Middlesex University and Asda Supermarket. Such partnerships also exist at Masters and even doctorate level.</w:t>
                   </w:r>
                 </w:p>
                 <w:p>
@@ -6062,25 +5830,7 @@
                       <w:bCs/>
                       <w:iCs/>
                     </w:rPr>
-                    <w:t xml:space="preserve">New entrants to primary teacher training </w:t>
-                  </w:r>
-                  <w:proofErr w:type="spellStart"/>
-                  <w:r>
-                    <w:rPr>
-                      <w:b/>
-                      <w:bCs/>
-                      <w:iCs/>
-                    </w:rPr>
-                    <w:t>programmes</w:t>
-                  </w:r>
-                  <w:proofErr w:type="spellEnd"/>
-                  <w:r>
-                    <w:rPr>
-                      <w:b/>
-                      <w:bCs/>
-                      <w:iCs/>
-                    </w:rPr>
-                    <w:t xml:space="preserve"> 2007 - present</w:t>
+                    <w:t>New entrants to primary teacher training programmes 2007 - present</w:t>
                   </w:r>
                 </w:p>
                 <w:p>
@@ -7288,27 +7038,7 @@
                 <w:sz w:val="20"/>
                 <w:szCs w:val="20"/>
               </w:rPr>
-              <w:t xml:space="preserve">New entrants to primary teacher training </w:t>
-            </w:r>
-            <w:proofErr w:type="spellStart"/>
-            <w:r>
-              <w:rPr>
-                <w:b/>
-                <w:bCs/>
-                <w:sz w:val="20"/>
-                <w:szCs w:val="20"/>
-              </w:rPr>
-              <w:t>programmes</w:t>
-            </w:r>
-            <w:proofErr w:type="spellEnd"/>
-            <w:r>
-              <w:rPr>
-                <w:b/>
-                <w:bCs/>
-                <w:sz w:val="20"/>
-                <w:szCs w:val="20"/>
-              </w:rPr>
-              <w:t xml:space="preserve"> 2007 - present</w:t>
+              <w:t>New entrants to primary teacher training programmes 2007 - present</w:t>
             </w:r>
           </w:p>
           <w:tbl>
@@ -9231,15 +8961,7 @@
               <w:ind w:left="284"/>
             </w:pPr>
             <w:r>
-              <w:t xml:space="preserve">The diagram demonstrates the process of preparing </w:t>
-            </w:r>
-            <w:proofErr w:type="spellStart"/>
-            <w:r>
-              <w:t>stringhoppers</w:t>
-            </w:r>
-            <w:proofErr w:type="spellEnd"/>
-            <w:r>
-              <w:t>, a kind of noodle dish.</w:t>
+              <w:t>The diagram demonstrates the process of preparing stringhoppers, a kind of noodle dish.</w:t>
             </w:r>
           </w:p>
           <w:p>
@@ -9261,15 +8983,7 @@
               <w:ind w:left="284"/>
             </w:pPr>
             <w:r>
-              <w:t xml:space="preserve">There are six main stages in the process, beginning with grinding the rice and making a dough and ending with using a steamer to cook the </w:t>
-            </w:r>
-            <w:proofErr w:type="spellStart"/>
-            <w:r>
-              <w:t>stringhoppers</w:t>
-            </w:r>
-            <w:proofErr w:type="spellEnd"/>
-            <w:r>
-              <w:t>.</w:t>
+              <w:t>There are six main stages in the process, beginning with grinding the rice and making a dough and ending with using a steamer to cook the stringhoppers.</w:t>
             </w:r>
           </w:p>
           <w:p>
@@ -9291,15 +9005,7 @@
               <w:ind w:left="284"/>
             </w:pPr>
             <w:r>
-              <w:t xml:space="preserve">First, Next, </w:t>
-            </w:r>
-            <w:proofErr w:type="gramStart"/>
-            <w:r>
-              <w:t>After</w:t>
-            </w:r>
-            <w:proofErr w:type="gramEnd"/>
-            <w:r>
-              <w:t xml:space="preserve"> that, then, The final stage is</w:t>
+              <w:t>First, Next, After that, then, The final stage is</w:t>
             </w:r>
           </w:p>
           <w:p>
@@ -9365,23 +9071,7 @@
               <w:ind w:left="284"/>
             </w:pPr>
             <w:r>
-              <w:t xml:space="preserve">grind, rice, dough, steamer, grinder, flour, </w:t>
-            </w:r>
-            <w:proofErr w:type="spellStart"/>
-            <w:r>
-              <w:t>stringhopper</w:t>
-            </w:r>
-            <w:proofErr w:type="spellEnd"/>
-            <w:r>
-              <w:t xml:space="preserve"> press, </w:t>
-            </w:r>
-            <w:proofErr w:type="spellStart"/>
-            <w:r>
-              <w:t>stringhopper</w:t>
-            </w:r>
-            <w:proofErr w:type="spellEnd"/>
-            <w:r>
-              <w:t xml:space="preserve"> mats, cook, serve, spicy, curries</w:t>
+              <w:t>grind, rice, dough, steamer, grinder, flour, stringhopper press, stringhopper mats, cook, serve, spicy, curries</w:t>
             </w:r>
           </w:p>
           <w:p>
@@ -9489,23 +9179,7 @@
                 <w:b/>
                 <w:bCs/>
               </w:rPr>
-              <w:t xml:space="preserve">Why is the past </w:t>
-            </w:r>
-            <w:proofErr w:type="gramStart"/>
-            <w:r>
-              <w:rPr>
-                <w:b/>
-                <w:bCs/>
-              </w:rPr>
-              <w:t>simple</w:t>
-            </w:r>
-            <w:proofErr w:type="gramEnd"/>
-            <w:r>
-              <w:rPr>
-                <w:b/>
-                <w:bCs/>
-              </w:rPr>
-              <w:t xml:space="preserve"> used more than the present perfect?</w:t>
+              <w:t>Why is the past simple used more than the present perfect?</w:t>
             </w:r>
           </w:p>
         </w:tc>
@@ -10737,7 +10411,6 @@
                 <w:lang w:bidi="ar-SA"/>
               </w:rPr>
             </w:pPr>
-            <w:proofErr w:type="spellStart"/>
             <w:r>
               <w:rPr>
                 <w:rFonts w:ascii="Source Sans 3" w:hAnsi="Source Sans 3"/>
@@ -10749,21 +10422,7 @@
                 <w:szCs w:val="24"/>
                 <w:lang w:bidi="ar-SA"/>
               </w:rPr>
-              <w:t>Summarise</w:t>
-            </w:r>
-            <w:proofErr w:type="spellEnd"/>
-            <w:r>
-              <w:rPr>
-                <w:rFonts w:ascii="Source Sans 3" w:hAnsi="Source Sans 3"/>
-                <w:b/>
-                <w:bCs/>
-                <w:i/>
-                <w:iCs/>
-                <w:sz w:val="23"/>
-                <w:szCs w:val="24"/>
-                <w:lang w:bidi="ar-SA"/>
-              </w:rPr>
-              <w:t xml:space="preserve"> the information by selecting and reporting the main features, and make comparisons where relevant.</w:t>
+              <w:t>Summarise the information by selecting and reporting the main features, and make comparisons where relevant.</w:t>
             </w:r>
           </w:p>
           <w:p>
@@ -11378,7 +11037,6 @@
                 <w:szCs w:val="26"/>
               </w:rPr>
             </w:pPr>
-            <w:proofErr w:type="spellStart"/>
             <w:r>
               <w:rPr>
                 <w:rFonts w:ascii="Source Sans 3" w:hAnsi="Source Sans 3"/>
@@ -11386,17 +11044,7 @@
                 <w:sz w:val="23"/>
                 <w:szCs w:val="23"/>
               </w:rPr>
-              <w:t>recognise</w:t>
-            </w:r>
-            <w:proofErr w:type="spellEnd"/>
-            <w:r>
-              <w:rPr>
-                <w:rFonts w:ascii="Source Sans 3" w:hAnsi="Source Sans 3"/>
-                <w:color w:val="FFFFFF" w:themeColor="background1"/>
-                <w:sz w:val="23"/>
-                <w:szCs w:val="23"/>
-              </w:rPr>
-              <w:t xml:space="preserve"> synonyms and paraphrase.</w:t>
+              <w:t>recognise synonyms and paraphrase.</w:t>
             </w:r>
           </w:p>
         </w:tc>
@@ -13430,7 +13078,7 @@
                 <w:noProof/>
                 <w:bdr w:val="single" w:sz="24" w:space="0" w:color="C6007A"/>
               </w:rPr>
-              <w:t>10</w:t>
+              <w:t>04</w:t>
             </w:r>
           </w:p>
           <w:tbl>
@@ -13472,7 +13120,6 @@
                     </w:rPr>
                     <w:t>It is important to listen carefully to the ending of words. For example, words ending in -ology and-</w:t>
                   </w:r>
-                  <w:proofErr w:type="spellStart"/>
                   <w:r>
                     <w:rPr>
                       <w:i/>
@@ -13482,7 +13129,6 @@
                     </w:rPr>
                     <w:t>tion</w:t>
                   </w:r>
-                  <w:proofErr w:type="spellEnd"/>
                   <w:r>
                     <w:rPr>
                       <w:sz w:val="21"/>
@@ -13587,6 +13233,18 @@
           </w:tcPr>
           <w:p>
             <w:pPr>
+              <w:spacing w:after="120"/>
+              <w:rPr>
+                <w:rFonts w:ascii="Source Sans 3 Medium" w:hAnsi="Source Sans 3 Medium"/>
+                <w:b/>
+                <w:bCs/>
+                <w:i/>
+                <w:iCs/>
+                <w:sz w:val="23"/>
+                <w:szCs w:val="23"/>
+              </w:rPr>
+            </w:pPr>
+            <w:r>
               <w:rPr>
                 <w:rFonts w:ascii="Source Sans 3 Medium" w:hAnsi="Source Sans 3 Medium"/>
                 <w:b/>
@@ -13594,16 +13252,52 @@
                 <w:sz w:val="23"/>
                 <w:szCs w:val="23"/>
               </w:rPr>
-            </w:pPr>
-            <w:r>
+              <w:t>Listen to two short conversations. Are the speakers talking about a job or a course? Put J for 'job' or C for 'course'.</w:t>
+            </w:r>
+          </w:p>
+          <w:p>
+            <w:pPr>
+              <w:spacing w:after="120"/>
+            </w:pPr>
+            <w:hyperlink r:id="rId23" w:history="1">
+              <w:r>
+                <w:rPr>
+                  <w:rStyle w:val="Hyperlink"/>
+                  <w:rFonts w:ascii="Source Sans 3" w:hAnsi="Source Sans 3"/>
+                  <w:b/>
+                  <w:bCs/>
+                  <w:sz w:val="26"/>
+                  <w:szCs w:val="26"/>
+                </w:rPr>
+                <w:t>26</w:t>
+              </w:r>
+            </w:hyperlink>
+          </w:p>
+          <w:p>
+            <w:pPr>
+              <w:pStyle w:val="SS3-115"/>
               <w:rPr>
                 <w:rFonts w:ascii="Source Sans 3 Medium" w:hAnsi="Source Sans 3 Medium"/>
                 <w:b/>
                 <w:bCs/>
-                <w:sz w:val="23"/>
-                <w:szCs w:val="23"/>
-              </w:rPr>
-              <w:t>Listen to two short conversations. Are the speakers talking about a job or a course? Put J for 'job' or C for 'course'.</w:t>
+              </w:rPr>
+            </w:pPr>
+            <w:r>
+              <w:t>Conversation 1</w:t>
+            </w:r>
+            <w:r>
+              <w:rPr>
+                <w:rFonts w:ascii="Source Sans 3 Medium" w:hAnsi="Source Sans 3 Medium"/>
+                <w:b/>
+                <w:bCs/>
+              </w:rPr>
+              <w:t xml:space="preserve">    </w:t>
+            </w:r>
+            <w:r>
+              <w:t xml:space="preserve">Conversation </w:t>
+            </w:r>
+            <w:r>
+              <w:t>2</w:t>
             </w:r>
           </w:p>
           <w:p>
@@ -13648,17 +13342,7 @@
           <w:sz w:val="34"/>
           <w:szCs w:val="34"/>
         </w:rPr>
-        <w:t>SHORT-ANSWER</w:t>
-      </w:r>
-      <w:r>
-        <w:rPr>
-          <w:rFonts w:ascii="Source Sans 3 SemiBold" w:hAnsi="Source Sans 3 SemiBold"/>
-          <w:b/>
-          <w:bCs/>
-          <w:sz w:val="34"/>
-          <w:szCs w:val="34"/>
-        </w:rPr>
-        <w:t>QUESTIONS</w:t>
+        <w:t>SENTENCE COMPLETION</w:t>
       </w:r>
       <w:r>
         <w:rPr>
@@ -13688,8 +13372,8 @@
       </w:tblPr>
       <w:tblGrid>
         <w:gridCol w:w="650"/>
-        <w:gridCol w:w="8559"/>
-        <w:gridCol w:w="5183"/>
+        <w:gridCol w:w="8469"/>
+        <w:gridCol w:w="5273"/>
       </w:tblGrid>
       <w:tr>
         <w:tc>
@@ -13782,20 +13466,19 @@
                 <w:sz w:val="23"/>
                 <w:szCs w:val="23"/>
               </w:rPr>
-              <w:t>Read the questions and underline the key words.</w:t>
-            </w:r>
-          </w:p>
-          <w:p>
-            <w:pPr>
-              <w:spacing w:after="120"/>
+              <w:t xml:space="preserve">Read the sentences carefully. </w:t>
+            </w:r>
+            <w:r>
               <w:rPr>
                 <w:rFonts w:ascii="Source Sans 3 Medium" w:hAnsi="Source Sans 3 Medium"/>
                 <w:b/>
                 <w:bCs/>
                 <w:sz w:val="23"/>
                 <w:szCs w:val="23"/>
-              </w:rPr>
-            </w:pPr>
+                <w:u w:val="single"/>
+              </w:rPr>
+              <w:t>Underline</w:t>
+            </w:r>
             <w:r>
               <w:rPr>
                 <w:rFonts w:ascii="Source Sans 3 Medium" w:hAnsi="Source Sans 3 Medium"/>
@@ -13804,7 +13487,7 @@
                 <w:sz w:val="23"/>
                 <w:szCs w:val="23"/>
               </w:rPr>
-              <w:t>The first one has been done for you.</w:t>
+              <w:t xml:space="preserve"> the key words before and after each gap.</w:t>
             </w:r>
           </w:p>
           <w:p>
@@ -13818,22 +13501,7 @@
               <w:ind w:left="284" w:hanging="284"/>
             </w:pPr>
             <w:r>
-              <w:rPr>
-                <w:u w:val="single"/>
-              </w:rPr>
-              <w:t>What</w:t>
-            </w:r>
-            <w:r>
-              <w:t xml:space="preserve"> did the speakers </w:t>
-            </w:r>
-            <w:r>
-              <w:rPr>
-                <w:u w:val="single"/>
-              </w:rPr>
-              <w:t>order</w:t>
-            </w:r>
-            <w:r>
-              <w:t xml:space="preserve"> in the restaurant?</w:t>
+              <w:t xml:space="preserve">Anna has got a job as a </w:t>
             </w:r>
           </w:p>
           <w:p>
@@ -13847,7 +13515,7 @@
               <w:ind w:left="284" w:hanging="284"/>
             </w:pPr>
             <w:r>
-              <w:t>How much did each person pay for their meal?</w:t>
+              <w:t>She has recently completed a course in</w:t>
             </w:r>
           </w:p>
           <w:p>
@@ -13861,7 +13529,7 @@
               <w:ind w:left="284" w:hanging="284"/>
             </w:pPr>
             <w:r>
-              <w:t>What time is the bus due?</w:t>
+              <w:t xml:space="preserve">The new name of the department which sells computers and phones is </w:t>
             </w:r>
           </w:p>
           <w:p>
@@ -13875,7 +13543,7 @@
               <w:ind w:left="284" w:hanging="284"/>
             </w:pPr>
             <w:r>
-              <w:t>Where is the bus stop?</w:t>
+              <w:t>The Food Photography course takes place on the _______ September.</w:t>
             </w:r>
           </w:p>
           <w:p>
@@ -13887,54 +13555,12 @@
               </w:numPr>
               <w:spacing w:after="120"/>
               <w:ind w:left="284" w:hanging="284"/>
-            </w:pPr>
-            <w:r>
-              <w:t>How long did the course last?</w:t>
-            </w:r>
-          </w:p>
-          <w:p>
-            <w:pPr>
-              <w:pStyle w:val="SS3-115"/>
-              <w:numPr>
-                <w:ilvl w:val="0"/>
-                <w:numId w:val="21"/>
-              </w:numPr>
-              <w:spacing w:after="120"/>
-              <w:ind w:left="284" w:hanging="284"/>
-            </w:pPr>
-            <w:r>
-              <w:t>Which TWO things did the speaker do on the course?</w:t>
-            </w:r>
-          </w:p>
-          <w:p>
-            <w:pPr>
-              <w:pStyle w:val="SS3-115"/>
-              <w:numPr>
-                <w:ilvl w:val="0"/>
-                <w:numId w:val="21"/>
-              </w:numPr>
-              <w:spacing w:after="120"/>
-              <w:ind w:left="284" w:hanging="284"/>
-            </w:pPr>
-            <w:r>
-              <w:t>What is the date of the next course?</w:t>
-            </w:r>
-          </w:p>
-          <w:p>
-            <w:pPr>
-              <w:pStyle w:val="SS3-115"/>
-              <w:numPr>
-                <w:ilvl w:val="0"/>
-                <w:numId w:val="21"/>
-              </w:numPr>
-              <w:spacing w:after="120"/>
-              <w:ind w:left="284" w:hanging="284"/>
               <w:rPr>
                 <w:rtl/>
               </w:rPr>
             </w:pPr>
             <w:r>
-              <w:t>Who will lead the course?</w:t>
+              <w:t>There is a total of _______ places available on the course.</w:t>
             </w:r>
           </w:p>
         </w:tc>
@@ -13945,7 +13571,7 @@
           <w:tbl>
             <w:tblPr>
               <w:tblStyle w:val="NormalTable"/>
-              <w:tblW w:w="0" w:type="auto"/>
+              <w:tblW w:w="4943" w:type="dxa"/>
               <w:tblBorders>
                 <w:top w:val="single" w:sz="18" w:space="0" w:color="AC0C6C"/>
                 <w:left w:val="single" w:sz="18" w:space="0" w:color="AC0C6C"/>
@@ -13958,18 +13584,19 @@
               <w:tblLook w:val="04A0" w:firstRow="1" w:lastRow="0" w:firstColumn="1" w:lastColumn="0" w:noHBand="0" w:noVBand="1"/>
             </w:tblPr>
             <w:tblGrid>
-              <w:gridCol w:w="3220"/>
+              <w:gridCol w:w="4943"/>
             </w:tblGrid>
             <w:tr>
               <w:tc>
                 <w:tcPr>
-                  <w:tcW w:w="3220" w:type="dxa"/>
+                  <w:tcW w:w="4943" w:type="dxa"/>
                   <w:shd w:val="clear" w:color="auto" w:fill="F4E0F9"/>
                 </w:tcPr>
                 <w:p>
                   <w:pPr>
-                    <w:rPr>
-                      <w:noProof/>
+                    <w:spacing w:after="0" w:line="240" w:lineRule="auto"/>
+                    <w:rPr>
+                      <w:rFonts w:ascii="Source Sans 3" w:hAnsi="Source Sans 3"/>
                       <w:sz w:val="21"/>
                       <w:szCs w:val="21"/>
                     </w:rPr>
@@ -13993,26 +13620,114 @@
                   </w:r>
                   <w:r>
                     <w:rPr>
+                      <w:rFonts w:ascii="Source Sans 3" w:hAnsi="Source Sans 3"/>
                       <w:sz w:val="21"/>
                       <w:szCs w:val="21"/>
                     </w:rPr>
-                    <w:t xml:space="preserve">You often use short answers in note completion tasks. In this type of </w:t>
-                  </w:r>
-                  <w:proofErr w:type="gramStart"/>
-                  <w:r>
-                    <w:rPr>
+                    <w:t>In this type of task you complete sentences by writing up to three words, or two words and/or a number, in the gaps. The instructions tell you how many words you can write.</w:t>
+                  </w:r>
+                </w:p>
+                <w:p>
+                  <w:pPr>
+                    <w:spacing w:after="0" w:line="240" w:lineRule="auto"/>
+                    <w:rPr>
+                      <w:rFonts w:ascii="Source Sans 3" w:hAnsi="Source Sans 3"/>
                       <w:sz w:val="21"/>
                       <w:szCs w:val="21"/>
                     </w:rPr>
-                    <w:t>task</w:t>
-                  </w:r>
-                  <w:proofErr w:type="gramEnd"/>
-                  <w:r>
-                    <w:rPr>
+                  </w:pPr>
+                  <w:r>
+                    <w:rPr>
+                      <w:rFonts w:ascii="Source Sans 3" w:hAnsi="Source Sans 3"/>
                       <w:sz w:val="21"/>
                       <w:szCs w:val="21"/>
                     </w:rPr>
-                    <w:t xml:space="preserve"> you answer questions using up to three words, or two words and/or a number.</w:t>
+                    <w:t>The gaps can come</w:t>
+                  </w:r>
+                </w:p>
+                <w:p>
+                  <w:pPr>
+                    <w:pStyle w:val="ListParagraph"/>
+                    <w:numPr>
+                      <w:ilvl w:val="0"/>
+                      <w:numId w:val="64"/>
+                    </w:numPr>
+                    <w:ind w:left="170" w:hanging="170"/>
+                    <w:rPr>
+                      <w:rFonts w:ascii="Source Sans 3" w:hAnsi="Source Sans 3"/>
+                      <w:sz w:val="21"/>
+                      <w:szCs w:val="21"/>
+                    </w:rPr>
+                  </w:pPr>
+                  <w:r>
+                    <w:rPr>
+                      <w:rFonts w:ascii="Source Sans 3" w:hAnsi="Source Sans 3"/>
+                      <w:sz w:val="21"/>
+                      <w:szCs w:val="21"/>
+                    </w:rPr>
+                    <w:t>at the beginning of the sentence</w:t>
+                  </w:r>
+                </w:p>
+                <w:p>
+                  <w:pPr>
+                    <w:pStyle w:val="ListParagraph"/>
+                    <w:numPr>
+                      <w:ilvl w:val="0"/>
+                      <w:numId w:val="64"/>
+                    </w:numPr>
+                    <w:ind w:left="170" w:hanging="170"/>
+                    <w:rPr>
+                      <w:rFonts w:ascii="Source Sans 3" w:hAnsi="Source Sans 3"/>
+                      <w:sz w:val="21"/>
+                      <w:szCs w:val="21"/>
+                    </w:rPr>
+                  </w:pPr>
+                  <w:r>
+                    <w:rPr>
+                      <w:rFonts w:ascii="Source Sans 3" w:hAnsi="Source Sans 3"/>
+                      <w:sz w:val="21"/>
+                      <w:szCs w:val="21"/>
+                    </w:rPr>
+                    <w:t>in the middle of the sentence</w:t>
+                  </w:r>
+                </w:p>
+                <w:p>
+                  <w:pPr>
+                    <w:pStyle w:val="ListParagraph"/>
+                    <w:numPr>
+                      <w:ilvl w:val="0"/>
+                      <w:numId w:val="64"/>
+                    </w:numPr>
+                    <w:ind w:left="170" w:hanging="170"/>
+                    <w:rPr>
+                      <w:rFonts w:ascii="Source Sans 3" w:hAnsi="Source Sans 3"/>
+                      <w:sz w:val="21"/>
+                      <w:szCs w:val="21"/>
+                    </w:rPr>
+                  </w:pPr>
+                  <w:r>
+                    <w:rPr>
+                      <w:rFonts w:ascii="Source Sans 3" w:hAnsi="Source Sans 3"/>
+                      <w:sz w:val="21"/>
+                      <w:szCs w:val="21"/>
+                    </w:rPr>
+                    <w:t>at the end of the sentence.</w:t>
+                  </w:r>
+                </w:p>
+                <w:p>
+                  <w:pPr>
+                    <w:rPr>
+                      <w:noProof/>
+                      <w:sz w:val="21"/>
+                      <w:szCs w:val="21"/>
+                    </w:rPr>
+                  </w:pPr>
+                  <w:r>
+                    <w:rPr>
+                      <w:sz w:val="21"/>
+                      <w:szCs w:val="21"/>
+                    </w:rPr>
+                    <w:t>The sentences have a main verb and a subject.</w:t>
                   </w:r>
                 </w:p>
               </w:tc>
@@ -14586,7 +14301,7 @@
             <w:pPr>
               <w:spacing w:after="120"/>
             </w:pPr>
-            <w:hyperlink r:id="rId23" w:history="1">
+            <w:hyperlink r:id="rId24" w:history="1">
               <w:r>
                 <w:rPr>
                   <w:rStyle w:val="Hyperlink"/>
@@ -15018,7 +14733,7 @@
             <w:pPr>
               <w:spacing w:after="120"/>
             </w:pPr>
-            <w:hyperlink r:id="rId24" w:history="1">
+            <w:hyperlink r:id="rId25" w:history="1">
               <w:r>
                 <w:rPr>
                   <w:rStyle w:val="Hyperlink"/>
@@ -15052,15 +14767,7 @@
               <w:ind w:left="284"/>
             </w:pPr>
             <w:r>
-              <w:t xml:space="preserve">seven fifteen / seven </w:t>
-            </w:r>
-            <w:proofErr w:type="spellStart"/>
-            <w:r>
-              <w:t>fiftty</w:t>
-            </w:r>
-            <w:proofErr w:type="spellEnd"/>
-            <w:r>
-              <w:t>/7.15/7.50 pm</w:t>
+              <w:t>seven fifteen / seven fiftty/7.15/7.50 pm</w:t>
             </w:r>
           </w:p>
           <w:p>
@@ -15162,23 +14869,7 @@
                       <w:sz w:val="21"/>
                       <w:szCs w:val="21"/>
                     </w:rPr>
-                    <w:t xml:space="preserve">It is important to check your spelling carefully. If you spell the word incorrectly, your answer will be marked wrong. When you need to answer a question with a number, it is easier and quicker to write it as a number rather than writing it in words. And </w:t>
-                  </w:r>
-                  <w:proofErr w:type="gramStart"/>
-                  <w:r>
-                    <w:rPr>
-                      <w:sz w:val="21"/>
-                      <w:szCs w:val="21"/>
-                    </w:rPr>
-                    <w:t>also</w:t>
-                  </w:r>
-                  <w:proofErr w:type="gramEnd"/>
-                  <w:r>
-                    <w:rPr>
-                      <w:sz w:val="21"/>
-                      <w:szCs w:val="21"/>
-                    </w:rPr>
-                    <w:t xml:space="preserve"> you are less likely to make a mistake.</w:t>
+                    <w:t>It is important to check your spelling carefully. If you spell the word incorrectly, your answer will be marked wrong. When you need to answer a question with a number, it is easier and quicker to write it as a number rather than writing it in words. And also you are less likely to make a mistake.</w:t>
                   </w:r>
                 </w:p>
               </w:tc>
@@ -15348,7 +15039,7 @@
             <w:pPr>
               <w:spacing w:after="120"/>
             </w:pPr>
-            <w:hyperlink r:id="rId25" w:history="1">
+            <w:hyperlink r:id="rId26" w:history="1">
               <w:r>
                 <w:rPr>
                   <w:rStyle w:val="Hyperlink"/>
@@ -15766,7 +15457,7 @@
             <w:pPr>
               <w:pStyle w:val="SS3-115"/>
             </w:pPr>
-            <w:hyperlink r:id="rId26" w:history="1">
+            <w:hyperlink r:id="rId27" w:history="1">
               <w:r>
                 <w:rPr>
                   <w:rStyle w:val="Hyperlink"/>
@@ -16889,7 +16580,7 @@
             <w:pPr>
               <w:spacing w:after="120"/>
             </w:pPr>
-            <w:hyperlink r:id="rId27" w:history="1">
+            <w:hyperlink r:id="rId28" w:history="1">
               <w:r>
                 <w:rPr>
                   <w:rStyle w:val="Hyperlink"/>
@@ -17043,7 +16734,6 @@
                   <w:tcW w:w="0" w:type="auto"/>
                 </w:tcPr>
                 <w:p>
-                  <w:proofErr w:type="spellStart"/>
                   <w:r>
                     <w:rPr>
                       <w:rFonts w:ascii="Source Sans 3 Medium" w:hAnsi="Source Sans 3 Medium"/>
@@ -17052,7 +16742,6 @@
                     </w:rPr>
                     <w:t>harbour</w:t>
                   </w:r>
-                  <w:proofErr w:type="spellEnd"/>
                 </w:p>
               </w:tc>
               <w:tc>
@@ -17126,79 +16815,25 @@
                       <w:sz w:val="23"/>
                       <w:szCs w:val="23"/>
                     </w:rPr>
-                    <w:t xml:space="preserve">Well, I live in a small town in the north of my country. It has quite a few interesting places to visit. For example, in the </w:t>
-                  </w:r>
-                  <w:proofErr w:type="spellStart"/>
+                    <w:t>Well, I live in a small town in the north of my country. It has quite a few interesting places to visit. For example, in the centre of town, on the north side of the square we have the historic town hall, which was built in 1895. In front of it, there's a beautiful fountain. Opposite the town hall there's the library. Then if you go over the bridge, we have the art gallery, a big modern building, which often has interesting exhibitions. The art gallery is actually between the cinema (to the north) and a big shopping mall, where I often meet up with my friends.</w:t>
+                  </w:r>
+                </w:p>
+                <w:p>
+                  <w:pPr>
+                    <w:jc w:val="both"/>
+                    <w:rPr>
+                      <w:rFonts w:ascii="Source Sans 3 Medium" w:hAnsi="Source Sans 3 Medium"/>
+                      <w:sz w:val="23"/>
+                      <w:szCs w:val="23"/>
+                    </w:rPr>
+                  </w:pPr>
                   <w:r>
                     <w:rPr>
                       <w:rFonts w:ascii="Source Sans 3" w:hAnsi="Source Sans 3"/>
                       <w:sz w:val="23"/>
                       <w:szCs w:val="23"/>
                     </w:rPr>
-                    <w:t>centre</w:t>
-                  </w:r>
-                  <w:proofErr w:type="spellEnd"/>
-                  <w:r>
-                    <w:rPr>
-                      <w:rFonts w:ascii="Source Sans 3" w:hAnsi="Source Sans 3"/>
-                      <w:sz w:val="23"/>
-                      <w:szCs w:val="23"/>
-                    </w:rPr>
-                    <w:t xml:space="preserve"> of town, on the north side of the square we have the historic town hall, which was built in 1895. In front of it, there's a beautiful fountain. Opposite the town hall there's the library. Then if you go over the bridge, we have the art gallery, a big modern building, which often has interesting exhibitions. The art gallery is actually between the cinema (to the north) and a big shopping mall, where I often meet up with my friends.</w:t>
-                  </w:r>
-                </w:p>
-                <w:p>
-                  <w:pPr>
-                    <w:jc w:val="both"/>
-                    <w:rPr>
-                      <w:rFonts w:ascii="Source Sans 3 Medium" w:hAnsi="Source Sans 3 Medium"/>
-                      <w:sz w:val="23"/>
-                      <w:szCs w:val="23"/>
-                    </w:rPr>
-                  </w:pPr>
-                  <w:r>
-                    <w:rPr>
-                      <w:rFonts w:ascii="Source Sans 3" w:hAnsi="Source Sans 3"/>
-                      <w:sz w:val="23"/>
-                      <w:szCs w:val="23"/>
-                    </w:rPr>
-                    <w:t xml:space="preserve">To the south of the town, there's a </w:t>
-                  </w:r>
-                  <w:proofErr w:type="spellStart"/>
-                  <w:r>
-                    <w:rPr>
-                      <w:rFonts w:ascii="Source Sans 3" w:hAnsi="Source Sans 3"/>
-                      <w:sz w:val="23"/>
-                      <w:szCs w:val="23"/>
-                    </w:rPr>
-                    <w:t>harbour</w:t>
-                  </w:r>
-                  <w:proofErr w:type="spellEnd"/>
-                  <w:r>
-                    <w:rPr>
-                      <w:rFonts w:ascii="Source Sans 3" w:hAnsi="Source Sans 3"/>
-                      <w:sz w:val="23"/>
-                      <w:szCs w:val="23"/>
-                    </w:rPr>
-                    <w:t xml:space="preserve">, where you can take a boat to the islands. And then next to the </w:t>
-                  </w:r>
-                  <w:proofErr w:type="spellStart"/>
-                  <w:r>
-                    <w:rPr>
-                      <w:rFonts w:ascii="Source Sans 3" w:hAnsi="Source Sans 3"/>
-                      <w:sz w:val="23"/>
-                      <w:szCs w:val="23"/>
-                    </w:rPr>
-                    <w:t>harbour</w:t>
-                  </w:r>
-                  <w:proofErr w:type="spellEnd"/>
-                  <w:r>
-                    <w:rPr>
-                      <w:rFonts w:ascii="Source Sans 3" w:hAnsi="Source Sans 3"/>
-                      <w:sz w:val="23"/>
-                      <w:szCs w:val="23"/>
-                    </w:rPr>
-                    <w:t xml:space="preserve"> is the stadium, where people go to watch our local football team. And just behind it is the public swimming pool. It's an outdoor pool-lovely in summer, but very chilly the rest of the year.</w:t>
+                    <w:t>To the south of the town, there's a harbour, where you can take a boat to the islands. And then next to the harbour is the stadium, where people go to watch our local football team. And just behind it is the public swimming pool. It's an outdoor pool-lovely in summer, but very chilly the rest of the year.</w:t>
                   </w:r>
                 </w:p>
               </w:tc>
@@ -17237,7 +16872,7 @@
                                 <pic:cNvPicPr/>
                               </pic:nvPicPr>
                               <pic:blipFill>
-                                <a:blip r:embed="rId28"/>
+                                <a:blip r:embed="rId29"/>
                                 <a:stretch>
                                   <a:fillRect/>
                                 </a:stretch>
@@ -17945,17 +17580,8 @@
                       <w:sz w:val="23"/>
                       <w:szCs w:val="23"/>
                     </w:rPr>
-                    <w:t xml:space="preserve">in the </w:t>
-                  </w:r>
-                  <w:proofErr w:type="spellStart"/>
-                  <w:r>
-                    <w:rPr>
-                      <w:sz w:val="23"/>
-                      <w:szCs w:val="23"/>
-                    </w:rPr>
-                    <w:t>centre</w:t>
-                  </w:r>
-                  <w:proofErr w:type="spellEnd"/>
+                    <w:t>in the centre</w:t>
+                  </w:r>
                 </w:p>
                 <w:p>
                   <w:pPr>
@@ -18428,11 +18054,9 @@
                   <w:tcW w:w="0" w:type="auto"/>
                 </w:tcPr>
                 <w:p>
-                  <w:proofErr w:type="spellStart"/>
                   <w:r>
                     <w:t>colourful</w:t>
                   </w:r>
-                  <w:proofErr w:type="spellEnd"/>
                 </w:p>
               </w:tc>
               <w:tc>
@@ -19059,7 +18683,7 @@
                                 <pic:cNvPicPr/>
                               </pic:nvPicPr>
                               <pic:blipFill>
-                                <a:blip r:embed="rId29"/>
+                                <a:blip r:embed="rId30"/>
                                 <a:stretch>
                                   <a:fillRect/>
                                 </a:stretch>
@@ -19106,7 +18730,7 @@
                                 <pic:cNvPicPr/>
                               </pic:nvPicPr>
                               <pic:blipFill>
-                                <a:blip r:embed="rId30"/>
+                                <a:blip r:embed="rId31"/>
                                 <a:stretch>
                                   <a:fillRect/>
                                 </a:stretch>
@@ -19153,7 +18777,7 @@
                                 <pic:cNvPicPr/>
                               </pic:nvPicPr>
                               <pic:blipFill>
-                                <a:blip r:embed="rId31"/>
+                                <a:blip r:embed="rId32"/>
                                 <a:stretch>
                                   <a:fillRect/>
                                 </a:stretch>
@@ -19560,23 +19184,7 @@
                       <w:sz w:val="21"/>
                       <w:szCs w:val="21"/>
                     </w:rPr>
-                    <w:t xml:space="preserve">In Part 1 of the Speaking test the examiner will ask you questions about familiar everyday topics such as your home town. To answer the </w:t>
-                  </w:r>
-                  <w:proofErr w:type="gramStart"/>
-                  <w:r>
-                    <w:rPr>
-                      <w:sz w:val="21"/>
-                      <w:szCs w:val="21"/>
-                    </w:rPr>
-                    <w:t>questions</w:t>
-                  </w:r>
-                  <w:proofErr w:type="gramEnd"/>
-                  <w:r>
-                    <w:rPr>
-                      <w:sz w:val="21"/>
-                      <w:szCs w:val="21"/>
-                    </w:rPr>
-                    <w:t xml:space="preserve"> you might need to use a range of tenses.</w:t>
+                    <w:t>In Part 1 of the Speaking test the examiner will ask you questions about familiar everyday topics such as your home town. To answer the questions you might need to use a range of tenses.</w:t>
                   </w:r>
                 </w:p>
               </w:tc>
@@ -20155,13 +19763,8 @@
                   <w:r>
                     <w:t xml:space="preserve"> a lot. Ten years </w:t>
                   </w:r>
-                  <w:proofErr w:type="gramStart"/>
-                  <w:r>
-                    <w:t>ago</w:t>
-                  </w:r>
-                  <w:proofErr w:type="gramEnd"/>
-                  <w:r>
-                    <w:t xml:space="preserve"> </w:t>
+                  <w:r>
+                    <w:t xml:space="preserve">ago </w:t>
                   </w:r>
                   <w:r>
                     <w:t xml:space="preserve">we </w:t>
@@ -20397,7 +20000,7 @@
                 <w:rtl/>
               </w:rPr>
             </w:pPr>
-            <w:hyperlink r:id="rId32" w:history="1">
+            <w:hyperlink r:id="rId33" w:history="1">
               <w:r>
                 <w:rPr>
                   <w:rStyle w:val="Hyperlink"/>
@@ -20536,7 +20139,6 @@
               </w:rPr>
               <w:t>/</w:t>
             </w:r>
-            <w:proofErr w:type="spellStart"/>
             <w:r>
               <w:rPr>
                 <w:rFonts w:ascii="Source Sans 3 Medium" w:hAnsi="Source Sans 3 Medium"/>
@@ -20551,16 +20153,7 @@
                 <w:sz w:val="23"/>
                 <w:szCs w:val="23"/>
               </w:rPr>
-              <w:t>d</w:t>
-            </w:r>
-            <w:proofErr w:type="spellEnd"/>
-            <w:r>
-              <w:rPr>
-                <w:rFonts w:ascii="Source Sans 3 Medium" w:hAnsi="Source Sans 3 Medium"/>
-                <w:sz w:val="23"/>
-                <w:szCs w:val="23"/>
-              </w:rPr>
-              <w:t>/</w:t>
+              <w:t>d/</w:t>
             </w:r>
             <w:r>
               <w:rPr>
@@ -20584,7 +20177,7 @@
             </w:r>
           </w:p>
           <w:p>
-            <w:hyperlink r:id="rId33" w:history="1">
+            <w:hyperlink r:id="rId34" w:history="1">
               <w:r>
                 <w:rPr>
                   <w:rStyle w:val="Hyperlink"/>
@@ -20714,7 +20307,6 @@
                           </w:rPr>
                           <w:t>/</w:t>
                         </w:r>
-                        <w:proofErr w:type="spellStart"/>
                         <w:r>
                           <w:rPr>
                             <w:rFonts w:ascii="Source Sans 3 Medium" w:hAnsi="Source Sans 3 Medium"/>
@@ -20725,14 +20317,7 @@
                           <w:rPr>
                             <w:rFonts w:ascii="Source Sans 3 Medium" w:hAnsi="Source Sans 3 Medium"/>
                           </w:rPr>
-                          <w:t>d</w:t>
-                        </w:r>
-                        <w:proofErr w:type="spellEnd"/>
-                        <w:r>
-                          <w:rPr>
-                            <w:rFonts w:ascii="Source Sans 3 Medium" w:hAnsi="Source Sans 3 Medium"/>
-                          </w:rPr>
-                          <w:t>/</w:t>
+                          <w:t>d/</w:t>
                         </w:r>
                       </w:p>
                     </w:tc>
@@ -21191,7 +20776,6 @@
                           </w:rPr>
                           <w:t>/</w:t>
                         </w:r>
-                        <w:proofErr w:type="spellStart"/>
                         <w:r>
                           <w:rPr>
                             <w:rFonts w:ascii="Source Sans 3 Medium" w:hAnsi="Source Sans 3 Medium"/>
@@ -21202,14 +20786,7 @@
                           <w:rPr>
                             <w:rFonts w:ascii="Source Sans 3 Medium" w:hAnsi="Source Sans 3 Medium"/>
                           </w:rPr>
-                          <w:t>d</w:t>
-                        </w:r>
-                        <w:proofErr w:type="spellEnd"/>
-                        <w:r>
-                          <w:rPr>
-                            <w:rFonts w:ascii="Source Sans 3 Medium" w:hAnsi="Source Sans 3 Medium"/>
-                          </w:rPr>
-                          <w:t>/</w:t>
+                          <w:t>d/</w:t>
                         </w:r>
                       </w:p>
                     </w:tc>
@@ -21672,7 +21249,6 @@
                     </w:rPr>
                     <w:t>/</w:t>
                   </w:r>
-                  <w:proofErr w:type="spellStart"/>
                   <w:r>
                     <w:rPr>
                       <w:sz w:val="21"/>
@@ -21685,15 +21261,7 @@
                       <w:sz w:val="21"/>
                       <w:szCs w:val="21"/>
                     </w:rPr>
-                    <w:t>d</w:t>
-                  </w:r>
-                  <w:proofErr w:type="spellEnd"/>
-                  <w:r>
-                    <w:rPr>
-                      <w:sz w:val="21"/>
-                      <w:szCs w:val="21"/>
-                    </w:rPr>
-                    <w:t>/.</w:t>
+                    <w:t>d/.</w:t>
                   </w:r>
                 </w:p>
                 <w:p>
@@ -21774,7 +21342,6 @@
                     </w:rPr>
                     <w:t>/</w:t>
                   </w:r>
-                  <w:proofErr w:type="spellStart"/>
                   <w:r>
                     <w:rPr>
                       <w:sz w:val="21"/>
@@ -21787,15 +21354,7 @@
                       <w:sz w:val="21"/>
                       <w:szCs w:val="21"/>
                     </w:rPr>
-                    <w:t>d</w:t>
-                  </w:r>
-                  <w:proofErr w:type="spellEnd"/>
-                  <w:r>
-                    <w:rPr>
-                      <w:sz w:val="21"/>
-                      <w:szCs w:val="21"/>
-                    </w:rPr>
-                    <w:t>/</w:t>
+                    <w:t>d/</w:t>
                   </w:r>
                   <w:r>
                     <w:rPr>
@@ -22095,15 +21654,7 @@
               <w:t>was/were developed</w:t>
             </w:r>
             <w:r>
-              <w:t xml:space="preserve"> by the </w:t>
-            </w:r>
-            <w:proofErr w:type="spellStart"/>
-            <w:r>
-              <w:t>harbour</w:t>
-            </w:r>
-            <w:proofErr w:type="spellEnd"/>
-            <w:r>
-              <w:t>.</w:t>
+              <w:t xml:space="preserve"> by the harbour.</w:t>
             </w:r>
           </w:p>
           <w:p>
@@ -22312,7 +21863,7 @@
             </w:r>
           </w:p>
           <w:p>
-            <w:hyperlink r:id="rId34" w:history="1">
+            <w:hyperlink r:id="rId35" w:history="1">
               <w:r>
                 <w:rPr>
                   <w:rStyle w:val="Hyperlink"/>
@@ -22337,15 +21888,7 @@
               <w:ind w:left="284" w:hanging="284"/>
             </w:pPr>
             <w:r>
-              <w:t xml:space="preserve">What is your </w:t>
-            </w:r>
-            <w:proofErr w:type="spellStart"/>
-            <w:r>
-              <w:t>favourite</w:t>
-            </w:r>
-            <w:proofErr w:type="spellEnd"/>
-            <w:r>
-              <w:t xml:space="preserve"> place in your town?</w:t>
+              <w:t>What is your favourite place in your town?</w:t>
             </w:r>
           </w:p>
           <w:p>
@@ -22705,7 +22248,7 @@
     <w:p/>
     <w:p/>
     <w:sectPr>
-      <w:footerReference w:type="default" r:id="rId35"/>
+      <w:footerReference w:type="default" r:id="rId36"/>
       <w:pgSz w:w="15842" w:h="30147" w:code="3"/>
       <w:pgMar w:top="720" w:right="720" w:bottom="720" w:left="720" w:header="284" w:footer="284" w:gutter="0"/>
       <w:pgNumType w:start="1"/>
@@ -28277,6 +27820,119 @@
     </w:lvl>
   </w:abstractNum>
   <w:abstractNum w:abstractNumId="57" w15:restartNumberingAfterBreak="0">
+    <w:nsid w:val="68BF3642"/>
+    <w:multiLevelType w:val="hybridMultilevel"/>
+    <w:tmpl w:val="6E0C331A"/>
+    <w:lvl w:ilvl="0" w:tplc="04090001">
+      <w:start w:val="1"/>
+      <w:numFmt w:val="bullet"/>
+      <w:lvlText w:val=""/>
+      <w:lvlJc w:val="left"/>
+      <w:pPr>
+        <w:ind w:left="360" w:hanging="360"/>
+      </w:pPr>
+      <w:rPr>
+        <w:rFonts w:ascii="Symbol" w:hAnsi="Symbol" w:hint="default"/>
+      </w:rPr>
+    </w:lvl>
+    <w:lvl w:ilvl="1" w:tplc="04090003" w:tentative="1">
+      <w:start w:val="1"/>
+      <w:numFmt w:val="bullet"/>
+      <w:lvlText w:val="o"/>
+      <w:lvlJc w:val="left"/>
+      <w:pPr>
+        <w:ind w:left="1080" w:hanging="360"/>
+      </w:pPr>
+      <w:rPr>
+        <w:rFonts w:ascii="Courier New" w:hAnsi="Courier New" w:cs="Courier New" w:hint="default"/>
+      </w:rPr>
+    </w:lvl>
+    <w:lvl w:ilvl="2" w:tplc="04090005" w:tentative="1">
+      <w:start w:val="1"/>
+      <w:numFmt w:val="bullet"/>
+      <w:lvlText w:val=""/>
+      <w:lvlJc w:val="left"/>
+      <w:pPr>
+        <w:ind w:left="1800" w:hanging="360"/>
+      </w:pPr>
+      <w:rPr>
+        <w:rFonts w:ascii="Wingdings" w:hAnsi="Wingdings" w:hint="default"/>
+      </w:rPr>
+    </w:lvl>
+    <w:lvl w:ilvl="3" w:tplc="04090001" w:tentative="1">
+      <w:start w:val="1"/>
+      <w:numFmt w:val="bullet"/>
+      <w:lvlText w:val=""/>
+      <w:lvlJc w:val="left"/>
+      <w:pPr>
+        <w:ind w:left="2520" w:hanging="360"/>
+      </w:pPr>
+      <w:rPr>
+        <w:rFonts w:ascii="Symbol" w:hAnsi="Symbol" w:hint="default"/>
+      </w:rPr>
+    </w:lvl>
+    <w:lvl w:ilvl="4" w:tplc="04090003" w:tentative="1">
+      <w:start w:val="1"/>
+      <w:numFmt w:val="bullet"/>
+      <w:lvlText w:val="o"/>
+      <w:lvlJc w:val="left"/>
+      <w:pPr>
+        <w:ind w:left="3240" w:hanging="360"/>
+      </w:pPr>
+      <w:rPr>
+        <w:rFonts w:ascii="Courier New" w:hAnsi="Courier New" w:cs="Courier New" w:hint="default"/>
+      </w:rPr>
+    </w:lvl>
+    <w:lvl w:ilvl="5" w:tplc="04090005" w:tentative="1">
+      <w:start w:val="1"/>
+      <w:numFmt w:val="bullet"/>
+      <w:lvlText w:val=""/>
+      <w:lvlJc w:val="left"/>
+      <w:pPr>
+        <w:ind w:left="3960" w:hanging="360"/>
+      </w:pPr>
+      <w:rPr>
+        <w:rFonts w:ascii="Wingdings" w:hAnsi="Wingdings" w:hint="default"/>
+      </w:rPr>
+    </w:lvl>
+    <w:lvl w:ilvl="6" w:tplc="04090001" w:tentative="1">
+      <w:start w:val="1"/>
+      <w:numFmt w:val="bullet"/>
+      <w:lvlText w:val=""/>
+      <w:lvlJc w:val="left"/>
+      <w:pPr>
+        <w:ind w:left="4680" w:hanging="360"/>
+      </w:pPr>
+      <w:rPr>
+        <w:rFonts w:ascii="Symbol" w:hAnsi="Symbol" w:hint="default"/>
+      </w:rPr>
+    </w:lvl>
+    <w:lvl w:ilvl="7" w:tplc="04090003" w:tentative="1">
+      <w:start w:val="1"/>
+      <w:numFmt w:val="bullet"/>
+      <w:lvlText w:val="o"/>
+      <w:lvlJc w:val="left"/>
+      <w:pPr>
+        <w:ind w:left="5400" w:hanging="360"/>
+      </w:pPr>
+      <w:rPr>
+        <w:rFonts w:ascii="Courier New" w:hAnsi="Courier New" w:cs="Courier New" w:hint="default"/>
+      </w:rPr>
+    </w:lvl>
+    <w:lvl w:ilvl="8" w:tplc="04090005" w:tentative="1">
+      <w:start w:val="1"/>
+      <w:numFmt w:val="bullet"/>
+      <w:lvlText w:val=""/>
+      <w:lvlJc w:val="left"/>
+      <w:pPr>
+        <w:ind w:left="6120" w:hanging="360"/>
+      </w:pPr>
+      <w:rPr>
+        <w:rFonts w:ascii="Wingdings" w:hAnsi="Wingdings" w:hint="default"/>
+      </w:rPr>
+    </w:lvl>
+  </w:abstractNum>
+  <w:abstractNum w:abstractNumId="58" w15:restartNumberingAfterBreak="0">
     <w:nsid w:val="71772F4E"/>
     <w:multiLevelType w:val="hybridMultilevel"/>
     <w:tmpl w:val="E53273C8"/>
@@ -28367,7 +28023,7 @@
       </w:pPr>
     </w:lvl>
   </w:abstractNum>
-  <w:abstractNum w:abstractNumId="58" w15:restartNumberingAfterBreak="0">
+  <w:abstractNum w:abstractNumId="59" w15:restartNumberingAfterBreak="0">
     <w:nsid w:val="72655477"/>
     <w:multiLevelType w:val="hybridMultilevel"/>
     <w:tmpl w:val="293C37D2"/>
@@ -28461,7 +28117,7 @@
       </w:pPr>
     </w:lvl>
   </w:abstractNum>
-  <w:abstractNum w:abstractNumId="59" w15:restartNumberingAfterBreak="0">
+  <w:abstractNum w:abstractNumId="60" w15:restartNumberingAfterBreak="0">
     <w:nsid w:val="760D120B"/>
     <w:multiLevelType w:val="hybridMultilevel"/>
     <w:tmpl w:val="19F07996"/>
@@ -28555,7 +28211,7 @@
       </w:pPr>
     </w:lvl>
   </w:abstractNum>
-  <w:abstractNum w:abstractNumId="60" w15:restartNumberingAfterBreak="0">
+  <w:abstractNum w:abstractNumId="61" w15:restartNumberingAfterBreak="0">
     <w:nsid w:val="7A2B05E5"/>
     <w:multiLevelType w:val="hybridMultilevel"/>
     <w:tmpl w:val="8D20ABDC"/>
@@ -28649,7 +28305,7 @@
       </w:pPr>
     </w:lvl>
   </w:abstractNum>
-  <w:abstractNum w:abstractNumId="61" w15:restartNumberingAfterBreak="0">
+  <w:abstractNum w:abstractNumId="62" w15:restartNumberingAfterBreak="0">
     <w:nsid w:val="7DAE5299"/>
     <w:multiLevelType w:val="hybridMultilevel"/>
     <w:tmpl w:val="158E3238"/>
@@ -28743,7 +28399,7 @@
       </w:pPr>
     </w:lvl>
   </w:abstractNum>
-  <w:abstractNum w:abstractNumId="62" w15:restartNumberingAfterBreak="0">
+  <w:abstractNum w:abstractNumId="63" w15:restartNumberingAfterBreak="0">
     <w:nsid w:val="7EEF5E99"/>
     <w:multiLevelType w:val="hybridMultilevel"/>
     <w:tmpl w:val="3F1EE7FC"/>
@@ -28895,7 +28551,7 @@
     <w:abstractNumId w:val="52"/>
   </w:num>
   <w:num w:numId="20" w16cid:durableId="1169324276">
-    <w:abstractNumId w:val="60"/>
+    <w:abstractNumId w:val="61"/>
   </w:num>
   <w:num w:numId="21" w16cid:durableId="2139564923">
     <w:abstractNumId w:val="32"/>
@@ -28910,7 +28566,7 @@
     <w:abstractNumId w:val="12"/>
   </w:num>
   <w:num w:numId="25" w16cid:durableId="1617104256">
-    <w:abstractNumId w:val="59"/>
+    <w:abstractNumId w:val="60"/>
   </w:num>
   <w:num w:numId="26" w16cid:durableId="1143235242">
     <w:abstractNumId w:val="48"/>
@@ -28919,7 +28575,7 @@
     <w:abstractNumId w:val="24"/>
   </w:num>
   <w:num w:numId="28" w16cid:durableId="124935720">
-    <w:abstractNumId w:val="57"/>
+    <w:abstractNumId w:val="58"/>
   </w:num>
   <w:num w:numId="29" w16cid:durableId="860902453">
     <w:abstractNumId w:val="30"/>
@@ -28961,7 +28617,7 @@
     <w:abstractNumId w:val="35"/>
   </w:num>
   <w:num w:numId="42" w16cid:durableId="199637759">
-    <w:abstractNumId w:val="61"/>
+    <w:abstractNumId w:val="62"/>
   </w:num>
   <w:num w:numId="43" w16cid:durableId="183524721">
     <w:abstractNumId w:val="7"/>
@@ -28979,7 +28635,7 @@
     <w:abstractNumId w:val="44"/>
   </w:num>
   <w:num w:numId="48" w16cid:durableId="1887183477">
-    <w:abstractNumId w:val="62"/>
+    <w:abstractNumId w:val="63"/>
   </w:num>
   <w:num w:numId="49" w16cid:durableId="793911475">
     <w:abstractNumId w:val="19"/>
@@ -28997,7 +28653,7 @@
     <w:abstractNumId w:val="54"/>
   </w:num>
   <w:num w:numId="54" w16cid:durableId="263075767">
-    <w:abstractNumId w:val="58"/>
+    <w:abstractNumId w:val="59"/>
   </w:num>
   <w:num w:numId="55" w16cid:durableId="71706353">
     <w:abstractNumId w:val="23"/>
@@ -29025,6 +28681,9 @@
   </w:num>
   <w:num w:numId="63" w16cid:durableId="1472286560">
     <w:abstractNumId w:val="50"/>
+  </w:num>
+  <w:num w:numId="64" w16cid:durableId="508253352">
+    <w:abstractNumId w:val="57"/>
   </w:num>
   <w:numIdMacAtCleanup w:val="55"/>
 </w:numbering>

--- a/assets/data/Mindset 01/Mindset1- Custom- Unit 03.docx
+++ b/assets/data/Mindset 01/Mindset1- Custom- Unit 03.docx
@@ -1316,7 +1316,25 @@
                       <w:sz w:val="23"/>
                       <w:szCs w:val="23"/>
                     </w:rPr>
-                    <w:t>Does the text express a positive or negative view of globalisation in education?</w:t>
+                    <w:t xml:space="preserve">Does the text express a positive or negative view of </w:t>
+                  </w:r>
+                  <w:proofErr w:type="spellStart"/>
+                  <w:r>
+                    <w:rPr>
+                      <w:rFonts w:ascii="Source Sans 3 Medium" w:hAnsi="Source Sans 3 Medium"/>
+                      <w:sz w:val="23"/>
+                      <w:szCs w:val="23"/>
+                    </w:rPr>
+                    <w:t>globalisation</w:t>
+                  </w:r>
+                  <w:proofErr w:type="spellEnd"/>
+                  <w:r>
+                    <w:rPr>
+                      <w:rFonts w:ascii="Source Sans 3 Medium" w:hAnsi="Source Sans 3 Medium"/>
+                      <w:sz w:val="23"/>
+                      <w:szCs w:val="23"/>
+                    </w:rPr>
+                    <w:t xml:space="preserve"> in education?</w:t>
                   </w:r>
                 </w:p>
               </w:tc>
@@ -1561,7 +1579,25 @@
                             <w:sz w:val="23"/>
                             <w:szCs w:val="23"/>
                           </w:rPr>
-                          <w:t>All of these are advantages of globalised education except</w:t>
+                          <w:t xml:space="preserve">All of these are advantages of </w:t>
+                        </w:r>
+                        <w:proofErr w:type="spellStart"/>
+                        <w:r>
+                          <w:rPr>
+                            <w:rFonts w:ascii="Source Sans 3 Medium" w:hAnsi="Source Sans 3 Medium"/>
+                            <w:sz w:val="23"/>
+                            <w:szCs w:val="23"/>
+                          </w:rPr>
+                          <w:t>globalised</w:t>
+                        </w:r>
+                        <w:proofErr w:type="spellEnd"/>
+                        <w:r>
+                          <w:rPr>
+                            <w:rFonts w:ascii="Source Sans 3 Medium" w:hAnsi="Source Sans 3 Medium"/>
+                            <w:sz w:val="23"/>
+                            <w:szCs w:val="23"/>
+                          </w:rPr>
+                          <w:t xml:space="preserve"> education except</w:t>
                         </w:r>
                       </w:p>
                       <w:p>
@@ -1918,8 +1954,13 @@
               <w:pStyle w:val="SS3-115"/>
               <w:jc w:val="both"/>
             </w:pPr>
-            <w:r>
-              <w:t>Globalisation has affected most aspects of our lives. One area which has changed is education. More and more people move to different countries for their studies. At the same time, more people stay at home and study by distance learning. It is now easy to learn without attending a college or university, or attending less often. 'Blended learning' means studying partly in a traditional way in the classroom and partly online or via email. These changes also mean that there is now more interest in 'lifelong learning', the idea that we go on learning throughout our working lives and even into retirement. It is easy to attend 'webinars' or online seminars without being away from our offices. Many adults go back to college later in life because it is so easy to get a qualification without giving up work or disrupting family life.</w:t>
+            <w:proofErr w:type="spellStart"/>
+            <w:r>
+              <w:t>Globalisation</w:t>
+            </w:r>
+            <w:proofErr w:type="spellEnd"/>
+            <w:r>
+              <w:t xml:space="preserve"> has affected most aspects of our lives. One area which has changed is education. More and more people move to different countries for their studies. At the same time, more people stay at home and study by distance learning. It is now easy to learn without attending a college or university, or attending less often. 'Blended learning' means studying partly in a traditional way in the classroom and partly online or via email. These changes also mean that there is now more interest in 'lifelong learning', the idea that we go on learning throughout our working lives and even into retirement. It is easy to attend 'webinars' or online seminars without being away from our offices. Many adults go back to college later in life because it is so easy to get a qualification without giving up work or disrupting family life.</w:t>
             </w:r>
           </w:p>
           <w:p>
@@ -1945,7 +1986,31 @@
               <w:jc w:val="both"/>
             </w:pPr>
             <w:r>
-              <w:t>Different countries have benefitted from the globalisation of education in different ways. Many British, Australian and American universities run their degree programmes in countries throughout Asia, and many students, parents and employers feel this is a valuable opportunity. Students can get an internationally recognised degree at a much cheaper price than going abroad and so can improve their chances of getting a good job. At the same time, those in the countries providing world-class degrees also benefit. They have greater access to ideas and knowledge from all over the world and having international students enriches their universities.</w:t>
+              <w:t xml:space="preserve">Different countries have benefitted from the </w:t>
+            </w:r>
+            <w:proofErr w:type="spellStart"/>
+            <w:r>
+              <w:t>globalisation</w:t>
+            </w:r>
+            <w:proofErr w:type="spellEnd"/>
+            <w:r>
+              <w:t xml:space="preserve"> of education in different ways. Many British, Australian and American universities run their degree </w:t>
+            </w:r>
+            <w:proofErr w:type="spellStart"/>
+            <w:r>
+              <w:t>programmes</w:t>
+            </w:r>
+            <w:proofErr w:type="spellEnd"/>
+            <w:r>
+              <w:t xml:space="preserve"> in countries throughout Asia, and many students, parents and employers feel this is a valuable opportunity. Students can get an internationally </w:t>
+            </w:r>
+            <w:proofErr w:type="spellStart"/>
+            <w:r>
+              <w:t>recognised</w:t>
+            </w:r>
+            <w:proofErr w:type="spellEnd"/>
+            <w:r>
+              <w:t xml:space="preserve"> degree at a much cheaper price than going abroad and so can improve their chances of getting a good job. At the same time, those in the countries providing world-class degrees also benefit. They have greater access to ideas and knowledge from all over the world and having international students enriches their universities.</w:t>
             </w:r>
           </w:p>
           <w:p>
@@ -2002,7 +2067,23 @@
               <w:jc w:val="both"/>
             </w:pPr>
             <w:r>
-              <w:t>One concern people have about globalisation is that it can start to mean 'westernisation'. In other words, local knowledge can be lost and money seen as more important than culture. Education should treat every culture with respect; it should not be just learning about the West, but should include different ways of teaching and approaches from around the world. The aim is to enrich and share; the flow of ideas and information should go from East to West as well as from West to East.</w:t>
+              <w:t xml:space="preserve">One concern people have about </w:t>
+            </w:r>
+            <w:proofErr w:type="spellStart"/>
+            <w:r>
+              <w:t>globalisation</w:t>
+            </w:r>
+            <w:proofErr w:type="spellEnd"/>
+            <w:r>
+              <w:t xml:space="preserve"> is that it can start to mean '</w:t>
+            </w:r>
+            <w:proofErr w:type="spellStart"/>
+            <w:r>
+              <w:t>westernisation</w:t>
+            </w:r>
+            <w:proofErr w:type="spellEnd"/>
+            <w:r>
+              <w:t>'. In other words, local knowledge can be lost and money seen as more important than culture. Education should treat every culture with respect; it should not be just learning about the West, but should include different ways of teaching and approaches from around the world. The aim is to enrich and share; the flow of ideas and information should go from East to West as well as from West to East.</w:t>
             </w:r>
           </w:p>
           <w:p>
@@ -2028,7 +2109,15 @@
               <w:jc w:val="both"/>
             </w:pPr>
             <w:r>
-              <w:t>Educational institutions have changed their focus due to globalisation. There are so many benefits of having overseas students that universities are competing for them, using strategies from the world of business. For example, they visit Education Fairs all over the world and spend time and money creating publicity material and advertisements. There is also more emphasis on the student experience. There is more focus on customer care, especially helping international students to settle in, improve their English and understand the academic culture of the host country.</w:t>
+              <w:t xml:space="preserve">Educational institutions have changed their focus due to </w:t>
+            </w:r>
+            <w:proofErr w:type="spellStart"/>
+            <w:r>
+              <w:t>globalisation</w:t>
+            </w:r>
+            <w:proofErr w:type="spellEnd"/>
+            <w:r>
+              <w:t>. There are so many benefits of having overseas students that universities are competing for them, using strategies from the world of business. For example, they visit Education Fairs all over the world and spend time and money creating publicity material and advertisements. There is also more emphasis on the student experience. There is more focus on customer care, especially helping international students to settle in, improve their English and understand the academic culture of the host country.</w:t>
             </w:r>
           </w:p>
           <w:p>
@@ -2054,7 +2143,15 @@
               <w:jc w:val="both"/>
             </w:pPr>
             <w:r>
-              <w:t>There are many advantages to the globalisation of education and the workplace. More people get benefits that were only available to those in the developed countries before. There is more understanding between different nations as people learn about each other's cultures. However, it is important to make sure the benefits reach everyone and don't leave many citizens of the developing world behind.</w:t>
+              <w:t xml:space="preserve">There are many advantages to the </w:t>
+            </w:r>
+            <w:proofErr w:type="spellStart"/>
+            <w:r>
+              <w:t>globalisation</w:t>
+            </w:r>
+            <w:proofErr w:type="spellEnd"/>
+            <w:r>
+              <w:t xml:space="preserve"> of education and the workplace. More people get benefits that were only available to those in the developed countries before. There is more understanding between different nations as people learn about each other's cultures. However, it is important to make sure the benefits reach everyone and don't leave many citizens of the developing world behind.</w:t>
             </w:r>
           </w:p>
         </w:tc>
@@ -2411,9 +2508,11 @@
                       <w:iCs/>
                     </w:rPr>
                   </w:pPr>
+                  <w:proofErr w:type="spellStart"/>
                   <w:r>
                     <w:t>globalisation</w:t>
                   </w:r>
+                  <w:proofErr w:type="spellEnd"/>
                 </w:p>
               </w:tc>
               <w:tc>
@@ -2494,9 +2593,11 @@
                   <w:pPr>
                     <w:pStyle w:val="SS3-115"/>
                   </w:pPr>
+                  <w:proofErr w:type="spellStart"/>
                   <w:r>
                     <w:t>westernisation</w:t>
                   </w:r>
+                  <w:proofErr w:type="spellEnd"/>
                 </w:p>
               </w:tc>
               <w:tc>
@@ -2818,7 +2919,15 @@
               </w:numPr>
             </w:pPr>
             <w:r>
-              <w:t>There are both advantages and disadvantages to the globalisation of education.</w:t>
+              <w:t xml:space="preserve">There are both advantages and disadvantages to the </w:t>
+            </w:r>
+            <w:proofErr w:type="spellStart"/>
+            <w:r>
+              <w:t>globalisation</w:t>
+            </w:r>
+            <w:proofErr w:type="spellEnd"/>
+            <w:r>
+              <w:t xml:space="preserve"> of education.</w:t>
             </w:r>
           </w:p>
           <w:p>
@@ -2842,7 +2951,23 @@
               </w:numPr>
             </w:pPr>
             <w:r>
-              <w:t>It is important that globalisation should not be westernisation.</w:t>
+              <w:t xml:space="preserve">It is important that </w:t>
+            </w:r>
+            <w:proofErr w:type="spellStart"/>
+            <w:r>
+              <w:t>globalisation</w:t>
+            </w:r>
+            <w:proofErr w:type="spellEnd"/>
+            <w:r>
+              <w:t xml:space="preserve"> should not be </w:t>
+            </w:r>
+            <w:proofErr w:type="spellStart"/>
+            <w:r>
+              <w:t>westernisation</w:t>
+            </w:r>
+            <w:proofErr w:type="spellEnd"/>
+            <w:r>
+              <w:t>.</w:t>
             </w:r>
           </w:p>
           <w:p>
@@ -2878,7 +3003,15 @@
               </w:numPr>
             </w:pPr>
             <w:r>
-              <w:t>Many poorer people in developing countries do not benefit from globalisation.</w:t>
+              <w:t xml:space="preserve">Many poorer people in developing countries do not benefit from </w:t>
+            </w:r>
+            <w:proofErr w:type="spellStart"/>
+            <w:r>
+              <w:t>globalisation</w:t>
+            </w:r>
+            <w:proofErr w:type="spellEnd"/>
+            <w:r>
+              <w:t>.</w:t>
             </w:r>
           </w:p>
           <w:p>
@@ -3208,7 +3341,15 @@
               </w:numPr>
             </w:pPr>
             <w:r>
-              <w:t>Who benefits from globalised education in developing countries?</w:t>
+              <w:t xml:space="preserve">Who benefits from </w:t>
+            </w:r>
+            <w:proofErr w:type="spellStart"/>
+            <w:r>
+              <w:t>globalised</w:t>
+            </w:r>
+            <w:proofErr w:type="spellEnd"/>
+            <w:r>
+              <w:t xml:space="preserve"> education in developing countries?</w:t>
             </w:r>
           </w:p>
           <w:p>
@@ -3220,7 +3361,15 @@
               </w:numPr>
             </w:pPr>
             <w:r>
-              <w:t>What is the meaning of 'westernisation'?</w:t>
+              <w:t>What is the meaning of '</w:t>
+            </w:r>
+            <w:proofErr w:type="spellStart"/>
+            <w:r>
+              <w:t>westernisation</w:t>
+            </w:r>
+            <w:proofErr w:type="spellEnd"/>
+            <w:r>
+              <w:t>'?</w:t>
             </w:r>
           </w:p>
           <w:p>
@@ -3256,7 +3405,15 @@
               </w:numPr>
             </w:pPr>
             <w:r>
-              <w:t>Who benefits from globalised education in developing countries?</w:t>
+              <w:t xml:space="preserve">Who benefits from </w:t>
+            </w:r>
+            <w:proofErr w:type="spellStart"/>
+            <w:r>
+              <w:t>globalised</w:t>
+            </w:r>
+            <w:proofErr w:type="spellEnd"/>
+            <w:r>
+              <w:t xml:space="preserve"> education in developing countries?</w:t>
             </w:r>
           </w:p>
           <w:p>
@@ -3316,7 +3473,15 @@
               </w:numPr>
             </w:pPr>
             <w:r>
-              <w:t>What is the meaning of 'westernisation'?</w:t>
+              <w:t>What is the meaning of '</w:t>
+            </w:r>
+            <w:proofErr w:type="spellStart"/>
+            <w:r>
+              <w:t>westernisation</w:t>
+            </w:r>
+            <w:proofErr w:type="spellEnd"/>
+            <w:r>
+              <w:t>'?</w:t>
             </w:r>
           </w:p>
           <w:p>
@@ -3737,27 +3902,21 @@
                 <w:iCs/>
               </w:rPr>
             </w:pPr>
+            <w:proofErr w:type="spellStart"/>
             <w:r>
               <w:rPr>
                 <w:i/>
                 <w:iCs/>
               </w:rPr>
-              <w:t>Globalisation has affected most aspects of our lives.</w:t>
-            </w:r>
-          </w:p>
-          <w:p>
-            <w:pPr>
-              <w:pStyle w:val="SS3-115"/>
-            </w:pPr>
-            <w:r>
-              <w:t>Did this happen in the past or present? -</w:t>
-            </w:r>
+              <w:t>Globalisation</w:t>
+            </w:r>
+            <w:proofErr w:type="spellEnd"/>
             <w:r>
               <w:rPr>
                 <w:i/>
                 <w:iCs/>
               </w:rPr>
-              <w:t>It began in the past.</w:t>
+              <w:t xml:space="preserve"> has affected most aspects of our lives.</w:t>
             </w:r>
           </w:p>
           <w:p>
@@ -3765,14 +3924,45 @@
               <w:pStyle w:val="SS3-115"/>
             </w:pPr>
             <w:r>
-              <w:t>Does it have results in the present? -</w:t>
+              <w:t>Did this happen in the past or present? -</w:t>
             </w:r>
             <w:r>
               <w:rPr>
                 <w:i/>
                 <w:iCs/>
               </w:rPr>
-              <w:t>Yes. We are still affected by globalisation.</w:t>
+              <w:t>It began in the past.</w:t>
+            </w:r>
+          </w:p>
+          <w:p>
+            <w:pPr>
+              <w:pStyle w:val="SS3-115"/>
+            </w:pPr>
+            <w:r>
+              <w:t>Does it have results in the present? -</w:t>
+            </w:r>
+            <w:r>
+              <w:rPr>
+                <w:i/>
+                <w:iCs/>
+              </w:rPr>
+              <w:t xml:space="preserve">Yes. We are still affected by </w:t>
+            </w:r>
+            <w:proofErr w:type="spellStart"/>
+            <w:r>
+              <w:rPr>
+                <w:i/>
+                <w:iCs/>
+              </w:rPr>
+              <w:t>globalisation</w:t>
+            </w:r>
+            <w:proofErr w:type="spellEnd"/>
+            <w:r>
+              <w:rPr>
+                <w:i/>
+                <w:iCs/>
+              </w:rPr>
+              <w:t>.</w:t>
             </w:r>
           </w:p>
           <w:p>
@@ -3808,7 +3998,15 @@
               </w:numPr>
             </w:pPr>
             <w:r>
-              <w:t>Different countries have benefitted from the globalisation of education in different ways.</w:t>
+              <w:t xml:space="preserve">Different countries have benefitted from the </w:t>
+            </w:r>
+            <w:proofErr w:type="spellStart"/>
+            <w:r>
+              <w:t>globalisation</w:t>
+            </w:r>
+            <w:proofErr w:type="spellEnd"/>
+            <w:r>
+              <w:t xml:space="preserve"> of education in different ways.</w:t>
             </w:r>
           </w:p>
           <w:p>
@@ -3832,7 +4030,15 @@
               </w:numPr>
             </w:pPr>
             <w:r>
-              <w:t>Educational institutions have changed their focus due to globalisation.</w:t>
+              <w:t xml:space="preserve">Educational institutions have changed their focus due to </w:t>
+            </w:r>
+            <w:proofErr w:type="spellStart"/>
+            <w:r>
+              <w:t>globalisation</w:t>
+            </w:r>
+            <w:proofErr w:type="spellEnd"/>
+            <w:r>
+              <w:t>.</w:t>
             </w:r>
           </w:p>
           <w:p>
@@ -4647,7 +4853,15 @@
                     <w:pStyle w:val="SS3-115"/>
                   </w:pPr>
                   <w:r>
-                    <w:t>In the 1980s the British government introduced NVQS or National Vocational Qualifications so that young people could get certificates to show their practical skills. It helps employers understand what workers can do. In 1994, the government started a programme which aimed to provide 'quality training on a work-based (educational) route'. These 'modern apprenticeships' are available at three different levels.</w:t>
+                    <w:t xml:space="preserve">In the 1980s the British government introduced NVQS or National Vocational Qualifications so that young people could get certificates to show their practical skills. It helps employers understand what workers can do. In 1994, the government started a </w:t>
+                  </w:r>
+                  <w:proofErr w:type="spellStart"/>
+                  <w:r>
+                    <w:t>programme</w:t>
+                  </w:r>
+                  <w:proofErr w:type="spellEnd"/>
+                  <w:r>
+                    <w:t xml:space="preserve"> which aimed to provide 'quality training on a work-based (educational) route'. These 'modern apprenticeships' are available at three different levels.</w:t>
                   </w:r>
                 </w:p>
               </w:tc>
@@ -4684,7 +4898,25 @@
                       <w:sz w:val="23"/>
                       <w:szCs w:val="23"/>
                     </w:rPr>
-                    <w:t>At the higher levels of education, too, there has been more emphasis on work-based learning, which links academic study closely to practical experience. At degree level, companies have linked with universities to create specialised qualifications, such as the BA in Distribution run between Middlesex University and Asda Supermarket. Such partnerships also exist at Masters and even doctorate level.</w:t>
+                    <w:t xml:space="preserve">At the higher levels of education, too, there has been more emphasis on work-based learning, which links academic study closely to practical experience. At degree level, companies have linked with universities to create </w:t>
+                  </w:r>
+                  <w:proofErr w:type="spellStart"/>
+                  <w:r>
+                    <w:rPr>
+                      <w:rFonts w:ascii="Source Sans 3" w:hAnsi="Source Sans 3"/>
+                      <w:sz w:val="23"/>
+                      <w:szCs w:val="23"/>
+                    </w:rPr>
+                    <w:t>specialised</w:t>
+                  </w:r>
+                  <w:proofErr w:type="spellEnd"/>
+                  <w:r>
+                    <w:rPr>
+                      <w:rFonts w:ascii="Source Sans 3" w:hAnsi="Source Sans 3"/>
+                      <w:sz w:val="23"/>
+                      <w:szCs w:val="23"/>
+                    </w:rPr>
+                    <w:t xml:space="preserve"> qualifications, such as the BA in Distribution run between Middlesex University and Asda Supermarket. Such partnerships also exist at Masters and even doctorate level.</w:t>
                   </w:r>
                 </w:p>
                 <w:p>
@@ -5830,7 +6062,25 @@
                       <w:bCs/>
                       <w:iCs/>
                     </w:rPr>
-                    <w:t>New entrants to primary teacher training programmes 2007 - present</w:t>
+                    <w:t xml:space="preserve">New entrants to primary teacher training </w:t>
+                  </w:r>
+                  <w:proofErr w:type="spellStart"/>
+                  <w:r>
+                    <w:rPr>
+                      <w:b/>
+                      <w:bCs/>
+                      <w:iCs/>
+                    </w:rPr>
+                    <w:t>programmes</w:t>
+                  </w:r>
+                  <w:proofErr w:type="spellEnd"/>
+                  <w:r>
+                    <w:rPr>
+                      <w:b/>
+                      <w:bCs/>
+                      <w:iCs/>
+                    </w:rPr>
+                    <w:t xml:space="preserve"> 2007 - present</w:t>
                   </w:r>
                 </w:p>
                 <w:p>
@@ -7038,7 +7288,27 @@
                 <w:sz w:val="20"/>
                 <w:szCs w:val="20"/>
               </w:rPr>
-              <w:t>New entrants to primary teacher training programmes 2007 - present</w:t>
+              <w:t xml:space="preserve">New entrants to primary teacher training </w:t>
+            </w:r>
+            <w:proofErr w:type="spellStart"/>
+            <w:r>
+              <w:rPr>
+                <w:b/>
+                <w:bCs/>
+                <w:sz w:val="20"/>
+                <w:szCs w:val="20"/>
+              </w:rPr>
+              <w:t>programmes</w:t>
+            </w:r>
+            <w:proofErr w:type="spellEnd"/>
+            <w:r>
+              <w:rPr>
+                <w:b/>
+                <w:bCs/>
+                <w:sz w:val="20"/>
+                <w:szCs w:val="20"/>
+              </w:rPr>
+              <w:t xml:space="preserve"> 2007 - present</w:t>
             </w:r>
           </w:p>
           <w:tbl>
@@ -8961,7 +9231,15 @@
               <w:ind w:left="284"/>
             </w:pPr>
             <w:r>
-              <w:t>The diagram demonstrates the process of preparing stringhoppers, a kind of noodle dish.</w:t>
+              <w:t xml:space="preserve">The diagram demonstrates the process of preparing </w:t>
+            </w:r>
+            <w:proofErr w:type="spellStart"/>
+            <w:r>
+              <w:t>stringhoppers</w:t>
+            </w:r>
+            <w:proofErr w:type="spellEnd"/>
+            <w:r>
+              <w:t>, a kind of noodle dish.</w:t>
             </w:r>
           </w:p>
           <w:p>
@@ -8983,7 +9261,15 @@
               <w:ind w:left="284"/>
             </w:pPr>
             <w:r>
-              <w:t>There are six main stages in the process, beginning with grinding the rice and making a dough and ending with using a steamer to cook the stringhoppers.</w:t>
+              <w:t xml:space="preserve">There are six main stages in the process, beginning with grinding the rice and making a dough and ending with using a steamer to cook the </w:t>
+            </w:r>
+            <w:proofErr w:type="spellStart"/>
+            <w:r>
+              <w:t>stringhoppers</w:t>
+            </w:r>
+            <w:proofErr w:type="spellEnd"/>
+            <w:r>
+              <w:t>.</w:t>
             </w:r>
           </w:p>
           <w:p>
@@ -9071,7 +9357,23 @@
               <w:ind w:left="284"/>
             </w:pPr>
             <w:r>
-              <w:t>grind, rice, dough, steamer, grinder, flour, stringhopper press, stringhopper mats, cook, serve, spicy, curries</w:t>
+              <w:t xml:space="preserve">grind, rice, dough, steamer, grinder, flour, </w:t>
+            </w:r>
+            <w:proofErr w:type="spellStart"/>
+            <w:r>
+              <w:t>stringhopper</w:t>
+            </w:r>
+            <w:proofErr w:type="spellEnd"/>
+            <w:r>
+              <w:t xml:space="preserve"> press, </w:t>
+            </w:r>
+            <w:proofErr w:type="spellStart"/>
+            <w:r>
+              <w:t>stringhopper</w:t>
+            </w:r>
+            <w:proofErr w:type="spellEnd"/>
+            <w:r>
+              <w:t xml:space="preserve"> mats, cook, serve, spicy, curries</w:t>
             </w:r>
           </w:p>
           <w:p>
@@ -9685,6 +9987,7 @@
                                   <w:rFonts w:ascii="Source Sans 3" w:hAnsi="Source Sans 3"/>
                                   <w:b w:val="0"/>
                                   <w:bCs w:val="0"/>
+                                  <w:noProof/>
                                 </w:rPr>
                                 <w:drawing>
                                   <wp:inline distT="0" distB="0" distL="0" distR="0" wp14:anchorId="710D6324" wp14:editId="29A1432E">
@@ -10122,14 +10425,12 @@
               <w:rPr>
                 <w:rFonts w:ascii="Source Sans 3" w:hAnsi="Source Sans 3"/>
                 <w:sz w:val="23"/>
-                <w:szCs w:val="24"/>
               </w:rPr>
             </w:pPr>
             <w:r>
               <w:rPr>
                 <w:rFonts w:ascii="Source Sans 3" w:hAnsi="Source Sans 3"/>
                 <w:sz w:val="23"/>
-                <w:szCs w:val="24"/>
               </w:rPr>
               <w:t>What are the two groups in green and purple?</w:t>
             </w:r>
@@ -10144,14 +10445,12 @@
               <w:rPr>
                 <w:rFonts w:ascii="Source Sans 3" w:hAnsi="Source Sans 3"/>
                 <w:sz w:val="23"/>
-                <w:szCs w:val="24"/>
               </w:rPr>
             </w:pPr>
             <w:r>
               <w:rPr>
                 <w:rFonts w:ascii="Source Sans 3" w:hAnsi="Source Sans 3"/>
                 <w:sz w:val="23"/>
-                <w:szCs w:val="24"/>
               </w:rPr>
               <w:t xml:space="preserve">What do the vertical </w:t>
             </w:r>
@@ -10161,7 +10460,6 @@
                 <w:b/>
                 <w:bCs/>
                 <w:sz w:val="23"/>
-                <w:szCs w:val="24"/>
               </w:rPr>
               <w:sym w:font="Wingdings 3" w:char="F032"/>
             </w:r>
@@ -10169,7 +10467,6 @@
               <w:rPr>
                 <w:rFonts w:ascii="Source Sans 3" w:hAnsi="Source Sans 3"/>
                 <w:sz w:val="23"/>
-                <w:szCs w:val="24"/>
               </w:rPr>
               <w:t xml:space="preserve"> </w:t>
             </w:r>
@@ -10177,7 +10474,6 @@
               <w:rPr>
                 <w:rFonts w:ascii="Source Sans 3" w:hAnsi="Source Sans 3"/>
                 <w:sz w:val="23"/>
-                <w:szCs w:val="24"/>
               </w:rPr>
               <w:t>and horizontal</w:t>
             </w:r>
@@ -10185,7 +10481,6 @@
               <w:rPr>
                 <w:rFonts w:ascii="Source Sans 3" w:hAnsi="Source Sans 3"/>
                 <w:sz w:val="23"/>
-                <w:szCs w:val="24"/>
               </w:rPr>
               <w:t xml:space="preserve"> </w:t>
             </w:r>
@@ -10195,7 +10490,6 @@
                 <w:b/>
                 <w:bCs/>
                 <w:sz w:val="23"/>
-                <w:szCs w:val="24"/>
               </w:rPr>
               <w:sym w:font="Wingdings 3" w:char="F031"/>
             </w:r>
@@ -10205,7 +10499,6 @@
                 <w:b/>
                 <w:bCs/>
                 <w:sz w:val="23"/>
-                <w:szCs w:val="24"/>
               </w:rPr>
               <w:t xml:space="preserve"> </w:t>
             </w:r>
@@ -10213,7 +10506,6 @@
               <w:rPr>
                 <w:rFonts w:ascii="Source Sans 3" w:hAnsi="Source Sans 3"/>
                 <w:sz w:val="23"/>
-                <w:szCs w:val="24"/>
               </w:rPr>
               <w:t xml:space="preserve"> </w:t>
             </w:r>
@@ -10221,7 +10513,6 @@
               <w:rPr>
                 <w:rFonts w:ascii="Source Sans 3" w:hAnsi="Source Sans 3"/>
                 <w:sz w:val="23"/>
-                <w:szCs w:val="24"/>
               </w:rPr>
               <w:t xml:space="preserve"> </w:t>
             </w:r>
@@ -10229,7 +10520,6 @@
               <w:rPr>
                 <w:rFonts w:ascii="Source Sans 3" w:hAnsi="Source Sans 3"/>
                 <w:sz w:val="23"/>
-                <w:szCs w:val="24"/>
               </w:rPr>
               <w:t>axes show?</w:t>
             </w:r>
@@ -10247,14 +10537,12 @@
               <w:rPr>
                 <w:rFonts w:ascii="Source Sans 3" w:hAnsi="Source Sans 3"/>
                 <w:sz w:val="23"/>
-                <w:szCs w:val="24"/>
               </w:rPr>
             </w:pPr>
             <w:r>
               <w:rPr>
                 <w:rFonts w:ascii="Source Sans 3" w:hAnsi="Source Sans 3"/>
                 <w:sz w:val="23"/>
-                <w:szCs w:val="24"/>
               </w:rPr>
               <w:t>Which two regions had the highest literacy rates?</w:t>
             </w:r>
@@ -10269,14 +10557,12 @@
               <w:rPr>
                 <w:rFonts w:ascii="Source Sans 3" w:hAnsi="Source Sans 3"/>
                 <w:sz w:val="23"/>
-                <w:szCs w:val="24"/>
               </w:rPr>
             </w:pPr>
             <w:r>
               <w:rPr>
                 <w:rFonts w:ascii="Source Sans 3" w:hAnsi="Source Sans 3"/>
                 <w:sz w:val="23"/>
-                <w:szCs w:val="24"/>
               </w:rPr>
               <w:t>How many regions show different literacy rates for men and women?</w:t>
             </w:r>
@@ -10291,14 +10577,12 @@
               <w:rPr>
                 <w:rFonts w:ascii="Source Sans 3" w:hAnsi="Source Sans 3"/>
                 <w:sz w:val="23"/>
-                <w:szCs w:val="24"/>
               </w:rPr>
             </w:pPr>
             <w:r>
               <w:rPr>
                 <w:rFonts w:ascii="Source Sans 3" w:hAnsi="Source Sans 3"/>
                 <w:sz w:val="23"/>
-                <w:szCs w:val="24"/>
               </w:rPr>
               <w:t>Which region shows the biggest difference between men and women?</w:t>
             </w:r>
@@ -10313,14 +10597,12 @@
               <w:rPr>
                 <w:rFonts w:ascii="Source Sans 3" w:hAnsi="Source Sans 3"/>
                 <w:sz w:val="23"/>
-                <w:szCs w:val="24"/>
               </w:rPr>
             </w:pPr>
             <w:r>
               <w:rPr>
                 <w:rFonts w:ascii="Source Sans 3" w:hAnsi="Source Sans 3"/>
                 <w:sz w:val="23"/>
-                <w:szCs w:val="24"/>
               </w:rPr>
               <w:t>What are the male and female literacy rates in the least literate region?</w:t>
             </w:r>
@@ -10347,14 +10629,12 @@
           </w:p>
           <w:p>
             <w:pPr>
-              <w:spacing w:before="240" w:after="0" w:line="240" w:lineRule="auto"/>
+              <w:spacing w:before="240"/>
               <w:rPr>
                 <w:rFonts w:ascii="Source Sans 3" w:hAnsi="Source Sans 3"/>
                 <w:b/>
                 <w:bCs/>
                 <w:sz w:val="23"/>
-                <w:szCs w:val="24"/>
-                <w:lang w:bidi="ar-SA"/>
               </w:rPr>
             </w:pPr>
             <w:r>
@@ -10363,15 +10643,12 @@
                 <w:b/>
                 <w:bCs/>
                 <w:sz w:val="23"/>
-                <w:szCs w:val="24"/>
-                <w:lang w:bidi="ar-SA"/>
               </w:rPr>
               <w:t>You should spend about 20 minutes on this task.</w:t>
             </w:r>
           </w:p>
           <w:p>
             <w:pPr>
-              <w:spacing w:after="0" w:line="240" w:lineRule="auto"/>
               <w:rPr>
                 <w:rFonts w:ascii="Source Sans 3" w:hAnsi="Source Sans 3"/>
                 <w:b/>
@@ -10379,8 +10656,6 @@
                 <w:i/>
                 <w:iCs/>
                 <w:sz w:val="23"/>
-                <w:szCs w:val="24"/>
-                <w:lang w:bidi="ar-SA"/>
               </w:rPr>
             </w:pPr>
             <w:r>
@@ -10391,15 +10666,12 @@
                 <w:i/>
                 <w:iCs/>
                 <w:sz w:val="23"/>
-                <w:szCs w:val="24"/>
-                <w:lang w:bidi="ar-SA"/>
               </w:rPr>
               <w:t>The bar chart shows the literacy rate (% of people who can read and write) by region and gender in 2011.</w:t>
             </w:r>
           </w:p>
           <w:p>
             <w:pPr>
-              <w:spacing w:after="0" w:line="240" w:lineRule="auto"/>
               <w:rPr>
                 <w:rFonts w:ascii="Source Sans 3" w:hAnsi="Source Sans 3"/>
                 <w:b/>
@@ -10407,10 +10679,9 @@
                 <w:i/>
                 <w:iCs/>
                 <w:sz w:val="23"/>
-                <w:szCs w:val="24"/>
-                <w:lang w:bidi="ar-SA"/>
-              </w:rPr>
-            </w:pPr>
+              </w:rPr>
+            </w:pPr>
+            <w:proofErr w:type="spellStart"/>
             <w:r>
               <w:rPr>
                 <w:rFonts w:ascii="Source Sans 3" w:hAnsi="Source Sans 3"/>
@@ -10419,10 +10690,20 @@
                 <w:i/>
                 <w:iCs/>
                 <w:sz w:val="23"/>
-                <w:szCs w:val="24"/>
-                <w:lang w:bidi="ar-SA"/>
-              </w:rPr>
-              <w:t>Summarise the information by selecting and reporting the main features, and make comparisons where relevant.</w:t>
+              </w:rPr>
+              <w:t>Summarise</w:t>
+            </w:r>
+            <w:proofErr w:type="spellEnd"/>
+            <w:r>
+              <w:rPr>
+                <w:rFonts w:ascii="Source Sans 3" w:hAnsi="Source Sans 3"/>
+                <w:b/>
+                <w:bCs/>
+                <w:i/>
+                <w:iCs/>
+                <w:sz w:val="23"/>
+              </w:rPr>
+              <w:t xml:space="preserve"> the information by selecting and reporting the main features, and make comparisons where relevant.</w:t>
             </w:r>
           </w:p>
           <w:p>
@@ -10477,6 +10758,9 @@
                     <w:spacing w:after="0"/>
                   </w:pPr>
                   <w:r>
+                    <w:rPr>
+                      <w:noProof/>
+                    </w:rPr>
                     <w:drawing>
                       <wp:inline distT="0" distB="0" distL="0" distR="0" wp14:anchorId="384396CE" wp14:editId="13FD31BC">
                         <wp:extent cx="4448175" cy="2533650"/>
@@ -11037,6 +11321,7 @@
                 <w:szCs w:val="26"/>
               </w:rPr>
             </w:pPr>
+            <w:proofErr w:type="spellStart"/>
             <w:r>
               <w:rPr>
                 <w:rFonts w:ascii="Source Sans 3" w:hAnsi="Source Sans 3"/>
@@ -11044,7 +11329,17 @@
                 <w:sz w:val="23"/>
                 <w:szCs w:val="23"/>
               </w:rPr>
-              <w:t>recognise synonyms and paraphrase.</w:t>
+              <w:t>recognise</w:t>
+            </w:r>
+            <w:proofErr w:type="spellEnd"/>
+            <w:r>
+              <w:rPr>
+                <w:rFonts w:ascii="Source Sans 3" w:hAnsi="Source Sans 3"/>
+                <w:color w:val="FFFFFF" w:themeColor="background1"/>
+                <w:sz w:val="23"/>
+                <w:szCs w:val="23"/>
+              </w:rPr>
+              <w:t xml:space="preserve"> synonyms and paraphrase.</w:t>
             </w:r>
           </w:p>
         </w:tc>
@@ -11428,6 +11723,7 @@
                       <w:rFonts w:ascii="Source Sans 3 Medium" w:hAnsi="Source Sans 3 Medium"/>
                       <w:b/>
                       <w:bCs/>
+                      <w:noProof/>
                       <w:sz w:val="23"/>
                     </w:rPr>
                     <w:drawing>
@@ -11489,6 +11785,7 @@
                       <w:rFonts w:ascii="Source Sans 3 Medium" w:hAnsi="Source Sans 3 Medium"/>
                       <w:b/>
                       <w:bCs/>
+                      <w:noProof/>
                       <w:sz w:val="23"/>
                     </w:rPr>
                     <w:drawing>
@@ -11550,6 +11847,7 @@
                       <w:rFonts w:ascii="Source Sans 3 Medium" w:hAnsi="Source Sans 3 Medium"/>
                       <w:b/>
                       <w:bCs/>
+                      <w:noProof/>
                       <w:sz w:val="23"/>
                     </w:rPr>
                     <w:drawing>
@@ -11612,6 +11910,7 @@
                       <w:rFonts w:ascii="Source Sans 3 Medium" w:hAnsi="Source Sans 3 Medium"/>
                       <w:b/>
                       <w:bCs/>
+                      <w:noProof/>
                       <w:sz w:val="23"/>
                     </w:rPr>
                     <w:drawing>
@@ -11673,6 +11972,7 @@
                       <w:rFonts w:ascii="Source Sans 3 Medium" w:hAnsi="Source Sans 3 Medium"/>
                       <w:b/>
                       <w:bCs/>
+                      <w:noProof/>
                       <w:sz w:val="23"/>
                     </w:rPr>
                     <w:drawing>
@@ -11734,6 +12034,7 @@
                       <w:rFonts w:ascii="Source Sans 3 Medium" w:hAnsi="Source Sans 3 Medium"/>
                       <w:b/>
                       <w:bCs/>
+                      <w:noProof/>
                       <w:sz w:val="23"/>
                     </w:rPr>
                     <w:drawing>
@@ -11794,6 +12095,7 @@
                       <w:rFonts w:ascii="Source Sans 3 Medium" w:hAnsi="Source Sans 3 Medium"/>
                       <w:b/>
                       <w:bCs/>
+                      <w:noProof/>
                       <w:sz w:val="23"/>
                     </w:rPr>
                     <w:drawing>
@@ -11991,14 +12293,12 @@
           </w:tcPr>
           <w:p>
             <w:pPr>
-              <w:spacing w:after="0" w:line="240" w:lineRule="auto"/>
               <w:rPr>
                 <w:rFonts w:ascii="Source Sans 3 Medium" w:hAnsi="Source Sans 3 Medium"/>
                 <w:b/>
                 <w:bCs/>
                 <w:sz w:val="23"/>
                 <w:szCs w:val="23"/>
-                <w:lang w:bidi="ar-SA"/>
               </w:rPr>
             </w:pPr>
             <w:r>
@@ -12008,7 +12308,6 @@
                 <w:bCs/>
                 <w:sz w:val="23"/>
                 <w:szCs w:val="23"/>
-                <w:lang w:bidi="ar-SA"/>
               </w:rPr>
               <w:t>Look at the words in the box. Do they describe a job or a type of course?</w:t>
             </w:r>
@@ -13120,6 +13419,7 @@
                     </w:rPr>
                     <w:t>It is important to listen carefully to the ending of words. For example, words ending in -ology and-</w:t>
                   </w:r>
+                  <w:proofErr w:type="spellStart"/>
                   <w:r>
                     <w:rPr>
                       <w:i/>
@@ -13129,6 +13429,7 @@
                     </w:rPr>
                     <w:t>tion</w:t>
                   </w:r>
+                  <w:proofErr w:type="spellEnd"/>
                   <w:r>
                     <w:rPr>
                       <w:sz w:val="21"/>
@@ -13294,10 +13595,7 @@
               <w:t xml:space="preserve">    </w:t>
             </w:r>
             <w:r>
-              <w:t xml:space="preserve">Conversation </w:t>
-            </w:r>
-            <w:r>
-              <w:t>2</w:t>
+              <w:t>Conversation 2</w:t>
             </w:r>
           </w:p>
           <w:p>
@@ -13321,44 +13619,579 @@
         <w:spacing w:before="240" w:after="0"/>
         <w:rPr>
           <w:color w:val="E8B756"/>
-          <w:sz w:val="34"/>
-          <w:szCs w:val="34"/>
+          <w:sz w:val="2"/>
+          <w:szCs w:val="2"/>
         </w:rPr>
       </w:pPr>
-      <w:r>
-        <w:rPr>
-          <w:color w:val="CA036E"/>
-          <w:sz w:val="34"/>
-          <w:szCs w:val="34"/>
-          <w:shd w:val="clear" w:color="auto" w:fill="CA036E"/>
-        </w:rPr>
-        <w:t>[[[[[[[[[[</w:t>
-      </w:r>
-      <w:r>
-        <w:rPr>
-          <w:rFonts w:ascii="Source Sans 3 SemiBold" w:hAnsi="Source Sans 3 SemiBold"/>
-          <w:b/>
-          <w:bCs/>
-          <w:sz w:val="34"/>
-          <w:szCs w:val="34"/>
-        </w:rPr>
-        <w:t>SENTENCE COMPLETION</w:t>
-      </w:r>
-      <w:r>
-        <w:rPr>
-          <w:color w:val="CA036E"/>
-          <w:sz w:val="34"/>
-          <w:szCs w:val="34"/>
-        </w:rPr>
-        <w:t>]</w:t>
-      </w:r>
     </w:p>
+    <w:tbl>
+      <w:tblPr>
+        <w:tblStyle w:val="ColumnStackTable"/>
+        <w:tblW w:w="0" w:type="auto"/>
+        <w:tblInd w:w="-147" w:type="dxa"/>
+        <w:tblLayout w:type="fixed"/>
+        <w:tblCellMar>
+          <w:left w:w="0" w:type="dxa"/>
+          <w:right w:w="0" w:type="dxa"/>
+        </w:tblCellMar>
+        <w:tblLook w:val="04A0" w:firstRow="1" w:lastRow="0" w:firstColumn="1" w:lastColumn="0" w:noHBand="0" w:noVBand="1"/>
+      </w:tblPr>
+      <w:tblGrid>
+        <w:gridCol w:w="9214"/>
+        <w:gridCol w:w="5325"/>
+      </w:tblGrid>
+      <w:tr>
+        <w:tc>
+          <w:tcPr>
+            <w:tcW w:w="9214" w:type="dxa"/>
+          </w:tcPr>
+          <w:p>
+            <w:pPr>
+              <w:rPr>
+                <w:color w:val="E8B756"/>
+                <w:sz w:val="34"/>
+                <w:szCs w:val="34"/>
+              </w:rPr>
+            </w:pPr>
+            <w:r>
+              <w:rPr>
+                <w:color w:val="CA036E"/>
+                <w:sz w:val="34"/>
+                <w:szCs w:val="34"/>
+                <w:shd w:val="clear" w:color="auto" w:fill="CA036E"/>
+              </w:rPr>
+              <w:t>[[[[[[[[[[</w:t>
+            </w:r>
+            <w:r>
+              <w:rPr>
+                <w:rFonts w:ascii="Source Sans 3 SemiBold" w:hAnsi="Source Sans 3 SemiBold"/>
+                <w:b/>
+                <w:bCs/>
+                <w:sz w:val="34"/>
+                <w:szCs w:val="34"/>
+              </w:rPr>
+              <w:t>SENTENCE COMPLETION</w:t>
+            </w:r>
+            <w:r>
+              <w:rPr>
+                <w:color w:val="CA036E"/>
+                <w:sz w:val="34"/>
+                <w:szCs w:val="34"/>
+              </w:rPr>
+              <w:t>]</w:t>
+            </w:r>
+          </w:p>
+          <w:tbl>
+            <w:tblPr>
+              <w:tblStyle w:val="DottedTable"/>
+              <w:tblW w:w="14392" w:type="dxa"/>
+              <w:tblLayout w:type="fixed"/>
+              <w:tblLook w:val="04A0" w:firstRow="1" w:lastRow="0" w:firstColumn="1" w:lastColumn="0" w:noHBand="0" w:noVBand="1"/>
+            </w:tblPr>
+            <w:tblGrid>
+              <w:gridCol w:w="543"/>
+              <w:gridCol w:w="13849"/>
+            </w:tblGrid>
+            <w:tr>
+              <w:tc>
+                <w:tcPr>
+                  <w:tcW w:w="543" w:type="dxa"/>
+                  <w:tcMar>
+                    <w:left w:w="0" w:type="dxa"/>
+                    <w:right w:w="0" w:type="dxa"/>
+                  </w:tcMar>
+                </w:tcPr>
+                <w:tbl>
+                  <w:tblPr>
+                    <w:tblStyle w:val="CompactTable"/>
+                    <w:tblW w:w="0" w:type="auto"/>
+                    <w:tblBorders>
+                      <w:top w:val="single" w:sz="18" w:space="0" w:color="B01070"/>
+                      <w:left w:val="single" w:sz="18" w:space="0" w:color="B01070"/>
+                      <w:bottom w:val="single" w:sz="18" w:space="0" w:color="B01070"/>
+                      <w:right w:val="single" w:sz="18" w:space="0" w:color="B01070"/>
+                      <w:insideH w:val="single" w:sz="18" w:space="0" w:color="B01070"/>
+                      <w:insideV w:val="single" w:sz="18" w:space="0" w:color="B01070"/>
+                    </w:tblBorders>
+                    <w:tblLayout w:type="fixed"/>
+                    <w:tblLook w:val="04A0" w:firstRow="1" w:lastRow="0" w:firstColumn="1" w:lastColumn="0" w:noHBand="0" w:noVBand="1"/>
+                  </w:tblPr>
+                  <w:tblGrid>
+                    <w:gridCol w:w="385"/>
+                  </w:tblGrid>
+                  <w:tr>
+                    <w:tc>
+                      <w:tcPr>
+                        <w:tcW w:w="385" w:type="dxa"/>
+                      </w:tcPr>
+                      <w:p>
+                        <w:pPr>
+                          <w:rPr>
+                            <w:b w:val="0"/>
+                            <w:bCs/>
+                            <w:szCs w:val="26"/>
+                            <w:bdr w:val="single" w:sz="12" w:space="0" w:color="FFFF00"/>
+                          </w:rPr>
+                        </w:pPr>
+                        <w:r>
+                          <w:rPr>
+                            <w:bCs/>
+                            <w:szCs w:val="26"/>
+                            <w:lang w:bidi="ar-SA"/>
+                          </w:rPr>
+                          <w:t>0</w:t>
+                        </w:r>
+                        <w:r>
+                          <w:rPr>
+                            <w:bCs/>
+                            <w:szCs w:val="26"/>
+                          </w:rPr>
+                          <w:t>6</w:t>
+                        </w:r>
+                      </w:p>
+                    </w:tc>
+                  </w:tr>
+                </w:tbl>
+                <w:p>
+                  <w:pPr>
+                    <w:rPr>
+                      <w:bCs/>
+                      <w:szCs w:val="26"/>
+                    </w:rPr>
+                  </w:pPr>
+                </w:p>
+              </w:tc>
+              <w:tc>
+                <w:tcPr>
+                  <w:tcW w:w="13849" w:type="dxa"/>
+                </w:tcPr>
+                <w:p>
+                  <w:pPr>
+                    <w:spacing w:after="120"/>
+                    <w:rPr>
+                      <w:rFonts w:ascii="Source Sans 3 Medium" w:hAnsi="Source Sans 3 Medium"/>
+                      <w:b/>
+                      <w:bCs/>
+                      <w:sz w:val="23"/>
+                      <w:szCs w:val="23"/>
+                    </w:rPr>
+                  </w:pPr>
+                  <w:r>
+                    <w:rPr>
+                      <w:rFonts w:ascii="Source Sans 3 Medium" w:hAnsi="Source Sans 3 Medium"/>
+                      <w:b/>
+                      <w:bCs/>
+                      <w:sz w:val="23"/>
+                      <w:szCs w:val="23"/>
+                    </w:rPr>
+                    <w:t xml:space="preserve">Read the sentences carefully. </w:t>
+                  </w:r>
+                  <w:r>
+                    <w:rPr>
+                      <w:rFonts w:ascii="Source Sans 3 Medium" w:hAnsi="Source Sans 3 Medium"/>
+                      <w:b/>
+                      <w:bCs/>
+                      <w:sz w:val="23"/>
+                      <w:szCs w:val="23"/>
+                      <w:u w:val="single"/>
+                    </w:rPr>
+                    <w:t>Underline</w:t>
+                  </w:r>
+                  <w:r>
+                    <w:rPr>
+                      <w:rFonts w:ascii="Source Sans 3 Medium" w:hAnsi="Source Sans 3 Medium"/>
+                      <w:b/>
+                      <w:bCs/>
+                      <w:sz w:val="23"/>
+                      <w:szCs w:val="23"/>
+                    </w:rPr>
+                    <w:t xml:space="preserve"> the key words before and after each gap.</w:t>
+                  </w:r>
+                </w:p>
+                <w:p>
+                  <w:pPr>
+                    <w:pStyle w:val="SS3-115"/>
+                    <w:numPr>
+                      <w:ilvl w:val="0"/>
+                      <w:numId w:val="65"/>
+                    </w:numPr>
+                    <w:spacing w:after="120"/>
+                  </w:pPr>
+                  <w:r>
+                    <w:t xml:space="preserve">Anna has got a job as a </w:t>
+                  </w:r>
+                </w:p>
+                <w:p>
+                  <w:pPr>
+                    <w:pStyle w:val="SS3-115"/>
+                    <w:numPr>
+                      <w:ilvl w:val="0"/>
+                      <w:numId w:val="65"/>
+                    </w:numPr>
+                    <w:spacing w:after="120"/>
+                    <w:ind w:left="284" w:hanging="284"/>
+                  </w:pPr>
+                  <w:r>
+                    <w:t>She has recently completed a course in</w:t>
+                  </w:r>
+                </w:p>
+                <w:p>
+                  <w:pPr>
+                    <w:pStyle w:val="SS3-115"/>
+                    <w:numPr>
+                      <w:ilvl w:val="0"/>
+                      <w:numId w:val="65"/>
+                    </w:numPr>
+                    <w:spacing w:after="120"/>
+                    <w:ind w:left="284" w:hanging="284"/>
+                  </w:pPr>
+                  <w:r>
+                    <w:t xml:space="preserve">The new name of the department which sells computers and phones is </w:t>
+                  </w:r>
+                </w:p>
+                <w:p>
+                  <w:pPr>
+                    <w:pStyle w:val="SS3-115"/>
+                    <w:numPr>
+                      <w:ilvl w:val="0"/>
+                      <w:numId w:val="65"/>
+                    </w:numPr>
+                    <w:spacing w:after="120"/>
+                    <w:ind w:left="284" w:hanging="284"/>
+                    <w:rPr>
+                      <w:rFonts w:ascii="Cambria Math" w:hAnsi="Cambria Math" w:cs="Cambria Math"/>
+                      <w:color w:val="AC0C6C"/>
+                      <w:sz w:val="32"/>
+                      <w:szCs w:val="32"/>
+                    </w:rPr>
+                  </w:pPr>
+                  <w:r>
+                    <w:t>The Food Photography course takes place on the _______ September.</w:t>
+                  </w:r>
+                </w:p>
+                <w:p>
+                  <w:pPr>
+                    <w:pStyle w:val="SS3-115"/>
+                    <w:numPr>
+                      <w:ilvl w:val="0"/>
+                      <w:numId w:val="65"/>
+                    </w:numPr>
+                    <w:spacing w:after="120"/>
+                    <w:ind w:left="284" w:hanging="284"/>
+                    <w:rPr>
+                      <w:rFonts w:ascii="Cambria Math" w:hAnsi="Cambria Math" w:cs="Cambria Math"/>
+                      <w:color w:val="AC0C6C"/>
+                      <w:sz w:val="32"/>
+                      <w:szCs w:val="32"/>
+                    </w:rPr>
+                  </w:pPr>
+                  <w:r>
+                    <w:t>There is a total of _______ places available on the course.</w:t>
+                  </w:r>
+                </w:p>
+              </w:tc>
+            </w:tr>
+          </w:tbl>
+          <w:p>
+            <w:pPr>
+              <w:rPr>
+                <w:color w:val="E8B756"/>
+                <w:sz w:val="34"/>
+                <w:szCs w:val="34"/>
+              </w:rPr>
+            </w:pPr>
+          </w:p>
+        </w:tc>
+        <w:tc>
+          <w:tcPr>
+            <w:tcW w:w="5325" w:type="dxa"/>
+          </w:tcPr>
+          <w:tbl>
+            <w:tblPr>
+              <w:tblStyle w:val="NormalTable"/>
+              <w:tblW w:w="5103" w:type="dxa"/>
+              <w:tblInd w:w="121" w:type="dxa"/>
+              <w:tblBorders>
+                <w:top w:val="single" w:sz="18" w:space="0" w:color="AC0C6C"/>
+                <w:left w:val="single" w:sz="18" w:space="0" w:color="AC0C6C"/>
+                <w:bottom w:val="single" w:sz="18" w:space="0" w:color="AC0C6C"/>
+                <w:right w:val="single" w:sz="18" w:space="0" w:color="AC0C6C"/>
+                <w:insideH w:val="single" w:sz="18" w:space="0" w:color="AC0C6C"/>
+                <w:insideV w:val="single" w:sz="18" w:space="0" w:color="AC0C6C"/>
+              </w:tblBorders>
+              <w:shd w:val="clear" w:color="auto" w:fill="E7EAEF"/>
+              <w:tblLayout w:type="fixed"/>
+              <w:tblLook w:val="04A0" w:firstRow="1" w:lastRow="0" w:firstColumn="1" w:lastColumn="0" w:noHBand="0" w:noVBand="1"/>
+            </w:tblPr>
+            <w:tblGrid>
+              <w:gridCol w:w="5103"/>
+            </w:tblGrid>
+            <w:tr>
+              <w:tc>
+                <w:tcPr>
+                  <w:tcW w:w="5103" w:type="dxa"/>
+                  <w:shd w:val="clear" w:color="auto" w:fill="F4E0F9"/>
+                </w:tcPr>
+                <w:p>
+                  <w:pPr>
+                    <w:rPr>
+                      <w:sz w:val="21"/>
+                      <w:szCs w:val="21"/>
+                    </w:rPr>
+                  </w:pPr>
+                  <w:r>
+                    <w:rPr>
+                      <w:rFonts w:ascii="Cambria Math" w:hAnsi="Cambria Math" w:cs="Cambria Math"/>
+                      <w:color w:val="AC0C6C"/>
+                      <w:sz w:val="32"/>
+                      <w:szCs w:val="32"/>
+                    </w:rPr>
+                    <w:t>◉</w:t>
+                  </w:r>
+                  <w:r>
+                    <w:rPr>
+                      <w:color w:val="E9DB85"/>
+                      <w:sz w:val="32"/>
+                      <w:szCs w:val="32"/>
+                    </w:rPr>
+                    <w:t xml:space="preserve"> </w:t>
+                  </w:r>
+                  <w:r>
+                    <w:rPr>
+                      <w:sz w:val="21"/>
+                      <w:szCs w:val="21"/>
+                    </w:rPr>
+                    <w:t>In this type of task you complete sentences by writing up to three words, or two words and/or a number, in the gaps. The instructions tell you how many words you can write.</w:t>
+                  </w:r>
+                </w:p>
+                <w:p>
+                  <w:pPr>
+                    <w:rPr>
+                      <w:sz w:val="21"/>
+                      <w:szCs w:val="21"/>
+                    </w:rPr>
+                  </w:pPr>
+                  <w:r>
+                    <w:rPr>
+                      <w:sz w:val="21"/>
+                      <w:szCs w:val="21"/>
+                    </w:rPr>
+                    <w:t>The gaps can come</w:t>
+                  </w:r>
+                </w:p>
+                <w:p>
+                  <w:pPr>
+                    <w:pStyle w:val="ListParagraph"/>
+                    <w:numPr>
+                      <w:ilvl w:val="0"/>
+                      <w:numId w:val="64"/>
+                    </w:numPr>
+                    <w:ind w:left="170" w:hanging="170"/>
+                    <w:rPr>
+                      <w:rFonts w:ascii="Source Sans 3" w:hAnsi="Source Sans 3"/>
+                      <w:sz w:val="21"/>
+                      <w:szCs w:val="21"/>
+                    </w:rPr>
+                  </w:pPr>
+                  <w:r>
+                    <w:rPr>
+                      <w:rFonts w:ascii="Source Sans 3" w:hAnsi="Source Sans 3"/>
+                      <w:sz w:val="21"/>
+                      <w:szCs w:val="21"/>
+                    </w:rPr>
+                    <w:t>at the beginning of the sentence</w:t>
+                  </w:r>
+                </w:p>
+                <w:p>
+                  <w:pPr>
+                    <w:pStyle w:val="ListParagraph"/>
+                    <w:numPr>
+                      <w:ilvl w:val="0"/>
+                      <w:numId w:val="64"/>
+                    </w:numPr>
+                    <w:ind w:left="170" w:hanging="170"/>
+                    <w:rPr>
+                      <w:rFonts w:ascii="Source Sans 3" w:hAnsi="Source Sans 3"/>
+                      <w:sz w:val="21"/>
+                      <w:szCs w:val="21"/>
+                    </w:rPr>
+                  </w:pPr>
+                  <w:r>
+                    <w:rPr>
+                      <w:rFonts w:ascii="Source Sans 3" w:hAnsi="Source Sans 3"/>
+                      <w:sz w:val="21"/>
+                      <w:szCs w:val="21"/>
+                    </w:rPr>
+                    <w:t>in the middle of the sentence</w:t>
+                  </w:r>
+                </w:p>
+                <w:p>
+                  <w:pPr>
+                    <w:pStyle w:val="ListParagraph"/>
+                    <w:numPr>
+                      <w:ilvl w:val="0"/>
+                      <w:numId w:val="64"/>
+                    </w:numPr>
+                    <w:ind w:left="170" w:hanging="170"/>
+                    <w:rPr>
+                      <w:rFonts w:ascii="Source Sans 3" w:hAnsi="Source Sans 3"/>
+                      <w:sz w:val="21"/>
+                      <w:szCs w:val="21"/>
+                    </w:rPr>
+                  </w:pPr>
+                  <w:r>
+                    <w:rPr>
+                      <w:rFonts w:ascii="Source Sans 3" w:hAnsi="Source Sans 3"/>
+                      <w:sz w:val="21"/>
+                      <w:szCs w:val="21"/>
+                    </w:rPr>
+                    <w:t>at the end of the sentence.</w:t>
+                  </w:r>
+                </w:p>
+                <w:p>
+                  <w:pPr>
+                    <w:rPr>
+                      <w:noProof/>
+                      <w:sz w:val="21"/>
+                      <w:szCs w:val="21"/>
+                    </w:rPr>
+                  </w:pPr>
+                  <w:r>
+                    <w:rPr>
+                      <w:sz w:val="21"/>
+                      <w:szCs w:val="21"/>
+                    </w:rPr>
+                    <w:t>The sentences have a main verb and a subject.</w:t>
+                  </w:r>
+                </w:p>
+              </w:tc>
+            </w:tr>
+          </w:tbl>
+          <w:p>
+            <w:pPr>
+              <w:rPr>
+                <w:rFonts w:ascii="Source Sans 3 SemiBold" w:hAnsi="Source Sans 3 SemiBold"/>
+                <w:b/>
+                <w:bCs/>
+                <w:noProof/>
+                <w:color w:val="FFFFFF" w:themeColor="background1"/>
+                <w:bdr w:val="single" w:sz="24" w:space="0" w:color="C6007A"/>
+                <w:shd w:val="clear" w:color="auto" w:fill="B00074"/>
+              </w:rPr>
+            </w:pPr>
+          </w:p>
+          <w:p>
+            <w:pPr>
+              <w:ind w:firstLine="142"/>
+              <w:rPr>
+                <w:rFonts w:ascii="Source Sans 3 SemiBold" w:hAnsi="Source Sans 3 SemiBold"/>
+                <w:b/>
+                <w:bCs/>
+                <w:noProof/>
+                <w:color w:val="FFFFFF" w:themeColor="background1"/>
+                <w:shd w:val="clear" w:color="auto" w:fill="68AF3D"/>
+              </w:rPr>
+            </w:pPr>
+            <w:r>
+              <w:rPr>
+                <w:rFonts w:ascii="Source Sans 3 SemiBold" w:hAnsi="Source Sans 3 SemiBold"/>
+                <w:b/>
+                <w:bCs/>
+                <w:noProof/>
+                <w:color w:val="FFFFFF" w:themeColor="background1"/>
+                <w:bdr w:val="single" w:sz="24" w:space="0" w:color="C6007A"/>
+                <w:shd w:val="clear" w:color="auto" w:fill="B00074"/>
+              </w:rPr>
+              <w:t xml:space="preserve">TIP </w:t>
+            </w:r>
+            <w:r>
+              <w:rPr>
+                <w:rFonts w:ascii="Source Sans 3 SemiBold" w:hAnsi="Source Sans 3 SemiBold"/>
+                <w:b/>
+                <w:bCs/>
+                <w:noProof/>
+                <w:bdr w:val="single" w:sz="24" w:space="0" w:color="C6007A"/>
+              </w:rPr>
+              <w:t>06</w:t>
+            </w:r>
+          </w:p>
+          <w:tbl>
+            <w:tblPr>
+              <w:tblStyle w:val="NormalTable"/>
+              <w:tblW w:w="0" w:type="auto"/>
+              <w:tblInd w:w="121" w:type="dxa"/>
+              <w:tblBorders>
+                <w:top w:val="single" w:sz="18" w:space="0" w:color="C6007A"/>
+                <w:left w:val="single" w:sz="18" w:space="0" w:color="C6007A"/>
+                <w:bottom w:val="single" w:sz="18" w:space="0" w:color="C6007A"/>
+                <w:right w:val="single" w:sz="18" w:space="0" w:color="C6007A"/>
+                <w:insideH w:val="single" w:sz="18" w:space="0" w:color="C6007A"/>
+                <w:insideV w:val="single" w:sz="18" w:space="0" w:color="C6007A"/>
+              </w:tblBorders>
+              <w:shd w:val="clear" w:color="auto" w:fill="E7EAEF"/>
+              <w:tblLayout w:type="fixed"/>
+              <w:tblLook w:val="04A0" w:firstRow="1" w:lastRow="0" w:firstColumn="1" w:lastColumn="0" w:noHBand="0" w:noVBand="1"/>
+            </w:tblPr>
+            <w:tblGrid>
+              <w:gridCol w:w="3690"/>
+            </w:tblGrid>
+            <w:tr>
+              <w:tc>
+                <w:tcPr>
+                  <w:tcW w:w="3690" w:type="dxa"/>
+                  <w:shd w:val="clear" w:color="auto" w:fill="E7EAEF"/>
+                </w:tcPr>
+                <w:p>
+                  <w:pPr>
+                    <w:rPr>
+                      <w:noProof/>
+                      <w:sz w:val="21"/>
+                      <w:szCs w:val="21"/>
+                    </w:rPr>
+                  </w:pPr>
+                  <w:r>
+                    <w:rPr>
+                      <w:sz w:val="21"/>
+                      <w:szCs w:val="21"/>
+                    </w:rPr>
+                    <w:t xml:space="preserve">It is useful to </w:t>
+                  </w:r>
+                  <w:r>
+                    <w:rPr>
+                      <w:sz w:val="21"/>
+                      <w:szCs w:val="21"/>
+                      <w:u w:val="single"/>
+                    </w:rPr>
+                    <w:t>underline</w:t>
+                  </w:r>
+                  <w:r>
+                    <w:rPr>
+                      <w:sz w:val="21"/>
+                      <w:szCs w:val="21"/>
+                    </w:rPr>
+                    <w:t xml:space="preserve"> the key words in the sentence before you listen to the recording. Doing this will help you decide what kind of information you need to listen for.</w:t>
+                  </w:r>
+                </w:p>
+              </w:tc>
+            </w:tr>
+          </w:tbl>
+          <w:p>
+            <w:pPr>
+              <w:rPr>
+                <w:color w:val="E8B756"/>
+                <w:sz w:val="34"/>
+                <w:szCs w:val="34"/>
+              </w:rPr>
+            </w:pPr>
+          </w:p>
+        </w:tc>
+      </w:tr>
+    </w:tbl>
     <w:p>
       <w:pPr>
         <w:spacing w:before="240" w:after="0"/>
         <w:rPr>
-          <w:rFonts w:ascii="Source Sans 3" w:hAnsi="Source Sans 3"/>
-          <w:color w:val="DDF03C"/>
+          <w:color w:val="E8B756"/>
           <w:sz w:val="2"/>
           <w:szCs w:val="2"/>
         </w:rPr>
@@ -13372,8 +14205,8 @@
       </w:tblPr>
       <w:tblGrid>
         <w:gridCol w:w="650"/>
-        <w:gridCol w:w="8469"/>
-        <w:gridCol w:w="5273"/>
+        <w:gridCol w:w="8417"/>
+        <w:gridCol w:w="5325"/>
       </w:tblGrid>
       <w:tr>
         <w:tc>
@@ -13385,12 +14218,12 @@
               <w:tblStyle w:val="CompactTable"/>
               <w:tblW w:w="0" w:type="auto"/>
               <w:tblBorders>
-                <w:top w:val="single" w:sz="18" w:space="0" w:color="B01070"/>
-                <w:left w:val="single" w:sz="18" w:space="0" w:color="B01070"/>
-                <w:bottom w:val="single" w:sz="18" w:space="0" w:color="B01070"/>
-                <w:right w:val="single" w:sz="18" w:space="0" w:color="B01070"/>
-                <w:insideH w:val="single" w:sz="18" w:space="0" w:color="B01070"/>
-                <w:insideV w:val="single" w:sz="18" w:space="0" w:color="B01070"/>
+                <w:top w:val="single" w:sz="18" w:space="0" w:color="EE29B6"/>
+                <w:left w:val="single" w:sz="18" w:space="0" w:color="EE29B6"/>
+                <w:bottom w:val="single" w:sz="18" w:space="0" w:color="EE29B6"/>
+                <w:right w:val="single" w:sz="18" w:space="0" w:color="EE29B6"/>
+                <w:insideH w:val="single" w:sz="18" w:space="0" w:color="EE29B6"/>
+                <w:insideV w:val="single" w:sz="18" w:space="0" w:color="EE29B6"/>
               </w:tblBorders>
               <w:tblLook w:val="04A0" w:firstRow="1" w:lastRow="0" w:firstColumn="1" w:lastColumn="0" w:noHBand="0" w:noVBand="1"/>
             </w:tblPr>
@@ -13417,14 +14250,7 @@
                       <w:szCs w:val="26"/>
                       <w:lang w:bidi="ar-SA"/>
                     </w:rPr>
-                    <w:t>0</w:t>
-                  </w:r>
-                  <w:r>
-                    <w:rPr>
-                      <w:bCs/>
-                      <w:szCs w:val="26"/>
-                    </w:rPr>
-                    <w:t>6</w:t>
+                    <w:t>07</w:t>
                   </w:r>
                 </w:p>
               </w:tc>
@@ -13433,287 +14259,146 @@
           <w:p>
             <w:pPr>
               <w:rPr>
-                <w:rFonts w:ascii="Source Sans 3" w:hAnsi="Source Sans 3"/>
-                <w:b/>
                 <w:bCs/>
-                <w:sz w:val="26"/>
                 <w:szCs w:val="26"/>
-                <w:bdr w:val="single" w:sz="12" w:space="0" w:color="FFFF00"/>
               </w:rPr>
             </w:pPr>
           </w:p>
         </w:tc>
         <w:tc>
           <w:tcPr>
-            <w:tcW w:w="8559" w:type="dxa"/>
+            <w:tcW w:w="8417" w:type="dxa"/>
           </w:tcPr>
           <w:p>
             <w:pPr>
-              <w:spacing w:after="120"/>
-              <w:rPr>
-                <w:rFonts w:ascii="Source Sans 3 Medium" w:hAnsi="Source Sans 3 Medium"/>
+              <w:pStyle w:val="SS3M-115"/>
+              <w:rPr>
+                <w:rFonts w:ascii="Source Sans 3 SemiBold" w:hAnsi="Source Sans 3 SemiBold"/>
+                <w:noProof/>
+                <w:color w:val="FFFFFF" w:themeColor="background1"/>
+                <w:bdr w:val="single" w:sz="24" w:space="0" w:color="C6007A"/>
+                <w:shd w:val="clear" w:color="auto" w:fill="B00074"/>
+              </w:rPr>
+            </w:pPr>
+            <w:r>
+              <w:t>Match questions 1-5 in exercise 6 with the type of information you need to listen for, given below. The first one has been done for you.</w:t>
+            </w:r>
+          </w:p>
+          <w:p>
+            <w:pPr>
+              <w:pStyle w:val="SS3-115"/>
+            </w:pPr>
+            <w:r>
+              <w:t>an area of study</w:t>
+            </w:r>
+          </w:p>
+          <w:p>
+            <w:pPr>
+              <w:pStyle w:val="SS3-115"/>
+            </w:pPr>
+            <w:r>
+              <w:t>a type of job</w:t>
+            </w:r>
+          </w:p>
+          <w:p>
+            <w:pPr>
+              <w:pStyle w:val="SS3-115"/>
+              <w:rPr>
                 <w:b/>
                 <w:bCs/>
-                <w:sz w:val="23"/>
-                <w:szCs w:val="23"/>
-              </w:rPr>
-            </w:pPr>
-            <w:r>
-              <w:rPr>
-                <w:rFonts w:ascii="Source Sans 3 Medium" w:hAnsi="Source Sans 3 Medium"/>
-                <w:b/>
-                <w:bCs/>
-                <w:sz w:val="23"/>
-                <w:szCs w:val="23"/>
-              </w:rPr>
-              <w:t xml:space="preserve">Read the sentences carefully. </w:t>
-            </w:r>
-            <w:r>
-              <w:rPr>
-                <w:rFonts w:ascii="Source Sans 3 Medium" w:hAnsi="Source Sans 3 Medium"/>
-                <w:b/>
-                <w:bCs/>
-                <w:sz w:val="23"/>
-                <w:szCs w:val="23"/>
-                <w:u w:val="single"/>
-              </w:rPr>
-              <w:t>Underline</w:t>
-            </w:r>
-            <w:r>
-              <w:rPr>
-                <w:rFonts w:ascii="Source Sans 3 Medium" w:hAnsi="Source Sans 3 Medium"/>
-                <w:b/>
-                <w:bCs/>
-                <w:sz w:val="23"/>
-                <w:szCs w:val="23"/>
-              </w:rPr>
-              <w:t xml:space="preserve"> the key words before and after each gap.</w:t>
+                <w:noProof/>
+                <w:bdr w:val="single" w:sz="24" w:space="0" w:color="C6007A"/>
+                <w:shd w:val="clear" w:color="auto" w:fill="B00074"/>
+              </w:rPr>
+            </w:pPr>
+            <w:r>
+              <w:t>a number only</w:t>
             </w:r>
           </w:p>
           <w:p>
             <w:pPr>
               <w:pStyle w:val="SS3-115"/>
-              <w:numPr>
-                <w:ilvl w:val="0"/>
-                <w:numId w:val="21"/>
-              </w:numPr>
-              <w:spacing w:after="120"/>
-              <w:ind w:left="284" w:hanging="284"/>
-            </w:pPr>
-            <w:r>
-              <w:t xml:space="preserve">Anna has got a job as a </w:t>
+            </w:pPr>
+            <w:r>
+              <w:t>a name of a place</w:t>
             </w:r>
           </w:p>
           <w:p>
             <w:pPr>
               <w:pStyle w:val="SS3-115"/>
-              <w:numPr>
-                <w:ilvl w:val="0"/>
-                <w:numId w:val="21"/>
-              </w:numPr>
-              <w:spacing w:after="120"/>
-              <w:ind w:left="284" w:hanging="284"/>
-            </w:pPr>
-            <w:r>
-              <w:t>She has recently completed a course in</w:t>
-            </w:r>
-          </w:p>
-          <w:p>
-            <w:pPr>
-              <w:pStyle w:val="SS3-115"/>
-              <w:numPr>
-                <w:ilvl w:val="0"/>
-                <w:numId w:val="21"/>
-              </w:numPr>
-              <w:spacing w:after="120"/>
-              <w:ind w:left="284" w:hanging="284"/>
-            </w:pPr>
-            <w:r>
-              <w:t xml:space="preserve">The new name of the department which sells computers and phones is </w:t>
-            </w:r>
-          </w:p>
-          <w:p>
-            <w:pPr>
-              <w:pStyle w:val="SS3-115"/>
-              <w:numPr>
-                <w:ilvl w:val="0"/>
-                <w:numId w:val="21"/>
-              </w:numPr>
-              <w:spacing w:after="120"/>
-              <w:ind w:left="284" w:hanging="284"/>
-            </w:pPr>
-            <w:r>
-              <w:t>The Food Photography course takes place on the _______ September.</w:t>
-            </w:r>
-          </w:p>
-          <w:p>
-            <w:pPr>
-              <w:pStyle w:val="SS3-115"/>
-              <w:numPr>
-                <w:ilvl w:val="0"/>
-                <w:numId w:val="21"/>
-              </w:numPr>
-              <w:spacing w:after="120"/>
-              <w:ind w:left="284" w:hanging="284"/>
-              <w:rPr>
-                <w:rtl/>
-              </w:rPr>
-            </w:pPr>
-            <w:r>
-              <w:t>There is a total of _______ places available on the course.</w:t>
+              <w:rPr>
+                <w:noProof/>
+                <w:bdr w:val="single" w:sz="24" w:space="0" w:color="C6007A"/>
+                <w:shd w:val="clear" w:color="auto" w:fill="B00074"/>
+              </w:rPr>
+            </w:pPr>
+            <w:r>
+              <w:t>a date</w:t>
             </w:r>
           </w:p>
         </w:tc>
         <w:tc>
           <w:tcPr>
-            <w:tcW w:w="5183" w:type="dxa"/>
+            <w:tcW w:w="5325" w:type="dxa"/>
           </w:tcPr>
+          <w:p>
+            <w:pPr>
+              <w:rPr>
+                <w:rFonts w:ascii="Source Sans 3 SemiBold" w:hAnsi="Source Sans 3 SemiBold"/>
+                <w:b/>
+                <w:bCs/>
+                <w:noProof/>
+                <w:color w:val="FFFFFF" w:themeColor="background1"/>
+                <w:shd w:val="clear" w:color="auto" w:fill="68AF3D"/>
+              </w:rPr>
+            </w:pPr>
+            <w:r>
+              <w:rPr>
+                <w:rFonts w:ascii="Source Sans 3 SemiBold" w:hAnsi="Source Sans 3 SemiBold"/>
+                <w:b/>
+                <w:bCs/>
+                <w:noProof/>
+                <w:color w:val="FFFFFF" w:themeColor="background1"/>
+                <w:bdr w:val="single" w:sz="24" w:space="0" w:color="C6007A"/>
+                <w:shd w:val="clear" w:color="auto" w:fill="B00074"/>
+              </w:rPr>
+              <w:t xml:space="preserve">TIP </w:t>
+            </w:r>
+            <w:r>
+              <w:rPr>
+                <w:rFonts w:ascii="Source Sans 3 SemiBold" w:hAnsi="Source Sans 3 SemiBold"/>
+                <w:b/>
+                <w:bCs/>
+                <w:noProof/>
+                <w:bdr w:val="single" w:sz="24" w:space="0" w:color="C6007A"/>
+              </w:rPr>
+              <w:t>07</w:t>
+            </w:r>
+          </w:p>
           <w:tbl>
             <w:tblPr>
               <w:tblStyle w:val="NormalTable"/>
-              <w:tblW w:w="4943" w:type="dxa"/>
+              <w:tblW w:w="0" w:type="auto"/>
               <w:tblBorders>
-                <w:top w:val="single" w:sz="18" w:space="0" w:color="AC0C6C"/>
-                <w:left w:val="single" w:sz="18" w:space="0" w:color="AC0C6C"/>
-                <w:bottom w:val="single" w:sz="18" w:space="0" w:color="AC0C6C"/>
-                <w:right w:val="single" w:sz="18" w:space="0" w:color="AC0C6C"/>
-                <w:insideH w:val="single" w:sz="18" w:space="0" w:color="AC0C6C"/>
-                <w:insideV w:val="single" w:sz="18" w:space="0" w:color="AC0C6C"/>
+                <w:top w:val="single" w:sz="18" w:space="0" w:color="C6007A"/>
+                <w:left w:val="single" w:sz="18" w:space="0" w:color="C6007A"/>
+                <w:bottom w:val="single" w:sz="18" w:space="0" w:color="C6007A"/>
+                <w:right w:val="single" w:sz="18" w:space="0" w:color="C6007A"/>
+                <w:insideH w:val="single" w:sz="18" w:space="0" w:color="C6007A"/>
+                <w:insideV w:val="single" w:sz="18" w:space="0" w:color="C6007A"/>
               </w:tblBorders>
               <w:shd w:val="clear" w:color="auto" w:fill="E7EAEF"/>
               <w:tblLook w:val="04A0" w:firstRow="1" w:lastRow="0" w:firstColumn="1" w:lastColumn="0" w:noHBand="0" w:noVBand="1"/>
             </w:tblPr>
             <w:tblGrid>
-              <w:gridCol w:w="4943"/>
+              <w:gridCol w:w="3811"/>
             </w:tblGrid>
             <w:tr>
               <w:tc>
                 <w:tcPr>
-                  <w:tcW w:w="4943" w:type="dxa"/>
-                  <w:shd w:val="clear" w:color="auto" w:fill="F4E0F9"/>
+                  <w:tcW w:w="3811" w:type="dxa"/>
+                  <w:shd w:val="clear" w:color="auto" w:fill="E7EAEF"/>
                 </w:tcPr>
-                <w:p>
-                  <w:pPr>
-                    <w:spacing w:after="0" w:line="240" w:lineRule="auto"/>
-                    <w:rPr>
-                      <w:rFonts w:ascii="Source Sans 3" w:hAnsi="Source Sans 3"/>
-                      <w:sz w:val="21"/>
-                      <w:szCs w:val="21"/>
-                    </w:rPr>
-                  </w:pPr>
-                  <w:r>
-                    <w:rPr>
-                      <w:rFonts w:ascii="Cambria Math" w:hAnsi="Cambria Math" w:cs="Cambria Math"/>
-                      <w:color w:val="AC0C6C"/>
-                      <w:sz w:val="32"/>
-                      <w:szCs w:val="32"/>
-                    </w:rPr>
-                    <w:t>◉</w:t>
-                  </w:r>
-                  <w:r>
-                    <w:rPr>
-                      <w:color w:val="E9DB85"/>
-                      <w:sz w:val="32"/>
-                      <w:szCs w:val="32"/>
-                    </w:rPr>
-                    <w:t xml:space="preserve"> </w:t>
-                  </w:r>
-                  <w:r>
-                    <w:rPr>
-                      <w:rFonts w:ascii="Source Sans 3" w:hAnsi="Source Sans 3"/>
-                      <w:sz w:val="21"/>
-                      <w:szCs w:val="21"/>
-                    </w:rPr>
-                    <w:t>In this type of task you complete sentences by writing up to three words, or two words and/or a number, in the gaps. The instructions tell you how many words you can write.</w:t>
-                  </w:r>
-                </w:p>
-                <w:p>
-                  <w:pPr>
-                    <w:spacing w:after="0" w:line="240" w:lineRule="auto"/>
-                    <w:rPr>
-                      <w:rFonts w:ascii="Source Sans 3" w:hAnsi="Source Sans 3"/>
-                      <w:sz w:val="21"/>
-                      <w:szCs w:val="21"/>
-                    </w:rPr>
-                  </w:pPr>
-                  <w:r>
-                    <w:rPr>
-                      <w:rFonts w:ascii="Source Sans 3" w:hAnsi="Source Sans 3"/>
-                      <w:sz w:val="21"/>
-                      <w:szCs w:val="21"/>
-                    </w:rPr>
-                    <w:t>The gaps can come</w:t>
-                  </w:r>
-                </w:p>
-                <w:p>
-                  <w:pPr>
-                    <w:pStyle w:val="ListParagraph"/>
-                    <w:numPr>
-                      <w:ilvl w:val="0"/>
-                      <w:numId w:val="64"/>
-                    </w:numPr>
-                    <w:ind w:left="170" w:hanging="170"/>
-                    <w:rPr>
-                      <w:rFonts w:ascii="Source Sans 3" w:hAnsi="Source Sans 3"/>
-                      <w:sz w:val="21"/>
-                      <w:szCs w:val="21"/>
-                    </w:rPr>
-                  </w:pPr>
-                  <w:r>
-                    <w:rPr>
-                      <w:rFonts w:ascii="Source Sans 3" w:hAnsi="Source Sans 3"/>
-                      <w:sz w:val="21"/>
-                      <w:szCs w:val="21"/>
-                    </w:rPr>
-                    <w:t>at the beginning of the sentence</w:t>
-                  </w:r>
-                </w:p>
-                <w:p>
-                  <w:pPr>
-                    <w:pStyle w:val="ListParagraph"/>
-                    <w:numPr>
-                      <w:ilvl w:val="0"/>
-                      <w:numId w:val="64"/>
-                    </w:numPr>
-                    <w:ind w:left="170" w:hanging="170"/>
-                    <w:rPr>
-                      <w:rFonts w:ascii="Source Sans 3" w:hAnsi="Source Sans 3"/>
-                      <w:sz w:val="21"/>
-                      <w:szCs w:val="21"/>
-                    </w:rPr>
-                  </w:pPr>
-                  <w:r>
-                    <w:rPr>
-                      <w:rFonts w:ascii="Source Sans 3" w:hAnsi="Source Sans 3"/>
-                      <w:sz w:val="21"/>
-                      <w:szCs w:val="21"/>
-                    </w:rPr>
-                    <w:t>in the middle of the sentence</w:t>
-                  </w:r>
-                </w:p>
-                <w:p>
-                  <w:pPr>
-                    <w:pStyle w:val="ListParagraph"/>
-                    <w:numPr>
-                      <w:ilvl w:val="0"/>
-                      <w:numId w:val="64"/>
-                    </w:numPr>
-                    <w:ind w:left="170" w:hanging="170"/>
-                    <w:rPr>
-                      <w:rFonts w:ascii="Source Sans 3" w:hAnsi="Source Sans 3"/>
-                      <w:sz w:val="21"/>
-                      <w:szCs w:val="21"/>
-                    </w:rPr>
-                  </w:pPr>
-                  <w:r>
-                    <w:rPr>
-                      <w:rFonts w:ascii="Source Sans 3" w:hAnsi="Source Sans 3"/>
-                      <w:sz w:val="21"/>
-                      <w:szCs w:val="21"/>
-                    </w:rPr>
-                    <w:t>at the end of the sentence.</w:t>
-                  </w:r>
-                </w:p>
                 <w:p>
                   <w:pPr>
                     <w:rPr>
@@ -13727,7 +14412,23 @@
                       <w:sz w:val="21"/>
                       <w:szCs w:val="21"/>
                     </w:rPr>
-                    <w:t>The sentences have a main verb and a subject.</w:t>
+                    <w:t xml:space="preserve">It is important to think about what </w:t>
+                  </w:r>
+                  <w:r>
+                    <w:rPr>
+                      <w:i/>
+                      <w:iCs/>
+                      <w:sz w:val="21"/>
+                      <w:szCs w:val="21"/>
+                    </w:rPr>
+                    <w:t>type</w:t>
+                  </w:r>
+                  <w:r>
+                    <w:rPr>
+                      <w:sz w:val="21"/>
+                      <w:szCs w:val="21"/>
+                    </w:rPr>
+                    <w:t xml:space="preserve"> of word will go into each gap. This helps you to be ready to hear it during the conversation.</w:t>
                   </w:r>
                 </w:p>
               </w:tc>
@@ -13735,13 +14436,14 @@
           </w:tbl>
           <w:p>
             <w:pPr>
-              <w:spacing w:after="120"/>
-              <w:rPr>
-                <w:rFonts w:ascii="Source Sans 3 Medium" w:hAnsi="Source Sans 3 Medium"/>
+              <w:rPr>
+                <w:rFonts w:ascii="Source Sans 3 SemiBold" w:hAnsi="Source Sans 3 SemiBold"/>
                 <w:b/>
                 <w:bCs/>
-                <w:sz w:val="23"/>
-                <w:szCs w:val="23"/>
+                <w:noProof/>
+                <w:color w:val="FFFFFF" w:themeColor="background1"/>
+                <w:bdr w:val="single" w:sz="24" w:space="0" w:color="C6007A"/>
+                <w:shd w:val="clear" w:color="auto" w:fill="B00074"/>
               </w:rPr>
             </w:pPr>
           </w:p>
@@ -13789,7 +14491,7 @@
                       <w:szCs w:val="26"/>
                       <w:lang w:bidi="ar-SA"/>
                     </w:rPr>
-                    <w:t>07</w:t>
+                    <w:t>08</w:t>
                   </w:r>
                 </w:p>
               </w:tc>
@@ -13811,13 +14513,14 @@
           </w:tcPr>
           <w:p>
             <w:pPr>
-              <w:spacing w:after="120"/>
+              <w:spacing w:after="0" w:line="240" w:lineRule="auto"/>
               <w:rPr>
                 <w:rFonts w:ascii="Source Sans 3 Medium" w:hAnsi="Source Sans 3 Medium"/>
                 <w:b/>
                 <w:bCs/>
                 <w:sz w:val="23"/>
                 <w:szCs w:val="23"/>
+                <w:lang w:bidi="ar-SA"/>
               </w:rPr>
             </w:pPr>
             <w:r>
@@ -13827,325 +14530,13 @@
                 <w:bCs/>
                 <w:sz w:val="23"/>
                 <w:szCs w:val="23"/>
-              </w:rPr>
-              <w:t>Complete the table. Use the key words in the questions in exercise 6 to help you. The first one has been done for you.</w:t>
-            </w:r>
-          </w:p>
-          <w:tbl>
-            <w:tblPr>
-              <w:tblStyle w:val="CommonTable"/>
-              <w:tblW w:w="0" w:type="auto"/>
-              <w:tblBorders>
-                <w:top w:val="single" w:sz="12" w:space="0" w:color="B4537F"/>
-                <w:left w:val="none" w:sz="0" w:space="0" w:color="auto"/>
-                <w:bottom w:val="single" w:sz="12" w:space="0" w:color="B4537F"/>
-                <w:right w:val="none" w:sz="0" w:space="0" w:color="auto"/>
-                <w:insideH w:val="single" w:sz="12" w:space="0" w:color="B4537F"/>
-                <w:insideV w:val="single" w:sz="12" w:space="0" w:color="B4537F"/>
-              </w:tblBorders>
-              <w:tblLook w:val="04A0" w:firstRow="1" w:lastRow="0" w:firstColumn="1" w:lastColumn="0" w:noHBand="0" w:noVBand="1"/>
-            </w:tblPr>
-            <w:tblGrid>
-              <w:gridCol w:w="3382"/>
-              <w:gridCol w:w="1200"/>
-            </w:tblGrid>
-            <w:tr>
-              <w:tc>
-                <w:tcPr>
-                  <w:tcW w:w="0" w:type="auto"/>
-                  <w:tcBorders>
-                    <w:top w:val="single" w:sz="18" w:space="0" w:color="B4537F"/>
-                  </w:tcBorders>
-                  <w:vAlign w:val="center"/>
-                </w:tcPr>
-                <w:p>
-                  <w:pPr>
-                    <w:pStyle w:val="SS3-115"/>
-                    <w:jc w:val="center"/>
-                    <w:rPr>
-                      <w:b/>
-                      <w:bCs/>
-                    </w:rPr>
-                  </w:pPr>
-                  <w:r>
-                    <w:rPr>
-                      <w:b/>
-                      <w:bCs/>
-                    </w:rPr>
-                    <w:t>Which questions need •••</w:t>
-                  </w:r>
-                </w:p>
-              </w:tc>
-              <w:tc>
-                <w:tcPr>
-                  <w:tcW w:w="0" w:type="auto"/>
-                  <w:tcBorders>
-                    <w:top w:val="single" w:sz="18" w:space="0" w:color="B4537F"/>
-                  </w:tcBorders>
-                  <w:vAlign w:val="center"/>
-                </w:tcPr>
-                <w:p>
-                  <w:pPr>
-                    <w:pStyle w:val="SS3-115"/>
-                    <w:jc w:val="center"/>
-                    <w:rPr>
-                      <w:b/>
-                      <w:bCs/>
-                    </w:rPr>
-                  </w:pPr>
-                  <w:r>
-                    <w:rPr>
-                      <w:b/>
-                      <w:bCs/>
-                    </w:rPr>
-                    <w:t>Question</w:t>
-                  </w:r>
-                </w:p>
-              </w:tc>
-            </w:tr>
-            <w:tr>
-              <w:tc>
-                <w:tcPr>
-                  <w:tcW w:w="0" w:type="auto"/>
-                </w:tcPr>
-                <w:p>
-                  <w:pPr>
-                    <w:pStyle w:val="SS3-115"/>
-                    <w:numPr>
-                      <w:ilvl w:val="0"/>
-                      <w:numId w:val="22"/>
-                    </w:numPr>
-                    <w:spacing w:after="120"/>
-                    <w:ind w:left="170" w:hanging="170"/>
-                  </w:pPr>
-                  <w:r>
-                    <w:t>a date</w:t>
-                  </w:r>
-                </w:p>
-                <w:p>
-                  <w:pPr>
-                    <w:pStyle w:val="SS3-115"/>
-                    <w:numPr>
-                      <w:ilvl w:val="0"/>
-                      <w:numId w:val="22"/>
-                    </w:numPr>
-                    <w:spacing w:after="120"/>
-                    <w:ind w:left="170" w:hanging="170"/>
-                  </w:pPr>
-                  <w:r>
-                    <w:t>a price</w:t>
-                  </w:r>
-                </w:p>
-                <w:p>
-                  <w:pPr>
-                    <w:pStyle w:val="SS3-115"/>
-                    <w:numPr>
-                      <w:ilvl w:val="0"/>
-                      <w:numId w:val="22"/>
-                    </w:numPr>
-                    <w:spacing w:after="120"/>
-                    <w:ind w:left="170" w:hanging="170"/>
-                  </w:pPr>
-                  <w:r>
-                    <w:t>a period of time</w:t>
-                  </w:r>
-                </w:p>
-                <w:p>
-                  <w:pPr>
-                    <w:pStyle w:val="SS3-115"/>
-                    <w:numPr>
-                      <w:ilvl w:val="0"/>
-                      <w:numId w:val="22"/>
-                    </w:numPr>
-                    <w:spacing w:after="120"/>
-                    <w:ind w:left="170" w:hanging="170"/>
-                  </w:pPr>
-                  <w:r>
-                    <w:t>a time</w:t>
-                  </w:r>
-                </w:p>
-                <w:p>
-                  <w:pPr>
-                    <w:pStyle w:val="SS3-115"/>
-                    <w:numPr>
-                      <w:ilvl w:val="0"/>
-                      <w:numId w:val="22"/>
-                    </w:numPr>
-                    <w:spacing w:after="120"/>
-                    <w:ind w:left="170" w:hanging="170"/>
-                  </w:pPr>
-                  <w:r>
-                    <w:t>a meal or a kind of food</w:t>
-                  </w:r>
-                </w:p>
-                <w:p>
-                  <w:pPr>
-                    <w:pStyle w:val="SS3-115"/>
-                    <w:numPr>
-                      <w:ilvl w:val="0"/>
-                      <w:numId w:val="22"/>
-                    </w:numPr>
-                    <w:spacing w:after="120"/>
-                    <w:ind w:left="170" w:hanging="170"/>
-                  </w:pPr>
-                  <w:r>
-                    <w:t>a name of a person</w:t>
-                  </w:r>
-                </w:p>
-                <w:p>
-                  <w:pPr>
-                    <w:pStyle w:val="SS3-115"/>
-                    <w:numPr>
-                      <w:ilvl w:val="0"/>
-                      <w:numId w:val="22"/>
-                    </w:numPr>
-                    <w:spacing w:after="120"/>
-                    <w:ind w:left="170" w:hanging="170"/>
-                  </w:pPr>
-                  <w:r>
-                    <w:t>the names of activities or skills</w:t>
-                  </w:r>
-                </w:p>
-                <w:p>
-                  <w:pPr>
-                    <w:pStyle w:val="SS3-115"/>
-                    <w:numPr>
-                      <w:ilvl w:val="0"/>
-                      <w:numId w:val="22"/>
-                    </w:numPr>
-                    <w:spacing w:after="120"/>
-                    <w:ind w:left="170" w:hanging="170"/>
-                  </w:pPr>
-                  <w:r>
-                    <w:t>a place?</w:t>
-                  </w:r>
-                </w:p>
-              </w:tc>
-              <w:tc>
-                <w:tcPr>
-                  <w:tcW w:w="0" w:type="auto"/>
-                </w:tcPr>
-                <w:p>
-                  <w:pPr>
-                    <w:pStyle w:val="SS3-115"/>
-                    <w:jc w:val="center"/>
-                  </w:pPr>
-                  <w:r>
-                    <w:t>7</w:t>
-                  </w:r>
-                </w:p>
-                <w:p>
-                  <w:pPr>
-                    <w:pStyle w:val="SS3-115"/>
-                    <w:jc w:val="center"/>
-                  </w:pPr>
-                </w:p>
-              </w:tc>
-            </w:tr>
-          </w:tbl>
-          <w:p>
-            <w:pPr>
-              <w:rPr>
-                <w:rFonts w:ascii="Cambria Math" w:hAnsi="Cambria Math" w:cs="Cambria Math"/>
-                <w:color w:val="AC0C6C"/>
-                <w:sz w:val="32"/>
-                <w:szCs w:val="32"/>
-              </w:rPr>
-            </w:pPr>
-          </w:p>
-        </w:tc>
-      </w:tr>
-    </w:tbl>
-    <w:p>
-      <w:pPr>
-        <w:rPr>
-          <w:rFonts w:ascii="Source Sans 3" w:hAnsi="Source Sans 3"/>
-          <w:sz w:val="23"/>
-          <w:szCs w:val="23"/>
-          <w:lang w:bidi="ar-SA"/>
-        </w:rPr>
-      </w:pPr>
-      <w:r>
-        <w:br w:type="page"/>
-      </w:r>
-    </w:p>
-    <w:tbl>
-      <w:tblPr>
-        <w:tblStyle w:val="DottedTable"/>
-        <w:tblW w:w="14392" w:type="dxa"/>
-        <w:tblLook w:val="04A0" w:firstRow="1" w:lastRow="0" w:firstColumn="1" w:lastColumn="0" w:noHBand="0" w:noVBand="1"/>
-      </w:tblPr>
-      <w:tblGrid>
-        <w:gridCol w:w="650"/>
-        <w:gridCol w:w="9268"/>
-        <w:gridCol w:w="4474"/>
-      </w:tblGrid>
-      <w:tr>
-        <w:tc>
-          <w:tcPr>
-            <w:tcW w:w="650" w:type="dxa"/>
-          </w:tcPr>
-          <w:tbl>
-            <w:tblPr>
-              <w:tblStyle w:val="CompactTable"/>
-              <w:tblW w:w="0" w:type="auto"/>
-              <w:tblBorders>
-                <w:top w:val="single" w:sz="18" w:space="0" w:color="B01070"/>
-                <w:left w:val="single" w:sz="18" w:space="0" w:color="B01070"/>
-                <w:bottom w:val="single" w:sz="18" w:space="0" w:color="B01070"/>
-                <w:right w:val="single" w:sz="18" w:space="0" w:color="B01070"/>
-                <w:insideH w:val="single" w:sz="18" w:space="0" w:color="B01070"/>
-                <w:insideV w:val="single" w:sz="18" w:space="0" w:color="B01070"/>
-              </w:tblBorders>
-              <w:tblLook w:val="04A0" w:firstRow="1" w:lastRow="0" w:firstColumn="1" w:lastColumn="0" w:noHBand="0" w:noVBand="1"/>
-            </w:tblPr>
-            <w:tblGrid>
-              <w:gridCol w:w="320"/>
-            </w:tblGrid>
-            <w:tr>
-              <w:tc>
-                <w:tcPr>
-                  <w:tcW w:w="385" w:type="dxa"/>
-                </w:tcPr>
-                <w:p>
-                  <w:pPr>
-                    <w:rPr>
-                      <w:b w:val="0"/>
-                      <w:bCs/>
-                      <w:szCs w:val="26"/>
-                      <w:bdr w:val="single" w:sz="12" w:space="0" w:color="FFFF00"/>
-                    </w:rPr>
-                  </w:pPr>
-                  <w:r>
-                    <w:rPr>
-                      <w:bCs/>
-                      <w:szCs w:val="26"/>
-                      <w:lang w:bidi="ar-SA"/>
-                    </w:rPr>
-                    <w:lastRenderedPageBreak/>
-                    <w:t>08</w:t>
-                  </w:r>
-                </w:p>
-              </w:tc>
-            </w:tr>
-          </w:tbl>
-          <w:p>
-            <w:pPr>
-              <w:rPr>
-                <w:bCs/>
-                <w:szCs w:val="26"/>
-              </w:rPr>
-            </w:pPr>
-          </w:p>
-        </w:tc>
-        <w:tc>
-          <w:tcPr>
-            <w:tcW w:w="13742" w:type="dxa"/>
-            <w:gridSpan w:val="2"/>
-          </w:tcPr>
-          <w:p>
-            <w:pPr>
-              <w:spacing w:after="120"/>
+                <w:lang w:bidi="ar-SA"/>
+              </w:rPr>
+              <w:t>Listen again to Anna talking to the store manager and complete the sentences.</w:t>
+            </w:r>
+          </w:p>
+          <w:p>
+            <w:pPr>
               <w:rPr>
                 <w:rFonts w:ascii="Source Sans 3 Medium" w:hAnsi="Source Sans 3 Medium"/>
                 <w:b/>
@@ -14162,144 +14553,12 @@
                 <w:sz w:val="23"/>
                 <w:szCs w:val="23"/>
               </w:rPr>
-              <w:t>Look at the table you completed in exercise 7. For which questions do you need to write a number?</w:t>
-            </w:r>
-          </w:p>
-        </w:tc>
-      </w:tr>
-      <w:tr>
-        <w:tc>
-          <w:tcPr>
-            <w:tcW w:w="650" w:type="dxa"/>
-          </w:tcPr>
-          <w:tbl>
-            <w:tblPr>
-              <w:tblStyle w:val="CompactTable"/>
-              <w:tblW w:w="0" w:type="auto"/>
-              <w:tblBorders>
-                <w:top w:val="single" w:sz="18" w:space="0" w:color="B01070"/>
-                <w:left w:val="single" w:sz="18" w:space="0" w:color="B01070"/>
-                <w:bottom w:val="single" w:sz="18" w:space="0" w:color="B01070"/>
-                <w:right w:val="single" w:sz="18" w:space="0" w:color="B01070"/>
-                <w:insideH w:val="single" w:sz="18" w:space="0" w:color="B01070"/>
-                <w:insideV w:val="single" w:sz="18" w:space="0" w:color="B01070"/>
-              </w:tblBorders>
-              <w:tblLook w:val="04A0" w:firstRow="1" w:lastRow="0" w:firstColumn="1" w:lastColumn="0" w:noHBand="0" w:noVBand="1"/>
-            </w:tblPr>
-            <w:tblGrid>
-              <w:gridCol w:w="320"/>
-            </w:tblGrid>
-            <w:tr>
-              <w:tc>
-                <w:tcPr>
-                  <w:tcW w:w="385" w:type="dxa"/>
-                </w:tcPr>
-                <w:p>
-                  <w:pPr>
-                    <w:rPr>
-                      <w:b w:val="0"/>
-                      <w:bCs/>
-                      <w:szCs w:val="26"/>
-                      <w:bdr w:val="single" w:sz="12" w:space="0" w:color="FFFF00"/>
-                    </w:rPr>
-                  </w:pPr>
-                  <w:r>
-                    <w:rPr>
-                      <w:bCs/>
-                      <w:szCs w:val="26"/>
-                      <w:lang w:bidi="ar-SA"/>
-                    </w:rPr>
-                    <w:t>09</w:t>
-                  </w:r>
-                </w:p>
-              </w:tc>
-            </w:tr>
-          </w:tbl>
-          <w:p>
-            <w:pPr>
-              <w:rPr>
-                <w:bCs/>
-                <w:szCs w:val="26"/>
-              </w:rPr>
-            </w:pPr>
-          </w:p>
-        </w:tc>
-        <w:tc>
-          <w:tcPr>
-            <w:tcW w:w="13742" w:type="dxa"/>
-            <w:gridSpan w:val="2"/>
-          </w:tcPr>
-          <w:p>
-            <w:pPr>
-              <w:spacing w:after="120"/>
-              <w:rPr>
-                <w:rFonts w:ascii="Source Sans 3 Medium" w:hAnsi="Source Sans 3 Medium"/>
-                <w:b/>
-                <w:bCs/>
-                <w:sz w:val="23"/>
-                <w:szCs w:val="23"/>
-              </w:rPr>
-            </w:pPr>
-            <w:r>
-              <w:rPr>
-                <w:rFonts w:ascii="Source Sans 3 Medium" w:hAnsi="Source Sans 3 Medium"/>
-                <w:b/>
-                <w:bCs/>
-                <w:sz w:val="23"/>
-                <w:szCs w:val="23"/>
-              </w:rPr>
-              <w:t>Listen to the conversation and answer the questions.</w:t>
-            </w:r>
-          </w:p>
-          <w:p>
-            <w:pPr>
-              <w:spacing w:after="120"/>
-              <w:rPr>
-                <w:rFonts w:ascii="Source Sans 3 Medium" w:hAnsi="Source Sans 3 Medium"/>
-                <w:b/>
-                <w:bCs/>
-                <w:i/>
-                <w:iCs/>
-                <w:sz w:val="23"/>
-                <w:szCs w:val="23"/>
-              </w:rPr>
-            </w:pPr>
-            <w:r>
-              <w:rPr>
-                <w:rFonts w:ascii="Source Sans 3 Medium" w:hAnsi="Source Sans 3 Medium"/>
-                <w:i/>
-                <w:iCs/>
-                <w:sz w:val="23"/>
-                <w:szCs w:val="23"/>
-              </w:rPr>
-              <w:t>Write</w:t>
-            </w:r>
-            <w:r>
-              <w:rPr>
-                <w:rFonts w:ascii="Source Sans 3 Medium" w:hAnsi="Source Sans 3 Medium"/>
-                <w:b/>
-                <w:bCs/>
-                <w:i/>
-                <w:iCs/>
-                <w:sz w:val="23"/>
-                <w:szCs w:val="23"/>
-              </w:rPr>
-              <w:t xml:space="preserve"> NO MORE THAN ONE WORD AND/OR A NUMBER </w:t>
-            </w:r>
-            <w:r>
-              <w:rPr>
-                <w:rFonts w:ascii="Source Sans 3 Medium" w:hAnsi="Source Sans 3 Medium"/>
-                <w:i/>
-                <w:iCs/>
-                <w:sz w:val="23"/>
-                <w:szCs w:val="23"/>
-              </w:rPr>
-              <w:t>for each answer.</w:t>
-            </w:r>
-          </w:p>
-          <w:p>
-            <w:pPr>
-              <w:spacing w:after="120"/>
+              <w:t>Write NO MORE THAN TWO WORDS for each answer.</w:t>
+            </w:r>
+          </w:p>
+          <w:p>
+            <w:pPr>
+              <w:spacing w:before="120" w:after="120"/>
             </w:pPr>
             <w:hyperlink r:id="rId24" w:history="1">
               <w:r>
@@ -14311,7 +14570,7 @@
                   <w:sz w:val="26"/>
                   <w:szCs w:val="26"/>
                 </w:rPr>
-                <w:t>18</w:t>
+                <w:t>27</w:t>
               </w:r>
             </w:hyperlink>
           </w:p>
@@ -14320,13 +14579,14 @@
               <w:pStyle w:val="SS3-115"/>
               <w:numPr>
                 <w:ilvl w:val="0"/>
-                <w:numId w:val="23"/>
+                <w:numId w:val="66"/>
               </w:numPr>
-              <w:spacing w:before="240" w:after="120"/>
-              <w:ind w:left="284" w:hanging="284"/>
-            </w:pPr>
-            <w:r>
-              <w:t>What did both speakers order?</w:t>
+            </w:pPr>
+            <w:r>
+              <w:t xml:space="preserve">Anna has got a job as a </w:t>
+            </w:r>
+            <w:r>
+              <w:t>.</w:t>
             </w:r>
           </w:p>
           <w:p>
@@ -14334,33 +14594,105 @@
               <w:pStyle w:val="SS3-115"/>
               <w:numPr>
                 <w:ilvl w:val="0"/>
-                <w:numId w:val="23"/>
+                <w:numId w:val="66"/>
               </w:numPr>
-              <w:spacing w:after="120"/>
-              <w:ind w:left="284" w:hanging="284"/>
-            </w:pPr>
-            <w:r>
-              <w:t>How much did each person pay for the meal? £</w:t>
+            </w:pPr>
+            <w:r>
+              <w:t xml:space="preserve">She has recently completed a course in </w:t>
+            </w:r>
+            <w:r>
+              <w:t>.</w:t>
+            </w:r>
+          </w:p>
+          <w:p>
+            <w:pPr>
+              <w:pStyle w:val="SS3-115"/>
+              <w:numPr>
+                <w:ilvl w:val="0"/>
+                <w:numId w:val="66"/>
+              </w:numPr>
+            </w:pPr>
+            <w:r>
+              <w:t xml:space="preserve">The new </w:t>
+            </w:r>
+            <w:r>
+              <w:t>n</w:t>
+            </w:r>
+            <w:r>
+              <w:t>ame of the department which sells computers and phones is</w:t>
+            </w:r>
+            <w:r>
+              <w:t xml:space="preserve"> .</w:t>
             </w:r>
           </w:p>
         </w:tc>
       </w:tr>
+    </w:tbl>
+    <w:p>
+      <w:pPr>
+        <w:spacing w:before="240" w:after="0"/>
+        <w:rPr>
+          <w:color w:val="E8B756"/>
+          <w:sz w:val="34"/>
+          <w:szCs w:val="34"/>
+        </w:rPr>
+      </w:pPr>
+    </w:p>
+    <w:p>
+      <w:pPr>
+        <w:spacing w:before="240" w:after="0"/>
+        <w:rPr>
+          <w:rFonts w:ascii="Source Sans 3" w:hAnsi="Source Sans 3"/>
+          <w:color w:val="DDF03C"/>
+          <w:sz w:val="2"/>
+          <w:szCs w:val="2"/>
+        </w:rPr>
+      </w:pPr>
+    </w:p>
+    <w:p>
+      <w:pPr>
+        <w:rPr>
+          <w:rFonts w:ascii="Source Sans 3" w:hAnsi="Source Sans 3"/>
+          <w:sz w:val="23"/>
+          <w:szCs w:val="23"/>
+          <w:lang w:bidi="ar-SA"/>
+        </w:rPr>
+      </w:pPr>
+      <w:r>
+        <w:br w:type="page"/>
+      </w:r>
+    </w:p>
+    <w:tbl>
+      <w:tblPr>
+        <w:tblStyle w:val="DottedTable"/>
+        <w:tblW w:w="5000" w:type="pct"/>
+        <w:tblLook w:val="04A0" w:firstRow="1" w:lastRow="0" w:firstColumn="1" w:lastColumn="0" w:noHBand="0" w:noVBand="1"/>
+      </w:tblPr>
+      <w:tblGrid>
+        <w:gridCol w:w="420"/>
+        <w:gridCol w:w="9919"/>
+        <w:gridCol w:w="4053"/>
+      </w:tblGrid>
       <w:tr>
         <w:tc>
           <w:tcPr>
-            <w:tcW w:w="650" w:type="dxa"/>
+            <w:tcW w:w="146" w:type="pct"/>
+            <w:tcMar>
+              <w:left w:w="0" w:type="dxa"/>
+              <w:right w:w="0" w:type="dxa"/>
+            </w:tcMar>
           </w:tcPr>
           <w:tbl>
             <w:tblPr>
               <w:tblStyle w:val="CompactTable"/>
               <w:tblW w:w="0" w:type="auto"/>
               <w:tblBorders>
-                <w:top w:val="single" w:sz="18" w:space="0" w:color="B01070"/>
-                <w:left w:val="single" w:sz="18" w:space="0" w:color="B01070"/>
-                <w:bottom w:val="single" w:sz="18" w:space="0" w:color="B01070"/>
-                <w:right w:val="single" w:sz="18" w:space="0" w:color="B01070"/>
-                <w:insideH w:val="single" w:sz="18" w:space="0" w:color="B01070"/>
-                <w:insideV w:val="single" w:sz="18" w:space="0" w:color="B01070"/>
+                <w:top w:val="single" w:sz="18" w:space="0" w:color="9F448B"/>
+                <w:left w:val="single" w:sz="18" w:space="0" w:color="9F448B"/>
+                <w:bottom w:val="single" w:sz="18" w:space="0" w:color="9F448B"/>
+                <w:right w:val="single" w:sz="18" w:space="0" w:color="9F448B"/>
+                <w:insideH w:val="single" w:sz="18" w:space="0" w:color="9F448B"/>
+                <w:insideV w:val="single" w:sz="18" w:space="0" w:color="9F448B"/>
               </w:tblBorders>
               <w:tblLook w:val="04A0" w:firstRow="1" w:lastRow="0" w:firstColumn="1" w:lastColumn="0" w:noHBand="0" w:noVBand="1"/>
             </w:tblPr>
@@ -14370,7 +14702,7 @@
             <w:tr>
               <w:tc>
                 <w:tcPr>
-                  <w:tcW w:w="385" w:type="dxa"/>
+                  <w:tcW w:w="320" w:type="dxa"/>
                 </w:tcPr>
                 <w:p>
                   <w:pPr>
@@ -14387,7 +14719,8 @@
                       <w:szCs w:val="26"/>
                       <w:lang w:bidi="ar-SA"/>
                     </w:rPr>
-                    <w:t>10</w:t>
+                    <w:lastRenderedPageBreak/>
+                    <w:t>09</w:t>
                   </w:r>
                 </w:p>
               </w:tc>
@@ -14404,80 +14737,110 @@
         </w:tc>
         <w:tc>
           <w:tcPr>
-            <w:tcW w:w="9268" w:type="dxa"/>
+            <w:tcW w:w="3446" w:type="pct"/>
           </w:tcPr>
           <w:p>
             <w:pPr>
-              <w:spacing w:after="120"/>
-              <w:rPr>
-                <w:rFonts w:ascii="Source Sans 3 Medium" w:hAnsi="Source Sans 3 Medium"/>
+              <w:pStyle w:val="SS3M-115"/>
+              <w:rPr>
+                <w:rFonts w:ascii="Source Sans 3 SemiBold" w:hAnsi="Source Sans 3 SemiBold"/>
+                <w:noProof/>
+                <w:color w:val="FFFFFF" w:themeColor="background1"/>
+                <w:bdr w:val="single" w:sz="24" w:space="0" w:color="C6007A"/>
+                <w:shd w:val="clear" w:color="auto" w:fill="B00074"/>
+              </w:rPr>
+            </w:pPr>
+            <w:r>
+              <w:t>Choose the correct grammatical answer. Why are the other answers incorrect?</w:t>
+            </w:r>
+          </w:p>
+          <w:p>
+            <w:pPr>
+              <w:pStyle w:val="SS3-115"/>
+              <w:numPr>
+                <w:ilvl w:val="0"/>
+                <w:numId w:val="67"/>
+              </w:numPr>
+            </w:pPr>
+            <w:r>
+              <w:t xml:space="preserve">Anna has got a job as </w:t>
+            </w:r>
+            <w:proofErr w:type="spellStart"/>
+            <w:r>
+              <w:t>a</w:t>
+            </w:r>
+            <w:proofErr w:type="spellEnd"/>
+            <w:r>
+              <w:t xml:space="preserve"> </w:t>
+            </w:r>
+            <w:r>
+              <w:rPr>
                 <w:b/>
                 <w:bCs/>
-                <w:sz w:val="23"/>
-                <w:szCs w:val="23"/>
-              </w:rPr>
-            </w:pPr>
-            <w:r>
-              <w:rPr>
-                <w:rFonts w:ascii="Source Sans 3 Medium" w:hAnsi="Source Sans 3 Medium"/>
+              </w:rPr>
+              <w:t>assistant/ store assistant</w:t>
+            </w:r>
+            <w:r>
+              <w:t>.</w:t>
+            </w:r>
+          </w:p>
+          <w:p>
+            <w:pPr>
+              <w:pStyle w:val="SS3-115"/>
+              <w:numPr>
+                <w:ilvl w:val="0"/>
+                <w:numId w:val="67"/>
+              </w:numPr>
+            </w:pPr>
+            <w:r>
+              <w:t xml:space="preserve">She has recently completed a course in </w:t>
+            </w:r>
+            <w:proofErr w:type="spellStart"/>
+            <w:r>
+              <w:rPr>
                 <w:b/>
                 <w:bCs/>
-                <w:sz w:val="23"/>
-                <w:szCs w:val="23"/>
-              </w:rPr>
-              <w:t>Read this question about a shopping trip, and choose the correct answer.</w:t>
-            </w:r>
-          </w:p>
-          <w:p>
-            <w:pPr>
-              <w:spacing w:after="120"/>
-              <w:rPr>
-                <w:rFonts w:ascii="Source Sans 3 Medium" w:hAnsi="Source Sans 3 Medium"/>
+              </w:rPr>
+              <w:t>informations</w:t>
+            </w:r>
+            <w:proofErr w:type="spellEnd"/>
+            <w:r>
+              <w:rPr>
                 <w:b/>
                 <w:bCs/>
-                <w:sz w:val="23"/>
-                <w:szCs w:val="23"/>
-              </w:rPr>
-            </w:pPr>
-            <w:r>
-              <w:rPr>
-                <w:rFonts w:ascii="Source Sans 3 Medium" w:hAnsi="Source Sans 3 Medium"/>
+              </w:rPr>
+              <w:t xml:space="preserve"> technology/information technology</w:t>
+            </w:r>
+            <w:r>
+              <w:t>.</w:t>
+            </w:r>
+          </w:p>
+          <w:p>
+            <w:pPr>
+              <w:pStyle w:val="SS3-115"/>
+              <w:numPr>
+                <w:ilvl w:val="0"/>
+                <w:numId w:val="67"/>
+              </w:numPr>
+            </w:pPr>
+            <w:r>
+              <w:t xml:space="preserve">The new name of the department which sells computers and phones is </w:t>
+            </w:r>
+            <w:r>
+              <w:rPr>
                 <w:b/>
                 <w:bCs/>
-                <w:sz w:val="23"/>
-                <w:szCs w:val="23"/>
-              </w:rPr>
-              <w:t>Why is the other answer incorrect?</w:t>
-            </w:r>
-          </w:p>
-          <w:p>
-            <w:pPr>
-              <w:pStyle w:val="SS3-115"/>
-            </w:pPr>
-            <w:r>
-              <w:t>Answer the question. Write NO MORE THAN ONE WORD AND/OR A NUMBER for each answer.</w:t>
-            </w:r>
-          </w:p>
-          <w:p>
-            <w:pPr>
-              <w:pStyle w:val="SS3-115"/>
-            </w:pPr>
-            <w:r>
-              <w:t>What did the boy buy in the shopping mall?</w:t>
-            </w:r>
-          </w:p>
-          <w:p>
-            <w:pPr>
-              <w:pStyle w:val="SS3-115"/>
-            </w:pPr>
-            <w:r>
-              <w:t>Answer: shoes / he bought shoes</w:t>
+              </w:rPr>
+              <w:t>Moving Image / Moving Images / The Moving Images</w:t>
+            </w:r>
+            <w:r>
+              <w:t>.</w:t>
             </w:r>
           </w:p>
         </w:tc>
         <w:tc>
           <w:tcPr>
-            <w:tcW w:w="4474" w:type="dxa"/>
+            <w:tcW w:w="1408" w:type="pct"/>
           </w:tcPr>
           <w:p>
             <w:pPr>
@@ -14491,6 +14854,73 @@
               </w:rPr>
             </w:pPr>
             <w:r>
+              <w:rPr>
+                <w:rFonts w:ascii="Source Sans 3 SemiBold" w:hAnsi="Source Sans 3 SemiBold"/>
+                <w:b/>
+                <w:bCs/>
+                <w:noProof/>
+                <w:color w:val="FFFFFF" w:themeColor="background1"/>
+                <w:bdr w:val="single" w:sz="24" w:space="0" w:color="DF65BD"/>
+                <w:shd w:val="clear" w:color="auto" w:fill="9F448B"/>
+              </w:rPr>
+              <w:t xml:space="preserve">TIP </w:t>
+            </w:r>
+            <w:r>
+              <w:rPr>
+                <w:rFonts w:ascii="Source Sans 3 SemiBold" w:hAnsi="Source Sans 3 SemiBold"/>
+                <w:b/>
+                <w:bCs/>
+                <w:noProof/>
+                <w:bdr w:val="single" w:sz="24" w:space="0" w:color="DF65BD"/>
+              </w:rPr>
+              <w:t>09</w:t>
+            </w:r>
+          </w:p>
+          <w:tbl>
+            <w:tblPr>
+              <w:tblStyle w:val="NormalTable"/>
+              <w:tblW w:w="0" w:type="auto"/>
+              <w:tblBorders>
+                <w:top w:val="single" w:sz="18" w:space="0" w:color="DF65BD"/>
+                <w:left w:val="single" w:sz="18" w:space="0" w:color="DF65BD"/>
+                <w:bottom w:val="single" w:sz="18" w:space="0" w:color="DF65BD"/>
+                <w:right w:val="single" w:sz="18" w:space="0" w:color="DF65BD"/>
+                <w:insideH w:val="single" w:sz="18" w:space="0" w:color="DF65BD"/>
+                <w:insideV w:val="single" w:sz="18" w:space="0" w:color="DF65BD"/>
+              </w:tblBorders>
+              <w:shd w:val="clear" w:color="auto" w:fill="E7EAEF"/>
+              <w:tblLook w:val="04A0" w:firstRow="1" w:lastRow="0" w:firstColumn="1" w:lastColumn="0" w:noHBand="0" w:noVBand="1"/>
+            </w:tblPr>
+            <w:tblGrid>
+              <w:gridCol w:w="3723"/>
+            </w:tblGrid>
+            <w:tr>
+              <w:tc>
+                <w:tcPr>
+                  <w:tcW w:w="3811" w:type="dxa"/>
+                  <w:shd w:val="clear" w:color="auto" w:fill="E7EAEF"/>
+                </w:tcPr>
+                <w:p>
+                  <w:pPr>
+                    <w:rPr>
+                      <w:noProof/>
+                      <w:sz w:val="21"/>
+                      <w:szCs w:val="21"/>
+                    </w:rPr>
+                  </w:pPr>
+                  <w:r>
+                    <w:rPr>
+                      <w:sz w:val="21"/>
+                      <w:szCs w:val="21"/>
+                    </w:rPr>
+                    <w:t>Take care with singular and plural forms when you write your answers. If you use the wrong form, your answer will be wrong.</w:t>
+                  </w:r>
+                </w:p>
+              </w:tc>
+            </w:tr>
+          </w:tbl>
+          <w:p>
+            <w:pPr>
               <w:rPr>
                 <w:rFonts w:ascii="Source Sans 3 SemiBold" w:hAnsi="Source Sans 3 SemiBold"/>
                 <w:b/>
@@ -14500,72 +14930,6 @@
                 <w:bdr w:val="single" w:sz="24" w:space="0" w:color="C6007A"/>
                 <w:shd w:val="clear" w:color="auto" w:fill="B00074"/>
               </w:rPr>
-              <w:t xml:space="preserve">TIP </w:t>
-            </w:r>
-            <w:r>
-              <w:rPr>
-                <w:rFonts w:ascii="Source Sans 3 SemiBold" w:hAnsi="Source Sans 3 SemiBold"/>
-                <w:b/>
-                <w:bCs/>
-                <w:noProof/>
-                <w:bdr w:val="single" w:sz="24" w:space="0" w:color="C6007A"/>
-              </w:rPr>
-              <w:t>10</w:t>
-            </w:r>
-          </w:p>
-          <w:tbl>
-            <w:tblPr>
-              <w:tblStyle w:val="NormalTable"/>
-              <w:tblW w:w="0" w:type="auto"/>
-              <w:tblBorders>
-                <w:top w:val="single" w:sz="18" w:space="0" w:color="C6007A"/>
-                <w:left w:val="single" w:sz="18" w:space="0" w:color="C6007A"/>
-                <w:bottom w:val="single" w:sz="18" w:space="0" w:color="C6007A"/>
-                <w:right w:val="single" w:sz="18" w:space="0" w:color="C6007A"/>
-                <w:insideH w:val="single" w:sz="18" w:space="0" w:color="C6007A"/>
-                <w:insideV w:val="single" w:sz="18" w:space="0" w:color="C6007A"/>
-              </w:tblBorders>
-              <w:shd w:val="clear" w:color="auto" w:fill="E7EAEF"/>
-              <w:tblLook w:val="04A0" w:firstRow="1" w:lastRow="0" w:firstColumn="1" w:lastColumn="0" w:noHBand="0" w:noVBand="1"/>
-            </w:tblPr>
-            <w:tblGrid>
-              <w:gridCol w:w="3811"/>
-            </w:tblGrid>
-            <w:tr>
-              <w:tc>
-                <w:tcPr>
-                  <w:tcW w:w="3811" w:type="dxa"/>
-                  <w:shd w:val="clear" w:color="auto" w:fill="E7EAEF"/>
-                </w:tcPr>
-                <w:p>
-                  <w:pPr>
-                    <w:rPr>
-                      <w:noProof/>
-                      <w:sz w:val="21"/>
-                      <w:szCs w:val="21"/>
-                    </w:rPr>
-                  </w:pPr>
-                  <w:r>
-                    <w:rPr>
-                      <w:sz w:val="21"/>
-                      <w:szCs w:val="21"/>
-                    </w:rPr>
-                    <w:t>It is important to check the instructions carefully to see how many words you can write in your answer.</w:t>
-                  </w:r>
-                </w:p>
-              </w:tc>
-            </w:tr>
-          </w:tbl>
-          <w:p>
-            <w:pPr>
-              <w:spacing w:after="120"/>
-              <w:rPr>
-                <w:rFonts w:ascii="Source Sans 3 Medium" w:hAnsi="Source Sans 3 Medium"/>
-                <w:b/>
-                <w:bCs/>
-                <w:sz w:val="23"/>
-                <w:szCs w:val="23"/>
-              </w:rPr>
             </w:pPr>
           </w:p>
         </w:tc>
@@ -14573,19 +14937,23 @@
       <w:tr>
         <w:tc>
           <w:tcPr>
-            <w:tcW w:w="650" w:type="dxa"/>
+            <w:tcW w:w="146" w:type="pct"/>
+            <w:tcMar>
+              <w:left w:w="0" w:type="dxa"/>
+              <w:right w:w="0" w:type="dxa"/>
+            </w:tcMar>
           </w:tcPr>
           <w:tbl>
             <w:tblPr>
               <w:tblStyle w:val="CompactTable"/>
               <w:tblW w:w="0" w:type="auto"/>
               <w:tblBorders>
-                <w:top w:val="single" w:sz="18" w:space="0" w:color="B01070"/>
-                <w:left w:val="single" w:sz="18" w:space="0" w:color="B01070"/>
-                <w:bottom w:val="single" w:sz="18" w:space="0" w:color="B01070"/>
-                <w:right w:val="single" w:sz="18" w:space="0" w:color="B01070"/>
-                <w:insideH w:val="single" w:sz="18" w:space="0" w:color="B01070"/>
-                <w:insideV w:val="single" w:sz="18" w:space="0" w:color="B01070"/>
+                <w:top w:val="single" w:sz="18" w:space="0" w:color="9F448B"/>
+                <w:left w:val="single" w:sz="18" w:space="0" w:color="9F448B"/>
+                <w:bottom w:val="single" w:sz="18" w:space="0" w:color="9F448B"/>
+                <w:right w:val="single" w:sz="18" w:space="0" w:color="9F448B"/>
+                <w:insideH w:val="single" w:sz="18" w:space="0" w:color="9F448B"/>
+                <w:insideV w:val="single" w:sz="18" w:space="0" w:color="9F448B"/>
               </w:tblBorders>
               <w:tblLook w:val="04A0" w:firstRow="1" w:lastRow="0" w:firstColumn="1" w:lastColumn="0" w:noHBand="0" w:noVBand="1"/>
             </w:tblPr>
@@ -14595,7 +14963,7 @@
             <w:tr>
               <w:tc>
                 <w:tcPr>
-                  <w:tcW w:w="385" w:type="dxa"/>
+                  <w:tcW w:w="320" w:type="dxa"/>
                 </w:tcPr>
                 <w:p>
                   <w:pPr>
@@ -14612,7 +14980,7 @@
                       <w:szCs w:val="26"/>
                       <w:lang w:bidi="ar-SA"/>
                     </w:rPr>
-                    <w:t>11</w:t>
+                    <w:t>10</w:t>
                   </w:r>
                 </w:p>
               </w:tc>
@@ -14629,109 +14997,37 @@
         </w:tc>
         <w:tc>
           <w:tcPr>
-            <w:tcW w:w="9268" w:type="dxa"/>
+            <w:tcW w:w="4854" w:type="pct"/>
+            <w:gridSpan w:val="2"/>
           </w:tcPr>
           <w:p>
             <w:pPr>
-              <w:spacing w:after="120"/>
-              <w:rPr>
-                <w:rFonts w:ascii="Source Sans 3 Medium" w:hAnsi="Source Sans 3 Medium"/>
-                <w:b/>
-                <w:bCs/>
-                <w:sz w:val="23"/>
-                <w:szCs w:val="23"/>
-              </w:rPr>
-            </w:pPr>
-            <w:r>
-              <w:rPr>
-                <w:rFonts w:ascii="Source Sans 3 Medium" w:hAnsi="Source Sans 3 Medium"/>
-                <w:b/>
-                <w:bCs/>
-                <w:sz w:val="23"/>
-                <w:szCs w:val="23"/>
-              </w:rPr>
-              <w:t>Listen to the conversation and choose the correct answers.</w:t>
-            </w:r>
-          </w:p>
-          <w:p>
-            <w:pPr>
-              <w:spacing w:after="120"/>
-              <w:rPr>
-                <w:rFonts w:ascii="Source Sans 3 Medium" w:hAnsi="Source Sans 3 Medium"/>
-                <w:b/>
-                <w:bCs/>
-                <w:sz w:val="23"/>
-                <w:szCs w:val="23"/>
-              </w:rPr>
-            </w:pPr>
-            <w:r>
-              <w:rPr>
-                <w:rFonts w:ascii="Source Sans 3 Medium" w:hAnsi="Source Sans 3 Medium"/>
-                <w:b/>
-                <w:bCs/>
-                <w:sz w:val="23"/>
-                <w:szCs w:val="23"/>
-              </w:rPr>
-              <w:t>Why are the other answers incorrect?</w:t>
-            </w:r>
-          </w:p>
-          <w:p>
-            <w:pPr>
-              <w:spacing w:after="120"/>
-              <w:rPr>
-                <w:rFonts w:ascii="Source Sans 3 Medium" w:hAnsi="Source Sans 3 Medium"/>
-                <w:b/>
-                <w:bCs/>
+              <w:pStyle w:val="SS3M-115"/>
+              <w:rPr>
+                <w:rFonts w:ascii="Source Sans 3 SemiBold" w:hAnsi="Source Sans 3 SemiBold"/>
+                <w:noProof/>
+                <w:color w:val="FFFFFF" w:themeColor="background1"/>
+                <w:bdr w:val="single" w:sz="24" w:space="0" w:color="C6007A"/>
+                <w:shd w:val="clear" w:color="auto" w:fill="B00074"/>
+              </w:rPr>
+            </w:pPr>
+            <w:r>
+              <w:t xml:space="preserve">Listen to the student and the receptionist again and complete the sentences. Write </w:t>
+            </w:r>
+            <w:r>
+              <w:rPr>
                 <w:i/>
                 <w:iCs/>
-                <w:sz w:val="23"/>
-                <w:szCs w:val="23"/>
-              </w:rPr>
-            </w:pPr>
-            <w:r>
-              <w:rPr>
-                <w:rFonts w:ascii="Source Sans 3 Medium" w:hAnsi="Source Sans 3 Medium"/>
-                <w:sz w:val="23"/>
-                <w:szCs w:val="23"/>
-              </w:rPr>
-              <w:t xml:space="preserve">Answer the questions. </w:t>
-            </w:r>
-            <w:r>
-              <w:rPr>
-                <w:rFonts w:ascii="Source Sans 3 Medium" w:hAnsi="Source Sans 3 Medium"/>
-                <w:i/>
-                <w:iCs/>
-                <w:sz w:val="23"/>
-                <w:szCs w:val="23"/>
-              </w:rPr>
-              <w:t>Write</w:t>
-            </w:r>
-            <w:r>
-              <w:rPr>
-                <w:rFonts w:ascii="Source Sans 3 Medium" w:hAnsi="Source Sans 3 Medium"/>
-                <w:b/>
-                <w:bCs/>
-                <w:i/>
-                <w:iCs/>
-                <w:sz w:val="23"/>
-                <w:szCs w:val="23"/>
-              </w:rPr>
-              <w:t xml:space="preserve"> NO MORE THAN ONE WORD AND/OR A NUMBER </w:t>
-            </w:r>
-            <w:r>
-              <w:rPr>
-                <w:rFonts w:ascii="Source Sans 3 Medium" w:hAnsi="Source Sans 3 Medium"/>
-                <w:i/>
-                <w:iCs/>
-                <w:sz w:val="23"/>
-                <w:szCs w:val="23"/>
-              </w:rPr>
-              <w:t>for each answer.</w:t>
-            </w:r>
-          </w:p>
-          <w:p>
-            <w:pPr>
-              <w:spacing w:after="120"/>
+              </w:rPr>
+              <w:t>NO MORE THAN ONE WORD AND/OR A NUMBER</w:t>
+            </w:r>
+            <w:r>
+              <w:t xml:space="preserve"> for each answer.</w:t>
+            </w:r>
+          </w:p>
+          <w:p>
+            <w:pPr>
+              <w:spacing w:before="120" w:after="120"/>
             </w:pPr>
             <w:hyperlink r:id="rId25" w:history="1">
               <w:r>
@@ -14743,7 +15039,7 @@
                   <w:sz w:val="26"/>
                   <w:szCs w:val="26"/>
                 </w:rPr>
-                <w:t>19</w:t>
+                <w:t>26</w:t>
               </w:r>
             </w:hyperlink>
           </w:p>
@@ -14752,22 +15048,17 @@
               <w:pStyle w:val="SS3-115"/>
               <w:numPr>
                 <w:ilvl w:val="0"/>
-                <w:numId w:val="24"/>
+                <w:numId w:val="68"/>
               </w:numPr>
-              <w:spacing w:before="240" w:after="120"/>
-              <w:ind w:left="284" w:hanging="284"/>
-            </w:pPr>
-            <w:r>
-              <w:t>What time is the bus due?</w:t>
-            </w:r>
-          </w:p>
-          <w:p>
-            <w:pPr>
-              <w:pStyle w:val="SS3-115"/>
-              <w:ind w:left="284"/>
-            </w:pPr>
-            <w:r>
-              <w:t>seven fifteen / seven fiftty/7.15/7.50 pm</w:t>
+            </w:pPr>
+            <w:r>
+              <w:t xml:space="preserve">The course takes place on the </w:t>
+            </w:r>
+            <w:r>
+              <w:t xml:space="preserve">___ </w:t>
+            </w:r>
+            <w:r>
+              <w:t xml:space="preserve">September. </w:t>
             </w:r>
           </w:p>
           <w:p>
@@ -14775,31 +15066,16 @@
               <w:pStyle w:val="SS3-115"/>
               <w:numPr>
                 <w:ilvl w:val="0"/>
-                <w:numId w:val="24"/>
+                <w:numId w:val="68"/>
               </w:numPr>
-              <w:spacing w:after="120"/>
-              <w:ind w:left="284" w:hanging="284"/>
-            </w:pPr>
-            <w:r>
-              <w:t>Where is the bus stop?</w:t>
-            </w:r>
-          </w:p>
-          <w:p>
-            <w:pPr>
-              <w:pStyle w:val="SS3-115"/>
-              <w:ind w:left="284"/>
-            </w:pPr>
-            <w:r>
-              <w:t>Blithe Road / Blith Road / Blythe Road / Blyth Road</w:t>
-            </w:r>
-          </w:p>
-        </w:tc>
-        <w:tc>
-          <w:tcPr>
-            <w:tcW w:w="4474" w:type="dxa"/>
-          </w:tcPr>
-          <w:p>
-            <w:pPr>
+            </w:pPr>
+            <w:r>
+              <w:t>There are a total of _______ places available on the course.</w:t>
+            </w:r>
+          </w:p>
+          <w:p>
+            <w:pPr>
+              <w:spacing w:before="240"/>
               <w:rPr>
                 <w:rFonts w:ascii="Source Sans 3 SemiBold" w:hAnsi="Source Sans 3 SemiBold"/>
                 <w:b/>
@@ -14816,8 +15092,8 @@
                 <w:bCs/>
                 <w:noProof/>
                 <w:color w:val="FFFFFF" w:themeColor="background1"/>
-                <w:bdr w:val="single" w:sz="24" w:space="0" w:color="C6007A"/>
-                <w:shd w:val="clear" w:color="auto" w:fill="B00074"/>
+                <w:bdr w:val="single" w:sz="24" w:space="0" w:color="DF65BD"/>
+                <w:shd w:val="clear" w:color="auto" w:fill="9F448B"/>
               </w:rPr>
               <w:t xml:space="preserve">TIP </w:t>
             </w:r>
@@ -14827,7 +15103,329 @@
                 <w:b/>
                 <w:bCs/>
                 <w:noProof/>
+                <w:bdr w:val="single" w:sz="24" w:space="0" w:color="DF65BD"/>
+              </w:rPr>
+              <w:t>10</w:t>
+            </w:r>
+          </w:p>
+          <w:tbl>
+            <w:tblPr>
+              <w:tblStyle w:val="NormalTable"/>
+              <w:tblW w:w="9528" w:type="dxa"/>
+              <w:tblBorders>
+                <w:top w:val="single" w:sz="18" w:space="0" w:color="DF65BD"/>
+                <w:left w:val="single" w:sz="18" w:space="0" w:color="DF65BD"/>
+                <w:bottom w:val="single" w:sz="18" w:space="0" w:color="DF65BD"/>
+                <w:right w:val="single" w:sz="18" w:space="0" w:color="DF65BD"/>
+                <w:insideH w:val="single" w:sz="18" w:space="0" w:color="DF65BD"/>
+                <w:insideV w:val="single" w:sz="18" w:space="0" w:color="DF65BD"/>
+              </w:tblBorders>
+              <w:shd w:val="clear" w:color="auto" w:fill="E7EAEF"/>
+              <w:tblLook w:val="04A0" w:firstRow="1" w:lastRow="0" w:firstColumn="1" w:lastColumn="0" w:noHBand="0" w:noVBand="1"/>
+            </w:tblPr>
+            <w:tblGrid>
+              <w:gridCol w:w="9528"/>
+            </w:tblGrid>
+            <w:tr>
+              <w:tc>
+                <w:tcPr>
+                  <w:tcW w:w="9528" w:type="dxa"/>
+                  <w:shd w:val="clear" w:color="auto" w:fill="E7EAEF"/>
+                </w:tcPr>
+                <w:p>
+                  <w:pPr>
+                    <w:spacing w:after="0" w:line="240" w:lineRule="auto"/>
+                    <w:rPr>
+                      <w:rFonts w:ascii="Source Sans 3" w:hAnsi="Source Sans 3"/>
+                      <w:sz w:val="21"/>
+                      <w:szCs w:val="21"/>
+                    </w:rPr>
+                  </w:pPr>
+                  <w:r>
+                    <w:rPr>
+                      <w:rFonts w:ascii="Source Sans 3" w:hAnsi="Source Sans 3"/>
+                      <w:sz w:val="21"/>
+                      <w:szCs w:val="21"/>
+                    </w:rPr>
+                    <w:t xml:space="preserve">Pay attention to the number of words you need to write. </w:t>
+                  </w:r>
+                  <w:r>
+                    <w:rPr>
+                      <w:rFonts w:ascii="Source Sans 3" w:hAnsi="Source Sans 3"/>
+                      <w:b/>
+                      <w:bCs/>
+                      <w:sz w:val="21"/>
+                      <w:szCs w:val="21"/>
+                    </w:rPr>
+                    <w:t>NO MORE THAN ONE WORD AND/OR A NUMBER</w:t>
+                  </w:r>
+                  <w:r>
+                    <w:rPr>
+                      <w:rFonts w:ascii="Source Sans 3" w:hAnsi="Source Sans 3"/>
+                      <w:sz w:val="21"/>
+                      <w:szCs w:val="21"/>
+                    </w:rPr>
+                    <w:t xml:space="preserve"> means that if you write </w:t>
+                  </w:r>
+                  <w:r>
+                    <w:rPr>
+                      <w:rFonts w:ascii="Source Sans 3" w:hAnsi="Source Sans 3"/>
+                      <w:b/>
+                      <w:bCs/>
+                      <w:sz w:val="21"/>
+                      <w:szCs w:val="21"/>
+                    </w:rPr>
+                    <w:t>two</w:t>
+                  </w:r>
+                  <w:r>
+                    <w:rPr>
+                      <w:rFonts w:ascii="Source Sans 3" w:hAnsi="Source Sans 3"/>
+                      <w:sz w:val="21"/>
+                      <w:szCs w:val="21"/>
+                    </w:rPr>
+                    <w:t xml:space="preserve"> words or more, your answer will be wrong. But you can write one word and a number.</w:t>
+                  </w:r>
+                </w:p>
+                <w:p>
+                  <w:pPr>
+                    <w:rPr>
+                      <w:noProof/>
+                      <w:sz w:val="21"/>
+                      <w:szCs w:val="21"/>
+                    </w:rPr>
+                  </w:pPr>
+                  <w:r>
+                    <w:rPr>
+                      <w:sz w:val="21"/>
+                      <w:szCs w:val="21"/>
+                    </w:rPr>
+                    <w:t>Check to make sure that you have not written 'extra' words that are already in the sentence.</w:t>
+                  </w:r>
+                </w:p>
+              </w:tc>
+            </w:tr>
+          </w:tbl>
+          <w:p>
+            <w:pPr>
+              <w:pStyle w:val="SS3-115"/>
+            </w:pPr>
+          </w:p>
+        </w:tc>
+      </w:tr>
+      <w:tr>
+        <w:tc>
+          <w:tcPr>
+            <w:tcW w:w="146" w:type="pct"/>
+            <w:tcMar>
+              <w:left w:w="0" w:type="dxa"/>
+              <w:right w:w="0" w:type="dxa"/>
+            </w:tcMar>
+          </w:tcPr>
+          <w:tbl>
+            <w:tblPr>
+              <w:tblStyle w:val="CompactTable"/>
+              <w:tblW w:w="0" w:type="auto"/>
+              <w:tblBorders>
+                <w:top w:val="single" w:sz="18" w:space="0" w:color="9F448B"/>
+                <w:left w:val="single" w:sz="18" w:space="0" w:color="9F448B"/>
+                <w:bottom w:val="single" w:sz="18" w:space="0" w:color="9F448B"/>
+                <w:right w:val="single" w:sz="18" w:space="0" w:color="9F448B"/>
+                <w:insideH w:val="single" w:sz="18" w:space="0" w:color="9F448B"/>
+                <w:insideV w:val="single" w:sz="18" w:space="0" w:color="9F448B"/>
+              </w:tblBorders>
+              <w:tblLook w:val="04A0" w:firstRow="1" w:lastRow="0" w:firstColumn="1" w:lastColumn="0" w:noHBand="0" w:noVBand="1"/>
+            </w:tblPr>
+            <w:tblGrid>
+              <w:gridCol w:w="320"/>
+            </w:tblGrid>
+            <w:tr>
+              <w:tc>
+                <w:tcPr>
+                  <w:tcW w:w="320" w:type="dxa"/>
+                </w:tcPr>
+                <w:p>
+                  <w:pPr>
+                    <w:rPr>
+                      <w:b w:val="0"/>
+                      <w:bCs/>
+                      <w:szCs w:val="26"/>
+                      <w:bdr w:val="single" w:sz="12" w:space="0" w:color="FFFF00"/>
+                    </w:rPr>
+                  </w:pPr>
+                  <w:r>
+                    <w:rPr>
+                      <w:bCs/>
+                      <w:szCs w:val="26"/>
+                      <w:lang w:bidi="ar-SA"/>
+                    </w:rPr>
+                    <w:t>11</w:t>
+                  </w:r>
+                </w:p>
+              </w:tc>
+            </w:tr>
+          </w:tbl>
+          <w:p>
+            <w:pPr>
+              <w:rPr>
+                <w:bCs/>
+                <w:szCs w:val="26"/>
+              </w:rPr>
+            </w:pPr>
+          </w:p>
+        </w:tc>
+        <w:tc>
+          <w:tcPr>
+            <w:tcW w:w="3446" w:type="pct"/>
+          </w:tcPr>
+          <w:p>
+            <w:pPr>
+              <w:pStyle w:val="SS3M-115"/>
+              <w:rPr>
+                <w:rFonts w:ascii="Source Sans 3 SemiBold" w:hAnsi="Source Sans 3 SemiBold"/>
+                <w:noProof/>
+                <w:color w:val="FFFFFF" w:themeColor="background1"/>
                 <w:bdr w:val="single" w:sz="24" w:space="0" w:color="C6007A"/>
+                <w:shd w:val="clear" w:color="auto" w:fill="B00074"/>
+              </w:rPr>
+            </w:pPr>
+            <w:r>
+              <w:t>Look at the question below and read the answers that different candidates wrote. Which answers are correct? Why are the other answers incorrect?</w:t>
+            </w:r>
+          </w:p>
+          <w:p>
+            <w:pPr>
+              <w:pStyle w:val="SS3-115"/>
+              <w:rPr>
+                <w:i/>
+                <w:iCs/>
+              </w:rPr>
+            </w:pPr>
+            <w:r>
+              <w:rPr>
+                <w:i/>
+                <w:iCs/>
+              </w:rPr>
+              <w:t xml:space="preserve">Complete the sentence below. Write </w:t>
+            </w:r>
+            <w:r>
+              <w:rPr>
+                <w:b/>
+                <w:bCs/>
+                <w:i/>
+                <w:iCs/>
+              </w:rPr>
+              <w:t>NO MORE THAN ONE WORD AND/OR A NUMBER</w:t>
+            </w:r>
+            <w:r>
+              <w:rPr>
+                <w:i/>
+                <w:iCs/>
+              </w:rPr>
+              <w:t xml:space="preserve"> for your answer.</w:t>
+            </w:r>
+          </w:p>
+          <w:p>
+            <w:pPr>
+              <w:pStyle w:val="SS3-115"/>
+            </w:pPr>
+            <w:r>
+              <w:t>The course takes place on the September.</w:t>
+            </w:r>
+          </w:p>
+          <w:p>
+            <w:pPr>
+              <w:pStyle w:val="SS3M-115"/>
+            </w:pPr>
+            <w:r>
+              <w:t>Candidates' answers</w:t>
+            </w:r>
+          </w:p>
+          <w:p>
+            <w:pPr>
+              <w:pStyle w:val="SS3-115"/>
+            </w:pPr>
+            <w:r>
+              <w:t>19</w:t>
+            </w:r>
+          </w:p>
+          <w:p>
+            <w:pPr>
+              <w:pStyle w:val="SS3-115"/>
+            </w:pPr>
+            <w:r>
+              <w:t>19th</w:t>
+            </w:r>
+          </w:p>
+          <w:p>
+            <w:pPr>
+              <w:pStyle w:val="SS3-115"/>
+            </w:pPr>
+            <w:r>
+              <w:t>the 19</w:t>
+            </w:r>
+          </w:p>
+          <w:p>
+            <w:pPr>
+              <w:pStyle w:val="SS3-115"/>
+              <w:rPr>
+                <w:lang w:bidi="fa-IR"/>
+              </w:rPr>
+            </w:pPr>
+            <w:r>
+              <w:t>nineteenth of</w:t>
+            </w:r>
+          </w:p>
+          <w:p>
+            <w:pPr>
+              <w:pStyle w:val="SS3-115"/>
+            </w:pPr>
+            <w:r>
+              <w:t>19th of September</w:t>
+            </w:r>
+          </w:p>
+          <w:p>
+            <w:pPr>
+              <w:pStyle w:val="SS3-115"/>
+            </w:pPr>
+            <w:r>
+              <w:t>19 Sept</w:t>
+            </w:r>
+          </w:p>
+        </w:tc>
+        <w:tc>
+          <w:tcPr>
+            <w:tcW w:w="1408" w:type="pct"/>
+          </w:tcPr>
+          <w:p>
+            <w:pPr>
+              <w:rPr>
+                <w:rFonts w:ascii="Source Sans 3 SemiBold" w:hAnsi="Source Sans 3 SemiBold"/>
+                <w:b/>
+                <w:bCs/>
+                <w:noProof/>
+                <w:color w:val="FFFFFF" w:themeColor="background1"/>
+                <w:shd w:val="clear" w:color="auto" w:fill="68AF3D"/>
+              </w:rPr>
+            </w:pPr>
+            <w:r>
+              <w:rPr>
+                <w:rFonts w:ascii="Source Sans 3 SemiBold" w:hAnsi="Source Sans 3 SemiBold"/>
+                <w:b/>
+                <w:bCs/>
+                <w:noProof/>
+                <w:color w:val="FFFFFF" w:themeColor="background1"/>
+                <w:bdr w:val="single" w:sz="24" w:space="0" w:color="DF65BD"/>
+                <w:shd w:val="clear" w:color="auto" w:fill="9F448B"/>
+              </w:rPr>
+              <w:t xml:space="preserve">TIP </w:t>
+            </w:r>
+            <w:r>
+              <w:rPr>
+                <w:rFonts w:ascii="Source Sans 3 SemiBold" w:hAnsi="Source Sans 3 SemiBold"/>
+                <w:b/>
+                <w:bCs/>
+                <w:noProof/>
+                <w:bdr w:val="single" w:sz="24" w:space="0" w:color="DF65BD"/>
               </w:rPr>
               <w:t>11</w:t>
             </w:r>
@@ -14837,18 +15435,18 @@
               <w:tblStyle w:val="NormalTable"/>
               <w:tblW w:w="0" w:type="auto"/>
               <w:tblBorders>
-                <w:top w:val="single" w:sz="18" w:space="0" w:color="C6007A"/>
-                <w:left w:val="single" w:sz="18" w:space="0" w:color="C6007A"/>
-                <w:bottom w:val="single" w:sz="18" w:space="0" w:color="C6007A"/>
-                <w:right w:val="single" w:sz="18" w:space="0" w:color="C6007A"/>
-                <w:insideH w:val="single" w:sz="18" w:space="0" w:color="C6007A"/>
-                <w:insideV w:val="single" w:sz="18" w:space="0" w:color="C6007A"/>
+                <w:top w:val="single" w:sz="18" w:space="0" w:color="DF65BD"/>
+                <w:left w:val="single" w:sz="18" w:space="0" w:color="DF65BD"/>
+                <w:bottom w:val="single" w:sz="18" w:space="0" w:color="DF65BD"/>
+                <w:right w:val="single" w:sz="18" w:space="0" w:color="DF65BD"/>
+                <w:insideH w:val="single" w:sz="18" w:space="0" w:color="DF65BD"/>
+                <w:insideV w:val="single" w:sz="18" w:space="0" w:color="DF65BD"/>
               </w:tblBorders>
               <w:shd w:val="clear" w:color="auto" w:fill="E7EAEF"/>
               <w:tblLook w:val="04A0" w:firstRow="1" w:lastRow="0" w:firstColumn="1" w:lastColumn="0" w:noHBand="0" w:noVBand="1"/>
             </w:tblPr>
             <w:tblGrid>
-              <w:gridCol w:w="3811"/>
+              <w:gridCol w:w="3723"/>
             </w:tblGrid>
             <w:tr>
               <w:tc>
@@ -14869,7 +15467,7 @@
                       <w:sz w:val="21"/>
                       <w:szCs w:val="21"/>
                     </w:rPr>
-                    <w:t>It is important to check your spelling carefully. If you spell the word incorrectly, your answer will be marked wrong. When you need to answer a question with a number, it is easier and quicker to write it as a number rather than writing it in words. And also you are less likely to make a mistake.</w:t>
+                    <w:t>You can write numbers in figures or in words. It is a good idea to write them in figures as it takes less time and you will not make any spelling mistakes.</w:t>
                   </w:r>
                 </w:p>
               </w:tc>
@@ -14877,13 +15475,447 @@
           </w:tbl>
           <w:p>
             <w:pPr>
-              <w:spacing w:after="120"/>
-              <w:rPr>
-                <w:rFonts w:ascii="Source Sans 3 Medium" w:hAnsi="Source Sans 3 Medium"/>
-                <w:b/>
-                <w:bCs/>
-                <w:sz w:val="23"/>
-                <w:szCs w:val="23"/>
+              <w:pStyle w:val="SS3M-115"/>
+            </w:pPr>
+          </w:p>
+        </w:tc>
+      </w:tr>
+    </w:tbl>
+    <w:p/>
+    <w:tbl>
+      <w:tblPr>
+        <w:tblStyle w:val="ColumnStackTable"/>
+        <w:tblW w:w="5000" w:type="pct"/>
+        <w:tblCellMar>
+          <w:left w:w="0" w:type="dxa"/>
+          <w:right w:w="0" w:type="dxa"/>
+        </w:tblCellMar>
+        <w:tblLook w:val="04A0" w:firstRow="1" w:lastRow="0" w:firstColumn="1" w:lastColumn="0" w:noHBand="0" w:noVBand="1"/>
+      </w:tblPr>
+      <w:tblGrid>
+        <w:gridCol w:w="9165"/>
+        <w:gridCol w:w="5227"/>
+      </w:tblGrid>
+      <w:tr>
+        <w:tc>
+          <w:tcPr>
+            <w:tcW w:w="3184" w:type="pct"/>
+          </w:tcPr>
+          <w:tbl>
+            <w:tblPr>
+              <w:tblStyle w:val="CommonTable"/>
+              <w:tblW w:w="0" w:type="auto"/>
+              <w:tblBorders>
+                <w:top w:val="single" w:sz="24" w:space="0" w:color="auto"/>
+                <w:left w:val="single" w:sz="24" w:space="0" w:color="auto"/>
+                <w:bottom w:val="single" w:sz="24" w:space="0" w:color="auto"/>
+                <w:right w:val="single" w:sz="24" w:space="0" w:color="auto"/>
+                <w:insideH w:val="single" w:sz="24" w:space="0" w:color="auto"/>
+                <w:insideV w:val="single" w:sz="24" w:space="0" w:color="auto"/>
+              </w:tblBorders>
+              <w:tblLook w:val="04A0" w:firstRow="1" w:lastRow="0" w:firstColumn="1" w:lastColumn="0" w:noHBand="0" w:noVBand="1"/>
+            </w:tblPr>
+            <w:tblGrid>
+              <w:gridCol w:w="3435"/>
+            </w:tblGrid>
+            <w:tr>
+              <w:tc>
+                <w:tcPr>
+                  <w:tcW w:w="3435" w:type="dxa"/>
+                  <w:shd w:val="clear" w:color="auto" w:fill="EA57AE"/>
+                </w:tcPr>
+                <w:p>
+                  <w:pPr>
+                    <w:rPr>
+                      <w:rFonts w:ascii="Source Sans 3 Medium" w:hAnsi="Source Sans 3 Medium"/>
+                      <w:b/>
+                      <w:bCs/>
+                      <w:sz w:val="23"/>
+                      <w:szCs w:val="23"/>
+                      <w:lang w:bidi="ar-SA"/>
+                    </w:rPr>
+                  </w:pPr>
+                  <w:r>
+                    <w:rPr>
+                      <w:b/>
+                      <w:bCs/>
+                      <w:color w:val="FFFFFF" w:themeColor="background1"/>
+                      <w:sz w:val="24"/>
+                      <w:szCs w:val="24"/>
+                    </w:rPr>
+                    <w:t>FOLLOWING A CONVERSATION</w:t>
+                  </w:r>
+                </w:p>
+              </w:tc>
+            </w:tr>
+          </w:tbl>
+          <w:p>
+            <w:pPr>
+              <w:rPr>
+                <w:sz w:val="2"/>
+                <w:szCs w:val="2"/>
+              </w:rPr>
+            </w:pPr>
+          </w:p>
+          <w:tbl>
+            <w:tblPr>
+              <w:tblStyle w:val="DottedTable"/>
+              <w:tblW w:w="0" w:type="auto"/>
+              <w:tblLook w:val="04A0" w:firstRow="1" w:lastRow="0" w:firstColumn="1" w:lastColumn="0" w:noHBand="0" w:noVBand="1"/>
+            </w:tblPr>
+            <w:tblGrid>
+              <w:gridCol w:w="376"/>
+              <w:gridCol w:w="8716"/>
+            </w:tblGrid>
+            <w:tr>
+              <w:tc>
+                <w:tcPr>
+                  <w:tcW w:w="0" w:type="auto"/>
+                  <w:tcMar>
+                    <w:left w:w="0" w:type="dxa"/>
+                    <w:right w:w="0" w:type="dxa"/>
+                  </w:tcMar>
+                </w:tcPr>
+                <w:tbl>
+                  <w:tblPr>
+                    <w:tblStyle w:val="CompactTable"/>
+                    <w:tblW w:w="0" w:type="auto"/>
+                    <w:tblBorders>
+                      <w:top w:val="single" w:sz="18" w:space="0" w:color="9F448B"/>
+                      <w:left w:val="single" w:sz="18" w:space="0" w:color="9F448B"/>
+                      <w:bottom w:val="single" w:sz="18" w:space="0" w:color="9F448B"/>
+                      <w:right w:val="single" w:sz="18" w:space="0" w:color="9F448B"/>
+                      <w:insideH w:val="single" w:sz="18" w:space="0" w:color="9F448B"/>
+                      <w:insideV w:val="single" w:sz="18" w:space="0" w:color="9F448B"/>
+                    </w:tblBorders>
+                    <w:tblLook w:val="04A0" w:firstRow="1" w:lastRow="0" w:firstColumn="1" w:lastColumn="0" w:noHBand="0" w:noVBand="1"/>
+                  </w:tblPr>
+                  <w:tblGrid>
+                    <w:gridCol w:w="320"/>
+                  </w:tblGrid>
+                  <w:tr>
+                    <w:tc>
+                      <w:tcPr>
+                        <w:tcW w:w="320" w:type="dxa"/>
+                      </w:tcPr>
+                      <w:p>
+                        <w:pPr>
+                          <w:rPr>
+                            <w:b w:val="0"/>
+                            <w:bCs/>
+                            <w:szCs w:val="26"/>
+                            <w:bdr w:val="single" w:sz="12" w:space="0" w:color="FFFF00"/>
+                          </w:rPr>
+                        </w:pPr>
+                        <w:r>
+                          <w:rPr>
+                            <w:bCs/>
+                            <w:szCs w:val="26"/>
+                            <w:lang w:bidi="ar-SA"/>
+                          </w:rPr>
+                          <w:t>12</w:t>
+                        </w:r>
+                      </w:p>
+                    </w:tc>
+                  </w:tr>
+                </w:tbl>
+                <w:p>
+                  <w:pPr>
+                    <w:rPr>
+                      <w:bCs/>
+                      <w:szCs w:val="26"/>
+                    </w:rPr>
+                  </w:pPr>
+                </w:p>
+              </w:tc>
+              <w:tc>
+                <w:tcPr>
+                  <w:tcW w:w="0" w:type="auto"/>
+                </w:tcPr>
+                <w:p>
+                  <w:pPr>
+                    <w:pStyle w:val="SS3M-115"/>
+                  </w:pPr>
+                  <w:r>
+                    <w:t>Read the questions carefully. Then put the topics below in the order they will be mentioned in the conversation. The first one has been done for you.</w:t>
+                  </w:r>
+                </w:p>
+                <w:p>
+                  <w:pPr>
+                    <w:pStyle w:val="SS3-115"/>
+                    <w:spacing w:after="120"/>
+                    <w:rPr>
+                      <w:i/>
+                      <w:iCs/>
+                    </w:rPr>
+                  </w:pPr>
+                  <w:r>
+                    <w:rPr>
+                      <w:i/>
+                      <w:iCs/>
+                    </w:rPr>
+                    <w:t xml:space="preserve">Complete the sentences below. Write </w:t>
+                  </w:r>
+                  <w:r>
+                    <w:rPr>
+                      <w:b/>
+                      <w:bCs/>
+                      <w:i/>
+                      <w:iCs/>
+                    </w:rPr>
+                    <w:t>NO MORE THAN TWO WORDS AND/OR A NUMBER</w:t>
+                  </w:r>
+                  <w:r>
+                    <w:rPr>
+                      <w:i/>
+                      <w:iCs/>
+                    </w:rPr>
+                    <w:t xml:space="preserve"> for each answer.</w:t>
+                  </w:r>
+                </w:p>
+                <w:p>
+                  <w:pPr>
+                    <w:pStyle w:val="SS3-115"/>
+                    <w:numPr>
+                      <w:ilvl w:val="0"/>
+                      <w:numId w:val="70"/>
+                    </w:numPr>
+                  </w:pPr>
+                  <w:r>
+                    <w:t xml:space="preserve">The title of the course the speaker wants to do is ______ _ </w:t>
+                  </w:r>
+                </w:p>
+                <w:p>
+                  <w:pPr>
+                    <w:pStyle w:val="SS3-115"/>
+                    <w:numPr>
+                      <w:ilvl w:val="0"/>
+                      <w:numId w:val="70"/>
+                    </w:numPr>
+                  </w:pPr>
+                  <w:r>
+                    <w:t xml:space="preserve">The course starts at _______ _ </w:t>
+                  </w:r>
+                </w:p>
+                <w:p>
+                  <w:pPr>
+                    <w:pStyle w:val="SS3-115"/>
+                    <w:numPr>
+                      <w:ilvl w:val="0"/>
+                      <w:numId w:val="70"/>
+                    </w:numPr>
+                  </w:pPr>
+                  <w:r>
+                    <w:t xml:space="preserve">It lasts for a period of hours in total. </w:t>
+                  </w:r>
+                </w:p>
+                <w:p>
+                  <w:pPr>
+                    <w:pStyle w:val="SS3-115"/>
+                    <w:numPr>
+                      <w:ilvl w:val="0"/>
+                      <w:numId w:val="70"/>
+                    </w:numPr>
+                  </w:pPr>
+                  <w:r>
+                    <w:t xml:space="preserve">The course aims to teach people how to use different ______ _ </w:t>
+                  </w:r>
+                </w:p>
+                <w:p>
+                  <w:pPr>
+                    <w:pStyle w:val="SS3-115"/>
+                    <w:numPr>
+                      <w:ilvl w:val="0"/>
+                      <w:numId w:val="70"/>
+                    </w:numPr>
+                  </w:pPr>
+                  <w:r>
+                    <w:t xml:space="preserve">Part of the course is held at a nearby ______ _ </w:t>
+                  </w:r>
+                </w:p>
+                <w:p>
+                  <w:pPr>
+                    <w:pStyle w:val="SS3-115"/>
+                    <w:numPr>
+                      <w:ilvl w:val="0"/>
+                      <w:numId w:val="70"/>
+                    </w:numPr>
+                  </w:pPr>
+                  <w:r>
+                    <w:t xml:space="preserve">The total cost of the course is ______ _ </w:t>
+                  </w:r>
+                </w:p>
+                <w:p>
+                  <w:pPr>
+                    <w:pStyle w:val="SS3-115"/>
+                    <w:numPr>
+                      <w:ilvl w:val="0"/>
+                      <w:numId w:val="71"/>
+                    </w:numPr>
+                    <w:spacing w:before="240"/>
+                  </w:pPr>
+                  <w:r>
+                    <w:t xml:space="preserve">the price of the course </w:t>
+                  </w:r>
+                </w:p>
+                <w:p>
+                  <w:pPr>
+                    <w:pStyle w:val="SS3-115"/>
+                    <w:numPr>
+                      <w:ilvl w:val="0"/>
+                      <w:numId w:val="71"/>
+                    </w:numPr>
+                  </w:pPr>
+                  <w:r>
+                    <w:t xml:space="preserve">the location of the course </w:t>
+                  </w:r>
+                </w:p>
+                <w:p>
+                  <w:pPr>
+                    <w:pStyle w:val="SS3-115"/>
+                    <w:numPr>
+                      <w:ilvl w:val="0"/>
+                      <w:numId w:val="71"/>
+                    </w:numPr>
+                  </w:pPr>
+                  <w:r>
+                    <w:t>the name of the course</w:t>
+                  </w:r>
+                  <w:r>
+                    <w:t xml:space="preserve">: </w:t>
+                  </w:r>
+                  <w:r>
+                    <w:rPr>
+                      <w:rFonts w:ascii="Comic Sans MS" w:hAnsi="Comic Sans MS"/>
+                      <w:sz w:val="21"/>
+                      <w:szCs w:val="21"/>
+                      <w:u w:val="single"/>
+                    </w:rPr>
+                    <w:t>1</w:t>
+                  </w:r>
+                </w:p>
+                <w:p>
+                  <w:pPr>
+                    <w:pStyle w:val="SS3-115"/>
+                    <w:numPr>
+                      <w:ilvl w:val="0"/>
+                      <w:numId w:val="71"/>
+                    </w:numPr>
+                  </w:pPr>
+                  <w:r>
+                    <w:t xml:space="preserve">the starting time of the course </w:t>
+                  </w:r>
+                </w:p>
+                <w:p>
+                  <w:pPr>
+                    <w:pStyle w:val="SS3-115"/>
+                    <w:numPr>
+                      <w:ilvl w:val="0"/>
+                      <w:numId w:val="71"/>
+                    </w:numPr>
+                  </w:pPr>
+                  <w:r>
+                    <w:t>the purpose of the course</w:t>
+                  </w:r>
+                </w:p>
+                <w:p>
+                  <w:pPr>
+                    <w:pStyle w:val="SS3-115"/>
+                    <w:numPr>
+                      <w:ilvl w:val="0"/>
+                      <w:numId w:val="71"/>
+                    </w:numPr>
+                  </w:pPr>
+                  <w:r>
+                    <w:t>the duration of the course</w:t>
+                  </w:r>
+                </w:p>
+              </w:tc>
+            </w:tr>
+          </w:tbl>
+          <w:p>
+            <w:pPr>
+              <w:rPr>
+                <w:color w:val="E8B756"/>
+                <w:sz w:val="34"/>
+                <w:szCs w:val="34"/>
+              </w:rPr>
+            </w:pPr>
+          </w:p>
+        </w:tc>
+        <w:tc>
+          <w:tcPr>
+            <w:tcW w:w="1816" w:type="pct"/>
+          </w:tcPr>
+          <w:tbl>
+            <w:tblPr>
+              <w:tblStyle w:val="NormalTable"/>
+              <w:tblW w:w="4904" w:type="dxa"/>
+              <w:tblInd w:w="121" w:type="dxa"/>
+              <w:tblBorders>
+                <w:top w:val="single" w:sz="18" w:space="0" w:color="AC0C6C"/>
+                <w:left w:val="single" w:sz="18" w:space="0" w:color="AC0C6C"/>
+                <w:bottom w:val="single" w:sz="18" w:space="0" w:color="AC0C6C"/>
+                <w:right w:val="single" w:sz="18" w:space="0" w:color="AC0C6C"/>
+                <w:insideH w:val="single" w:sz="18" w:space="0" w:color="AC0C6C"/>
+                <w:insideV w:val="single" w:sz="18" w:space="0" w:color="AC0C6C"/>
+              </w:tblBorders>
+              <w:shd w:val="clear" w:color="auto" w:fill="E7EAEF"/>
+              <w:tblLook w:val="04A0" w:firstRow="1" w:lastRow="0" w:firstColumn="1" w:lastColumn="0" w:noHBand="0" w:noVBand="1"/>
+            </w:tblPr>
+            <w:tblGrid>
+              <w:gridCol w:w="4904"/>
+            </w:tblGrid>
+            <w:tr>
+              <w:tc>
+                <w:tcPr>
+                  <w:tcW w:w="4904" w:type="dxa"/>
+                  <w:shd w:val="clear" w:color="auto" w:fill="F7EDFD"/>
+                </w:tcPr>
+                <w:p>
+                  <w:pPr>
+                    <w:rPr>
+                      <w:noProof/>
+                      <w:sz w:val="21"/>
+                      <w:szCs w:val="21"/>
+                    </w:rPr>
+                  </w:pPr>
+                  <w:r>
+                    <w:rPr>
+                      <w:rFonts w:ascii="Cambria Math" w:hAnsi="Cambria Math" w:cs="Cambria Math"/>
+                      <w:color w:val="EA57AE"/>
+                      <w:sz w:val="32"/>
+                      <w:szCs w:val="32"/>
+                    </w:rPr>
+                    <w:t>◉</w:t>
+                  </w:r>
+                  <w:r>
+                    <w:rPr>
+                      <w:color w:val="E9DB85"/>
+                      <w:sz w:val="32"/>
+                      <w:szCs w:val="32"/>
+                    </w:rPr>
+                    <w:t xml:space="preserve"> </w:t>
+                  </w:r>
+                  <w:r>
+                    <w:t>The questions always follow the order of the information you hear in the conversation. This means that you will hear the answer to question 1 before you</w:t>
+                  </w:r>
+                  <w:r>
+                    <w:t xml:space="preserve"> </w:t>
+                  </w:r>
+                  <w:r>
+                    <w:t>hear the answer to question 2.</w:t>
+                  </w:r>
+                </w:p>
+              </w:tc>
+            </w:tr>
+          </w:tbl>
+          <w:p>
+            <w:pPr>
+              <w:rPr>
+                <w:color w:val="E8B756"/>
+                <w:sz w:val="34"/>
+                <w:szCs w:val="34"/>
               </w:rPr>
             </w:pPr>
           </w:p>
@@ -14894,6 +15926,539 @@
       <w:r>
         <w:br w:type="page"/>
       </w:r>
+    </w:p>
+    <w:tbl>
+      <w:tblPr>
+        <w:tblStyle w:val="CommonTable"/>
+        <w:tblW w:w="0" w:type="auto"/>
+        <w:tblBorders>
+          <w:top w:val="single" w:sz="24" w:space="0" w:color="auto"/>
+          <w:left w:val="single" w:sz="24" w:space="0" w:color="auto"/>
+          <w:bottom w:val="single" w:sz="24" w:space="0" w:color="auto"/>
+          <w:right w:val="single" w:sz="24" w:space="0" w:color="auto"/>
+          <w:insideH w:val="single" w:sz="24" w:space="0" w:color="auto"/>
+          <w:insideV w:val="single" w:sz="24" w:space="0" w:color="auto"/>
+        </w:tblBorders>
+        <w:tblLook w:val="04A0" w:firstRow="1" w:lastRow="0" w:firstColumn="1" w:lastColumn="0" w:noHBand="0" w:noVBand="1"/>
+      </w:tblPr>
+      <w:tblGrid>
+        <w:gridCol w:w="5082"/>
+      </w:tblGrid>
+      <w:tr>
+        <w:tc>
+          <w:tcPr>
+            <w:tcW w:w="0" w:type="auto"/>
+            <w:shd w:val="clear" w:color="auto" w:fill="EE29B6"/>
+          </w:tcPr>
+          <w:p>
+            <w:pPr>
+              <w:rPr>
+                <w:rFonts w:ascii="Source Sans 3 Medium" w:hAnsi="Source Sans 3 Medium"/>
+                <w:b/>
+                <w:bCs/>
+                <w:sz w:val="23"/>
+                <w:szCs w:val="23"/>
+                <w:lang w:bidi="ar-SA"/>
+              </w:rPr>
+            </w:pPr>
+            <w:r>
+              <w:rPr>
+                <w:b/>
+                <w:bCs/>
+                <w:color w:val="FFFFFF" w:themeColor="background1"/>
+                <w:sz w:val="24"/>
+                <w:szCs w:val="24"/>
+              </w:rPr>
+              <w:lastRenderedPageBreak/>
+              <w:t>LISTENING FOR SYNONYMS AND PARAPHRASE</w:t>
+            </w:r>
+          </w:p>
+        </w:tc>
+      </w:tr>
+    </w:tbl>
+    <w:p>
+      <w:pPr>
+        <w:rPr>
+          <w:sz w:val="2"/>
+          <w:szCs w:val="2"/>
+        </w:rPr>
+      </w:pPr>
+    </w:p>
+    <w:tbl>
+      <w:tblPr>
+        <w:tblStyle w:val="NormalTable"/>
+        <w:tblW w:w="7511" w:type="dxa"/>
+        <w:tblInd w:w="121" w:type="dxa"/>
+        <w:tblBorders>
+          <w:top w:val="single" w:sz="18" w:space="0" w:color="AC0C6C"/>
+          <w:left w:val="single" w:sz="18" w:space="0" w:color="AC0C6C"/>
+          <w:bottom w:val="single" w:sz="18" w:space="0" w:color="AC0C6C"/>
+          <w:right w:val="single" w:sz="18" w:space="0" w:color="AC0C6C"/>
+          <w:insideH w:val="single" w:sz="18" w:space="0" w:color="AC0C6C"/>
+          <w:insideV w:val="single" w:sz="18" w:space="0" w:color="AC0C6C"/>
+        </w:tblBorders>
+        <w:shd w:val="clear" w:color="auto" w:fill="E7EAEF"/>
+        <w:tblLook w:val="04A0" w:firstRow="1" w:lastRow="0" w:firstColumn="1" w:lastColumn="0" w:noHBand="0" w:noVBand="1"/>
+      </w:tblPr>
+      <w:tblGrid>
+        <w:gridCol w:w="7511"/>
+      </w:tblGrid>
+      <w:tr>
+        <w:tc>
+          <w:tcPr>
+            <w:tcW w:w="7511" w:type="dxa"/>
+            <w:shd w:val="clear" w:color="auto" w:fill="F7EDFD"/>
+          </w:tcPr>
+          <w:p>
+            <w:pPr>
+              <w:rPr>
+                <w:noProof/>
+                <w:sz w:val="21"/>
+                <w:szCs w:val="21"/>
+              </w:rPr>
+            </w:pPr>
+            <w:r>
+              <w:rPr>
+                <w:rFonts w:ascii="Cambria Math" w:hAnsi="Cambria Math" w:cs="Cambria Math"/>
+                <w:color w:val="EA57AE"/>
+                <w:sz w:val="32"/>
+                <w:szCs w:val="32"/>
+              </w:rPr>
+              <w:t>◉</w:t>
+            </w:r>
+            <w:r>
+              <w:rPr>
+                <w:color w:val="E9DB85"/>
+                <w:sz w:val="32"/>
+                <w:szCs w:val="32"/>
+              </w:rPr>
+              <w:t xml:space="preserve"> </w:t>
+            </w:r>
+            <w:r>
+              <w:t>The speakers you hear often use different words to those in the questions. You may hear a synonym or paraphrase (a word or words with a similar meaning). Before you listen, try to identify key words and phrases in the sentences and think about possible synonyms for each one.</w:t>
+            </w:r>
+          </w:p>
+        </w:tc>
+      </w:tr>
+    </w:tbl>
+    <w:p>
+      <w:pPr>
+        <w:rPr>
+          <w:sz w:val="2"/>
+          <w:szCs w:val="2"/>
+        </w:rPr>
+      </w:pPr>
+    </w:p>
+    <w:tbl>
+      <w:tblPr>
+        <w:tblStyle w:val="DottedTable"/>
+        <w:tblW w:w="0" w:type="auto"/>
+        <w:tblLook w:val="04A0" w:firstRow="1" w:lastRow="0" w:firstColumn="1" w:lastColumn="0" w:noHBand="0" w:noVBand="1"/>
+      </w:tblPr>
+      <w:tblGrid>
+        <w:gridCol w:w="562"/>
+        <w:gridCol w:w="13830"/>
+      </w:tblGrid>
+      <w:tr>
+        <w:tc>
+          <w:tcPr>
+            <w:tcW w:w="562" w:type="dxa"/>
+            <w:tcMar>
+              <w:left w:w="0" w:type="dxa"/>
+              <w:right w:w="0" w:type="dxa"/>
+            </w:tcMar>
+          </w:tcPr>
+          <w:tbl>
+            <w:tblPr>
+              <w:tblStyle w:val="CompactTable"/>
+              <w:tblW w:w="0" w:type="auto"/>
+              <w:tblBorders>
+                <w:top w:val="single" w:sz="18" w:space="0" w:color="EE29B6"/>
+                <w:left w:val="single" w:sz="18" w:space="0" w:color="EE29B6"/>
+                <w:bottom w:val="single" w:sz="18" w:space="0" w:color="EE29B6"/>
+                <w:right w:val="single" w:sz="18" w:space="0" w:color="EE29B6"/>
+                <w:insideH w:val="single" w:sz="18" w:space="0" w:color="EE29B6"/>
+                <w:insideV w:val="single" w:sz="18" w:space="0" w:color="EE29B6"/>
+              </w:tblBorders>
+              <w:tblLook w:val="04A0" w:firstRow="1" w:lastRow="0" w:firstColumn="1" w:lastColumn="0" w:noHBand="0" w:noVBand="1"/>
+            </w:tblPr>
+            <w:tblGrid>
+              <w:gridCol w:w="385"/>
+            </w:tblGrid>
+            <w:tr>
+              <w:tc>
+                <w:tcPr>
+                  <w:tcW w:w="385" w:type="dxa"/>
+                </w:tcPr>
+                <w:p>
+                  <w:pPr>
+                    <w:rPr>
+                      <w:b w:val="0"/>
+                      <w:bCs/>
+                      <w:szCs w:val="26"/>
+                      <w:bdr w:val="single" w:sz="12" w:space="0" w:color="FFFF00"/>
+                    </w:rPr>
+                  </w:pPr>
+                  <w:r>
+                    <w:rPr>
+                      <w:bCs/>
+                      <w:szCs w:val="26"/>
+                      <w:lang w:bidi="ar-SA"/>
+                    </w:rPr>
+                    <w:t>13</w:t>
+                  </w:r>
+                </w:p>
+              </w:tc>
+            </w:tr>
+          </w:tbl>
+          <w:p>
+            <w:pPr>
+              <w:rPr>
+                <w:bCs/>
+                <w:szCs w:val="26"/>
+              </w:rPr>
+            </w:pPr>
+          </w:p>
+        </w:tc>
+        <w:tc>
+          <w:tcPr>
+            <w:tcW w:w="13830" w:type="dxa"/>
+          </w:tcPr>
+          <w:p>
+            <w:pPr>
+              <w:pStyle w:val="SS3M-115"/>
+            </w:pPr>
+            <w:r>
+              <w:t>Match the words and phrases 1-9 with their synonyms a-</w:t>
+            </w:r>
+            <w:proofErr w:type="spellStart"/>
+            <w:r>
+              <w:t>i</w:t>
+            </w:r>
+            <w:proofErr w:type="spellEnd"/>
+            <w:r>
+              <w:t>.</w:t>
+            </w:r>
+          </w:p>
+          <w:tbl>
+            <w:tblPr>
+              <w:tblStyle w:val="DottedTable"/>
+              <w:tblW w:w="0" w:type="auto"/>
+              <w:tblLook w:val="04A0" w:firstRow="1" w:lastRow="0" w:firstColumn="1" w:lastColumn="0" w:noHBand="0" w:noVBand="1"/>
+            </w:tblPr>
+            <w:tblGrid>
+              <w:gridCol w:w="1716"/>
+              <w:gridCol w:w="1611"/>
+            </w:tblGrid>
+            <w:tr>
+              <w:tc>
+                <w:tcPr>
+                  <w:tcW w:w="0" w:type="auto"/>
+                </w:tcPr>
+                <w:p>
+                  <w:pPr>
+                    <w:pStyle w:val="SS3-115"/>
+                    <w:numPr>
+                      <w:ilvl w:val="0"/>
+                      <w:numId w:val="72"/>
+                    </w:numPr>
+                  </w:pPr>
+                  <w:r>
+                    <w:t>price</w:t>
+                  </w:r>
+                </w:p>
+                <w:p>
+                  <w:pPr>
+                    <w:pStyle w:val="SS3-115"/>
+                    <w:numPr>
+                      <w:ilvl w:val="0"/>
+                      <w:numId w:val="72"/>
+                    </w:numPr>
+                  </w:pPr>
+                  <w:r>
+                    <w:t>name</w:t>
+                  </w:r>
+                </w:p>
+                <w:p>
+                  <w:pPr>
+                    <w:pStyle w:val="SS3-115"/>
+                    <w:numPr>
+                      <w:ilvl w:val="0"/>
+                      <w:numId w:val="72"/>
+                    </w:numPr>
+                  </w:pPr>
+                  <w:r>
+                    <w:t>duration</w:t>
+                  </w:r>
+                </w:p>
+                <w:p>
+                  <w:pPr>
+                    <w:pStyle w:val="SS3-115"/>
+                    <w:numPr>
+                      <w:ilvl w:val="0"/>
+                      <w:numId w:val="72"/>
+                    </w:numPr>
+                  </w:pPr>
+                  <w:r>
+                    <w:t>starts</w:t>
+                  </w:r>
+                </w:p>
+                <w:p>
+                  <w:pPr>
+                    <w:pStyle w:val="SS3-115"/>
+                    <w:numPr>
+                      <w:ilvl w:val="0"/>
+                      <w:numId w:val="72"/>
+                    </w:numPr>
+                  </w:pPr>
+                  <w:r>
+                    <w:t>takes place</w:t>
+                  </w:r>
+                </w:p>
+                <w:p>
+                  <w:pPr>
+                    <w:pStyle w:val="SS3-115"/>
+                    <w:numPr>
+                      <w:ilvl w:val="0"/>
+                      <w:numId w:val="72"/>
+                    </w:numPr>
+                  </w:pPr>
+                  <w:r>
+                    <w:t>purpose</w:t>
+                  </w:r>
+                </w:p>
+                <w:p>
+                  <w:pPr>
+                    <w:pStyle w:val="SS3-115"/>
+                    <w:numPr>
+                      <w:ilvl w:val="0"/>
+                      <w:numId w:val="72"/>
+                    </w:numPr>
+                  </w:pPr>
+                  <w:r>
+                    <w:t>ends</w:t>
+                  </w:r>
+                </w:p>
+                <w:p>
+                  <w:pPr>
+                    <w:pStyle w:val="SS3-115"/>
+                    <w:numPr>
+                      <w:ilvl w:val="0"/>
+                      <w:numId w:val="72"/>
+                    </w:numPr>
+                  </w:pPr>
+                  <w:r>
+                    <w:t>location</w:t>
+                  </w:r>
+                </w:p>
+                <w:p>
+                  <w:pPr>
+                    <w:pStyle w:val="SS3-115"/>
+                    <w:numPr>
+                      <w:ilvl w:val="0"/>
+                      <w:numId w:val="72"/>
+                    </w:numPr>
+                  </w:pPr>
+                  <w:r>
+                    <w:t>practical</w:t>
+                  </w:r>
+                </w:p>
+              </w:tc>
+              <w:tc>
+                <w:tcPr>
+                  <w:tcW w:w="0" w:type="auto"/>
+                </w:tcPr>
+                <w:p>
+                  <w:pPr>
+                    <w:pStyle w:val="SS3-115"/>
+                    <w:numPr>
+                      <w:ilvl w:val="0"/>
+                      <w:numId w:val="73"/>
+                    </w:numPr>
+                  </w:pPr>
+                  <w:r>
+                    <w:t>place</w:t>
+                  </w:r>
+                </w:p>
+                <w:p>
+                  <w:pPr>
+                    <w:pStyle w:val="SS3-115"/>
+                    <w:numPr>
+                      <w:ilvl w:val="0"/>
+                      <w:numId w:val="73"/>
+                    </w:numPr>
+                  </w:pPr>
+                  <w:r>
+                    <w:t>finishes</w:t>
+                  </w:r>
+                </w:p>
+                <w:p>
+                  <w:pPr>
+                    <w:pStyle w:val="SS3-115"/>
+                    <w:numPr>
+                      <w:ilvl w:val="0"/>
+                      <w:numId w:val="73"/>
+                    </w:numPr>
+                  </w:pPr>
+                  <w:r>
+                    <w:t>reason for</w:t>
+                  </w:r>
+                </w:p>
+                <w:p>
+                  <w:pPr>
+                    <w:pStyle w:val="SS3-115"/>
+                    <w:numPr>
+                      <w:ilvl w:val="0"/>
+                      <w:numId w:val="73"/>
+                    </w:numPr>
+                  </w:pPr>
+                  <w:r>
+                    <w:t>is held</w:t>
+                  </w:r>
+                </w:p>
+                <w:p>
+                  <w:pPr>
+                    <w:pStyle w:val="SS3-115"/>
+                    <w:numPr>
+                      <w:ilvl w:val="0"/>
+                      <w:numId w:val="73"/>
+                    </w:numPr>
+                  </w:pPr>
+                  <w:r>
+                    <w:t>begins</w:t>
+                  </w:r>
+                </w:p>
+                <w:p>
+                  <w:pPr>
+                    <w:pStyle w:val="SS3-115"/>
+                    <w:numPr>
+                      <w:ilvl w:val="0"/>
+                      <w:numId w:val="73"/>
+                    </w:numPr>
+                  </w:pPr>
+                  <w:r>
+                    <w:t>length</w:t>
+                  </w:r>
+                </w:p>
+                <w:p>
+                  <w:pPr>
+                    <w:pStyle w:val="SS3-115"/>
+                    <w:numPr>
+                      <w:ilvl w:val="0"/>
+                      <w:numId w:val="73"/>
+                    </w:numPr>
+                  </w:pPr>
+                  <w:r>
+                    <w:t>hands-on</w:t>
+                  </w:r>
+                </w:p>
+                <w:p>
+                  <w:pPr>
+                    <w:pStyle w:val="SS3-115"/>
+                    <w:numPr>
+                      <w:ilvl w:val="0"/>
+                      <w:numId w:val="73"/>
+                    </w:numPr>
+                  </w:pPr>
+                  <w:r>
+                    <w:t>cost</w:t>
+                  </w:r>
+                </w:p>
+                <w:p>
+                  <w:pPr>
+                    <w:pStyle w:val="SS3-115"/>
+                    <w:numPr>
+                      <w:ilvl w:val="0"/>
+                      <w:numId w:val="73"/>
+                    </w:numPr>
+                  </w:pPr>
+                  <w:r>
+                    <w:t>title</w:t>
+                  </w:r>
+                </w:p>
+              </w:tc>
+            </w:tr>
+          </w:tbl>
+          <w:p>
+            <w:pPr>
+              <w:pStyle w:val="SS3M-115"/>
+            </w:pPr>
+          </w:p>
+          <w:p>
+            <w:pPr>
+              <w:rPr>
+                <w:sz w:val="2"/>
+                <w:szCs w:val="2"/>
+              </w:rPr>
+            </w:pPr>
+          </w:p>
+          <w:p>
+            <w:pPr>
+              <w:rPr>
+                <w:rFonts w:ascii="Source Sans 3 Medium" w:hAnsi="Source Sans 3 Medium"/>
+                <w:b/>
+                <w:bCs/>
+                <w:sz w:val="23"/>
+                <w:szCs w:val="23"/>
+              </w:rPr>
+            </w:pPr>
+          </w:p>
+        </w:tc>
+      </w:tr>
+    </w:tbl>
+    <w:p>
+      <w:r>
+        <w:br w:type="page"/>
+      </w:r>
+    </w:p>
+    <w:p>
+      <w:pPr>
+        <w:spacing w:before="240" w:after="0"/>
+        <w:rPr>
+          <w:color w:val="E8B756"/>
+          <w:sz w:val="34"/>
+          <w:szCs w:val="34"/>
+        </w:rPr>
+      </w:pPr>
+      <w:r>
+        <w:rPr>
+          <w:color w:val="CA036E"/>
+          <w:sz w:val="34"/>
+          <w:szCs w:val="34"/>
+          <w:shd w:val="clear" w:color="auto" w:fill="CA036E"/>
+        </w:rPr>
+        <w:lastRenderedPageBreak/>
+        <w:t xml:space="preserve"> [[[[[[[[[[</w:t>
+      </w:r>
+      <w:r>
+        <w:rPr>
+          <w:rFonts w:ascii="Source Sans 3 SemiBold" w:hAnsi="Source Sans 3 SemiBold"/>
+          <w:b/>
+          <w:bCs/>
+          <w:sz w:val="34"/>
+          <w:szCs w:val="34"/>
+        </w:rPr>
+        <w:t>EXAM SKILLS</w:t>
+      </w:r>
+      <w:r>
+        <w:rPr>
+          <w:color w:val="CA036E"/>
+          <w:sz w:val="34"/>
+          <w:szCs w:val="34"/>
+        </w:rPr>
+        <w:t>]</w:t>
+      </w:r>
+    </w:p>
+    <w:p>
+      <w:pPr>
+        <w:spacing w:before="240" w:after="0"/>
+        <w:rPr>
+          <w:rFonts w:ascii="Source Sans 3" w:hAnsi="Source Sans 3"/>
+          <w:color w:val="DDF03C"/>
+          <w:sz w:val="2"/>
+          <w:szCs w:val="2"/>
+        </w:rPr>
+      </w:pPr>
     </w:p>
     <w:tbl>
       <w:tblPr>
@@ -14947,279 +16512,6 @@
                       <w:szCs w:val="26"/>
                       <w:lang w:bidi="ar-SA"/>
                     </w:rPr>
-                    <w:lastRenderedPageBreak/>
-                    <w:t>12</w:t>
-                  </w:r>
-                </w:p>
-              </w:tc>
-            </w:tr>
-          </w:tbl>
-          <w:p>
-            <w:pPr>
-              <w:rPr>
-                <w:bCs/>
-                <w:szCs w:val="26"/>
-              </w:rPr>
-            </w:pPr>
-          </w:p>
-        </w:tc>
-        <w:tc>
-          <w:tcPr>
-            <w:tcW w:w="13742" w:type="dxa"/>
-          </w:tcPr>
-          <w:p>
-            <w:pPr>
-              <w:spacing w:after="120"/>
-              <w:rPr>
-                <w:rFonts w:ascii="Source Sans 3 Medium" w:hAnsi="Source Sans 3 Medium"/>
-                <w:b/>
-                <w:bCs/>
-                <w:sz w:val="23"/>
-                <w:szCs w:val="23"/>
-              </w:rPr>
-            </w:pPr>
-            <w:r>
-              <w:rPr>
-                <w:rFonts w:ascii="Source Sans 3 Medium" w:hAnsi="Source Sans 3 Medium"/>
-                <w:b/>
-                <w:bCs/>
-                <w:sz w:val="23"/>
-                <w:szCs w:val="23"/>
-              </w:rPr>
-              <w:t>Listen to Alicia telling a friend about a sailing course and answer the questions.</w:t>
-            </w:r>
-          </w:p>
-          <w:p>
-            <w:pPr>
-              <w:spacing w:after="120"/>
-              <w:rPr>
-                <w:rFonts w:ascii="Source Sans 3 Medium" w:hAnsi="Source Sans 3 Medium"/>
-                <w:b/>
-                <w:bCs/>
-                <w:i/>
-                <w:iCs/>
-                <w:sz w:val="23"/>
-                <w:szCs w:val="23"/>
-              </w:rPr>
-            </w:pPr>
-            <w:r>
-              <w:rPr>
-                <w:rFonts w:ascii="Source Sans 3 Medium" w:hAnsi="Source Sans 3 Medium"/>
-                <w:i/>
-                <w:iCs/>
-                <w:sz w:val="23"/>
-                <w:szCs w:val="23"/>
-              </w:rPr>
-              <w:t>Write</w:t>
-            </w:r>
-            <w:r>
-              <w:rPr>
-                <w:rFonts w:ascii="Source Sans 3 Medium" w:hAnsi="Source Sans 3 Medium"/>
-                <w:b/>
-                <w:bCs/>
-                <w:i/>
-                <w:iCs/>
-                <w:sz w:val="23"/>
-                <w:szCs w:val="23"/>
-              </w:rPr>
-              <w:t xml:space="preserve"> NO MORE THAN ONE WORD AND/OR A NUMBER </w:t>
-            </w:r>
-            <w:r>
-              <w:rPr>
-                <w:rFonts w:ascii="Source Sans 3 Medium" w:hAnsi="Source Sans 3 Medium"/>
-                <w:i/>
-                <w:iCs/>
-                <w:sz w:val="23"/>
-                <w:szCs w:val="23"/>
-              </w:rPr>
-              <w:t>for each answer.</w:t>
-            </w:r>
-          </w:p>
-          <w:p>
-            <w:pPr>
-              <w:spacing w:after="120"/>
-            </w:pPr>
-            <w:hyperlink r:id="rId26" w:history="1">
-              <w:r>
-                <w:rPr>
-                  <w:rStyle w:val="Hyperlink"/>
-                  <w:rFonts w:ascii="Source Sans 3" w:hAnsi="Source Sans 3"/>
-                  <w:b/>
-                  <w:bCs/>
-                  <w:sz w:val="26"/>
-                  <w:szCs w:val="26"/>
-                </w:rPr>
-                <w:t>20</w:t>
-              </w:r>
-            </w:hyperlink>
-          </w:p>
-          <w:p>
-            <w:pPr>
-              <w:pStyle w:val="SS3-115"/>
-              <w:numPr>
-                <w:ilvl w:val="0"/>
-                <w:numId w:val="25"/>
-              </w:numPr>
-              <w:spacing w:before="240" w:after="120"/>
-              <w:ind w:left="284" w:hanging="284"/>
-            </w:pPr>
-            <w:r>
-              <w:t>How long did the sailing course last?</w:t>
-            </w:r>
-          </w:p>
-          <w:p>
-            <w:pPr>
-              <w:pStyle w:val="SS3-115"/>
-              <w:numPr>
-                <w:ilvl w:val="0"/>
-                <w:numId w:val="25"/>
-              </w:numPr>
-              <w:spacing w:after="120"/>
-              <w:ind w:left="284" w:hanging="284"/>
-            </w:pPr>
-            <w:r>
-              <w:t>What was the first thing that Alicia learnt?</w:t>
-            </w:r>
-          </w:p>
-          <w:p>
-            <w:pPr>
-              <w:pStyle w:val="SS3-115"/>
-              <w:numPr>
-                <w:ilvl w:val="0"/>
-                <w:numId w:val="25"/>
-              </w:numPr>
-              <w:spacing w:after="120"/>
-              <w:ind w:left="284" w:hanging="284"/>
-            </w:pPr>
-            <w:r>
-              <w:t>What is the date of the next course?</w:t>
-            </w:r>
-          </w:p>
-          <w:p>
-            <w:pPr>
-              <w:pStyle w:val="SS3-115"/>
-              <w:numPr>
-                <w:ilvl w:val="0"/>
-                <w:numId w:val="25"/>
-              </w:numPr>
-              <w:spacing w:after="120"/>
-              <w:ind w:left="284" w:hanging="284"/>
-            </w:pPr>
-            <w:r>
-              <w:t>Who will lead the next course?</w:t>
-            </w:r>
-          </w:p>
-        </w:tc>
-      </w:tr>
-    </w:tbl>
-    <w:p>
-      <w:pPr>
-        <w:rPr>
-          <w:sz w:val="2"/>
-          <w:szCs w:val="2"/>
-        </w:rPr>
-      </w:pPr>
-    </w:p>
-    <w:p>
-      <w:pPr>
-        <w:spacing w:before="240" w:after="0"/>
-        <w:rPr>
-          <w:color w:val="E8B756"/>
-          <w:sz w:val="34"/>
-          <w:szCs w:val="34"/>
-        </w:rPr>
-      </w:pPr>
-      <w:r>
-        <w:rPr>
-          <w:color w:val="CA036E"/>
-          <w:sz w:val="34"/>
-          <w:szCs w:val="34"/>
-          <w:shd w:val="clear" w:color="auto" w:fill="CA036E"/>
-        </w:rPr>
-        <w:t xml:space="preserve"> [[[[[[[[[[</w:t>
-      </w:r>
-      <w:r>
-        <w:rPr>
-          <w:rFonts w:ascii="Source Sans 3 SemiBold" w:hAnsi="Source Sans 3 SemiBold"/>
-          <w:b/>
-          <w:bCs/>
-          <w:sz w:val="34"/>
-          <w:szCs w:val="34"/>
-        </w:rPr>
-        <w:t>EXAM SKILLS</w:t>
-      </w:r>
-      <w:r>
-        <w:rPr>
-          <w:color w:val="CA036E"/>
-          <w:sz w:val="34"/>
-          <w:szCs w:val="34"/>
-        </w:rPr>
-        <w:t>]</w:t>
-      </w:r>
-    </w:p>
-    <w:p>
-      <w:pPr>
-        <w:spacing w:before="240" w:after="0"/>
-        <w:rPr>
-          <w:rFonts w:ascii="Source Sans 3" w:hAnsi="Source Sans 3"/>
-          <w:color w:val="DDF03C"/>
-          <w:sz w:val="2"/>
-          <w:szCs w:val="2"/>
-        </w:rPr>
-      </w:pPr>
-    </w:p>
-    <w:tbl>
-      <w:tblPr>
-        <w:tblStyle w:val="DottedTable"/>
-        <w:tblW w:w="14392" w:type="dxa"/>
-        <w:tblLook w:val="04A0" w:firstRow="1" w:lastRow="0" w:firstColumn="1" w:lastColumn="0" w:noHBand="0" w:noVBand="1"/>
-      </w:tblPr>
-      <w:tblGrid>
-        <w:gridCol w:w="650"/>
-        <w:gridCol w:w="13742"/>
-      </w:tblGrid>
-      <w:tr>
-        <w:tc>
-          <w:tcPr>
-            <w:tcW w:w="650" w:type="dxa"/>
-          </w:tcPr>
-          <w:tbl>
-            <w:tblPr>
-              <w:tblStyle w:val="CompactTable"/>
-              <w:tblW w:w="0" w:type="auto"/>
-              <w:tblBorders>
-                <w:top w:val="single" w:sz="18" w:space="0" w:color="B01070"/>
-                <w:left w:val="single" w:sz="18" w:space="0" w:color="B01070"/>
-                <w:bottom w:val="single" w:sz="18" w:space="0" w:color="B01070"/>
-                <w:right w:val="single" w:sz="18" w:space="0" w:color="B01070"/>
-                <w:insideH w:val="single" w:sz="18" w:space="0" w:color="B01070"/>
-                <w:insideV w:val="single" w:sz="18" w:space="0" w:color="B01070"/>
-              </w:tblBorders>
-              <w:tblLook w:val="04A0" w:firstRow="1" w:lastRow="0" w:firstColumn="1" w:lastColumn="0" w:noHBand="0" w:noVBand="1"/>
-            </w:tblPr>
-            <w:tblGrid>
-              <w:gridCol w:w="320"/>
-            </w:tblGrid>
-            <w:tr>
-              <w:tc>
-                <w:tcPr>
-                  <w:tcW w:w="385" w:type="dxa"/>
-                </w:tcPr>
-                <w:p>
-                  <w:pPr>
-                    <w:rPr>
-                      <w:b w:val="0"/>
-                      <w:bCs/>
-                      <w:szCs w:val="26"/>
-                      <w:bdr w:val="single" w:sz="12" w:space="0" w:color="FFFF00"/>
-                    </w:rPr>
-                  </w:pPr>
-                  <w:r>
-                    <w:rPr>
-                      <w:bCs/>
-                      <w:szCs w:val="26"/>
-                      <w:lang w:bidi="ar-SA"/>
-                    </w:rPr>
                     <w:t>13</w:t>
                   </w:r>
                 </w:p>
@@ -15457,7 +16749,7 @@
             <w:pPr>
               <w:pStyle w:val="SS3-115"/>
             </w:pPr>
-            <w:hyperlink r:id="rId27" w:history="1">
+            <w:hyperlink r:id="rId26" w:history="1">
               <w:r>
                 <w:rPr>
                   <w:rStyle w:val="Hyperlink"/>
@@ -16580,7 +17872,7 @@
             <w:pPr>
               <w:spacing w:after="120"/>
             </w:pPr>
-            <w:hyperlink r:id="rId28" w:history="1">
+            <w:hyperlink r:id="rId27" w:history="1">
               <w:r>
                 <w:rPr>
                   <w:rStyle w:val="Hyperlink"/>
@@ -16734,6 +18026,7 @@
                   <w:tcW w:w="0" w:type="auto"/>
                 </w:tcPr>
                 <w:p>
+                  <w:proofErr w:type="spellStart"/>
                   <w:r>
                     <w:rPr>
                       <w:rFonts w:ascii="Source Sans 3 Medium" w:hAnsi="Source Sans 3 Medium"/>
@@ -16742,6 +18035,7 @@
                     </w:rPr>
                     <w:t>harbour</w:t>
                   </w:r>
+                  <w:proofErr w:type="spellEnd"/>
                 </w:p>
               </w:tc>
               <w:tc>
@@ -16815,7 +18109,25 @@
                       <w:sz w:val="23"/>
                       <w:szCs w:val="23"/>
                     </w:rPr>
-                    <w:t>Well, I live in a small town in the north of my country. It has quite a few interesting places to visit. For example, in the centre of town, on the north side of the square we have the historic town hall, which was built in 1895. In front of it, there's a beautiful fountain. Opposite the town hall there's the library. Then if you go over the bridge, we have the art gallery, a big modern building, which often has interesting exhibitions. The art gallery is actually between the cinema (to the north) and a big shopping mall, where I often meet up with my friends.</w:t>
+                    <w:t xml:space="preserve">Well, I live in a small town in the north of my country. It has quite a few interesting places to visit. For example, in the </w:t>
+                  </w:r>
+                  <w:proofErr w:type="spellStart"/>
+                  <w:r>
+                    <w:rPr>
+                      <w:rFonts w:ascii="Source Sans 3" w:hAnsi="Source Sans 3"/>
+                      <w:sz w:val="23"/>
+                      <w:szCs w:val="23"/>
+                    </w:rPr>
+                    <w:t>centre</w:t>
+                  </w:r>
+                  <w:proofErr w:type="spellEnd"/>
+                  <w:r>
+                    <w:rPr>
+                      <w:rFonts w:ascii="Source Sans 3" w:hAnsi="Source Sans 3"/>
+                      <w:sz w:val="23"/>
+                      <w:szCs w:val="23"/>
+                    </w:rPr>
+                    <w:t xml:space="preserve"> of town, on the north side of the square we have the historic town hall, which was built in 1895. In front of it, there's a beautiful fountain. Opposite the town hall there's the library. Then if you go over the bridge, we have the art gallery, a big modern building, which often has interesting exhibitions. The art gallery is actually between the cinema (to the north) and a big shopping mall, where I often meet up with my friends.</w:t>
                   </w:r>
                 </w:p>
                 <w:p>
@@ -16833,7 +18145,43 @@
                       <w:sz w:val="23"/>
                       <w:szCs w:val="23"/>
                     </w:rPr>
-                    <w:t>To the south of the town, there's a harbour, where you can take a boat to the islands. And then next to the harbour is the stadium, where people go to watch our local football team. And just behind it is the public swimming pool. It's an outdoor pool-lovely in summer, but very chilly the rest of the year.</w:t>
+                    <w:t xml:space="preserve">To the south of the town, there's a </w:t>
+                  </w:r>
+                  <w:proofErr w:type="spellStart"/>
+                  <w:r>
+                    <w:rPr>
+                      <w:rFonts w:ascii="Source Sans 3" w:hAnsi="Source Sans 3"/>
+                      <w:sz w:val="23"/>
+                      <w:szCs w:val="23"/>
+                    </w:rPr>
+                    <w:t>harbour</w:t>
+                  </w:r>
+                  <w:proofErr w:type="spellEnd"/>
+                  <w:r>
+                    <w:rPr>
+                      <w:rFonts w:ascii="Source Sans 3" w:hAnsi="Source Sans 3"/>
+                      <w:sz w:val="23"/>
+                      <w:szCs w:val="23"/>
+                    </w:rPr>
+                    <w:t xml:space="preserve">, where you can take a boat to the islands. And then next to the </w:t>
+                  </w:r>
+                  <w:proofErr w:type="spellStart"/>
+                  <w:r>
+                    <w:rPr>
+                      <w:rFonts w:ascii="Source Sans 3" w:hAnsi="Source Sans 3"/>
+                      <w:sz w:val="23"/>
+                      <w:szCs w:val="23"/>
+                    </w:rPr>
+                    <w:t>harbour</w:t>
+                  </w:r>
+                  <w:proofErr w:type="spellEnd"/>
+                  <w:r>
+                    <w:rPr>
+                      <w:rFonts w:ascii="Source Sans 3" w:hAnsi="Source Sans 3"/>
+                      <w:sz w:val="23"/>
+                      <w:szCs w:val="23"/>
+                    </w:rPr>
+                    <w:t xml:space="preserve"> is the stadium, where people go to watch our local football team. And just behind it is the public swimming pool. It's an outdoor pool-lovely in summer, but very chilly the rest of the year.</w:t>
                   </w:r>
                 </w:p>
               </w:tc>
@@ -16872,7 +18220,7 @@
                                 <pic:cNvPicPr/>
                               </pic:nvPicPr>
                               <pic:blipFill>
-                                <a:blip r:embed="rId29"/>
+                                <a:blip r:embed="rId28"/>
                                 <a:stretch>
                                   <a:fillRect/>
                                 </a:stretch>
@@ -17580,8 +18928,17 @@
                       <w:sz w:val="23"/>
                       <w:szCs w:val="23"/>
                     </w:rPr>
-                    <w:t>in the centre</w:t>
-                  </w:r>
+                    <w:t xml:space="preserve">in the </w:t>
+                  </w:r>
+                  <w:proofErr w:type="spellStart"/>
+                  <w:r>
+                    <w:rPr>
+                      <w:sz w:val="23"/>
+                      <w:szCs w:val="23"/>
+                    </w:rPr>
+                    <w:t>centre</w:t>
+                  </w:r>
+                  <w:proofErr w:type="spellEnd"/>
                 </w:p>
                 <w:p>
                   <w:pPr>
@@ -18054,9 +19411,11 @@
                   <w:tcW w:w="0" w:type="auto"/>
                 </w:tcPr>
                 <w:p>
+                  <w:proofErr w:type="spellStart"/>
                   <w:r>
                     <w:t>colourful</w:t>
                   </w:r>
+                  <w:proofErr w:type="spellEnd"/>
                 </w:p>
               </w:tc>
               <w:tc>
@@ -18683,7 +20042,7 @@
                                 <pic:cNvPicPr/>
                               </pic:nvPicPr>
                               <pic:blipFill>
-                                <a:blip r:embed="rId30"/>
+                                <a:blip r:embed="rId29"/>
                                 <a:stretch>
                                   <a:fillRect/>
                                 </a:stretch>
@@ -18730,7 +20089,7 @@
                                 <pic:cNvPicPr/>
                               </pic:nvPicPr>
                               <pic:blipFill>
-                                <a:blip r:embed="rId31"/>
+                                <a:blip r:embed="rId30"/>
                                 <a:stretch>
                                   <a:fillRect/>
                                 </a:stretch>
@@ -18777,7 +20136,7 @@
                                 <pic:cNvPicPr/>
                               </pic:nvPicPr>
                               <pic:blipFill>
-                                <a:blip r:embed="rId32"/>
+                                <a:blip r:embed="rId31"/>
                                 <a:stretch>
                                   <a:fillRect/>
                                 </a:stretch>
@@ -20000,7 +21359,7 @@
                 <w:rtl/>
               </w:rPr>
             </w:pPr>
-            <w:hyperlink r:id="rId33" w:history="1">
+            <w:hyperlink r:id="rId32" w:history="1">
               <w:r>
                 <w:rPr>
                   <w:rStyle w:val="Hyperlink"/>
@@ -20139,6 +21498,7 @@
               </w:rPr>
               <w:t>/</w:t>
             </w:r>
+            <w:proofErr w:type="spellStart"/>
             <w:r>
               <w:rPr>
                 <w:rFonts w:ascii="Source Sans 3 Medium" w:hAnsi="Source Sans 3 Medium"/>
@@ -20153,7 +21513,16 @@
                 <w:sz w:val="23"/>
                 <w:szCs w:val="23"/>
               </w:rPr>
-              <w:t>d/</w:t>
+              <w:t>d</w:t>
+            </w:r>
+            <w:proofErr w:type="spellEnd"/>
+            <w:r>
+              <w:rPr>
+                <w:rFonts w:ascii="Source Sans 3 Medium" w:hAnsi="Source Sans 3 Medium"/>
+                <w:sz w:val="23"/>
+                <w:szCs w:val="23"/>
+              </w:rPr>
+              <w:t>/</w:t>
             </w:r>
             <w:r>
               <w:rPr>
@@ -20177,7 +21546,7 @@
             </w:r>
           </w:p>
           <w:p>
-            <w:hyperlink r:id="rId34" w:history="1">
+            <w:hyperlink r:id="rId33" w:history="1">
               <w:r>
                 <w:rPr>
                   <w:rStyle w:val="Hyperlink"/>
@@ -20307,6 +21676,7 @@
                           </w:rPr>
                           <w:t>/</w:t>
                         </w:r>
+                        <w:proofErr w:type="spellStart"/>
                         <w:r>
                           <w:rPr>
                             <w:rFonts w:ascii="Source Sans 3 Medium" w:hAnsi="Source Sans 3 Medium"/>
@@ -20317,7 +21687,14 @@
                           <w:rPr>
                             <w:rFonts w:ascii="Source Sans 3 Medium" w:hAnsi="Source Sans 3 Medium"/>
                           </w:rPr>
-                          <w:t>d/</w:t>
+                          <w:t>d</w:t>
+                        </w:r>
+                        <w:proofErr w:type="spellEnd"/>
+                        <w:r>
+                          <w:rPr>
+                            <w:rFonts w:ascii="Source Sans 3 Medium" w:hAnsi="Source Sans 3 Medium"/>
+                          </w:rPr>
+                          <w:t>/</w:t>
                         </w:r>
                       </w:p>
                     </w:tc>
@@ -20776,6 +22153,7 @@
                           </w:rPr>
                           <w:t>/</w:t>
                         </w:r>
+                        <w:proofErr w:type="spellStart"/>
                         <w:r>
                           <w:rPr>
                             <w:rFonts w:ascii="Source Sans 3 Medium" w:hAnsi="Source Sans 3 Medium"/>
@@ -20786,7 +22164,14 @@
                           <w:rPr>
                             <w:rFonts w:ascii="Source Sans 3 Medium" w:hAnsi="Source Sans 3 Medium"/>
                           </w:rPr>
-                          <w:t>d/</w:t>
+                          <w:t>d</w:t>
+                        </w:r>
+                        <w:proofErr w:type="spellEnd"/>
+                        <w:r>
+                          <w:rPr>
+                            <w:rFonts w:ascii="Source Sans 3 Medium" w:hAnsi="Source Sans 3 Medium"/>
+                          </w:rPr>
+                          <w:t>/</w:t>
                         </w:r>
                       </w:p>
                     </w:tc>
@@ -21249,6 +22634,7 @@
                     </w:rPr>
                     <w:t>/</w:t>
                   </w:r>
+                  <w:proofErr w:type="spellStart"/>
                   <w:r>
                     <w:rPr>
                       <w:sz w:val="21"/>
@@ -21261,7 +22647,15 @@
                       <w:sz w:val="21"/>
                       <w:szCs w:val="21"/>
                     </w:rPr>
-                    <w:t>d/.</w:t>
+                    <w:t>d</w:t>
+                  </w:r>
+                  <w:proofErr w:type="spellEnd"/>
+                  <w:r>
+                    <w:rPr>
+                      <w:sz w:val="21"/>
+                      <w:szCs w:val="21"/>
+                    </w:rPr>
+                    <w:t>/.</w:t>
                   </w:r>
                 </w:p>
                 <w:p>
@@ -21342,6 +22736,7 @@
                     </w:rPr>
                     <w:t>/</w:t>
                   </w:r>
+                  <w:proofErr w:type="spellStart"/>
                   <w:r>
                     <w:rPr>
                       <w:sz w:val="21"/>
@@ -21354,7 +22749,15 @@
                       <w:sz w:val="21"/>
                       <w:szCs w:val="21"/>
                     </w:rPr>
-                    <w:t>d/</w:t>
+                    <w:t>d</w:t>
+                  </w:r>
+                  <w:proofErr w:type="spellEnd"/>
+                  <w:r>
+                    <w:rPr>
+                      <w:sz w:val="21"/>
+                      <w:szCs w:val="21"/>
+                    </w:rPr>
+                    <w:t>/</w:t>
                   </w:r>
                   <w:r>
                     <w:rPr>
@@ -21654,7 +23057,15 @@
               <w:t>was/were developed</w:t>
             </w:r>
             <w:r>
-              <w:t xml:space="preserve"> by the harbour.</w:t>
+              <w:t xml:space="preserve"> by the </w:t>
+            </w:r>
+            <w:proofErr w:type="spellStart"/>
+            <w:r>
+              <w:t>harbour</w:t>
+            </w:r>
+            <w:proofErr w:type="spellEnd"/>
+            <w:r>
+              <w:t>.</w:t>
             </w:r>
           </w:p>
           <w:p>
@@ -21863,7 +23274,7 @@
             </w:r>
           </w:p>
           <w:p>
-            <w:hyperlink r:id="rId35" w:history="1">
+            <w:hyperlink r:id="rId34" w:history="1">
               <w:r>
                 <w:rPr>
                   <w:rStyle w:val="Hyperlink"/>
@@ -21888,7 +23299,15 @@
               <w:ind w:left="284" w:hanging="284"/>
             </w:pPr>
             <w:r>
-              <w:t>What is your favourite place in your town?</w:t>
+              <w:t xml:space="preserve">What is your </w:t>
+            </w:r>
+            <w:proofErr w:type="spellStart"/>
+            <w:r>
+              <w:t>favourite</w:t>
+            </w:r>
+            <w:proofErr w:type="spellEnd"/>
+            <w:r>
+              <w:t xml:space="preserve"> place in your town?</w:t>
             </w:r>
           </w:p>
           <w:p>
@@ -22248,7 +23667,7 @@
     <w:p/>
     <w:p/>
     <w:sectPr>
-      <w:footerReference w:type="default" r:id="rId36"/>
+      <w:footerReference w:type="default" r:id="rId35"/>
       <w:pgSz w:w="15842" w:h="30147" w:code="3"/>
       <w:pgMar w:top="720" w:right="720" w:bottom="720" w:left="720" w:header="284" w:footer="284" w:gutter="0"/>
       <w:pgNumType w:start="1"/>
@@ -24601,6 +26020,97 @@
     </w:lvl>
   </w:abstractNum>
   <w:abstractNum w:abstractNumId="23" w15:restartNumberingAfterBreak="0">
+    <w:nsid w:val="29FE2E0F"/>
+    <w:multiLevelType w:val="hybridMultilevel"/>
+    <w:tmpl w:val="7E027854"/>
+    <w:lvl w:ilvl="0" w:tplc="72A80D18">
+      <w:start w:val="1"/>
+      <w:numFmt w:val="decimal"/>
+      <w:lvlText w:val="%1:"/>
+      <w:lvlJc w:val="left"/>
+      <w:pPr>
+        <w:ind w:left="360" w:hanging="360"/>
+      </w:pPr>
+      <w:rPr>
+        <w:rFonts w:ascii="Source Sans 3 Bold" w:hAnsi="Source Sans 3 Bold" w:cstheme="minorBidi" w:hint="default"/>
+        <w:b/>
+        <w:bCs/>
+      </w:rPr>
+    </w:lvl>
+    <w:lvl w:ilvl="1" w:tplc="04090019" w:tentative="1">
+      <w:start w:val="1"/>
+      <w:numFmt w:val="lowerLetter"/>
+      <w:lvlText w:val="%2."/>
+      <w:lvlJc w:val="left"/>
+      <w:pPr>
+        <w:ind w:left="1080" w:hanging="360"/>
+      </w:pPr>
+    </w:lvl>
+    <w:lvl w:ilvl="2" w:tplc="0409001B" w:tentative="1">
+      <w:start w:val="1"/>
+      <w:numFmt w:val="lowerRoman"/>
+      <w:lvlText w:val="%3."/>
+      <w:lvlJc w:val="right"/>
+      <w:pPr>
+        <w:ind w:left="1800" w:hanging="180"/>
+      </w:pPr>
+    </w:lvl>
+    <w:lvl w:ilvl="3" w:tplc="0409000F" w:tentative="1">
+      <w:start w:val="1"/>
+      <w:numFmt w:val="decimal"/>
+      <w:lvlText w:val="%4."/>
+      <w:lvlJc w:val="left"/>
+      <w:pPr>
+        <w:ind w:left="2520" w:hanging="360"/>
+      </w:pPr>
+    </w:lvl>
+    <w:lvl w:ilvl="4" w:tplc="04090019" w:tentative="1">
+      <w:start w:val="1"/>
+      <w:numFmt w:val="lowerLetter"/>
+      <w:lvlText w:val="%5."/>
+      <w:lvlJc w:val="left"/>
+      <w:pPr>
+        <w:ind w:left="3240" w:hanging="360"/>
+      </w:pPr>
+    </w:lvl>
+    <w:lvl w:ilvl="5" w:tplc="0409001B" w:tentative="1">
+      <w:start w:val="1"/>
+      <w:numFmt w:val="lowerRoman"/>
+      <w:lvlText w:val="%6."/>
+      <w:lvlJc w:val="right"/>
+      <w:pPr>
+        <w:ind w:left="3960" w:hanging="180"/>
+      </w:pPr>
+    </w:lvl>
+    <w:lvl w:ilvl="6" w:tplc="0409000F" w:tentative="1">
+      <w:start w:val="1"/>
+      <w:numFmt w:val="decimal"/>
+      <w:lvlText w:val="%7."/>
+      <w:lvlJc w:val="left"/>
+      <w:pPr>
+        <w:ind w:left="4680" w:hanging="360"/>
+      </w:pPr>
+    </w:lvl>
+    <w:lvl w:ilvl="7" w:tplc="04090019" w:tentative="1">
+      <w:start w:val="1"/>
+      <w:numFmt w:val="lowerLetter"/>
+      <w:lvlText w:val="%8."/>
+      <w:lvlJc w:val="left"/>
+      <w:pPr>
+        <w:ind w:left="5400" w:hanging="360"/>
+      </w:pPr>
+    </w:lvl>
+    <w:lvl w:ilvl="8" w:tplc="0409001B" w:tentative="1">
+      <w:start w:val="1"/>
+      <w:numFmt w:val="lowerRoman"/>
+      <w:lvlText w:val="%9."/>
+      <w:lvlJc w:val="right"/>
+      <w:pPr>
+        <w:ind w:left="6120" w:hanging="180"/>
+      </w:pPr>
+    </w:lvl>
+  </w:abstractNum>
+  <w:abstractNum w:abstractNumId="24" w15:restartNumberingAfterBreak="0">
     <w:nsid w:val="2C353302"/>
     <w:multiLevelType w:val="hybridMultilevel"/>
     <w:tmpl w:val="293C37D2"/>
@@ -24694,7 +26204,7 @@
       </w:pPr>
     </w:lvl>
   </w:abstractNum>
-  <w:abstractNum w:abstractNumId="24" w15:restartNumberingAfterBreak="0">
+  <w:abstractNum w:abstractNumId="25" w15:restartNumberingAfterBreak="0">
     <w:nsid w:val="2C9C19B8"/>
     <w:multiLevelType w:val="hybridMultilevel"/>
     <w:tmpl w:val="868E8FCE"/>
@@ -24788,7 +26298,7 @@
       </w:pPr>
     </w:lvl>
   </w:abstractNum>
-  <w:abstractNum w:abstractNumId="25" w15:restartNumberingAfterBreak="0">
+  <w:abstractNum w:abstractNumId="26" w15:restartNumberingAfterBreak="0">
     <w:nsid w:val="2E454F3D"/>
     <w:multiLevelType w:val="hybridMultilevel"/>
     <w:tmpl w:val="7DE094FA"/>
@@ -24882,7 +26392,96 @@
       </w:pPr>
     </w:lvl>
   </w:abstractNum>
-  <w:abstractNum w:abstractNumId="26" w15:restartNumberingAfterBreak="0">
+  <w:abstractNum w:abstractNumId="27" w15:restartNumberingAfterBreak="0">
+    <w:nsid w:val="30863145"/>
+    <w:multiLevelType w:val="hybridMultilevel"/>
+    <w:tmpl w:val="B3067FD2"/>
+    <w:lvl w:ilvl="0" w:tplc="5D1C5F88">
+      <w:start w:val="1"/>
+      <w:numFmt w:val="decimal"/>
+      <w:lvlText w:val="%1"/>
+      <w:lvlJc w:val="left"/>
+      <w:pPr>
+        <w:ind w:left="720" w:hanging="360"/>
+      </w:pPr>
+      <w:rPr>
+        <w:rFonts w:cs="B Zar" w:hint="cs"/>
+      </w:rPr>
+    </w:lvl>
+    <w:lvl w:ilvl="1" w:tplc="04090019" w:tentative="1">
+      <w:start w:val="1"/>
+      <w:numFmt w:val="lowerLetter"/>
+      <w:lvlText w:val="%2."/>
+      <w:lvlJc w:val="left"/>
+      <w:pPr>
+        <w:ind w:left="1440" w:hanging="360"/>
+      </w:pPr>
+    </w:lvl>
+    <w:lvl w:ilvl="2" w:tplc="0409001B" w:tentative="1">
+      <w:start w:val="1"/>
+      <w:numFmt w:val="lowerRoman"/>
+      <w:lvlText w:val="%3."/>
+      <w:lvlJc w:val="right"/>
+      <w:pPr>
+        <w:ind w:left="2160" w:hanging="180"/>
+      </w:pPr>
+    </w:lvl>
+    <w:lvl w:ilvl="3" w:tplc="0409000F" w:tentative="1">
+      <w:start w:val="1"/>
+      <w:numFmt w:val="decimal"/>
+      <w:lvlText w:val="%4."/>
+      <w:lvlJc w:val="left"/>
+      <w:pPr>
+        <w:ind w:left="2880" w:hanging="360"/>
+      </w:pPr>
+    </w:lvl>
+    <w:lvl w:ilvl="4" w:tplc="04090019" w:tentative="1">
+      <w:start w:val="1"/>
+      <w:numFmt w:val="lowerLetter"/>
+      <w:lvlText w:val="%5."/>
+      <w:lvlJc w:val="left"/>
+      <w:pPr>
+        <w:ind w:left="3600" w:hanging="360"/>
+      </w:pPr>
+    </w:lvl>
+    <w:lvl w:ilvl="5" w:tplc="0409001B" w:tentative="1">
+      <w:start w:val="1"/>
+      <w:numFmt w:val="lowerRoman"/>
+      <w:lvlText w:val="%6."/>
+      <w:lvlJc w:val="right"/>
+      <w:pPr>
+        <w:ind w:left="4320" w:hanging="180"/>
+      </w:pPr>
+    </w:lvl>
+    <w:lvl w:ilvl="6" w:tplc="0409000F" w:tentative="1">
+      <w:start w:val="1"/>
+      <w:numFmt w:val="decimal"/>
+      <w:lvlText w:val="%7."/>
+      <w:lvlJc w:val="left"/>
+      <w:pPr>
+        <w:ind w:left="5040" w:hanging="360"/>
+      </w:pPr>
+    </w:lvl>
+    <w:lvl w:ilvl="7" w:tplc="04090019" w:tentative="1">
+      <w:start w:val="1"/>
+      <w:numFmt w:val="lowerLetter"/>
+      <w:lvlText w:val="%8."/>
+      <w:lvlJc w:val="left"/>
+      <w:pPr>
+        <w:ind w:left="5760" w:hanging="360"/>
+      </w:pPr>
+    </w:lvl>
+    <w:lvl w:ilvl="8" w:tplc="0409001B" w:tentative="1">
+      <w:start w:val="1"/>
+      <w:numFmt w:val="lowerRoman"/>
+      <w:lvlText w:val="%9."/>
+      <w:lvlJc w:val="right"/>
+      <w:pPr>
+        <w:ind w:left="6480" w:hanging="180"/>
+      </w:pPr>
+    </w:lvl>
+  </w:abstractNum>
+  <w:abstractNum w:abstractNumId="28" w15:restartNumberingAfterBreak="0">
     <w:nsid w:val="30991922"/>
     <w:multiLevelType w:val="hybridMultilevel"/>
     <w:tmpl w:val="E6FAC71C"/>
@@ -24976,7 +26575,7 @@
       </w:pPr>
     </w:lvl>
   </w:abstractNum>
-  <w:abstractNum w:abstractNumId="27" w15:restartNumberingAfterBreak="0">
+  <w:abstractNum w:abstractNumId="29" w15:restartNumberingAfterBreak="0">
     <w:nsid w:val="31610493"/>
     <w:multiLevelType w:val="hybridMultilevel"/>
     <w:tmpl w:val="68062132"/>
@@ -25072,7 +26671,7 @@
       </w:pPr>
     </w:lvl>
   </w:abstractNum>
-  <w:abstractNum w:abstractNumId="28" w15:restartNumberingAfterBreak="0">
+  <w:abstractNum w:abstractNumId="30" w15:restartNumberingAfterBreak="0">
     <w:nsid w:val="31E0204B"/>
     <w:multiLevelType w:val="hybridMultilevel"/>
     <w:tmpl w:val="56683C18"/>
@@ -25166,7 +26765,7 @@
       </w:pPr>
     </w:lvl>
   </w:abstractNum>
-  <w:abstractNum w:abstractNumId="29" w15:restartNumberingAfterBreak="0">
+  <w:abstractNum w:abstractNumId="31" w15:restartNumberingAfterBreak="0">
     <w:nsid w:val="3492787E"/>
     <w:multiLevelType w:val="hybridMultilevel"/>
     <w:tmpl w:val="A33A8498"/>
@@ -25279,7 +26878,7 @@
       </w:rPr>
     </w:lvl>
   </w:abstractNum>
-  <w:abstractNum w:abstractNumId="30" w15:restartNumberingAfterBreak="0">
+  <w:abstractNum w:abstractNumId="32" w15:restartNumberingAfterBreak="0">
     <w:nsid w:val="36A87A90"/>
     <w:multiLevelType w:val="hybridMultilevel"/>
     <w:tmpl w:val="6BC60C50"/>
@@ -25370,7 +26969,7 @@
       </w:pPr>
     </w:lvl>
   </w:abstractNum>
-  <w:abstractNum w:abstractNumId="31" w15:restartNumberingAfterBreak="0">
+  <w:abstractNum w:abstractNumId="33" w15:restartNumberingAfterBreak="0">
     <w:nsid w:val="38F311EC"/>
     <w:multiLevelType w:val="hybridMultilevel"/>
     <w:tmpl w:val="82766802"/>
@@ -25464,7 +27063,7 @@
       </w:pPr>
     </w:lvl>
   </w:abstractNum>
-  <w:abstractNum w:abstractNumId="32" w15:restartNumberingAfterBreak="0">
+  <w:abstractNum w:abstractNumId="34" w15:restartNumberingAfterBreak="0">
     <w:nsid w:val="393324DC"/>
     <w:multiLevelType w:val="hybridMultilevel"/>
     <w:tmpl w:val="90B613DA"/>
@@ -25558,7 +27157,7 @@
       </w:pPr>
     </w:lvl>
   </w:abstractNum>
-  <w:abstractNum w:abstractNumId="33" w15:restartNumberingAfterBreak="0">
+  <w:abstractNum w:abstractNumId="35" w15:restartNumberingAfterBreak="0">
     <w:nsid w:val="40232E52"/>
     <w:multiLevelType w:val="hybridMultilevel"/>
     <w:tmpl w:val="95C88A56"/>
@@ -25652,7 +27251,7 @@
       </w:pPr>
     </w:lvl>
   </w:abstractNum>
-  <w:abstractNum w:abstractNumId="34" w15:restartNumberingAfterBreak="0">
+  <w:abstractNum w:abstractNumId="36" w15:restartNumberingAfterBreak="0">
     <w:nsid w:val="4089054E"/>
     <w:multiLevelType w:val="hybridMultilevel"/>
     <w:tmpl w:val="84A422E8"/>
@@ -25746,7 +27345,7 @@
       </w:pPr>
     </w:lvl>
   </w:abstractNum>
-  <w:abstractNum w:abstractNumId="35" w15:restartNumberingAfterBreak="0">
+  <w:abstractNum w:abstractNumId="37" w15:restartNumberingAfterBreak="0">
     <w:nsid w:val="429A40DE"/>
     <w:multiLevelType w:val="hybridMultilevel"/>
     <w:tmpl w:val="11925DA6"/>
@@ -25840,7 +27439,7 @@
       </w:pPr>
     </w:lvl>
   </w:abstractNum>
-  <w:abstractNum w:abstractNumId="36" w15:restartNumberingAfterBreak="0">
+  <w:abstractNum w:abstractNumId="38" w15:restartNumberingAfterBreak="0">
     <w:nsid w:val="42BB40CA"/>
     <w:multiLevelType w:val="hybridMultilevel"/>
     <w:tmpl w:val="91F045C8"/>
@@ -25934,10 +27533,104 @@
       </w:pPr>
     </w:lvl>
   </w:abstractNum>
-  <w:abstractNum w:abstractNumId="37" w15:restartNumberingAfterBreak="0">
-    <w:nsid w:val="456D2A9A"/>
+  <w:abstractNum w:abstractNumId="39" w15:restartNumberingAfterBreak="0">
+    <w:nsid w:val="43031EEF"/>
     <w:multiLevelType w:val="hybridMultilevel"/>
-    <w:tmpl w:val="02D03B78"/>
+    <w:tmpl w:val="FF9A48CA"/>
+    <w:lvl w:ilvl="0" w:tplc="AFA6FC62">
+      <w:start w:val="1"/>
+      <w:numFmt w:val="lowerLetter"/>
+      <w:lvlText w:val="%1:"/>
+      <w:lvlJc w:val="left"/>
+      <w:pPr>
+        <w:ind w:left="360" w:hanging="360"/>
+      </w:pPr>
+      <w:rPr>
+        <w:rFonts w:ascii="Source Sans 3" w:hAnsi="Source Sans 3" w:hint="default"/>
+        <w:b/>
+        <w:bCs/>
+        <w:spacing w:val="0"/>
+        <w:w w:val="77"/>
+        <w:lang w:val="en-US" w:eastAsia="en-US" w:bidi="ar-SA"/>
+      </w:rPr>
+    </w:lvl>
+    <w:lvl w:ilvl="1" w:tplc="04090019" w:tentative="1">
+      <w:start w:val="1"/>
+      <w:numFmt w:val="lowerLetter"/>
+      <w:lvlText w:val="%2."/>
+      <w:lvlJc w:val="left"/>
+      <w:pPr>
+        <w:ind w:left="1080" w:hanging="360"/>
+      </w:pPr>
+    </w:lvl>
+    <w:lvl w:ilvl="2" w:tplc="0409001B" w:tentative="1">
+      <w:start w:val="1"/>
+      <w:numFmt w:val="lowerRoman"/>
+      <w:lvlText w:val="%3."/>
+      <w:lvlJc w:val="right"/>
+      <w:pPr>
+        <w:ind w:left="1800" w:hanging="180"/>
+      </w:pPr>
+    </w:lvl>
+    <w:lvl w:ilvl="3" w:tplc="0409000F" w:tentative="1">
+      <w:start w:val="1"/>
+      <w:numFmt w:val="decimal"/>
+      <w:lvlText w:val="%4."/>
+      <w:lvlJc w:val="left"/>
+      <w:pPr>
+        <w:ind w:left="2520" w:hanging="360"/>
+      </w:pPr>
+    </w:lvl>
+    <w:lvl w:ilvl="4" w:tplc="04090019" w:tentative="1">
+      <w:start w:val="1"/>
+      <w:numFmt w:val="lowerLetter"/>
+      <w:lvlText w:val="%5."/>
+      <w:lvlJc w:val="left"/>
+      <w:pPr>
+        <w:ind w:left="3240" w:hanging="360"/>
+      </w:pPr>
+    </w:lvl>
+    <w:lvl w:ilvl="5" w:tplc="0409001B" w:tentative="1">
+      <w:start w:val="1"/>
+      <w:numFmt w:val="lowerRoman"/>
+      <w:lvlText w:val="%6."/>
+      <w:lvlJc w:val="right"/>
+      <w:pPr>
+        <w:ind w:left="3960" w:hanging="180"/>
+      </w:pPr>
+    </w:lvl>
+    <w:lvl w:ilvl="6" w:tplc="0409000F" w:tentative="1">
+      <w:start w:val="1"/>
+      <w:numFmt w:val="decimal"/>
+      <w:lvlText w:val="%7."/>
+      <w:lvlJc w:val="left"/>
+      <w:pPr>
+        <w:ind w:left="4680" w:hanging="360"/>
+      </w:pPr>
+    </w:lvl>
+    <w:lvl w:ilvl="7" w:tplc="04090019" w:tentative="1">
+      <w:start w:val="1"/>
+      <w:numFmt w:val="lowerLetter"/>
+      <w:lvlText w:val="%8."/>
+      <w:lvlJc w:val="left"/>
+      <w:pPr>
+        <w:ind w:left="5400" w:hanging="360"/>
+      </w:pPr>
+    </w:lvl>
+    <w:lvl w:ilvl="8" w:tplc="0409001B" w:tentative="1">
+      <w:start w:val="1"/>
+      <w:numFmt w:val="lowerRoman"/>
+      <w:lvlText w:val="%9."/>
+      <w:lvlJc w:val="right"/>
+      <w:pPr>
+        <w:ind w:left="6120" w:hanging="180"/>
+      </w:pPr>
+    </w:lvl>
+  </w:abstractNum>
+  <w:abstractNum w:abstractNumId="40" w15:restartNumberingAfterBreak="0">
+    <w:nsid w:val="45686F82"/>
+    <w:multiLevelType w:val="hybridMultilevel"/>
+    <w:tmpl w:val="1C74E1F0"/>
     <w:lvl w:ilvl="0" w:tplc="72A80D18">
       <w:start w:val="1"/>
       <w:numFmt w:val="decimal"/>
@@ -26025,7 +27718,98 @@
       </w:pPr>
     </w:lvl>
   </w:abstractNum>
-  <w:abstractNum w:abstractNumId="38" w15:restartNumberingAfterBreak="0">
+  <w:abstractNum w:abstractNumId="41" w15:restartNumberingAfterBreak="0">
+    <w:nsid w:val="456D2A9A"/>
+    <w:multiLevelType w:val="hybridMultilevel"/>
+    <w:tmpl w:val="02D03B78"/>
+    <w:lvl w:ilvl="0" w:tplc="72A80D18">
+      <w:start w:val="1"/>
+      <w:numFmt w:val="decimal"/>
+      <w:lvlText w:val="%1:"/>
+      <w:lvlJc w:val="left"/>
+      <w:pPr>
+        <w:ind w:left="360" w:hanging="360"/>
+      </w:pPr>
+      <w:rPr>
+        <w:rFonts w:ascii="Source Sans 3 Bold" w:hAnsi="Source Sans 3 Bold" w:cstheme="minorBidi" w:hint="default"/>
+        <w:b/>
+        <w:bCs/>
+      </w:rPr>
+    </w:lvl>
+    <w:lvl w:ilvl="1" w:tplc="04090019" w:tentative="1">
+      <w:start w:val="1"/>
+      <w:numFmt w:val="lowerLetter"/>
+      <w:lvlText w:val="%2."/>
+      <w:lvlJc w:val="left"/>
+      <w:pPr>
+        <w:ind w:left="1080" w:hanging="360"/>
+      </w:pPr>
+    </w:lvl>
+    <w:lvl w:ilvl="2" w:tplc="0409001B" w:tentative="1">
+      <w:start w:val="1"/>
+      <w:numFmt w:val="lowerRoman"/>
+      <w:lvlText w:val="%3."/>
+      <w:lvlJc w:val="right"/>
+      <w:pPr>
+        <w:ind w:left="1800" w:hanging="180"/>
+      </w:pPr>
+    </w:lvl>
+    <w:lvl w:ilvl="3" w:tplc="0409000F" w:tentative="1">
+      <w:start w:val="1"/>
+      <w:numFmt w:val="decimal"/>
+      <w:lvlText w:val="%4."/>
+      <w:lvlJc w:val="left"/>
+      <w:pPr>
+        <w:ind w:left="2520" w:hanging="360"/>
+      </w:pPr>
+    </w:lvl>
+    <w:lvl w:ilvl="4" w:tplc="04090019" w:tentative="1">
+      <w:start w:val="1"/>
+      <w:numFmt w:val="lowerLetter"/>
+      <w:lvlText w:val="%5."/>
+      <w:lvlJc w:val="left"/>
+      <w:pPr>
+        <w:ind w:left="3240" w:hanging="360"/>
+      </w:pPr>
+    </w:lvl>
+    <w:lvl w:ilvl="5" w:tplc="0409001B" w:tentative="1">
+      <w:start w:val="1"/>
+      <w:numFmt w:val="lowerRoman"/>
+      <w:lvlText w:val="%6."/>
+      <w:lvlJc w:val="right"/>
+      <w:pPr>
+        <w:ind w:left="3960" w:hanging="180"/>
+      </w:pPr>
+    </w:lvl>
+    <w:lvl w:ilvl="6" w:tplc="0409000F" w:tentative="1">
+      <w:start w:val="1"/>
+      <w:numFmt w:val="decimal"/>
+      <w:lvlText w:val="%7."/>
+      <w:lvlJc w:val="left"/>
+      <w:pPr>
+        <w:ind w:left="4680" w:hanging="360"/>
+      </w:pPr>
+    </w:lvl>
+    <w:lvl w:ilvl="7" w:tplc="04090019" w:tentative="1">
+      <w:start w:val="1"/>
+      <w:numFmt w:val="lowerLetter"/>
+      <w:lvlText w:val="%8."/>
+      <w:lvlJc w:val="left"/>
+      <w:pPr>
+        <w:ind w:left="5400" w:hanging="360"/>
+      </w:pPr>
+    </w:lvl>
+    <w:lvl w:ilvl="8" w:tplc="0409001B" w:tentative="1">
+      <w:start w:val="1"/>
+      <w:numFmt w:val="lowerRoman"/>
+      <w:lvlText w:val="%9."/>
+      <w:lvlJc w:val="right"/>
+      <w:pPr>
+        <w:ind w:left="6120" w:hanging="180"/>
+      </w:pPr>
+    </w:lvl>
+  </w:abstractNum>
+  <w:abstractNum w:abstractNumId="42" w15:restartNumberingAfterBreak="0">
     <w:nsid w:val="47E71FBD"/>
     <w:multiLevelType w:val="hybridMultilevel"/>
     <w:tmpl w:val="B1A0D04C"/>
@@ -26119,7 +27903,7 @@
       </w:pPr>
     </w:lvl>
   </w:abstractNum>
-  <w:abstractNum w:abstractNumId="39" w15:restartNumberingAfterBreak="0">
+  <w:abstractNum w:abstractNumId="43" w15:restartNumberingAfterBreak="0">
     <w:nsid w:val="493E0CCB"/>
     <w:multiLevelType w:val="hybridMultilevel"/>
     <w:tmpl w:val="DE1A3DA8"/>
@@ -26235,7 +28019,7 @@
       </w:rPr>
     </w:lvl>
   </w:abstractNum>
-  <w:abstractNum w:abstractNumId="40" w15:restartNumberingAfterBreak="0">
+  <w:abstractNum w:abstractNumId="44" w15:restartNumberingAfterBreak="0">
     <w:nsid w:val="4B327DE5"/>
     <w:multiLevelType w:val="hybridMultilevel"/>
     <w:tmpl w:val="3006C858"/>
@@ -26326,7 +28110,104 @@
       </w:pPr>
     </w:lvl>
   </w:abstractNum>
-  <w:abstractNum w:abstractNumId="41" w15:restartNumberingAfterBreak="0">
+  <w:abstractNum w:abstractNumId="45" w15:restartNumberingAfterBreak="0">
+    <w:nsid w:val="52415F25"/>
+    <w:multiLevelType w:val="hybridMultilevel"/>
+    <w:tmpl w:val="1EE0CCB4"/>
+    <w:lvl w:ilvl="0" w:tplc="B8C291D8">
+      <w:start w:val="1"/>
+      <w:numFmt w:val="decimal"/>
+      <w:lvlText w:val="%1:"/>
+      <w:lvlJc w:val="left"/>
+      <w:pPr>
+        <w:ind w:left="360" w:hanging="360"/>
+      </w:pPr>
+      <w:rPr>
+        <w:rFonts w:ascii="Source Sans 3" w:hAnsi="Source Sans 3" w:hint="default"/>
+        <w:b/>
+        <w:bCs/>
+        <w:color w:val="auto"/>
+        <w:spacing w:val="0"/>
+        <w:w w:val="84"/>
+        <w:sz w:val="23"/>
+        <w:szCs w:val="23"/>
+        <w:lang w:val="en-US" w:eastAsia="en-US" w:bidi="ar-SA"/>
+      </w:rPr>
+    </w:lvl>
+    <w:lvl w:ilvl="1" w:tplc="FFFFFFFF" w:tentative="1">
+      <w:start w:val="1"/>
+      <w:numFmt w:val="lowerLetter"/>
+      <w:lvlText w:val="%2."/>
+      <w:lvlJc w:val="left"/>
+      <w:pPr>
+        <w:ind w:left="1080" w:hanging="360"/>
+      </w:pPr>
+    </w:lvl>
+    <w:lvl w:ilvl="2" w:tplc="FFFFFFFF" w:tentative="1">
+      <w:start w:val="1"/>
+      <w:numFmt w:val="lowerRoman"/>
+      <w:lvlText w:val="%3."/>
+      <w:lvlJc w:val="right"/>
+      <w:pPr>
+        <w:ind w:left="1800" w:hanging="180"/>
+      </w:pPr>
+    </w:lvl>
+    <w:lvl w:ilvl="3" w:tplc="FFFFFFFF" w:tentative="1">
+      <w:start w:val="1"/>
+      <w:numFmt w:val="decimal"/>
+      <w:lvlText w:val="%4."/>
+      <w:lvlJc w:val="left"/>
+      <w:pPr>
+        <w:ind w:left="2520" w:hanging="360"/>
+      </w:pPr>
+    </w:lvl>
+    <w:lvl w:ilvl="4" w:tplc="FFFFFFFF" w:tentative="1">
+      <w:start w:val="1"/>
+      <w:numFmt w:val="lowerLetter"/>
+      <w:lvlText w:val="%5."/>
+      <w:lvlJc w:val="left"/>
+      <w:pPr>
+        <w:ind w:left="3240" w:hanging="360"/>
+      </w:pPr>
+    </w:lvl>
+    <w:lvl w:ilvl="5" w:tplc="FFFFFFFF" w:tentative="1">
+      <w:start w:val="1"/>
+      <w:numFmt w:val="lowerRoman"/>
+      <w:lvlText w:val="%6."/>
+      <w:lvlJc w:val="right"/>
+      <w:pPr>
+        <w:ind w:left="3960" w:hanging="180"/>
+      </w:pPr>
+    </w:lvl>
+    <w:lvl w:ilvl="6" w:tplc="FFFFFFFF" w:tentative="1">
+      <w:start w:val="1"/>
+      <w:numFmt w:val="decimal"/>
+      <w:lvlText w:val="%7."/>
+      <w:lvlJc w:val="left"/>
+      <w:pPr>
+        <w:ind w:left="4680" w:hanging="360"/>
+      </w:pPr>
+    </w:lvl>
+    <w:lvl w:ilvl="7" w:tplc="FFFFFFFF" w:tentative="1">
+      <w:start w:val="1"/>
+      <w:numFmt w:val="lowerLetter"/>
+      <w:lvlText w:val="%8."/>
+      <w:lvlJc w:val="left"/>
+      <w:pPr>
+        <w:ind w:left="5400" w:hanging="360"/>
+      </w:pPr>
+    </w:lvl>
+    <w:lvl w:ilvl="8" w:tplc="FFFFFFFF" w:tentative="1">
+      <w:start w:val="1"/>
+      <w:numFmt w:val="lowerRoman"/>
+      <w:lvlText w:val="%9."/>
+      <w:lvlJc w:val="right"/>
+      <w:pPr>
+        <w:ind w:left="6120" w:hanging="180"/>
+      </w:pPr>
+    </w:lvl>
+  </w:abstractNum>
+  <w:abstractNum w:abstractNumId="46" w15:restartNumberingAfterBreak="0">
     <w:nsid w:val="56425BE9"/>
     <w:multiLevelType w:val="hybridMultilevel"/>
     <w:tmpl w:val="AF2A6220"/>
@@ -26418,7 +28299,7 @@
       </w:pPr>
     </w:lvl>
   </w:abstractNum>
-  <w:abstractNum w:abstractNumId="42" w15:restartNumberingAfterBreak="0">
+  <w:abstractNum w:abstractNumId="47" w15:restartNumberingAfterBreak="0">
     <w:nsid w:val="566A5A67"/>
     <w:multiLevelType w:val="hybridMultilevel"/>
     <w:tmpl w:val="BCDA8462"/>
@@ -26509,7 +28390,7 @@
       </w:pPr>
     </w:lvl>
   </w:abstractNum>
-  <w:abstractNum w:abstractNumId="43" w15:restartNumberingAfterBreak="0">
+  <w:abstractNum w:abstractNumId="48" w15:restartNumberingAfterBreak="0">
     <w:nsid w:val="56CC0C7D"/>
     <w:multiLevelType w:val="hybridMultilevel"/>
     <w:tmpl w:val="733C1F40"/>
@@ -26605,7 +28486,7 @@
       </w:pPr>
     </w:lvl>
   </w:abstractNum>
-  <w:abstractNum w:abstractNumId="44" w15:restartNumberingAfterBreak="0">
+  <w:abstractNum w:abstractNumId="49" w15:restartNumberingAfterBreak="0">
     <w:nsid w:val="57CD124D"/>
     <w:multiLevelType w:val="hybridMultilevel"/>
     <w:tmpl w:val="A66C06FC"/>
@@ -26699,102 +28580,11 @@
       </w:pPr>
     </w:lvl>
   </w:abstractNum>
-  <w:abstractNum w:abstractNumId="45" w15:restartNumberingAfterBreak="0">
-    <w:nsid w:val="59D910B2"/>
+  <w:abstractNum w:abstractNumId="50" w15:restartNumberingAfterBreak="0">
+    <w:nsid w:val="58044A13"/>
     <w:multiLevelType w:val="hybridMultilevel"/>
-    <w:tmpl w:val="678CE024"/>
-    <w:lvl w:ilvl="0" w:tplc="72A80D18">
-      <w:start w:val="1"/>
-      <w:numFmt w:val="decimal"/>
-      <w:lvlText w:val="%1:"/>
-      <w:lvlJc w:val="left"/>
-      <w:pPr>
-        <w:ind w:left="360" w:hanging="360"/>
-      </w:pPr>
-      <w:rPr>
-        <w:rFonts w:ascii="Source Sans 3 Bold" w:hAnsi="Source Sans 3 Bold" w:cstheme="minorBidi" w:hint="default"/>
-        <w:b/>
-        <w:bCs/>
-      </w:rPr>
-    </w:lvl>
-    <w:lvl w:ilvl="1" w:tplc="04090019" w:tentative="1">
-      <w:start w:val="1"/>
-      <w:numFmt w:val="lowerLetter"/>
-      <w:lvlText w:val="%2."/>
-      <w:lvlJc w:val="left"/>
-      <w:pPr>
-        <w:ind w:left="1080" w:hanging="360"/>
-      </w:pPr>
-    </w:lvl>
-    <w:lvl w:ilvl="2" w:tplc="0409001B" w:tentative="1">
-      <w:start w:val="1"/>
-      <w:numFmt w:val="lowerRoman"/>
-      <w:lvlText w:val="%3."/>
-      <w:lvlJc w:val="right"/>
-      <w:pPr>
-        <w:ind w:left="1800" w:hanging="180"/>
-      </w:pPr>
-    </w:lvl>
-    <w:lvl w:ilvl="3" w:tplc="0409000F" w:tentative="1">
-      <w:start w:val="1"/>
-      <w:numFmt w:val="decimal"/>
-      <w:lvlText w:val="%4."/>
-      <w:lvlJc w:val="left"/>
-      <w:pPr>
-        <w:ind w:left="2520" w:hanging="360"/>
-      </w:pPr>
-    </w:lvl>
-    <w:lvl w:ilvl="4" w:tplc="04090019" w:tentative="1">
-      <w:start w:val="1"/>
-      <w:numFmt w:val="lowerLetter"/>
-      <w:lvlText w:val="%5."/>
-      <w:lvlJc w:val="left"/>
-      <w:pPr>
-        <w:ind w:left="3240" w:hanging="360"/>
-      </w:pPr>
-    </w:lvl>
-    <w:lvl w:ilvl="5" w:tplc="0409001B" w:tentative="1">
-      <w:start w:val="1"/>
-      <w:numFmt w:val="lowerRoman"/>
-      <w:lvlText w:val="%6."/>
-      <w:lvlJc w:val="right"/>
-      <w:pPr>
-        <w:ind w:left="3960" w:hanging="180"/>
-      </w:pPr>
-    </w:lvl>
-    <w:lvl w:ilvl="6" w:tplc="0409000F" w:tentative="1">
-      <w:start w:val="1"/>
-      <w:numFmt w:val="decimal"/>
-      <w:lvlText w:val="%7."/>
-      <w:lvlJc w:val="left"/>
-      <w:pPr>
-        <w:ind w:left="4680" w:hanging="360"/>
-      </w:pPr>
-    </w:lvl>
-    <w:lvl w:ilvl="7" w:tplc="04090019" w:tentative="1">
-      <w:start w:val="1"/>
-      <w:numFmt w:val="lowerLetter"/>
-      <w:lvlText w:val="%8."/>
-      <w:lvlJc w:val="left"/>
-      <w:pPr>
-        <w:ind w:left="5400" w:hanging="360"/>
-      </w:pPr>
-    </w:lvl>
-    <w:lvl w:ilvl="8" w:tplc="0409001B" w:tentative="1">
-      <w:start w:val="1"/>
-      <w:numFmt w:val="lowerRoman"/>
-      <w:lvlText w:val="%9."/>
-      <w:lvlJc w:val="right"/>
-      <w:pPr>
-        <w:ind w:left="6120" w:hanging="180"/>
-      </w:pPr>
-    </w:lvl>
-  </w:abstractNum>
-  <w:abstractNum w:abstractNumId="46" w15:restartNumberingAfterBreak="0">
-    <w:nsid w:val="5A0D78FF"/>
-    <w:multiLevelType w:val="hybridMultilevel"/>
-    <w:tmpl w:val="E84C2A80"/>
-    <w:lvl w:ilvl="0" w:tplc="A1D4B922">
+    <w:tmpl w:val="025620C0"/>
+    <w:lvl w:ilvl="0" w:tplc="AFA6FC62">
       <w:start w:val="1"/>
       <w:numFmt w:val="lowerLetter"/>
       <w:lvlText w:val="%1:"/>
@@ -26811,7 +28601,7 @@
         <w:lang w:val="en-US" w:eastAsia="en-US" w:bidi="ar-SA"/>
       </w:rPr>
     </w:lvl>
-    <w:lvl w:ilvl="1" w:tplc="FFFFFFFF" w:tentative="1">
+    <w:lvl w:ilvl="1" w:tplc="04090019" w:tentative="1">
       <w:start w:val="1"/>
       <w:numFmt w:val="lowerLetter"/>
       <w:lvlText w:val="%2."/>
@@ -26820,7 +28610,7 @@
         <w:ind w:left="1080" w:hanging="360"/>
       </w:pPr>
     </w:lvl>
-    <w:lvl w:ilvl="2" w:tplc="FFFFFFFF" w:tentative="1">
+    <w:lvl w:ilvl="2" w:tplc="0409001B" w:tentative="1">
       <w:start w:val="1"/>
       <w:numFmt w:val="lowerRoman"/>
       <w:lvlText w:val="%3."/>
@@ -26829,7 +28619,7 @@
         <w:ind w:left="1800" w:hanging="180"/>
       </w:pPr>
     </w:lvl>
-    <w:lvl w:ilvl="3" w:tplc="FFFFFFFF" w:tentative="1">
+    <w:lvl w:ilvl="3" w:tplc="0409000F" w:tentative="1">
       <w:start w:val="1"/>
       <w:numFmt w:val="decimal"/>
       <w:lvlText w:val="%4."/>
@@ -26838,7 +28628,7 @@
         <w:ind w:left="2520" w:hanging="360"/>
       </w:pPr>
     </w:lvl>
-    <w:lvl w:ilvl="4" w:tplc="FFFFFFFF" w:tentative="1">
+    <w:lvl w:ilvl="4" w:tplc="04090019" w:tentative="1">
       <w:start w:val="1"/>
       <w:numFmt w:val="lowerLetter"/>
       <w:lvlText w:val="%5."/>
@@ -26847,7 +28637,7 @@
         <w:ind w:left="3240" w:hanging="360"/>
       </w:pPr>
     </w:lvl>
-    <w:lvl w:ilvl="5" w:tplc="FFFFFFFF" w:tentative="1">
+    <w:lvl w:ilvl="5" w:tplc="0409001B" w:tentative="1">
       <w:start w:val="1"/>
       <w:numFmt w:val="lowerRoman"/>
       <w:lvlText w:val="%6."/>
@@ -26856,7 +28646,7 @@
         <w:ind w:left="3960" w:hanging="180"/>
       </w:pPr>
     </w:lvl>
-    <w:lvl w:ilvl="6" w:tplc="FFFFFFFF" w:tentative="1">
+    <w:lvl w:ilvl="6" w:tplc="0409000F" w:tentative="1">
       <w:start w:val="1"/>
       <w:numFmt w:val="decimal"/>
       <w:lvlText w:val="%7."/>
@@ -26865,7 +28655,7 @@
         <w:ind w:left="4680" w:hanging="360"/>
       </w:pPr>
     </w:lvl>
-    <w:lvl w:ilvl="7" w:tplc="FFFFFFFF" w:tentative="1">
+    <w:lvl w:ilvl="7" w:tplc="04090019" w:tentative="1">
       <w:start w:val="1"/>
       <w:numFmt w:val="lowerLetter"/>
       <w:lvlText w:val="%8."/>
@@ -26874,7 +28664,7 @@
         <w:ind w:left="5400" w:hanging="360"/>
       </w:pPr>
     </w:lvl>
-    <w:lvl w:ilvl="8" w:tplc="FFFFFFFF" w:tentative="1">
+    <w:lvl w:ilvl="8" w:tplc="0409001B" w:tentative="1">
       <w:start w:val="1"/>
       <w:numFmt w:val="lowerRoman"/>
       <w:lvlText w:val="%9."/>
@@ -26884,10 +28674,10 @@
       </w:pPr>
     </w:lvl>
   </w:abstractNum>
-  <w:abstractNum w:abstractNumId="47" w15:restartNumberingAfterBreak="0">
-    <w:nsid w:val="5B1160CF"/>
+  <w:abstractNum w:abstractNumId="51" w15:restartNumberingAfterBreak="0">
+    <w:nsid w:val="59D910B2"/>
     <w:multiLevelType w:val="hybridMultilevel"/>
-    <w:tmpl w:val="57F843B4"/>
+    <w:tmpl w:val="678CE024"/>
     <w:lvl w:ilvl="0" w:tplc="72A80D18">
       <w:start w:val="1"/>
       <w:numFmt w:val="decimal"/>
@@ -26975,7 +28765,192 @@
       </w:pPr>
     </w:lvl>
   </w:abstractNum>
-  <w:abstractNum w:abstractNumId="48" w15:restartNumberingAfterBreak="0">
+  <w:abstractNum w:abstractNumId="52" w15:restartNumberingAfterBreak="0">
+    <w:nsid w:val="5A0D78FF"/>
+    <w:multiLevelType w:val="hybridMultilevel"/>
+    <w:tmpl w:val="E84C2A80"/>
+    <w:lvl w:ilvl="0" w:tplc="A1D4B922">
+      <w:start w:val="1"/>
+      <w:numFmt w:val="lowerLetter"/>
+      <w:lvlText w:val="%1:"/>
+      <w:lvlJc w:val="left"/>
+      <w:pPr>
+        <w:ind w:left="360" w:hanging="360"/>
+      </w:pPr>
+      <w:rPr>
+        <w:rFonts w:ascii="Source Sans 3" w:hAnsi="Source Sans 3" w:hint="default"/>
+        <w:b/>
+        <w:bCs/>
+        <w:spacing w:val="0"/>
+        <w:w w:val="77"/>
+        <w:lang w:val="en-US" w:eastAsia="en-US" w:bidi="ar-SA"/>
+      </w:rPr>
+    </w:lvl>
+    <w:lvl w:ilvl="1" w:tplc="FFFFFFFF" w:tentative="1">
+      <w:start w:val="1"/>
+      <w:numFmt w:val="lowerLetter"/>
+      <w:lvlText w:val="%2."/>
+      <w:lvlJc w:val="left"/>
+      <w:pPr>
+        <w:ind w:left="1080" w:hanging="360"/>
+      </w:pPr>
+    </w:lvl>
+    <w:lvl w:ilvl="2" w:tplc="FFFFFFFF" w:tentative="1">
+      <w:start w:val="1"/>
+      <w:numFmt w:val="lowerRoman"/>
+      <w:lvlText w:val="%3."/>
+      <w:lvlJc w:val="right"/>
+      <w:pPr>
+        <w:ind w:left="1800" w:hanging="180"/>
+      </w:pPr>
+    </w:lvl>
+    <w:lvl w:ilvl="3" w:tplc="FFFFFFFF" w:tentative="1">
+      <w:start w:val="1"/>
+      <w:numFmt w:val="decimal"/>
+      <w:lvlText w:val="%4."/>
+      <w:lvlJc w:val="left"/>
+      <w:pPr>
+        <w:ind w:left="2520" w:hanging="360"/>
+      </w:pPr>
+    </w:lvl>
+    <w:lvl w:ilvl="4" w:tplc="FFFFFFFF" w:tentative="1">
+      <w:start w:val="1"/>
+      <w:numFmt w:val="lowerLetter"/>
+      <w:lvlText w:val="%5."/>
+      <w:lvlJc w:val="left"/>
+      <w:pPr>
+        <w:ind w:left="3240" w:hanging="360"/>
+      </w:pPr>
+    </w:lvl>
+    <w:lvl w:ilvl="5" w:tplc="FFFFFFFF" w:tentative="1">
+      <w:start w:val="1"/>
+      <w:numFmt w:val="lowerRoman"/>
+      <w:lvlText w:val="%6."/>
+      <w:lvlJc w:val="right"/>
+      <w:pPr>
+        <w:ind w:left="3960" w:hanging="180"/>
+      </w:pPr>
+    </w:lvl>
+    <w:lvl w:ilvl="6" w:tplc="FFFFFFFF" w:tentative="1">
+      <w:start w:val="1"/>
+      <w:numFmt w:val="decimal"/>
+      <w:lvlText w:val="%7."/>
+      <w:lvlJc w:val="left"/>
+      <w:pPr>
+        <w:ind w:left="4680" w:hanging="360"/>
+      </w:pPr>
+    </w:lvl>
+    <w:lvl w:ilvl="7" w:tplc="FFFFFFFF" w:tentative="1">
+      <w:start w:val="1"/>
+      <w:numFmt w:val="lowerLetter"/>
+      <w:lvlText w:val="%8."/>
+      <w:lvlJc w:val="left"/>
+      <w:pPr>
+        <w:ind w:left="5400" w:hanging="360"/>
+      </w:pPr>
+    </w:lvl>
+    <w:lvl w:ilvl="8" w:tplc="FFFFFFFF" w:tentative="1">
+      <w:start w:val="1"/>
+      <w:numFmt w:val="lowerRoman"/>
+      <w:lvlText w:val="%9."/>
+      <w:lvlJc w:val="right"/>
+      <w:pPr>
+        <w:ind w:left="6120" w:hanging="180"/>
+      </w:pPr>
+    </w:lvl>
+  </w:abstractNum>
+  <w:abstractNum w:abstractNumId="53" w15:restartNumberingAfterBreak="0">
+    <w:nsid w:val="5B1160CF"/>
+    <w:multiLevelType w:val="hybridMultilevel"/>
+    <w:tmpl w:val="57F843B4"/>
+    <w:lvl w:ilvl="0" w:tplc="72A80D18">
+      <w:start w:val="1"/>
+      <w:numFmt w:val="decimal"/>
+      <w:lvlText w:val="%1:"/>
+      <w:lvlJc w:val="left"/>
+      <w:pPr>
+        <w:ind w:left="360" w:hanging="360"/>
+      </w:pPr>
+      <w:rPr>
+        <w:rFonts w:ascii="Source Sans 3 Bold" w:hAnsi="Source Sans 3 Bold" w:cstheme="minorBidi" w:hint="default"/>
+        <w:b/>
+        <w:bCs/>
+      </w:rPr>
+    </w:lvl>
+    <w:lvl w:ilvl="1" w:tplc="04090019" w:tentative="1">
+      <w:start w:val="1"/>
+      <w:numFmt w:val="lowerLetter"/>
+      <w:lvlText w:val="%2."/>
+      <w:lvlJc w:val="left"/>
+      <w:pPr>
+        <w:ind w:left="1080" w:hanging="360"/>
+      </w:pPr>
+    </w:lvl>
+    <w:lvl w:ilvl="2" w:tplc="0409001B" w:tentative="1">
+      <w:start w:val="1"/>
+      <w:numFmt w:val="lowerRoman"/>
+      <w:lvlText w:val="%3."/>
+      <w:lvlJc w:val="right"/>
+      <w:pPr>
+        <w:ind w:left="1800" w:hanging="180"/>
+      </w:pPr>
+    </w:lvl>
+    <w:lvl w:ilvl="3" w:tplc="0409000F" w:tentative="1">
+      <w:start w:val="1"/>
+      <w:numFmt w:val="decimal"/>
+      <w:lvlText w:val="%4."/>
+      <w:lvlJc w:val="left"/>
+      <w:pPr>
+        <w:ind w:left="2520" w:hanging="360"/>
+      </w:pPr>
+    </w:lvl>
+    <w:lvl w:ilvl="4" w:tplc="04090019" w:tentative="1">
+      <w:start w:val="1"/>
+      <w:numFmt w:val="lowerLetter"/>
+      <w:lvlText w:val="%5."/>
+      <w:lvlJc w:val="left"/>
+      <w:pPr>
+        <w:ind w:left="3240" w:hanging="360"/>
+      </w:pPr>
+    </w:lvl>
+    <w:lvl w:ilvl="5" w:tplc="0409001B" w:tentative="1">
+      <w:start w:val="1"/>
+      <w:numFmt w:val="lowerRoman"/>
+      <w:lvlText w:val="%6."/>
+      <w:lvlJc w:val="right"/>
+      <w:pPr>
+        <w:ind w:left="3960" w:hanging="180"/>
+      </w:pPr>
+    </w:lvl>
+    <w:lvl w:ilvl="6" w:tplc="0409000F" w:tentative="1">
+      <w:start w:val="1"/>
+      <w:numFmt w:val="decimal"/>
+      <w:lvlText w:val="%7."/>
+      <w:lvlJc w:val="left"/>
+      <w:pPr>
+        <w:ind w:left="4680" w:hanging="360"/>
+      </w:pPr>
+    </w:lvl>
+    <w:lvl w:ilvl="7" w:tplc="04090019" w:tentative="1">
+      <w:start w:val="1"/>
+      <w:numFmt w:val="lowerLetter"/>
+      <w:lvlText w:val="%8."/>
+      <w:lvlJc w:val="left"/>
+      <w:pPr>
+        <w:ind w:left="5400" w:hanging="360"/>
+      </w:pPr>
+    </w:lvl>
+    <w:lvl w:ilvl="8" w:tplc="0409001B" w:tentative="1">
+      <w:start w:val="1"/>
+      <w:numFmt w:val="lowerRoman"/>
+      <w:lvlText w:val="%9."/>
+      <w:lvlJc w:val="right"/>
+      <w:pPr>
+        <w:ind w:left="6120" w:hanging="180"/>
+      </w:pPr>
+    </w:lvl>
+  </w:abstractNum>
+  <w:abstractNum w:abstractNumId="54" w15:restartNumberingAfterBreak="0">
     <w:nsid w:val="5B8014C5"/>
     <w:multiLevelType w:val="hybridMultilevel"/>
     <w:tmpl w:val="D5FA519C"/>
@@ -27088,7 +29063,7 @@
       </w:rPr>
     </w:lvl>
   </w:abstractNum>
-  <w:abstractNum w:abstractNumId="49" w15:restartNumberingAfterBreak="0">
+  <w:abstractNum w:abstractNumId="55" w15:restartNumberingAfterBreak="0">
     <w:nsid w:val="5B896884"/>
     <w:multiLevelType w:val="hybridMultilevel"/>
     <w:tmpl w:val="BCDA8462"/>
@@ -27179,7 +29154,7 @@
       </w:pPr>
     </w:lvl>
   </w:abstractNum>
-  <w:abstractNum w:abstractNumId="50" w15:restartNumberingAfterBreak="0">
+  <w:abstractNum w:abstractNumId="56" w15:restartNumberingAfterBreak="0">
     <w:nsid w:val="5E7D31E5"/>
     <w:multiLevelType w:val="hybridMultilevel"/>
     <w:tmpl w:val="D8142ED2"/>
@@ -27270,7 +29245,7 @@
       </w:pPr>
     </w:lvl>
   </w:abstractNum>
-  <w:abstractNum w:abstractNumId="51" w15:restartNumberingAfterBreak="0">
+  <w:abstractNum w:abstractNumId="57" w15:restartNumberingAfterBreak="0">
     <w:nsid w:val="60013E54"/>
     <w:multiLevelType w:val="hybridMultilevel"/>
     <w:tmpl w:val="D05CEE22"/>
@@ -27361,7 +29336,7 @@
       </w:pPr>
     </w:lvl>
   </w:abstractNum>
-  <w:abstractNum w:abstractNumId="52" w15:restartNumberingAfterBreak="0">
+  <w:abstractNum w:abstractNumId="58" w15:restartNumberingAfterBreak="0">
     <w:nsid w:val="61857FFC"/>
     <w:multiLevelType w:val="hybridMultilevel"/>
     <w:tmpl w:val="861438B8"/>
@@ -27452,7 +29427,7 @@
       </w:pPr>
     </w:lvl>
   </w:abstractNum>
-  <w:abstractNum w:abstractNumId="53" w15:restartNumberingAfterBreak="0">
+  <w:abstractNum w:abstractNumId="59" w15:restartNumberingAfterBreak="0">
     <w:nsid w:val="621E53DB"/>
     <w:multiLevelType w:val="hybridMultilevel"/>
     <w:tmpl w:val="6C1CF1A0"/>
@@ -27546,7 +29521,98 @@
       </w:pPr>
     </w:lvl>
   </w:abstractNum>
-  <w:abstractNum w:abstractNumId="54" w15:restartNumberingAfterBreak="0">
+  <w:abstractNum w:abstractNumId="60" w15:restartNumberingAfterBreak="0">
+    <w:nsid w:val="62F75AE2"/>
+    <w:multiLevelType w:val="hybridMultilevel"/>
+    <w:tmpl w:val="7D905C54"/>
+    <w:lvl w:ilvl="0" w:tplc="72A80D18">
+      <w:start w:val="1"/>
+      <w:numFmt w:val="decimal"/>
+      <w:lvlText w:val="%1:"/>
+      <w:lvlJc w:val="left"/>
+      <w:pPr>
+        <w:ind w:left="360" w:hanging="360"/>
+      </w:pPr>
+      <w:rPr>
+        <w:rFonts w:ascii="Source Sans 3 Bold" w:hAnsi="Source Sans 3 Bold" w:cstheme="minorBidi" w:hint="default"/>
+        <w:b/>
+        <w:bCs/>
+      </w:rPr>
+    </w:lvl>
+    <w:lvl w:ilvl="1" w:tplc="04090019" w:tentative="1">
+      <w:start w:val="1"/>
+      <w:numFmt w:val="lowerLetter"/>
+      <w:lvlText w:val="%2."/>
+      <w:lvlJc w:val="left"/>
+      <w:pPr>
+        <w:ind w:left="1080" w:hanging="360"/>
+      </w:pPr>
+    </w:lvl>
+    <w:lvl w:ilvl="2" w:tplc="0409001B" w:tentative="1">
+      <w:start w:val="1"/>
+      <w:numFmt w:val="lowerRoman"/>
+      <w:lvlText w:val="%3."/>
+      <w:lvlJc w:val="right"/>
+      <w:pPr>
+        <w:ind w:left="1800" w:hanging="180"/>
+      </w:pPr>
+    </w:lvl>
+    <w:lvl w:ilvl="3" w:tplc="0409000F" w:tentative="1">
+      <w:start w:val="1"/>
+      <w:numFmt w:val="decimal"/>
+      <w:lvlText w:val="%4."/>
+      <w:lvlJc w:val="left"/>
+      <w:pPr>
+        <w:ind w:left="2520" w:hanging="360"/>
+      </w:pPr>
+    </w:lvl>
+    <w:lvl w:ilvl="4" w:tplc="04090019" w:tentative="1">
+      <w:start w:val="1"/>
+      <w:numFmt w:val="lowerLetter"/>
+      <w:lvlText w:val="%5."/>
+      <w:lvlJc w:val="left"/>
+      <w:pPr>
+        <w:ind w:left="3240" w:hanging="360"/>
+      </w:pPr>
+    </w:lvl>
+    <w:lvl w:ilvl="5" w:tplc="0409001B" w:tentative="1">
+      <w:start w:val="1"/>
+      <w:numFmt w:val="lowerRoman"/>
+      <w:lvlText w:val="%6."/>
+      <w:lvlJc w:val="right"/>
+      <w:pPr>
+        <w:ind w:left="3960" w:hanging="180"/>
+      </w:pPr>
+    </w:lvl>
+    <w:lvl w:ilvl="6" w:tplc="0409000F" w:tentative="1">
+      <w:start w:val="1"/>
+      <w:numFmt w:val="decimal"/>
+      <w:lvlText w:val="%7."/>
+      <w:lvlJc w:val="left"/>
+      <w:pPr>
+        <w:ind w:left="4680" w:hanging="360"/>
+      </w:pPr>
+    </w:lvl>
+    <w:lvl w:ilvl="7" w:tplc="04090019" w:tentative="1">
+      <w:start w:val="1"/>
+      <w:numFmt w:val="lowerLetter"/>
+      <w:lvlText w:val="%8."/>
+      <w:lvlJc w:val="left"/>
+      <w:pPr>
+        <w:ind w:left="5400" w:hanging="360"/>
+      </w:pPr>
+    </w:lvl>
+    <w:lvl w:ilvl="8" w:tplc="0409001B" w:tentative="1">
+      <w:start w:val="1"/>
+      <w:numFmt w:val="lowerRoman"/>
+      <w:lvlText w:val="%9."/>
+      <w:lvlJc w:val="right"/>
+      <w:pPr>
+        <w:ind w:left="6120" w:hanging="180"/>
+      </w:pPr>
+    </w:lvl>
+  </w:abstractNum>
+  <w:abstractNum w:abstractNumId="61" w15:restartNumberingAfterBreak="0">
     <w:nsid w:val="630D3BF1"/>
     <w:multiLevelType w:val="hybridMultilevel"/>
     <w:tmpl w:val="D05CEE22"/>
@@ -27637,7 +29703,7 @@
       </w:pPr>
     </w:lvl>
   </w:abstractNum>
-  <w:abstractNum w:abstractNumId="55" w15:restartNumberingAfterBreak="0">
+  <w:abstractNum w:abstractNumId="62" w15:restartNumberingAfterBreak="0">
     <w:nsid w:val="6388234C"/>
     <w:multiLevelType w:val="hybridMultilevel"/>
     <w:tmpl w:val="678CE024"/>
@@ -27728,11 +29794,11 @@
       </w:pPr>
     </w:lvl>
   </w:abstractNum>
-  <w:abstractNum w:abstractNumId="56" w15:restartNumberingAfterBreak="0">
-    <w:nsid w:val="65B06E36"/>
+  <w:abstractNum w:abstractNumId="63" w15:restartNumberingAfterBreak="0">
+    <w:nsid w:val="653F6705"/>
     <w:multiLevelType w:val="hybridMultilevel"/>
-    <w:tmpl w:val="4C640FB4"/>
-    <w:lvl w:ilvl="0" w:tplc="FFFFFFFF">
+    <w:tmpl w:val="16B22BAC"/>
+    <w:lvl w:ilvl="0" w:tplc="72A80D18">
       <w:start w:val="1"/>
       <w:numFmt w:val="decimal"/>
       <w:lvlText w:val="%1:"/>
@@ -27819,124 +29885,11 @@
       </w:pPr>
     </w:lvl>
   </w:abstractNum>
-  <w:abstractNum w:abstractNumId="57" w15:restartNumberingAfterBreak="0">
-    <w:nsid w:val="68BF3642"/>
+  <w:abstractNum w:abstractNumId="64" w15:restartNumberingAfterBreak="0">
+    <w:nsid w:val="65B06E36"/>
     <w:multiLevelType w:val="hybridMultilevel"/>
-    <w:tmpl w:val="6E0C331A"/>
-    <w:lvl w:ilvl="0" w:tplc="04090001">
-      <w:start w:val="1"/>
-      <w:numFmt w:val="bullet"/>
-      <w:lvlText w:val=""/>
-      <w:lvlJc w:val="left"/>
-      <w:pPr>
-        <w:ind w:left="360" w:hanging="360"/>
-      </w:pPr>
-      <w:rPr>
-        <w:rFonts w:ascii="Symbol" w:hAnsi="Symbol" w:hint="default"/>
-      </w:rPr>
-    </w:lvl>
-    <w:lvl w:ilvl="1" w:tplc="04090003" w:tentative="1">
-      <w:start w:val="1"/>
-      <w:numFmt w:val="bullet"/>
-      <w:lvlText w:val="o"/>
-      <w:lvlJc w:val="left"/>
-      <w:pPr>
-        <w:ind w:left="1080" w:hanging="360"/>
-      </w:pPr>
-      <w:rPr>
-        <w:rFonts w:ascii="Courier New" w:hAnsi="Courier New" w:cs="Courier New" w:hint="default"/>
-      </w:rPr>
-    </w:lvl>
-    <w:lvl w:ilvl="2" w:tplc="04090005" w:tentative="1">
-      <w:start w:val="1"/>
-      <w:numFmt w:val="bullet"/>
-      <w:lvlText w:val=""/>
-      <w:lvlJc w:val="left"/>
-      <w:pPr>
-        <w:ind w:left="1800" w:hanging="360"/>
-      </w:pPr>
-      <w:rPr>
-        <w:rFonts w:ascii="Wingdings" w:hAnsi="Wingdings" w:hint="default"/>
-      </w:rPr>
-    </w:lvl>
-    <w:lvl w:ilvl="3" w:tplc="04090001" w:tentative="1">
-      <w:start w:val="1"/>
-      <w:numFmt w:val="bullet"/>
-      <w:lvlText w:val=""/>
-      <w:lvlJc w:val="left"/>
-      <w:pPr>
-        <w:ind w:left="2520" w:hanging="360"/>
-      </w:pPr>
-      <w:rPr>
-        <w:rFonts w:ascii="Symbol" w:hAnsi="Symbol" w:hint="default"/>
-      </w:rPr>
-    </w:lvl>
-    <w:lvl w:ilvl="4" w:tplc="04090003" w:tentative="1">
-      <w:start w:val="1"/>
-      <w:numFmt w:val="bullet"/>
-      <w:lvlText w:val="o"/>
-      <w:lvlJc w:val="left"/>
-      <w:pPr>
-        <w:ind w:left="3240" w:hanging="360"/>
-      </w:pPr>
-      <w:rPr>
-        <w:rFonts w:ascii="Courier New" w:hAnsi="Courier New" w:cs="Courier New" w:hint="default"/>
-      </w:rPr>
-    </w:lvl>
-    <w:lvl w:ilvl="5" w:tplc="04090005" w:tentative="1">
-      <w:start w:val="1"/>
-      <w:numFmt w:val="bullet"/>
-      <w:lvlText w:val=""/>
-      <w:lvlJc w:val="left"/>
-      <w:pPr>
-        <w:ind w:left="3960" w:hanging="360"/>
-      </w:pPr>
-      <w:rPr>
-        <w:rFonts w:ascii="Wingdings" w:hAnsi="Wingdings" w:hint="default"/>
-      </w:rPr>
-    </w:lvl>
-    <w:lvl w:ilvl="6" w:tplc="04090001" w:tentative="1">
-      <w:start w:val="1"/>
-      <w:numFmt w:val="bullet"/>
-      <w:lvlText w:val=""/>
-      <w:lvlJc w:val="left"/>
-      <w:pPr>
-        <w:ind w:left="4680" w:hanging="360"/>
-      </w:pPr>
-      <w:rPr>
-        <w:rFonts w:ascii="Symbol" w:hAnsi="Symbol" w:hint="default"/>
-      </w:rPr>
-    </w:lvl>
-    <w:lvl w:ilvl="7" w:tplc="04090003" w:tentative="1">
-      <w:start w:val="1"/>
-      <w:numFmt w:val="bullet"/>
-      <w:lvlText w:val="o"/>
-      <w:lvlJc w:val="left"/>
-      <w:pPr>
-        <w:ind w:left="5400" w:hanging="360"/>
-      </w:pPr>
-      <w:rPr>
-        <w:rFonts w:ascii="Courier New" w:hAnsi="Courier New" w:cs="Courier New" w:hint="default"/>
-      </w:rPr>
-    </w:lvl>
-    <w:lvl w:ilvl="8" w:tplc="04090005" w:tentative="1">
-      <w:start w:val="1"/>
-      <w:numFmt w:val="bullet"/>
-      <w:lvlText w:val=""/>
-      <w:lvlJc w:val="left"/>
-      <w:pPr>
-        <w:ind w:left="6120" w:hanging="360"/>
-      </w:pPr>
-      <w:rPr>
-        <w:rFonts w:ascii="Wingdings" w:hAnsi="Wingdings" w:hint="default"/>
-      </w:rPr>
-    </w:lvl>
-  </w:abstractNum>
-  <w:abstractNum w:abstractNumId="58" w15:restartNumberingAfterBreak="0">
-    <w:nsid w:val="71772F4E"/>
-    <w:multiLevelType w:val="hybridMultilevel"/>
-    <w:tmpl w:val="E53273C8"/>
-    <w:lvl w:ilvl="0" w:tplc="72A80D18">
+    <w:tmpl w:val="4C640FB4"/>
+    <w:lvl w:ilvl="0" w:tplc="FFFFFFFF">
       <w:start w:val="1"/>
       <w:numFmt w:val="decimal"/>
       <w:lvlText w:val="%1:"/>
@@ -27950,7 +29903,7 @@
         <w:bCs/>
       </w:rPr>
     </w:lvl>
-    <w:lvl w:ilvl="1" w:tplc="04090019" w:tentative="1">
+    <w:lvl w:ilvl="1" w:tplc="FFFFFFFF" w:tentative="1">
       <w:start w:val="1"/>
       <w:numFmt w:val="lowerLetter"/>
       <w:lvlText w:val="%2."/>
@@ -27959,7 +29912,7 @@
         <w:ind w:left="1080" w:hanging="360"/>
       </w:pPr>
     </w:lvl>
-    <w:lvl w:ilvl="2" w:tplc="0409001B" w:tentative="1">
+    <w:lvl w:ilvl="2" w:tplc="FFFFFFFF" w:tentative="1">
       <w:start w:val="1"/>
       <w:numFmt w:val="lowerRoman"/>
       <w:lvlText w:val="%3."/>
@@ -27968,7 +29921,7 @@
         <w:ind w:left="1800" w:hanging="180"/>
       </w:pPr>
     </w:lvl>
-    <w:lvl w:ilvl="3" w:tplc="0409000F" w:tentative="1">
+    <w:lvl w:ilvl="3" w:tplc="FFFFFFFF" w:tentative="1">
       <w:start w:val="1"/>
       <w:numFmt w:val="decimal"/>
       <w:lvlText w:val="%4."/>
@@ -27977,7 +29930,7 @@
         <w:ind w:left="2520" w:hanging="360"/>
       </w:pPr>
     </w:lvl>
-    <w:lvl w:ilvl="4" w:tplc="04090019" w:tentative="1">
+    <w:lvl w:ilvl="4" w:tplc="FFFFFFFF" w:tentative="1">
       <w:start w:val="1"/>
       <w:numFmt w:val="lowerLetter"/>
       <w:lvlText w:val="%5."/>
@@ -27986,7 +29939,7 @@
         <w:ind w:left="3240" w:hanging="360"/>
       </w:pPr>
     </w:lvl>
-    <w:lvl w:ilvl="5" w:tplc="0409001B" w:tentative="1">
+    <w:lvl w:ilvl="5" w:tplc="FFFFFFFF" w:tentative="1">
       <w:start w:val="1"/>
       <w:numFmt w:val="lowerRoman"/>
       <w:lvlText w:val="%6."/>
@@ -27995,7 +29948,7 @@
         <w:ind w:left="3960" w:hanging="180"/>
       </w:pPr>
     </w:lvl>
-    <w:lvl w:ilvl="6" w:tplc="0409000F" w:tentative="1">
+    <w:lvl w:ilvl="6" w:tplc="FFFFFFFF" w:tentative="1">
       <w:start w:val="1"/>
       <w:numFmt w:val="decimal"/>
       <w:lvlText w:val="%7."/>
@@ -28004,7 +29957,7 @@
         <w:ind w:left="4680" w:hanging="360"/>
       </w:pPr>
     </w:lvl>
-    <w:lvl w:ilvl="7" w:tplc="04090019" w:tentative="1">
+    <w:lvl w:ilvl="7" w:tplc="FFFFFFFF" w:tentative="1">
       <w:start w:val="1"/>
       <w:numFmt w:val="lowerLetter"/>
       <w:lvlText w:val="%8."/>
@@ -28013,7 +29966,7 @@
         <w:ind w:left="5400" w:hanging="360"/>
       </w:pPr>
     </w:lvl>
-    <w:lvl w:ilvl="8" w:tplc="0409001B" w:tentative="1">
+    <w:lvl w:ilvl="8" w:tplc="FFFFFFFF" w:tentative="1">
       <w:start w:val="1"/>
       <w:numFmt w:val="lowerRoman"/>
       <w:lvlText w:val="%9."/>
@@ -28023,7 +29976,302 @@
       </w:pPr>
     </w:lvl>
   </w:abstractNum>
-  <w:abstractNum w:abstractNumId="59" w15:restartNumberingAfterBreak="0">
+  <w:abstractNum w:abstractNumId="65" w15:restartNumberingAfterBreak="0">
+    <w:nsid w:val="68BF3642"/>
+    <w:multiLevelType w:val="hybridMultilevel"/>
+    <w:tmpl w:val="6E0C331A"/>
+    <w:lvl w:ilvl="0" w:tplc="04090001">
+      <w:start w:val="1"/>
+      <w:numFmt w:val="bullet"/>
+      <w:lvlText w:val=""/>
+      <w:lvlJc w:val="left"/>
+      <w:pPr>
+        <w:ind w:left="360" w:hanging="360"/>
+      </w:pPr>
+      <w:rPr>
+        <w:rFonts w:ascii="Symbol" w:hAnsi="Symbol" w:hint="default"/>
+      </w:rPr>
+    </w:lvl>
+    <w:lvl w:ilvl="1" w:tplc="04090003" w:tentative="1">
+      <w:start w:val="1"/>
+      <w:numFmt w:val="bullet"/>
+      <w:lvlText w:val="o"/>
+      <w:lvlJc w:val="left"/>
+      <w:pPr>
+        <w:ind w:left="1080" w:hanging="360"/>
+      </w:pPr>
+      <w:rPr>
+        <w:rFonts w:ascii="Courier New" w:hAnsi="Courier New" w:cs="Courier New" w:hint="default"/>
+      </w:rPr>
+    </w:lvl>
+    <w:lvl w:ilvl="2" w:tplc="04090005" w:tentative="1">
+      <w:start w:val="1"/>
+      <w:numFmt w:val="bullet"/>
+      <w:lvlText w:val=""/>
+      <w:lvlJc w:val="left"/>
+      <w:pPr>
+        <w:ind w:left="1800" w:hanging="360"/>
+      </w:pPr>
+      <w:rPr>
+        <w:rFonts w:ascii="Wingdings" w:hAnsi="Wingdings" w:hint="default"/>
+      </w:rPr>
+    </w:lvl>
+    <w:lvl w:ilvl="3" w:tplc="04090001" w:tentative="1">
+      <w:start w:val="1"/>
+      <w:numFmt w:val="bullet"/>
+      <w:lvlText w:val=""/>
+      <w:lvlJc w:val="left"/>
+      <w:pPr>
+        <w:ind w:left="2520" w:hanging="360"/>
+      </w:pPr>
+      <w:rPr>
+        <w:rFonts w:ascii="Symbol" w:hAnsi="Symbol" w:hint="default"/>
+      </w:rPr>
+    </w:lvl>
+    <w:lvl w:ilvl="4" w:tplc="04090003" w:tentative="1">
+      <w:start w:val="1"/>
+      <w:numFmt w:val="bullet"/>
+      <w:lvlText w:val="o"/>
+      <w:lvlJc w:val="left"/>
+      <w:pPr>
+        <w:ind w:left="3240" w:hanging="360"/>
+      </w:pPr>
+      <w:rPr>
+        <w:rFonts w:ascii="Courier New" w:hAnsi="Courier New" w:cs="Courier New" w:hint="default"/>
+      </w:rPr>
+    </w:lvl>
+    <w:lvl w:ilvl="5" w:tplc="04090005" w:tentative="1">
+      <w:start w:val="1"/>
+      <w:numFmt w:val="bullet"/>
+      <w:lvlText w:val=""/>
+      <w:lvlJc w:val="left"/>
+      <w:pPr>
+        <w:ind w:left="3960" w:hanging="360"/>
+      </w:pPr>
+      <w:rPr>
+        <w:rFonts w:ascii="Wingdings" w:hAnsi="Wingdings" w:hint="default"/>
+      </w:rPr>
+    </w:lvl>
+    <w:lvl w:ilvl="6" w:tplc="04090001" w:tentative="1">
+      <w:start w:val="1"/>
+      <w:numFmt w:val="bullet"/>
+      <w:lvlText w:val=""/>
+      <w:lvlJc w:val="left"/>
+      <w:pPr>
+        <w:ind w:left="4680" w:hanging="360"/>
+      </w:pPr>
+      <w:rPr>
+        <w:rFonts w:ascii="Symbol" w:hAnsi="Symbol" w:hint="default"/>
+      </w:rPr>
+    </w:lvl>
+    <w:lvl w:ilvl="7" w:tplc="04090003" w:tentative="1">
+      <w:start w:val="1"/>
+      <w:numFmt w:val="bullet"/>
+      <w:lvlText w:val="o"/>
+      <w:lvlJc w:val="left"/>
+      <w:pPr>
+        <w:ind w:left="5400" w:hanging="360"/>
+      </w:pPr>
+      <w:rPr>
+        <w:rFonts w:ascii="Courier New" w:hAnsi="Courier New" w:cs="Courier New" w:hint="default"/>
+      </w:rPr>
+    </w:lvl>
+    <w:lvl w:ilvl="8" w:tplc="04090005" w:tentative="1">
+      <w:start w:val="1"/>
+      <w:numFmt w:val="bullet"/>
+      <w:lvlText w:val=""/>
+      <w:lvlJc w:val="left"/>
+      <w:pPr>
+        <w:ind w:left="6120" w:hanging="360"/>
+      </w:pPr>
+      <w:rPr>
+        <w:rFonts w:ascii="Wingdings" w:hAnsi="Wingdings" w:hint="default"/>
+      </w:rPr>
+    </w:lvl>
+  </w:abstractNum>
+  <w:abstractNum w:abstractNumId="66" w15:restartNumberingAfterBreak="0">
+    <w:nsid w:val="69826476"/>
+    <w:multiLevelType w:val="hybridMultilevel"/>
+    <w:tmpl w:val="7D905C54"/>
+    <w:lvl w:ilvl="0" w:tplc="FFFFFFFF">
+      <w:start w:val="1"/>
+      <w:numFmt w:val="decimal"/>
+      <w:lvlText w:val="%1:"/>
+      <w:lvlJc w:val="left"/>
+      <w:pPr>
+        <w:ind w:left="360" w:hanging="360"/>
+      </w:pPr>
+      <w:rPr>
+        <w:rFonts w:ascii="Source Sans 3 Bold" w:hAnsi="Source Sans 3 Bold" w:cstheme="minorBidi" w:hint="default"/>
+        <w:b/>
+        <w:bCs/>
+      </w:rPr>
+    </w:lvl>
+    <w:lvl w:ilvl="1" w:tplc="FFFFFFFF" w:tentative="1">
+      <w:start w:val="1"/>
+      <w:numFmt w:val="lowerLetter"/>
+      <w:lvlText w:val="%2."/>
+      <w:lvlJc w:val="left"/>
+      <w:pPr>
+        <w:ind w:left="1080" w:hanging="360"/>
+      </w:pPr>
+    </w:lvl>
+    <w:lvl w:ilvl="2" w:tplc="FFFFFFFF" w:tentative="1">
+      <w:start w:val="1"/>
+      <w:numFmt w:val="lowerRoman"/>
+      <w:lvlText w:val="%3."/>
+      <w:lvlJc w:val="right"/>
+      <w:pPr>
+        <w:ind w:left="1800" w:hanging="180"/>
+      </w:pPr>
+    </w:lvl>
+    <w:lvl w:ilvl="3" w:tplc="FFFFFFFF" w:tentative="1">
+      <w:start w:val="1"/>
+      <w:numFmt w:val="decimal"/>
+      <w:lvlText w:val="%4."/>
+      <w:lvlJc w:val="left"/>
+      <w:pPr>
+        <w:ind w:left="2520" w:hanging="360"/>
+      </w:pPr>
+    </w:lvl>
+    <w:lvl w:ilvl="4" w:tplc="FFFFFFFF" w:tentative="1">
+      <w:start w:val="1"/>
+      <w:numFmt w:val="lowerLetter"/>
+      <w:lvlText w:val="%5."/>
+      <w:lvlJc w:val="left"/>
+      <w:pPr>
+        <w:ind w:left="3240" w:hanging="360"/>
+      </w:pPr>
+    </w:lvl>
+    <w:lvl w:ilvl="5" w:tplc="FFFFFFFF" w:tentative="1">
+      <w:start w:val="1"/>
+      <w:numFmt w:val="lowerRoman"/>
+      <w:lvlText w:val="%6."/>
+      <w:lvlJc w:val="right"/>
+      <w:pPr>
+        <w:ind w:left="3960" w:hanging="180"/>
+      </w:pPr>
+    </w:lvl>
+    <w:lvl w:ilvl="6" w:tplc="FFFFFFFF" w:tentative="1">
+      <w:start w:val="1"/>
+      <w:numFmt w:val="decimal"/>
+      <w:lvlText w:val="%7."/>
+      <w:lvlJc w:val="left"/>
+      <w:pPr>
+        <w:ind w:left="4680" w:hanging="360"/>
+      </w:pPr>
+    </w:lvl>
+    <w:lvl w:ilvl="7" w:tplc="FFFFFFFF" w:tentative="1">
+      <w:start w:val="1"/>
+      <w:numFmt w:val="lowerLetter"/>
+      <w:lvlText w:val="%8."/>
+      <w:lvlJc w:val="left"/>
+      <w:pPr>
+        <w:ind w:left="5400" w:hanging="360"/>
+      </w:pPr>
+    </w:lvl>
+    <w:lvl w:ilvl="8" w:tplc="FFFFFFFF" w:tentative="1">
+      <w:start w:val="1"/>
+      <w:numFmt w:val="lowerRoman"/>
+      <w:lvlText w:val="%9."/>
+      <w:lvlJc w:val="right"/>
+      <w:pPr>
+        <w:ind w:left="6120" w:hanging="180"/>
+      </w:pPr>
+    </w:lvl>
+  </w:abstractNum>
+  <w:abstractNum w:abstractNumId="67" w15:restartNumberingAfterBreak="0">
+    <w:nsid w:val="71772F4E"/>
+    <w:multiLevelType w:val="hybridMultilevel"/>
+    <w:tmpl w:val="E53273C8"/>
+    <w:lvl w:ilvl="0" w:tplc="72A80D18">
+      <w:start w:val="1"/>
+      <w:numFmt w:val="decimal"/>
+      <w:lvlText w:val="%1:"/>
+      <w:lvlJc w:val="left"/>
+      <w:pPr>
+        <w:ind w:left="360" w:hanging="360"/>
+      </w:pPr>
+      <w:rPr>
+        <w:rFonts w:ascii="Source Sans 3 Bold" w:hAnsi="Source Sans 3 Bold" w:cstheme="minorBidi" w:hint="default"/>
+        <w:b/>
+        <w:bCs/>
+      </w:rPr>
+    </w:lvl>
+    <w:lvl w:ilvl="1" w:tplc="04090019" w:tentative="1">
+      <w:start w:val="1"/>
+      <w:numFmt w:val="lowerLetter"/>
+      <w:lvlText w:val="%2."/>
+      <w:lvlJc w:val="left"/>
+      <w:pPr>
+        <w:ind w:left="1080" w:hanging="360"/>
+      </w:pPr>
+    </w:lvl>
+    <w:lvl w:ilvl="2" w:tplc="0409001B" w:tentative="1">
+      <w:start w:val="1"/>
+      <w:numFmt w:val="lowerRoman"/>
+      <w:lvlText w:val="%3."/>
+      <w:lvlJc w:val="right"/>
+      <w:pPr>
+        <w:ind w:left="1800" w:hanging="180"/>
+      </w:pPr>
+    </w:lvl>
+    <w:lvl w:ilvl="3" w:tplc="0409000F" w:tentative="1">
+      <w:start w:val="1"/>
+      <w:numFmt w:val="decimal"/>
+      <w:lvlText w:val="%4."/>
+      <w:lvlJc w:val="left"/>
+      <w:pPr>
+        <w:ind w:left="2520" w:hanging="360"/>
+      </w:pPr>
+    </w:lvl>
+    <w:lvl w:ilvl="4" w:tplc="04090019" w:tentative="1">
+      <w:start w:val="1"/>
+      <w:numFmt w:val="lowerLetter"/>
+      <w:lvlText w:val="%5."/>
+      <w:lvlJc w:val="left"/>
+      <w:pPr>
+        <w:ind w:left="3240" w:hanging="360"/>
+      </w:pPr>
+    </w:lvl>
+    <w:lvl w:ilvl="5" w:tplc="0409001B" w:tentative="1">
+      <w:start w:val="1"/>
+      <w:numFmt w:val="lowerRoman"/>
+      <w:lvlText w:val="%6."/>
+      <w:lvlJc w:val="right"/>
+      <w:pPr>
+        <w:ind w:left="3960" w:hanging="180"/>
+      </w:pPr>
+    </w:lvl>
+    <w:lvl w:ilvl="6" w:tplc="0409000F" w:tentative="1">
+      <w:start w:val="1"/>
+      <w:numFmt w:val="decimal"/>
+      <w:lvlText w:val="%7."/>
+      <w:lvlJc w:val="left"/>
+      <w:pPr>
+        <w:ind w:left="4680" w:hanging="360"/>
+      </w:pPr>
+    </w:lvl>
+    <w:lvl w:ilvl="7" w:tplc="04090019" w:tentative="1">
+      <w:start w:val="1"/>
+      <w:numFmt w:val="lowerLetter"/>
+      <w:lvlText w:val="%8."/>
+      <w:lvlJc w:val="left"/>
+      <w:pPr>
+        <w:ind w:left="5400" w:hanging="360"/>
+      </w:pPr>
+    </w:lvl>
+    <w:lvl w:ilvl="8" w:tplc="0409001B" w:tentative="1">
+      <w:start w:val="1"/>
+      <w:numFmt w:val="lowerRoman"/>
+      <w:lvlText w:val="%9."/>
+      <w:lvlJc w:val="right"/>
+      <w:pPr>
+        <w:ind w:left="6120" w:hanging="180"/>
+      </w:pPr>
+    </w:lvl>
+  </w:abstractNum>
+  <w:abstractNum w:abstractNumId="68" w15:restartNumberingAfterBreak="0">
     <w:nsid w:val="72655477"/>
     <w:multiLevelType w:val="hybridMultilevel"/>
     <w:tmpl w:val="293C37D2"/>
@@ -28117,7 +30365,7 @@
       </w:pPr>
     </w:lvl>
   </w:abstractNum>
-  <w:abstractNum w:abstractNumId="60" w15:restartNumberingAfterBreak="0">
+  <w:abstractNum w:abstractNumId="69" w15:restartNumberingAfterBreak="0">
     <w:nsid w:val="760D120B"/>
     <w:multiLevelType w:val="hybridMultilevel"/>
     <w:tmpl w:val="19F07996"/>
@@ -28211,7 +30459,7 @@
       </w:pPr>
     </w:lvl>
   </w:abstractNum>
-  <w:abstractNum w:abstractNumId="61" w15:restartNumberingAfterBreak="0">
+  <w:abstractNum w:abstractNumId="70" w15:restartNumberingAfterBreak="0">
     <w:nsid w:val="7A2B05E5"/>
     <w:multiLevelType w:val="hybridMultilevel"/>
     <w:tmpl w:val="8D20ABDC"/>
@@ -28305,7 +30553,7 @@
       </w:pPr>
     </w:lvl>
   </w:abstractNum>
-  <w:abstractNum w:abstractNumId="62" w15:restartNumberingAfterBreak="0">
+  <w:abstractNum w:abstractNumId="71" w15:restartNumberingAfterBreak="0">
     <w:nsid w:val="7DAE5299"/>
     <w:multiLevelType w:val="hybridMultilevel"/>
     <w:tmpl w:val="158E3238"/>
@@ -28399,7 +30647,7 @@
       </w:pPr>
     </w:lvl>
   </w:abstractNum>
-  <w:abstractNum w:abstractNumId="63" w15:restartNumberingAfterBreak="0">
+  <w:abstractNum w:abstractNumId="72" w15:restartNumberingAfterBreak="0">
     <w:nsid w:val="7EEF5E99"/>
     <w:multiLevelType w:val="hybridMultilevel"/>
     <w:tmpl w:val="3F1EE7FC"/>
@@ -28494,37 +30742,37 @@
     </w:lvl>
   </w:abstractNum>
   <w:num w:numId="1" w16cid:durableId="667248184">
-    <w:abstractNumId w:val="39"/>
+    <w:abstractNumId w:val="43"/>
   </w:num>
   <w:num w:numId="2" w16cid:durableId="1882479073">
-    <w:abstractNumId w:val="45"/>
+    <w:abstractNumId w:val="51"/>
   </w:num>
   <w:num w:numId="3" w16cid:durableId="1824153588">
-    <w:abstractNumId w:val="47"/>
+    <w:abstractNumId w:val="53"/>
   </w:num>
   <w:num w:numId="4" w16cid:durableId="1279874749">
-    <w:abstractNumId w:val="41"/>
+    <w:abstractNumId w:val="46"/>
   </w:num>
   <w:num w:numId="5" w16cid:durableId="870580505">
-    <w:abstractNumId w:val="36"/>
+    <w:abstractNumId w:val="38"/>
   </w:num>
   <w:num w:numId="6" w16cid:durableId="1967856371">
     <w:abstractNumId w:val="10"/>
   </w:num>
   <w:num w:numId="7" w16cid:durableId="1286546230">
-    <w:abstractNumId w:val="56"/>
+    <w:abstractNumId w:val="64"/>
   </w:num>
   <w:num w:numId="8" w16cid:durableId="391654865">
-    <w:abstractNumId w:val="46"/>
+    <w:abstractNumId w:val="52"/>
   </w:num>
   <w:num w:numId="9" w16cid:durableId="1353991129">
-    <w:abstractNumId w:val="55"/>
+    <w:abstractNumId w:val="62"/>
   </w:num>
   <w:num w:numId="10" w16cid:durableId="261453933">
     <w:abstractNumId w:val="16"/>
   </w:num>
   <w:num w:numId="11" w16cid:durableId="1963729847">
-    <w:abstractNumId w:val="40"/>
+    <w:abstractNumId w:val="44"/>
   </w:num>
   <w:num w:numId="12" w16cid:durableId="341471403">
     <w:abstractNumId w:val="18"/>
@@ -28533,7 +30781,7 @@
     <w:abstractNumId w:val="6"/>
   </w:num>
   <w:num w:numId="14" w16cid:durableId="1443694159">
-    <w:abstractNumId w:val="29"/>
+    <w:abstractNumId w:val="31"/>
   </w:num>
   <w:num w:numId="15" w16cid:durableId="1935019435">
     <w:abstractNumId w:val="2"/>
@@ -28545,16 +30793,16 @@
     <w:abstractNumId w:val="17"/>
   </w:num>
   <w:num w:numId="18" w16cid:durableId="1353461263">
-    <w:abstractNumId w:val="26"/>
+    <w:abstractNumId w:val="28"/>
   </w:num>
   <w:num w:numId="19" w16cid:durableId="1698390398">
-    <w:abstractNumId w:val="52"/>
+    <w:abstractNumId w:val="58"/>
   </w:num>
   <w:num w:numId="20" w16cid:durableId="1169324276">
-    <w:abstractNumId w:val="61"/>
+    <w:abstractNumId w:val="70"/>
   </w:num>
   <w:num w:numId="21" w16cid:durableId="2139564923">
-    <w:abstractNumId w:val="32"/>
+    <w:abstractNumId w:val="34"/>
   </w:num>
   <w:num w:numId="22" w16cid:durableId="1810437231">
     <w:abstractNumId w:val="20"/>
@@ -28566,43 +30814,43 @@
     <w:abstractNumId w:val="12"/>
   </w:num>
   <w:num w:numId="25" w16cid:durableId="1617104256">
-    <w:abstractNumId w:val="60"/>
+    <w:abstractNumId w:val="69"/>
   </w:num>
   <w:num w:numId="26" w16cid:durableId="1143235242">
-    <w:abstractNumId w:val="48"/>
+    <w:abstractNumId w:val="54"/>
   </w:num>
   <w:num w:numId="27" w16cid:durableId="1784570657">
-    <w:abstractNumId w:val="24"/>
+    <w:abstractNumId w:val="25"/>
   </w:num>
   <w:num w:numId="28" w16cid:durableId="124935720">
-    <w:abstractNumId w:val="58"/>
+    <w:abstractNumId w:val="67"/>
   </w:num>
   <w:num w:numId="29" w16cid:durableId="860902453">
-    <w:abstractNumId w:val="30"/>
+    <w:abstractNumId w:val="32"/>
   </w:num>
   <w:num w:numId="30" w16cid:durableId="769737276">
-    <w:abstractNumId w:val="25"/>
+    <w:abstractNumId w:val="26"/>
   </w:num>
   <w:num w:numId="31" w16cid:durableId="271667215">
     <w:abstractNumId w:val="21"/>
   </w:num>
   <w:num w:numId="32" w16cid:durableId="698354005">
-    <w:abstractNumId w:val="34"/>
+    <w:abstractNumId w:val="36"/>
   </w:num>
   <w:num w:numId="33" w16cid:durableId="1055930026">
-    <w:abstractNumId w:val="53"/>
+    <w:abstractNumId w:val="59"/>
   </w:num>
   <w:num w:numId="34" w16cid:durableId="1933732799">
-    <w:abstractNumId w:val="33"/>
+    <w:abstractNumId w:val="35"/>
   </w:num>
   <w:num w:numId="35" w16cid:durableId="588389991">
     <w:abstractNumId w:val="3"/>
   </w:num>
   <w:num w:numId="36" w16cid:durableId="1683317294">
-    <w:abstractNumId w:val="43"/>
+    <w:abstractNumId w:val="48"/>
   </w:num>
   <w:num w:numId="37" w16cid:durableId="169101954">
-    <w:abstractNumId w:val="27"/>
+    <w:abstractNumId w:val="29"/>
   </w:num>
   <w:num w:numId="38" w16cid:durableId="1314525909">
     <w:abstractNumId w:val="11"/>
@@ -28614,28 +30862,28 @@
     <w:abstractNumId w:val="14"/>
   </w:num>
   <w:num w:numId="41" w16cid:durableId="987634495">
-    <w:abstractNumId w:val="35"/>
+    <w:abstractNumId w:val="37"/>
   </w:num>
   <w:num w:numId="42" w16cid:durableId="199637759">
-    <w:abstractNumId w:val="62"/>
+    <w:abstractNumId w:val="71"/>
   </w:num>
   <w:num w:numId="43" w16cid:durableId="183524721">
     <w:abstractNumId w:val="7"/>
   </w:num>
   <w:num w:numId="44" w16cid:durableId="1249194766">
-    <w:abstractNumId w:val="49"/>
+    <w:abstractNumId w:val="55"/>
   </w:num>
   <w:num w:numId="45" w16cid:durableId="1541013526">
-    <w:abstractNumId w:val="42"/>
+    <w:abstractNumId w:val="47"/>
   </w:num>
   <w:num w:numId="46" w16cid:durableId="692417152">
     <w:abstractNumId w:val="5"/>
   </w:num>
   <w:num w:numId="47" w16cid:durableId="1174303614">
-    <w:abstractNumId w:val="44"/>
+    <w:abstractNumId w:val="49"/>
   </w:num>
   <w:num w:numId="48" w16cid:durableId="1887183477">
-    <w:abstractNumId w:val="63"/>
+    <w:abstractNumId w:val="72"/>
   </w:num>
   <w:num w:numId="49" w16cid:durableId="793911475">
     <w:abstractNumId w:val="19"/>
@@ -28647,16 +30895,16 @@
     <w:abstractNumId w:val="22"/>
   </w:num>
   <w:num w:numId="52" w16cid:durableId="25642924">
-    <w:abstractNumId w:val="51"/>
+    <w:abstractNumId w:val="57"/>
   </w:num>
   <w:num w:numId="53" w16cid:durableId="1123616771">
-    <w:abstractNumId w:val="54"/>
+    <w:abstractNumId w:val="61"/>
   </w:num>
   <w:num w:numId="54" w16cid:durableId="263075767">
-    <w:abstractNumId w:val="59"/>
+    <w:abstractNumId w:val="68"/>
   </w:num>
   <w:num w:numId="55" w16cid:durableId="71706353">
-    <w:abstractNumId w:val="23"/>
+    <w:abstractNumId w:val="24"/>
   </w:num>
   <w:num w:numId="56" w16cid:durableId="1624770894">
     <w:abstractNumId w:val="15"/>
@@ -28665,25 +30913,52 @@
     <w:abstractNumId w:val="13"/>
   </w:num>
   <w:num w:numId="58" w16cid:durableId="384453568">
-    <w:abstractNumId w:val="38"/>
+    <w:abstractNumId w:val="42"/>
   </w:num>
   <w:num w:numId="59" w16cid:durableId="507328635">
-    <w:abstractNumId w:val="28"/>
+    <w:abstractNumId w:val="30"/>
   </w:num>
   <w:num w:numId="60" w16cid:durableId="125244975">
-    <w:abstractNumId w:val="31"/>
+    <w:abstractNumId w:val="33"/>
   </w:num>
   <w:num w:numId="61" w16cid:durableId="1490174801">
-    <w:abstractNumId w:val="37"/>
+    <w:abstractNumId w:val="41"/>
   </w:num>
   <w:num w:numId="62" w16cid:durableId="813957887">
     <w:abstractNumId w:val="8"/>
   </w:num>
   <w:num w:numId="63" w16cid:durableId="1472286560">
+    <w:abstractNumId w:val="56"/>
+  </w:num>
+  <w:num w:numId="64" w16cid:durableId="508253352">
+    <w:abstractNumId w:val="65"/>
+  </w:num>
+  <w:num w:numId="65" w16cid:durableId="1253010603">
+    <w:abstractNumId w:val="45"/>
+  </w:num>
+  <w:num w:numId="66" w16cid:durableId="1286499910">
+    <w:abstractNumId w:val="40"/>
+  </w:num>
+  <w:num w:numId="67" w16cid:durableId="1877815244">
+    <w:abstractNumId w:val="60"/>
+  </w:num>
+  <w:num w:numId="68" w16cid:durableId="1395011400">
+    <w:abstractNumId w:val="66"/>
+  </w:num>
+  <w:num w:numId="69" w16cid:durableId="1660185334">
+    <w:abstractNumId w:val="27"/>
+  </w:num>
+  <w:num w:numId="70" w16cid:durableId="64380357">
+    <w:abstractNumId w:val="63"/>
+  </w:num>
+  <w:num w:numId="71" w16cid:durableId="2139295980">
     <w:abstractNumId w:val="50"/>
   </w:num>
-  <w:num w:numId="64" w16cid:durableId="508253352">
-    <w:abstractNumId w:val="57"/>
+  <w:num w:numId="72" w16cid:durableId="1935091371">
+    <w:abstractNumId w:val="23"/>
+  </w:num>
+  <w:num w:numId="73" w16cid:durableId="1654798364">
+    <w:abstractNumId w:val="39"/>
   </w:num>
   <w:numIdMacAtCleanup w:val="55"/>
 </w:numbering>
@@ -29089,7 +31364,7 @@
   <w:style w:type="paragraph" w:default="1" w:styleId="Normal">
     <w:name w:val="Normal"/>
     <w:qFormat/>
-    <w:rsid w:val="00DE74A2"/>
+    <w:rsid w:val="001042E3"/>
   </w:style>
   <w:style w:type="character" w:default="1" w:styleId="DefaultParagraphFont">
     <w:name w:val="Default Paragraph Font"/>
